--- a/Daily Reports/14_08_2026-CBOT Reports.docx
+++ b/Daily Reports/14_08_2026-CBOT Reports.docx
@@ -104,7 +104,7 @@
           <w:color w:val="5C768D"/>
           <w:sz w:val="19"/>
         </w:rPr>
-        <w:t>Cập nhật tự động qua `macro_tracker.py` vào lúc 08:01 ICT ngày 14/08/2026</w:t>
+        <w:t>Cập nhật tự động qua `macro_tracker.py` vào lúc 12:01 ICT ngày 14/08/2026</w:t>
       </w:r>
     </w:p>
     <w:tbl>
@@ -313,7 +313,7 @@
               <w:rPr>
                 <w:b/>
               </w:rPr>
-              <w:t>86.89 / thùng</w:t>
+              <w:t>87.09 / thùng</w:t>
             </w:r>
           </w:p>
         </w:tc>
@@ -344,7 +344,7 @@
               <w:rPr>
                 <w:b/>
               </w:rPr>
-              <w:t>-2.35%</w:t>
+              <w:t>+0.02%</w:t>
             </w:r>
           </w:p>
         </w:tc>
@@ -442,7 +442,7 @@
               <w:rPr>
                 <w:b/>
               </w:rPr>
-              <w:t>99.90</w:t>
+              <w:t>99.88</w:t>
             </w:r>
           </w:p>
         </w:tc>
@@ -473,7 +473,7 @@
               <w:rPr>
                 <w:b/>
               </w:rPr>
-              <w:t>-0.11%</w:t>
+              <w:t>-0.08%</w:t>
             </w:r>
           </w:p>
         </w:tc>
@@ -1218,7 +1218,7 @@
         <w:rPr>
           <w:b/>
         </w:rPr>
-        <w:t>`86.89` (-2.35%)</w:t>
+        <w:t>`87.09` (+0.02%)</w:t>
       </w:r>
       <w:r>
         <w:t xml:space="preserve"> | DXY: </w:t>
@@ -1227,7 +1227,7 @@
         <w:rPr>
           <w:b/>
         </w:rPr>
-        <w:t>`99.90` (-0.11%)</w:t>
+        <w:t>`99.88` (-0.08%)</w:t>
       </w:r>
       <w:r>
         <w:t xml:space="preserve"> | Lúa mì CBOT: </w:t>
@@ -1236,7 +1236,7 @@
         <w:rPr>
           <w:b/>
         </w:rPr>
-        <w:t>`656.50` (+2.95%)</w:t>
+        <w:t>`661.25` (+3.56%)</w:t>
       </w:r>
       <w:r>
         <w:t>.</w:t>
@@ -1306,7 +1306,7 @@
           <w:color w:val="5C768D"/>
           <w:sz w:val="19"/>
         </w:rPr>
-        <w:t>Cập nhật tự động lúc 08:01 ICT ngày 14/08/2026 — Nguồn: NOAA, USDA, BOM Australia</w:t>
+        <w:t>Cập nhật tự động lúc 12:01 ICT ngày 14/08/2026 — Nguồn: NOAA, USDA, BOM Australia</w:t>
       </w:r>
     </w:p>
     <w:p>
@@ -3574,7 +3574,7 @@
               <w:rPr>
                 <w:b/>
               </w:rPr>
-              <w:t>448.75</w:t>
+              <w:t>451.25</w:t>
             </w:r>
           </w:p>
         </w:tc>
@@ -3605,7 +3605,7 @@
               <w:rPr>
                 <w:b/>
               </w:rPr>
-              <w:t>450.17 (+1.42)</w:t>
+              <w:t>452.82 (+1.57)</w:t>
             </w:r>
           </w:p>
         </w:tc>
@@ -3633,7 +3633,7 @@
             </w:pPr>
             <w:r/>
             <w:r>
-              <w:t>Bullish (450.29 &gt; 447.37)</w:t>
+              <w:t>Bullish (450.27 &gt; 447.58)</w:t>
             </w:r>
           </w:p>
         </w:tc>
@@ -3661,7 +3661,7 @@
             </w:pPr>
             <w:r/>
             <w:r>
-              <w:t>2.00 cents</w:t>
+              <w:t>1.50 cents</w:t>
             </w:r>
           </w:p>
         </w:tc>
@@ -3822,7 +3822,7 @@
               <w:rPr>
                 <w:b/>
               </w:rPr>
-              <w:t>656.50</w:t>
+              <w:t>661.25</w:t>
             </w:r>
           </w:p>
         </w:tc>
@@ -3853,7 +3853,7 @@
               <w:rPr>
                 <w:b/>
               </w:rPr>
-              <w:t>659.71 (+3.21)</w:t>
+              <w:t>664.32 (+3.07)</w:t>
             </w:r>
           </w:p>
         </w:tc>
@@ -3881,7 +3881,7 @@
             </w:pPr>
             <w:r/>
             <w:r>
-              <w:t>Bullish (652.71 &gt; 649.18)</w:t>
+              <w:t>Bullish (653.99 &gt; 650.02)</w:t>
             </w:r>
           </w:p>
         </w:tc>
@@ -3909,7 +3909,7 @@
             </w:pPr>
             <w:r/>
             <w:r>
-              <w:t>6.25 cents</w:t>
+              <w:t>5.75 cents</w:t>
             </w:r>
           </w:p>
         </w:tc>
@@ -4347,7 +4347,7 @@
                 <w:b/>
                 <w:color w:val="15803D"/>
               </w:rPr>
-              <w:t>447.50 - 450.29 cents (Canh mua vùng hỗ trợ)</w:t>
+              <w:t>450.00 - 450.27 cents (Canh mua vùng hỗ trợ)</w:t>
             </w:r>
           </w:p>
         </w:tc>
@@ -4378,7 +4378,7 @@
               <w:rPr>
                 <w:b/>
               </w:rPr>
-              <w:t>423.44 cents (Dưới cản S2 + 1.5x ATR)</w:t>
+              <w:t>430.84 cents (Dưới cản S2 + 1.5x ATR)</w:t>
             </w:r>
           </w:p>
         </w:tc>
@@ -4414,7 +4414,7 @@
                 <w:color w:val="D97706"/>
                 <w:sz w:val="19"/>
               </w:rPr>
-              <w:t xml:space="preserve"> 450.50 cents </w:t>
+              <w:t xml:space="preserve"> 452.50 cents </w:t>
             </w:r>
             <w:r>
               <w:t xml:space="preserve"> / TP2: </w:t>
@@ -4559,7 +4559,7 @@
               <w:rPr>
                 <w:b/>
               </w:rPr>
-              <w:t>446.00 - 447.50 cents</w:t>
+              <w:t>448.50 - 450.00 cents</w:t>
             </w:r>
           </w:p>
         </w:tc>
@@ -4590,7 +4590,7 @@
               <w:rPr>
                 <w:b/>
               </w:rPr>
-              <w:t>424.55 cents (Chống quét SL tuyệt đối)</w:t>
+              <w:t>431.90 cents (Chống quét SL tuyệt đối)</w:t>
             </w:r>
           </w:p>
         </w:tc>
@@ -4752,7 +4752,7 @@
               <w:rPr>
                 <w:b/>
               </w:rPr>
-              <w:t>450.50 - 452.00 cents</w:t>
+              <w:t>452.50 - 454.00 cents</w:t>
             </w:r>
           </w:p>
         </w:tc>
@@ -4783,7 +4783,7 @@
               <w:rPr>
                 <w:b/>
               </w:rPr>
-              <w:t>452.70 cents</w:t>
+              <w:t>454.60 cents</w:t>
             </w:r>
           </w:p>
         </w:tc>
@@ -4814,7 +4814,7 @@
               <w:rPr>
                 <w:b/>
               </w:rPr>
-              <w:t>427.75 cents</w:t>
+              <w:t>435.00 cents</w:t>
             </w:r>
           </w:p>
         </w:tc>
@@ -4945,7 +4945,7 @@
               <w:rPr>
                 <w:b/>
               </w:rPr>
-              <w:t>438.49 - 447.50 cents</w:t>
+              <w:t>448.07 - 456.75 cents</w:t>
             </w:r>
           </w:p>
         </w:tc>
@@ -5126,7 +5126,7 @@
                 <w:b/>
                 <w:color w:val="B91C1C"/>
               </w:rPr>
-              <w:t>652.71 - 649.18 cents (Canh bán hồi kỹ thuật H1)</w:t>
+              <w:t>653.99 - 650.02 cents (Canh bán hồi kỹ thuật H1)</w:t>
             </w:r>
           </w:p>
         </w:tc>
@@ -5157,7 +5157,7 @@
               <w:rPr>
                 <w:b/>
               </w:rPr>
-              <w:t>720.27 cents (Trên kháng cự R2 + 1.5x ATR)</w:t>
+              <w:t>719.52 cents (Trên kháng cự R2 + 1.5x ATR)</w:t>
             </w:r>
           </w:p>
         </w:tc>
@@ -5193,7 +5193,7 @@
                 <w:color w:val="D97706"/>
                 <w:sz w:val="19"/>
               </w:rPr>
-              <w:t xml:space="preserve"> 650.50 cents </w:t>
+              <w:t xml:space="preserve"> 658.25 cents </w:t>
             </w:r>
             <w:r>
               <w:t xml:space="preserve"> / TP2: </w:t>
@@ -5204,7 +5204,7 @@
                 <w:color w:val="D97706"/>
                 <w:sz w:val="19"/>
               </w:rPr>
-              <w:t xml:space="preserve"> 614.00 cents </w:t>
+              <w:t xml:space="preserve"> 626.75 cents </w:t>
             </w:r>
           </w:p>
         </w:tc>
@@ -5335,7 +5335,7 @@
               <w:rPr>
                 <w:b/>
               </w:rPr>
-              <w:t>648.50 - 650.50 cents</w:t>
+              <w:t>656.25 - 658.25 cents</w:t>
             </w:r>
           </w:p>
         </w:tc>
@@ -5366,7 +5366,7 @@
               <w:rPr>
                 <w:b/>
               </w:rPr>
-              <w:t>607.98 cents</w:t>
+              <w:t>621.23 cents</w:t>
             </w:r>
           </w:p>
         </w:tc>
@@ -5397,7 +5397,7 @@
               <w:rPr>
                 <w:b/>
               </w:rPr>
-              <w:t>661.25 cents (Đón sóng hồi trung hạn ~14.5 giá)</w:t>
+              <w:t>664.50 cents (Đón sóng hồi trung hạn ~14.5 giá)</w:t>
             </w:r>
           </w:p>
         </w:tc>
@@ -5528,7 +5528,7 @@
               <w:rPr>
                 <w:b/>
               </w:rPr>
-              <w:t>661.25 - 663.25 cents</w:t>
+              <w:t>664.50 - 666.50 cents</w:t>
             </w:r>
           </w:p>
         </w:tc>
@@ -5559,7 +5559,7 @@
               <w:rPr>
                 <w:b/>
               </w:rPr>
-              <w:t>667.27 cents</w:t>
+              <w:t>670.02 cents</w:t>
             </w:r>
           </w:p>
         </w:tc>
@@ -5590,7 +5590,7 @@
               <w:rPr>
                 <w:b/>
               </w:rPr>
-              <w:t>614.00 cents (Thuận xu hướng giảm ngắn hạn)</w:t>
+              <w:t>626.75 cents (Thuận xu hướng giảm ngắn hạn)</w:t>
             </w:r>
           </w:p>
         </w:tc>
@@ -5721,7 +5721,7 @@
               <w:rPr>
                 <w:b/>
               </w:rPr>
-              <w:t>605.04 - 628.50 cents</w:t>
+              <w:t>623.17 - 644.50 cents</w:t>
             </w:r>
           </w:p>
         </w:tc>
@@ -11599,7 +11599,7 @@
         <w:t>Giá Chốt Phiên (Close):</w:t>
       </w:r>
       <w:r>
-        <w:t xml:space="preserve"> 448.75 cents | </w:t>
+        <w:t xml:space="preserve"> 451.25 cents | </w:t>
       </w:r>
       <w:r>
         <w:rPr>
@@ -11614,10 +11614,10 @@
         <w:rPr>
           <w:b/>
         </w:rPr>
-        <w:t>`450.17 cents`</w:t>
+        <w:t>`452.82 cents`</w:t>
       </w:r>
       <w:r>
-        <w:t xml:space="preserve"> (+1.42).</w:t>
+        <w:t xml:space="preserve"> (+1.57).</w:t>
       </w:r>
     </w:p>
     <w:p>
@@ -11638,7 +11638,7 @@
         <w:rPr>
           <w:b/>
         </w:rPr>
-        <w:t>`10,497`</w:t>
+        <w:t>`12,087`</w:t>
       </w:r>
       <w:r>
         <w:t xml:space="preserve"> (Chênh lệch: </w:t>
@@ -11647,7 +11647,7 @@
         <w:rPr>
           <w:b/>
         </w:rPr>
-        <w:t>`-199,661`</w:t>
+        <w:t>`-249,296`</w:t>
       </w:r>
       <w:r>
         <w:t xml:space="preserve">) | OI: </w:t>
@@ -11656,7 +11656,7 @@
         <w:rPr>
           <w:b/>
         </w:rPr>
-        <w:t>`320,168`</w:t>
+        <w:t>`294,285`</w:t>
       </w:r>
       <w:r>
         <w:t xml:space="preserve"> (Chênh lệch: </w:t>
@@ -11665,7 +11665,7 @@
         <w:rPr>
           <w:b/>
         </w:rPr>
-        <w:t>`-58`</w:t>
+        <w:t>`-25,883`</w:t>
       </w:r>
       <w:r>
         <w:t>)</w:t>
@@ -11709,9 +11709,9 @@
       <w:r>
         <w:rPr>
           <w:b/>
-          <w:color w:val="15803D"/>
+          <w:color w:val="B91C1C"/>
         </w:rPr>
-        <w:t>`Giảm suy yếu / Đáy ngắn hạn (Long Liquidation Decline)`</w:t>
+        <w:t>`Tăng yếu / Rủi ro đảo chiều (Short Covering Rally)`</w:t>
       </w:r>
     </w:p>
     <w:p>
@@ -11732,10 +11732,10 @@
         <w:rPr>
           <w:b/>
         </w:rPr>
-        <w:t>TÍCH LŨY TIÊU CỰC (Distribution):</w:t>
+        <w:t>TÍCH LŨY TÍCH CỰC (Accumulation):</w:t>
       </w:r>
       <w:r>
-        <w:t xml:space="preserve"> Nến đi ngang nhưng dòng tiền rút dần (OI giảm), cảnh báo rủi ro suy sụt sắp tới.</w:t>
+        <w:t xml:space="preserve"> Nến đi ngang nhưng dòng tiền âm thầm gia tăng (OI tăng), báo hiệu chuẩn bị có nhịp bứt phá tăng.</w:t>
       </w:r>
     </w:p>
     <w:p>
@@ -11981,7 +11981,7 @@
               <w:rPr>
                 <w:b/>
               </w:rPr>
-              <w:t>86.89</w:t>
+              <w:t>87.09</w:t>
             </w:r>
           </w:p>
         </w:tc>
@@ -12012,7 +12012,7 @@
               <w:rPr>
                 <w:b/>
               </w:rPr>
-              <w:t>-2.35%</w:t>
+              <w:t>+0.02%</w:t>
             </w:r>
           </w:p>
         </w:tc>
@@ -12040,7 +12040,7 @@
             </w:pPr>
             <w:r/>
             <w:r>
-              <w:t>Giá dầu Giảm làm giảm biên lợi nhuận pha chế Ethanol, tạo sức ép lên nhu cầu ngô.</w:t>
+              <w:t>Giá dầu Tăng hỗ trợ biên lợi nhuận pha chế Ethanol, kéo theo nhu cầu ngô tích cực.</w:t>
             </w:r>
           </w:p>
         </w:tc>
@@ -12104,7 +12104,7 @@
               <w:rPr>
                 <w:b/>
               </w:rPr>
-              <w:t>99.90</w:t>
+              <w:t>99.88</w:t>
             </w:r>
           </w:p>
         </w:tc>
@@ -12135,7 +12135,7 @@
               <w:rPr>
                 <w:b/>
               </w:rPr>
-              <w:t>-0.11%</w:t>
+              <w:t>-0.08%</w:t>
             </w:r>
           </w:p>
         </w:tc>
@@ -12739,7 +12739,7 @@
         <w:t xml:space="preserve"> EMA_21 </w:t>
       </w:r>
       <w:r>
-        <w:t xml:space="preserve"> (450.29) &gt; </w:t>
+        <w:t xml:space="preserve"> (450.27) &gt; </w:t>
       </w:r>
       <w:r>
         <w:rPr>
@@ -12750,7 +12750,7 @@
         <w:t xml:space="preserve"> EMA_50 </w:t>
       </w:r>
       <w:r>
-        <w:t xml:space="preserve"> (447.37).</w:t>
+        <w:t xml:space="preserve"> (447.58).</w:t>
       </w:r>
     </w:p>
     <w:p>
@@ -12771,7 +12771,7 @@
         <w:rPr>
           <w:b/>
         </w:rPr>
-        <w:t>`46.38`</w:t>
+        <w:t>`55.15`</w:t>
       </w:r>
       <w:r>
         <w:t xml:space="preserve"> | ATR (14) = </w:t>
@@ -12780,7 +12780,7 @@
         <w:rPr>
           <w:b/>
         </w:rPr>
-        <w:t>`2.20`</w:t>
+        <w:t>`2.10`</w:t>
       </w:r>
       <w:r>
         <w:t xml:space="preserve"> cents | Volatility = </w:t>
@@ -12789,7 +12789,7 @@
         <w:rPr>
           <w:b/>
         </w:rPr>
-        <w:t>`2.00 cents`</w:t>
+        <w:t>`1.50 cents`</w:t>
       </w:r>
       <w:r>
         <w:t>.</w:t>
@@ -12813,7 +12813,7 @@
         <w:rPr>
           <w:b/>
         </w:rPr>
-        <w:t>`447.50`</w:t>
+        <w:t>`450.00`</w:t>
       </w:r>
       <w:r>
         <w:t xml:space="preserve"> | S2: </w:t>
@@ -12822,7 +12822,7 @@
         <w:rPr>
           <w:b/>
         </w:rPr>
-        <w:t>`426.75`</w:t>
+        <w:t>`434.00`</w:t>
       </w:r>
       <w:r>
         <w:t xml:space="preserve"> || Kháng cự R1: </w:t>
@@ -12831,7 +12831,7 @@
         <w:rPr>
           <w:b/>
         </w:rPr>
-        <w:t>`450.50`</w:t>
+        <w:t>`452.50`</w:t>
       </w:r>
       <w:r>
         <w:t xml:space="preserve"> | R2: </w:t>
@@ -13473,7 +13473,7 @@
         <w:t>Export Sales (Báo Cáo Mới Nhất):</w:t>
       </w:r>
       <w:r>
-        <w:t xml:space="preserve"> OK</w:t>
+        <w:t xml:space="preserve"> NoData</w:t>
       </w:r>
     </w:p>
     <w:p>
@@ -13574,7 +13574,7 @@
           <w:b/>
           <w:color w:val="15803D"/>
         </w:rPr>
-        <w:t>`447.50 - 450.29 cents (Canh mua vùng hỗ trợ)`</w:t>
+        <w:t>`450.00 - 450.27 cents (Canh mua vùng hỗ trợ)`</w:t>
       </w:r>
       <w:r>
         <w:t xml:space="preserve"> | SL: </w:t>
@@ -13583,7 +13583,7 @@
         <w:rPr>
           <w:b/>
         </w:rPr>
-        <w:t>`423.44 cents (Dưới cản S2 + 1.5x ATR)`</w:t>
+        <w:t>`430.84 cents (Dưới cản S2 + 1.5x ATR)`</w:t>
       </w:r>
       <w:r>
         <w:t xml:space="preserve"> | TP: </w:t>
@@ -13594,7 +13594,7 @@
           <w:color w:val="D97706"/>
           <w:sz w:val="19"/>
         </w:rPr>
-        <w:t xml:space="preserve"> 450.50 cents </w:t>
+        <w:t xml:space="preserve"> 452.50 cents </w:t>
       </w:r>
       <w:r>
         <w:t xml:space="preserve"> / </w:t>
@@ -13645,7 +13645,7 @@
         <w:rPr>
           <w:b/>
         </w:rPr>
-        <w:t>`446.00 - 447.50 cents`</w:t>
+        <w:t>`448.50 - 450.00 cents`</w:t>
       </w:r>
       <w:r>
         <w:t xml:space="preserve"> | SL: </w:t>
@@ -13654,7 +13654,7 @@
         <w:rPr>
           <w:b/>
         </w:rPr>
-        <w:t>`424.55 cents (Chống quét SL tuyệt đối)`</w:t>
+        <w:t>`431.90 cents (Chống quét SL tuyệt đối)`</w:t>
       </w:r>
       <w:r>
         <w:t xml:space="preserve"> | TP: </w:t>
@@ -13691,7 +13691,7 @@
         <w:rPr>
           <w:b/>
         </w:rPr>
-        <w:t>`450.50 - 452.00 cents`</w:t>
+        <w:t>`452.50 - 454.00 cents`</w:t>
       </w:r>
       <w:r>
         <w:t xml:space="preserve"> | SL: </w:t>
@@ -13700,7 +13700,7 @@
         <w:rPr>
           <w:b/>
         </w:rPr>
-        <w:t>`452.70 cents`</w:t>
+        <w:t>`454.60 cents`</w:t>
       </w:r>
       <w:r>
         <w:t xml:space="preserve"> | TP: </w:t>
@@ -13709,7 +13709,7 @@
         <w:rPr>
           <w:b/>
         </w:rPr>
-        <w:t>`427.75 cents`</w:t>
+        <w:t>`435.00 cents`</w:t>
       </w:r>
       <w:r>
         <w:t>.</w:t>
@@ -13749,7 +13749,7 @@
         <w:rPr>
           <w:b/>
         </w:rPr>
-        <w:t>`438.49 - 447.50 cents`</w:t>
+        <w:t>`448.07 - 456.75 cents`</w:t>
       </w:r>
     </w:p>
     <w:p>
@@ -14156,7 +14156,7 @@
             </w:pPr>
             <w:r/>
             <w:r>
-              <w:t>448.75</w:t>
+              <w:t>451.25</w:t>
             </w:r>
           </w:p>
         </w:tc>
@@ -14184,7 +14184,7 @@
             </w:pPr>
             <w:r/>
             <w:r>
-              <w:t>452.50</w:t>
+              <w:t>455.00</w:t>
             </w:r>
           </w:p>
         </w:tc>
@@ -14212,7 +14212,7 @@
             </w:pPr>
             <w:r/>
             <w:r>
-              <w:t>445.50</w:t>
+              <w:t>448.00</w:t>
             </w:r>
           </w:p>
         </w:tc>
@@ -14243,7 +14243,7 @@
               <w:rPr>
                 <w:b/>
               </w:rPr>
-              <w:t>449.00</w:t>
+              <w:t>451.50</w:t>
             </w:r>
           </w:p>
         </w:tc>
@@ -14391,7 +14391,7 @@
             </w:pPr>
             <w:r/>
             <w:r>
-              <w:t>449.00</w:t>
+              <w:t>451.50</w:t>
             </w:r>
           </w:p>
         </w:tc>
@@ -14419,7 +14419,7 @@
             </w:pPr>
             <w:r/>
             <w:r>
-              <w:t>451.75</w:t>
+              <w:t>454.25</w:t>
             </w:r>
           </w:p>
         </w:tc>
@@ -14447,7 +14447,7 @@
             </w:pPr>
             <w:r/>
             <w:r>
-              <w:t>445.25</w:t>
+              <w:t>447.75</w:t>
             </w:r>
           </w:p>
         </w:tc>
@@ -14478,7 +14478,7 @@
               <w:rPr>
                 <w:b/>
               </w:rPr>
-              <w:t>448.50</w:t>
+              <w:t>451.00</w:t>
             </w:r>
           </w:p>
         </w:tc>
@@ -14626,7 +14626,7 @@
             </w:pPr>
             <w:r/>
             <w:r>
-              <w:t>448.50</w:t>
+              <w:t>451.00</w:t>
             </w:r>
           </w:p>
         </w:tc>
@@ -14654,7 +14654,7 @@
             </w:pPr>
             <w:r/>
             <w:r>
-              <w:t>451.50</w:t>
+              <w:t>454.00</w:t>
             </w:r>
           </w:p>
         </w:tc>
@@ -14682,7 +14682,7 @@
             </w:pPr>
             <w:r/>
             <w:r>
-              <w:t>444.50</w:t>
+              <w:t>447.00</w:t>
             </w:r>
           </w:p>
         </w:tc>
@@ -14713,7 +14713,7 @@
               <w:rPr>
                 <w:b/>
               </w:rPr>
-              <w:t>449.25</w:t>
+              <w:t>451.75</w:t>
             </w:r>
           </w:p>
         </w:tc>
@@ -14861,7 +14861,7 @@
             </w:pPr>
             <w:r/>
             <w:r>
-              <w:t>449.25</w:t>
+              <w:t>451.75</w:t>
             </w:r>
           </w:p>
         </w:tc>
@@ -14889,7 +14889,7 @@
             </w:pPr>
             <w:r/>
             <w:r>
-              <w:t>453.75</w:t>
+              <w:t>456.25</w:t>
             </w:r>
           </w:p>
         </w:tc>
@@ -14917,7 +14917,7 @@
             </w:pPr>
             <w:r/>
             <w:r>
-              <w:t>444.25</w:t>
+              <w:t>446.75</w:t>
             </w:r>
           </w:p>
         </w:tc>
@@ -14948,7 +14948,7 @@
               <w:rPr>
                 <w:b/>
               </w:rPr>
-              <w:t>450.00</w:t>
+              <w:t>452.50</w:t>
             </w:r>
           </w:p>
         </w:tc>
@@ -15096,7 +15096,7 @@
             </w:pPr>
             <w:r/>
             <w:r>
-              <w:t>450.00</w:t>
+              <w:t>452.50</w:t>
             </w:r>
           </w:p>
         </w:tc>
@@ -15124,7 +15124,7 @@
             </w:pPr>
             <w:r/>
             <w:r>
-              <w:t>455.50</w:t>
+              <w:t>458.00</w:t>
             </w:r>
           </w:p>
         </w:tc>
@@ -15152,7 +15152,7 @@
             </w:pPr>
             <w:r/>
             <w:r>
-              <w:t>443.75</w:t>
+              <w:t>446.25</w:t>
             </w:r>
           </w:p>
         </w:tc>
@@ -15183,7 +15183,7 @@
               <w:rPr>
                 <w:b/>
               </w:rPr>
-              <w:t>452.25</w:t>
+              <w:t>454.75</w:t>
             </w:r>
           </w:p>
         </w:tc>
@@ -15331,7 +15331,7 @@
             </w:pPr>
             <w:r/>
             <w:r>
-              <w:t>452.25</w:t>
+              <w:t>454.75</w:t>
             </w:r>
           </w:p>
         </w:tc>
@@ -15359,7 +15359,7 @@
             </w:pPr>
             <w:r/>
             <w:r>
-              <w:t>455.25</w:t>
+              <w:t>457.75</w:t>
             </w:r>
           </w:p>
         </w:tc>
@@ -15387,7 +15387,7 @@
             </w:pPr>
             <w:r/>
             <w:r>
-              <w:t>448.00</w:t>
+              <w:t>450.50</w:t>
             </w:r>
           </w:p>
         </w:tc>
@@ -15418,7 +15418,7 @@
               <w:rPr>
                 <w:b/>
               </w:rPr>
-              <w:t>452.50</w:t>
+              <w:t>455.00</w:t>
             </w:r>
           </w:p>
         </w:tc>
@@ -15566,7 +15566,7 @@
             </w:pPr>
             <w:r/>
             <w:r>
-              <w:t>452.50</w:t>
+              <w:t>455.00</w:t>
             </w:r>
           </w:p>
         </w:tc>
@@ -15594,7 +15594,7 @@
             </w:pPr>
             <w:r/>
             <w:r>
-              <w:t>455.75</w:t>
+              <w:t>458.25</w:t>
             </w:r>
           </w:p>
         </w:tc>
@@ -15622,7 +15622,7 @@
             </w:pPr>
             <w:r/>
             <w:r>
-              <w:t>446.00</w:t>
+              <w:t>448.50</w:t>
             </w:r>
           </w:p>
         </w:tc>
@@ -15653,7 +15653,7 @@
               <w:rPr>
                 <w:b/>
               </w:rPr>
-              <w:t>453.25</w:t>
+              <w:t>455.75</w:t>
             </w:r>
           </w:p>
         </w:tc>
@@ -15801,7 +15801,7 @@
             </w:pPr>
             <w:r/>
             <w:r>
-              <w:t>453.25</w:t>
+              <w:t>455.75</w:t>
             </w:r>
           </w:p>
         </w:tc>
@@ -15829,7 +15829,7 @@
             </w:pPr>
             <w:r/>
             <w:r>
-              <w:t>456.25</w:t>
+              <w:t>458.75</w:t>
             </w:r>
           </w:p>
         </w:tc>
@@ -15857,7 +15857,7 @@
             </w:pPr>
             <w:r/>
             <w:r>
-              <w:t>448.75</w:t>
+              <w:t>451.25</w:t>
             </w:r>
           </w:p>
         </w:tc>
@@ -15888,7 +15888,7 @@
               <w:rPr>
                 <w:b/>
               </w:rPr>
-              <w:t>452.75</w:t>
+              <w:t>455.25</w:t>
             </w:r>
           </w:p>
         </w:tc>
@@ -16036,7 +16036,7 @@
             </w:pPr>
             <w:r/>
             <w:r>
-              <w:t>452.75</w:t>
+              <w:t>455.25</w:t>
             </w:r>
           </w:p>
         </w:tc>
@@ -16064,7 +16064,7 @@
             </w:pPr>
             <w:r/>
             <w:r>
-              <w:t>456.75</w:t>
+              <w:t>459.25</w:t>
             </w:r>
           </w:p>
         </w:tc>
@@ -16092,7 +16092,7 @@
             </w:pPr>
             <w:r/>
             <w:r>
-              <w:t>447.00</w:t>
+              <w:t>449.50</w:t>
             </w:r>
           </w:p>
         </w:tc>
@@ -16123,7 +16123,7 @@
               <w:rPr>
                 <w:b/>
               </w:rPr>
-              <w:t>453.25</w:t>
+              <w:t>455.75</w:t>
             </w:r>
           </w:p>
         </w:tc>
@@ -16271,7 +16271,7 @@
             </w:pPr>
             <w:r/>
             <w:r>
-              <w:t>453.25</w:t>
+              <w:t>455.75</w:t>
             </w:r>
           </w:p>
         </w:tc>
@@ -16299,7 +16299,7 @@
             </w:pPr>
             <w:r/>
             <w:r>
-              <w:t>455.75</w:t>
+              <w:t>458.25</w:t>
             </w:r>
           </w:p>
         </w:tc>
@@ -16327,7 +16327,7 @@
             </w:pPr>
             <w:r/>
             <w:r>
-              <w:t>450.00</w:t>
+              <w:t>452.50</w:t>
             </w:r>
           </w:p>
         </w:tc>
@@ -16358,7 +16358,7 @@
               <w:rPr>
                 <w:b/>
               </w:rPr>
-              <w:t>453.75</w:t>
+              <w:t>456.25</w:t>
             </w:r>
           </w:p>
         </w:tc>
@@ -16506,7 +16506,7 @@
             </w:pPr>
             <w:r/>
             <w:r>
-              <w:t>453.75</w:t>
+              <w:t>456.25</w:t>
             </w:r>
           </w:p>
         </w:tc>
@@ -16534,7 +16534,7 @@
             </w:pPr>
             <w:r/>
             <w:r>
-              <w:t>457.25</w:t>
+              <w:t>459.75</w:t>
             </w:r>
           </w:p>
         </w:tc>
@@ -16562,7 +16562,7 @@
             </w:pPr>
             <w:r/>
             <w:r>
-              <w:t>447.75</w:t>
+              <w:t>450.25</w:t>
             </w:r>
           </w:p>
         </w:tc>
@@ -16593,7 +16593,7 @@
               <w:rPr>
                 <w:b/>
               </w:rPr>
-              <w:t>454.75</w:t>
+              <w:t>457.25</w:t>
             </w:r>
           </w:p>
         </w:tc>
@@ -16741,7 +16741,7 @@
             </w:pPr>
             <w:r/>
             <w:r>
-              <w:t>454.75</w:t>
+              <w:t>457.25</w:t>
             </w:r>
           </w:p>
         </w:tc>
@@ -16769,7 +16769,7 @@
             </w:pPr>
             <w:r/>
             <w:r>
-              <w:t>457.50</w:t>
+              <w:t>460.00</w:t>
             </w:r>
           </w:p>
         </w:tc>
@@ -16797,7 +16797,7 @@
             </w:pPr>
             <w:r/>
             <w:r>
-              <w:t>452.25</w:t>
+              <w:t>454.75</w:t>
             </w:r>
           </w:p>
         </w:tc>
@@ -16828,7 +16828,7 @@
               <w:rPr>
                 <w:b/>
               </w:rPr>
-              <w:t>454.75</w:t>
+              <w:t>457.25</w:t>
             </w:r>
           </w:p>
         </w:tc>
@@ -16976,7 +16976,7 @@
             </w:pPr>
             <w:r/>
             <w:r>
-              <w:t>454.75</w:t>
+              <w:t>457.25</w:t>
             </w:r>
           </w:p>
         </w:tc>
@@ -17004,7 +17004,7 @@
             </w:pPr>
             <w:r/>
             <w:r>
-              <w:t>457.50</w:t>
+              <w:t>460.00</w:t>
             </w:r>
           </w:p>
         </w:tc>
@@ -17032,7 +17032,7 @@
             </w:pPr>
             <w:r/>
             <w:r>
-              <w:t>452.25</w:t>
+              <w:t>454.75</w:t>
             </w:r>
           </w:p>
         </w:tc>
@@ -17063,7 +17063,7 @@
               <w:rPr>
                 <w:b/>
               </w:rPr>
-              <w:t>454.25</w:t>
+              <w:t>456.75</w:t>
             </w:r>
           </w:p>
         </w:tc>
@@ -17211,7 +17211,7 @@
             </w:pPr>
             <w:r/>
             <w:r>
-              <w:t>454.25</w:t>
+              <w:t>456.75</w:t>
             </w:r>
           </w:p>
         </w:tc>
@@ -17239,7 +17239,7 @@
             </w:pPr>
             <w:r/>
             <w:r>
-              <w:t>457.25</w:t>
+              <w:t>459.75</w:t>
             </w:r>
           </w:p>
         </w:tc>
@@ -17267,7 +17267,7 @@
             </w:pPr>
             <w:r/>
             <w:r>
-              <w:t>451.00</w:t>
+              <w:t>453.50</w:t>
             </w:r>
           </w:p>
         </w:tc>
@@ -17298,7 +17298,7 @@
               <w:rPr>
                 <w:b/>
               </w:rPr>
-              <w:t>454.00</w:t>
+              <w:t>456.50</w:t>
             </w:r>
           </w:p>
         </w:tc>
@@ -17446,7 +17446,7 @@
             </w:pPr>
             <w:r/>
             <w:r>
-              <w:t>454.00</w:t>
+              <w:t>456.50</w:t>
             </w:r>
           </w:p>
         </w:tc>
@@ -17474,7 +17474,7 @@
             </w:pPr>
             <w:r/>
             <w:r>
-              <w:t>458.00</w:t>
+              <w:t>460.50</w:t>
             </w:r>
           </w:p>
         </w:tc>
@@ -17502,7 +17502,7 @@
             </w:pPr>
             <w:r/>
             <w:r>
-              <w:t>448.75</w:t>
+              <w:t>451.25</w:t>
             </w:r>
           </w:p>
         </w:tc>
@@ -17533,7 +17533,7 @@
               <w:rPr>
                 <w:b/>
               </w:rPr>
-              <w:t>454.50</w:t>
+              <w:t>457.00</w:t>
             </w:r>
           </w:p>
         </w:tc>
@@ -17681,7 +17681,7 @@
             </w:pPr>
             <w:r/>
             <w:r>
-              <w:t>454.50</w:t>
+              <w:t>457.00</w:t>
             </w:r>
           </w:p>
         </w:tc>
@@ -17709,7 +17709,7 @@
             </w:pPr>
             <w:r/>
             <w:r>
-              <w:t>459.25</w:t>
+              <w:t>461.75</w:t>
             </w:r>
           </w:p>
         </w:tc>
@@ -17737,7 +17737,7 @@
             </w:pPr>
             <w:r/>
             <w:r>
-              <w:t>447.50</w:t>
+              <w:t>450.00</w:t>
             </w:r>
           </w:p>
         </w:tc>
@@ -17768,7 +17768,7 @@
               <w:rPr>
                 <w:b/>
               </w:rPr>
-              <w:t>456.50</w:t>
+              <w:t>459.00</w:t>
             </w:r>
           </w:p>
         </w:tc>
@@ -17916,7 +17916,7 @@
             </w:pPr>
             <w:r/>
             <w:r>
-              <w:t>456.50</w:t>
+              <w:t>459.00</w:t>
             </w:r>
           </w:p>
         </w:tc>
@@ -17944,7 +17944,7 @@
             </w:pPr>
             <w:r/>
             <w:r>
-              <w:t>464.50</w:t>
+              <w:t>467.00</w:t>
             </w:r>
           </w:p>
         </w:tc>
@@ -17972,7 +17972,7 @@
             </w:pPr>
             <w:r/>
             <w:r>
-              <w:t>449.50</w:t>
+              <w:t>452.00</w:t>
             </w:r>
           </w:p>
         </w:tc>
@@ -18003,7 +18003,7 @@
               <w:rPr>
                 <w:b/>
               </w:rPr>
-              <w:t>458.00</w:t>
+              <w:t>460.50</w:t>
             </w:r>
           </w:p>
         </w:tc>
@@ -18151,7 +18151,7 @@
             </w:pPr>
             <w:r/>
             <w:r>
-              <w:t>458.00</w:t>
+              <w:t>460.50</w:t>
             </w:r>
           </w:p>
         </w:tc>
@@ -18179,7 +18179,7 @@
             </w:pPr>
             <w:r/>
             <w:r>
-              <w:t>462.50</w:t>
+              <w:t>465.00</w:t>
             </w:r>
           </w:p>
         </w:tc>
@@ -18207,7 +18207,7 @@
             </w:pPr>
             <w:r/>
             <w:r>
-              <w:t>453.75</w:t>
+              <w:t>456.25</w:t>
             </w:r>
           </w:p>
         </w:tc>
@@ -18238,7 +18238,7 @@
               <w:rPr>
                 <w:b/>
               </w:rPr>
-              <w:t>457.50</w:t>
+              <w:t>460.00</w:t>
             </w:r>
           </w:p>
         </w:tc>
@@ -18386,7 +18386,7 @@
             </w:pPr>
             <w:r/>
             <w:r>
-              <w:t>457.50</w:t>
+              <w:t>460.00</w:t>
             </w:r>
           </w:p>
         </w:tc>
@@ -18414,7 +18414,7 @@
             </w:pPr>
             <w:r/>
             <w:r>
-              <w:t>459.75</w:t>
+              <w:t>462.25</w:t>
             </w:r>
           </w:p>
         </w:tc>
@@ -18442,7 +18442,7 @@
             </w:pPr>
             <w:r/>
             <w:r>
-              <w:t>454.75</w:t>
+              <w:t>457.25</w:t>
             </w:r>
           </w:p>
         </w:tc>
@@ -18473,7 +18473,7 @@
               <w:rPr>
                 <w:b/>
               </w:rPr>
-              <w:t>457.25</w:t>
+              <w:t>459.75</w:t>
             </w:r>
           </w:p>
         </w:tc>
@@ -18621,7 +18621,7 @@
             </w:pPr>
             <w:r/>
             <w:r>
-              <w:t>457.25</w:t>
+              <w:t>459.75</w:t>
             </w:r>
           </w:p>
         </w:tc>
@@ -18649,7 +18649,7 @@
             </w:pPr>
             <w:r/>
             <w:r>
-              <w:t>459.25</w:t>
+              <w:t>461.75</w:t>
             </w:r>
           </w:p>
         </w:tc>
@@ -18677,7 +18677,7 @@
             </w:pPr>
             <w:r/>
             <w:r>
-              <w:t>452.75</w:t>
+              <w:t>455.25</w:t>
             </w:r>
           </w:p>
         </w:tc>
@@ -18708,7 +18708,7 @@
               <w:rPr>
                 <w:b/>
               </w:rPr>
-              <w:t>457.50</w:t>
+              <w:t>460.00</w:t>
             </w:r>
           </w:p>
         </w:tc>
@@ -18856,7 +18856,7 @@
             </w:pPr>
             <w:r/>
             <w:r>
-              <w:t>457.50</w:t>
+              <w:t>460.00</w:t>
             </w:r>
           </w:p>
         </w:tc>
@@ -18884,7 +18884,7 @@
             </w:pPr>
             <w:r/>
             <w:r>
-              <w:t>461.25</w:t>
+              <w:t>463.75</w:t>
             </w:r>
           </w:p>
         </w:tc>
@@ -18912,7 +18912,7 @@
             </w:pPr>
             <w:r/>
             <w:r>
-              <w:t>454.75</w:t>
+              <w:t>457.25</w:t>
             </w:r>
           </w:p>
         </w:tc>
@@ -18943,7 +18943,7 @@
               <w:rPr>
                 <w:b/>
               </w:rPr>
-              <w:t>458.00</w:t>
+              <w:t>460.50</w:t>
             </w:r>
           </w:p>
         </w:tc>
@@ -19091,7 +19091,7 @@
             </w:pPr>
             <w:r/>
             <w:r>
-              <w:t>458.00</w:t>
+              <w:t>460.50</w:t>
             </w:r>
           </w:p>
         </w:tc>
@@ -19119,7 +19119,7 @@
             </w:pPr>
             <w:r/>
             <w:r>
-              <w:t>461.00</w:t>
+              <w:t>463.50</w:t>
             </w:r>
           </w:p>
         </w:tc>
@@ -19147,7 +19147,7 @@
             </w:pPr>
             <w:r/>
             <w:r>
-              <w:t>453.50</w:t>
+              <w:t>456.00</w:t>
             </w:r>
           </w:p>
         </w:tc>
@@ -19178,7 +19178,7 @@
               <w:rPr>
                 <w:b/>
               </w:rPr>
-              <w:t>458.25</w:t>
+              <w:t>460.75</w:t>
             </w:r>
           </w:p>
         </w:tc>
@@ -19326,7 +19326,7 @@
             </w:pPr>
             <w:r/>
             <w:r>
-              <w:t>458.25</w:t>
+              <w:t>460.75</w:t>
             </w:r>
           </w:p>
         </w:tc>
@@ -19354,7 +19354,7 @@
             </w:pPr>
             <w:r/>
             <w:r>
-              <w:t>462.50</w:t>
+              <w:t>465.00</w:t>
             </w:r>
           </w:p>
         </w:tc>
@@ -19382,7 +19382,7 @@
             </w:pPr>
             <w:r/>
             <w:r>
-              <w:t>455.00</w:t>
+              <w:t>457.50</w:t>
             </w:r>
           </w:p>
         </w:tc>
@@ -19413,7 +19413,7 @@
               <w:rPr>
                 <w:b/>
               </w:rPr>
-              <w:t>459.00</w:t>
+              <w:t>461.50</w:t>
             </w:r>
           </w:p>
         </w:tc>
@@ -19561,7 +19561,7 @@
             </w:pPr>
             <w:r/>
             <w:r>
-              <w:t>459.00</w:t>
+              <w:t>461.50</w:t>
             </w:r>
           </w:p>
         </w:tc>
@@ -19589,7 +19589,7 @@
             </w:pPr>
             <w:r/>
             <w:r>
-              <w:t>462.50</w:t>
+              <w:t>465.00</w:t>
             </w:r>
           </w:p>
         </w:tc>
@@ -19617,7 +19617,7 @@
             </w:pPr>
             <w:r/>
             <w:r>
-              <w:t>456.75</w:t>
+              <w:t>459.25</w:t>
             </w:r>
           </w:p>
         </w:tc>
@@ -19648,7 +19648,7 @@
               <w:rPr>
                 <w:b/>
               </w:rPr>
-              <w:t>459.00</w:t>
+              <w:t>461.50</w:t>
             </w:r>
           </w:p>
         </w:tc>
@@ -19796,7 +19796,7 @@
             </w:pPr>
             <w:r/>
             <w:r>
-              <w:t>459.00</w:t>
+              <w:t>461.50</w:t>
             </w:r>
           </w:p>
         </w:tc>
@@ -19824,7 +19824,7 @@
             </w:pPr>
             <w:r/>
             <w:r>
-              <w:t>462.75</w:t>
+              <w:t>465.25</w:t>
             </w:r>
           </w:p>
         </w:tc>
@@ -19852,7 +19852,7 @@
             </w:pPr>
             <w:r/>
             <w:r>
-              <w:t>455.50</w:t>
+              <w:t>458.00</w:t>
             </w:r>
           </w:p>
         </w:tc>
@@ -19883,7 +19883,7 @@
               <w:rPr>
                 <w:b/>
               </w:rPr>
-              <w:t>458.75</w:t>
+              <w:t>461.25</w:t>
             </w:r>
           </w:p>
         </w:tc>
@@ -20031,7 +20031,7 @@
             </w:pPr>
             <w:r/>
             <w:r>
-              <w:t>458.75</w:t>
+              <w:t>461.25</w:t>
             </w:r>
           </w:p>
         </w:tc>
@@ -20059,7 +20059,7 @@
             </w:pPr>
             <w:r/>
             <w:r>
-              <w:t>462.25</w:t>
+              <w:t>464.75</w:t>
             </w:r>
           </w:p>
         </w:tc>
@@ -20087,7 +20087,7 @@
             </w:pPr>
             <w:r/>
             <w:r>
-              <w:t>455.50</w:t>
+              <w:t>458.00</w:t>
             </w:r>
           </w:p>
         </w:tc>
@@ -20118,7 +20118,7 @@
               <w:rPr>
                 <w:b/>
               </w:rPr>
-              <w:t>458.50</w:t>
+              <w:t>461.00</w:t>
             </w:r>
           </w:p>
         </w:tc>
@@ -20266,7 +20266,7 @@
             </w:pPr>
             <w:r/>
             <w:r>
-              <w:t>458.50</w:t>
+              <w:t>461.00</w:t>
             </w:r>
           </w:p>
         </w:tc>
@@ -20294,7 +20294,7 @@
             </w:pPr>
             <w:r/>
             <w:r>
-              <w:t>461.50</w:t>
+              <w:t>464.00</w:t>
             </w:r>
           </w:p>
         </w:tc>
@@ -20322,7 +20322,7 @@
             </w:pPr>
             <w:r/>
             <w:r>
-              <w:t>455.75</w:t>
+              <w:t>458.25</w:t>
             </w:r>
           </w:p>
         </w:tc>
@@ -20353,7 +20353,7 @@
               <w:rPr>
                 <w:b/>
               </w:rPr>
-              <w:t>458.75</w:t>
+              <w:t>461.25</w:t>
             </w:r>
           </w:p>
         </w:tc>
@@ -20501,7 +20501,7 @@
             </w:pPr>
             <w:r/>
             <w:r>
-              <w:t>458.75</w:t>
+              <w:t>461.25</w:t>
             </w:r>
           </w:p>
         </w:tc>
@@ -20529,7 +20529,7 @@
             </w:pPr>
             <w:r/>
             <w:r>
-              <w:t>461.75</w:t>
+              <w:t>464.25</w:t>
             </w:r>
           </w:p>
         </w:tc>
@@ -20557,7 +20557,7 @@
             </w:pPr>
             <w:r/>
             <w:r>
-              <w:t>456.00</w:t>
+              <w:t>458.50</w:t>
             </w:r>
           </w:p>
         </w:tc>
@@ -20588,7 +20588,7 @@
               <w:rPr>
                 <w:b/>
               </w:rPr>
-              <w:t>458.75</w:t>
+              <w:t>461.25</w:t>
             </w:r>
           </w:p>
         </w:tc>
@@ -20736,7 +20736,7 @@
             </w:pPr>
             <w:r/>
             <w:r>
-              <w:t>458.75</w:t>
+              <w:t>461.25</w:t>
             </w:r>
           </w:p>
         </w:tc>
@@ -20764,7 +20764,7 @@
             </w:pPr>
             <w:r/>
             <w:r>
-              <w:t>462.75</w:t>
+              <w:t>465.25</w:t>
             </w:r>
           </w:p>
         </w:tc>
@@ -20792,7 +20792,7 @@
             </w:pPr>
             <w:r/>
             <w:r>
-              <w:t>455.25</w:t>
+              <w:t>457.75</w:t>
             </w:r>
           </w:p>
         </w:tc>
@@ -20823,7 +20823,7 @@
               <w:rPr>
                 <w:b/>
               </w:rPr>
-              <w:t>459.25</w:t>
+              <w:t>461.75</w:t>
             </w:r>
           </w:p>
         </w:tc>
@@ -20971,7 +20971,7 @@
             </w:pPr>
             <w:r/>
             <w:r>
-              <w:t>459.25</w:t>
+              <w:t>461.75</w:t>
             </w:r>
           </w:p>
         </w:tc>
@@ -20999,7 +20999,7 @@
             </w:pPr>
             <w:r/>
             <w:r>
-              <w:t>463.25</w:t>
+              <w:t>465.75</w:t>
             </w:r>
           </w:p>
         </w:tc>
@@ -21027,7 +21027,7 @@
             </w:pPr>
             <w:r/>
             <w:r>
-              <w:t>457.50</w:t>
+              <w:t>460.00</w:t>
             </w:r>
           </w:p>
         </w:tc>
@@ -21058,7 +21058,7 @@
               <w:rPr>
                 <w:b/>
               </w:rPr>
-              <w:t>459.00</w:t>
+              <w:t>461.50</w:t>
             </w:r>
           </w:p>
         </w:tc>
@@ -21781,7 +21781,7 @@
         <w:t>Giá Chốt Phiên (Close):</w:t>
       </w:r>
       <w:r>
-        <w:t xml:space="preserve"> 656.50 cents | </w:t>
+        <w:t xml:space="preserve"> 661.25 cents | </w:t>
       </w:r>
       <w:r>
         <w:rPr>
@@ -21796,10 +21796,10 @@
         <w:rPr>
           <w:b/>
         </w:rPr>
-        <w:t>`659.71 cents`</w:t>
+        <w:t>`664.32 cents`</w:t>
       </w:r>
       <w:r>
-        <w:t xml:space="preserve"> (+3.21).</w:t>
+        <w:t xml:space="preserve"> (+3.07).</w:t>
       </w:r>
     </w:p>
     <w:p>
@@ -21820,7 +21820,7 @@
         <w:rPr>
           <w:b/>
         </w:rPr>
-        <w:t>`948`</w:t>
+        <w:t>`2,899`</w:t>
       </w:r>
       <w:r>
         <w:t xml:space="preserve"> (Chênh lệch: </w:t>
@@ -21829,7 +21829,7 @@
         <w:rPr>
           <w:b/>
         </w:rPr>
-        <w:t>`-123,688`</w:t>
+        <w:t>`-154,614`</w:t>
       </w:r>
       <w:r>
         <w:t xml:space="preserve">) | OI: </w:t>
@@ -21838,7 +21838,7 @@
         <w:rPr>
           <w:b/>
         </w:rPr>
-        <w:t>`114,141`</w:t>
+        <w:t>`99,530`</w:t>
       </w:r>
       <w:r>
         <w:t xml:space="preserve"> (Chênh lệch: </w:t>
@@ -21847,7 +21847,7 @@
         <w:rPr>
           <w:b/>
         </w:rPr>
-        <w:t>`+335`</w:t>
+        <w:t>`-14,611`</w:t>
       </w:r>
       <w:r>
         <w:t>)</w:t>
@@ -21891,8 +21891,9 @@
       <w:r>
         <w:rPr>
           <w:b/>
+          <w:color w:val="B91C1C"/>
         </w:rPr>
-        <w:t>`Tăng nhẹ tích lũy (Accumulation Rally)`</w:t>
+        <w:t>`Tăng yếu / Rủi ro đảo chiều (Short Covering Rally)`</w:t>
       </w:r>
     </w:p>
     <w:p>
@@ -22162,7 +22163,7 @@
               <w:rPr>
                 <w:b/>
               </w:rPr>
-              <w:t>86.89</w:t>
+              <w:t>87.09</w:t>
             </w:r>
           </w:p>
         </w:tc>
@@ -22193,7 +22194,7 @@
               <w:rPr>
                 <w:b/>
               </w:rPr>
-              <w:t>-2.35%</w:t>
+              <w:t>+0.02%</w:t>
             </w:r>
           </w:p>
         </w:tc>
@@ -22221,7 +22222,7 @@
             </w:pPr>
             <w:r/>
             <w:r>
-              <w:t>Giá dầu Giảm giảm bớt premium rủi ro địa chính trị, tạo áp lực chốt lời lúa mì.</w:t>
+              <w:t>Giá dầu Tăng tăng premium rủi ro địa chính trị và logistics Biển Đen, hỗ trợ giá lúa mì.</w:t>
             </w:r>
           </w:p>
         </w:tc>
@@ -22285,7 +22286,7 @@
               <w:rPr>
                 <w:b/>
               </w:rPr>
-              <w:t>99.90</w:t>
+              <w:t>99.88</w:t>
             </w:r>
           </w:p>
         </w:tc>
@@ -22316,7 +22317,7 @@
               <w:rPr>
                 <w:b/>
               </w:rPr>
-              <w:t>-0.11%</w:t>
+              <w:t>-0.08%</w:t>
             </w:r>
           </w:p>
         </w:tc>
@@ -22920,7 +22921,7 @@
         <w:t xml:space="preserve"> EMA_21 </w:t>
       </w:r>
       <w:r>
-        <w:t xml:space="preserve"> (652.71) &gt; </w:t>
+        <w:t xml:space="preserve"> (653.99) &gt; </w:t>
       </w:r>
       <w:r>
         <w:rPr>
@@ -22931,7 +22932,7 @@
         <w:t xml:space="preserve"> EMA_50 </w:t>
       </w:r>
       <w:r>
-        <w:t xml:space="preserve"> (649.18).</w:t>
+        <w:t xml:space="preserve"> (650.02).</w:t>
       </w:r>
     </w:p>
     <w:p>
@@ -22952,7 +22953,7 @@
         <w:rPr>
           <w:b/>
         </w:rPr>
-        <w:t>`56.96`</w:t>
+        <w:t>`62.53`</w:t>
       </w:r>
       <w:r>
         <w:t xml:space="preserve"> | ATR (14) = </w:t>
@@ -22961,7 +22962,7 @@
         <w:rPr>
           <w:b/>
         </w:rPr>
-        <w:t>`6.02`</w:t>
+        <w:t>`5.52`</w:t>
       </w:r>
       <w:r>
         <w:t xml:space="preserve"> cents | Volatility = </w:t>
@@ -22970,7 +22971,7 @@
         <w:rPr>
           <w:b/>
         </w:rPr>
-        <w:t>`6.25 cents`</w:t>
+        <w:t>`5.75 cents`</w:t>
       </w:r>
       <w:r>
         <w:t>.</w:t>
@@ -22994,7 +22995,7 @@
         <w:rPr>
           <w:b/>
         </w:rPr>
-        <w:t>`650.50`</w:t>
+        <w:t>`658.25`</w:t>
       </w:r>
       <w:r>
         <w:t xml:space="preserve"> | S2: </w:t>
@@ -23003,7 +23004,7 @@
         <w:rPr>
           <w:b/>
         </w:rPr>
-        <w:t>`614.00`</w:t>
+        <w:t>`626.75`</w:t>
       </w:r>
       <w:r>
         <w:t xml:space="preserve"> || Kháng cự R1: </w:t>
@@ -23012,7 +23013,7 @@
         <w:rPr>
           <w:b/>
         </w:rPr>
-        <w:t>`661.25`</w:t>
+        <w:t>`664.50`</w:t>
       </w:r>
       <w:r>
         <w:t xml:space="preserve"> | R2: </w:t>
@@ -23644,7 +23645,7 @@
         <w:t>Export Sales (Báo Cáo Mới Nhất):</w:t>
       </w:r>
       <w:r>
-        <w:t xml:space="preserve"> OK</w:t>
+        <w:t xml:space="preserve"> NoData</w:t>
       </w:r>
     </w:p>
     <w:p>
@@ -23745,7 +23746,7 @@
           <w:b/>
           <w:color w:val="B91C1C"/>
         </w:rPr>
-        <w:t>`652.71 - 649.18 cents (Canh bán hồi kỹ thuật H1)`</w:t>
+        <w:t>`653.99 - 650.02 cents (Canh bán hồi kỹ thuật H1)`</w:t>
       </w:r>
       <w:r>
         <w:t xml:space="preserve"> | SL: </w:t>
@@ -23754,7 +23755,7 @@
         <w:rPr>
           <w:b/>
         </w:rPr>
-        <w:t>`720.27 cents (Trên kháng cự R2 + 1.5x ATR)`</w:t>
+        <w:t>`719.52 cents (Trên kháng cự R2 + 1.5x ATR)`</w:t>
       </w:r>
       <w:r>
         <w:t xml:space="preserve"> | TP: </w:t>
@@ -23765,7 +23766,7 @@
           <w:color w:val="D97706"/>
           <w:sz w:val="19"/>
         </w:rPr>
-        <w:t xml:space="preserve"> 650.50 cents </w:t>
+        <w:t xml:space="preserve"> 658.25 cents </w:t>
       </w:r>
       <w:r>
         <w:t xml:space="preserve"> / </w:t>
@@ -23776,7 +23777,7 @@
           <w:color w:val="D97706"/>
           <w:sz w:val="19"/>
         </w:rPr>
-        <w:t xml:space="preserve"> 614.00 cents </w:t>
+        <w:t xml:space="preserve"> 626.75 cents </w:t>
       </w:r>
       <w:r>
         <w:t>.</w:t>
@@ -23816,7 +23817,7 @@
         <w:rPr>
           <w:b/>
         </w:rPr>
-        <w:t>`648.50 - 650.50 cents`</w:t>
+        <w:t>`656.25 - 658.25 cents`</w:t>
       </w:r>
       <w:r>
         <w:t xml:space="preserve"> | SL: </w:t>
@@ -23825,7 +23826,7 @@
         <w:rPr>
           <w:b/>
         </w:rPr>
-        <w:t>`607.98 cents`</w:t>
+        <w:t>`621.23 cents`</w:t>
       </w:r>
       <w:r>
         <w:t xml:space="preserve"> | TP: </w:t>
@@ -23834,7 +23835,7 @@
         <w:rPr>
           <w:b/>
         </w:rPr>
-        <w:t>`661.25 cents (Đón sóng hồi trung hạn ~14.5 giá)`</w:t>
+        <w:t>`664.50 cents (Đón sóng hồi trung hạn ~14.5 giá)`</w:t>
       </w:r>
       <w:r>
         <w:t>.</w:t>
@@ -23862,7 +23863,7 @@
         <w:rPr>
           <w:b/>
         </w:rPr>
-        <w:t>`661.25 - 663.25 cents`</w:t>
+        <w:t>`664.50 - 666.50 cents`</w:t>
       </w:r>
       <w:r>
         <w:t xml:space="preserve"> | SL: </w:t>
@@ -23871,7 +23872,7 @@
         <w:rPr>
           <w:b/>
         </w:rPr>
-        <w:t>`667.27 cents`</w:t>
+        <w:t>`670.02 cents`</w:t>
       </w:r>
       <w:r>
         <w:t xml:space="preserve"> | TP: </w:t>
@@ -23880,7 +23881,7 @@
         <w:rPr>
           <w:b/>
         </w:rPr>
-        <w:t>`614.00 cents (Thuận xu hướng giảm ngắn hạn)`</w:t>
+        <w:t>`626.75 cents (Thuận xu hướng giảm ngắn hạn)`</w:t>
       </w:r>
       <w:r>
         <w:t>.</w:t>
@@ -23920,7 +23921,7 @@
         <w:rPr>
           <w:b/>
         </w:rPr>
-        <w:t>`605.04 - 628.50 cents`</w:t>
+        <w:t>`623.17 - 644.50 cents`</w:t>
       </w:r>
     </w:p>
     <w:p>
@@ -24327,7 +24328,7 @@
             </w:pPr>
             <w:r/>
             <w:r>
-              <w:t>656.50</w:t>
+              <w:t>661.25</w:t>
             </w:r>
           </w:p>
         </w:tc>
@@ -24355,7 +24356,7 @@
             </w:pPr>
             <w:r/>
             <w:r>
-              <w:t>667.75</w:t>
+              <w:t>672.50</w:t>
             </w:r>
           </w:p>
         </w:tc>
@@ -24383,7 +24384,7 @@
             </w:pPr>
             <w:r/>
             <w:r>
-              <w:t>651.00</w:t>
+              <w:t>655.75</w:t>
             </w:r>
           </w:p>
         </w:tc>
@@ -24414,7 +24415,7 @@
               <w:rPr>
                 <w:b/>
               </w:rPr>
-              <w:t>655.75</w:t>
+              <w:t>660.50</w:t>
             </w:r>
           </w:p>
         </w:tc>
@@ -24562,7 +24563,7 @@
             </w:pPr>
             <w:r/>
             <w:r>
-              <w:t>655.75</w:t>
+              <w:t>660.50</w:t>
             </w:r>
           </w:p>
         </w:tc>
@@ -24590,7 +24591,7 @@
             </w:pPr>
             <w:r/>
             <w:r>
-              <w:t>663.25</w:t>
+              <w:t>668.00</w:t>
             </w:r>
           </w:p>
         </w:tc>
@@ -24618,7 +24619,7 @@
             </w:pPr>
             <w:r/>
             <w:r>
-              <w:t>649.75</w:t>
+              <w:t>654.50</w:t>
             </w:r>
           </w:p>
         </w:tc>
@@ -24649,7 +24650,7 @@
               <w:rPr>
                 <w:b/>
               </w:rPr>
-              <w:t>655.25</w:t>
+              <w:t>660.00</w:t>
             </w:r>
           </w:p>
         </w:tc>
@@ -24797,7 +24798,7 @@
             </w:pPr>
             <w:r/>
             <w:r>
-              <w:t>655.25</w:t>
+              <w:t>660.00</w:t>
             </w:r>
           </w:p>
         </w:tc>
@@ -24825,7 +24826,7 @@
             </w:pPr>
             <w:r/>
             <w:r>
-              <w:t>669.00</w:t>
+              <w:t>673.75</w:t>
             </w:r>
           </w:p>
         </w:tc>
@@ -24853,7 +24854,7 @@
             </w:pPr>
             <w:r/>
             <w:r>
-              <w:t>640.50</w:t>
+              <w:t>645.25</w:t>
             </w:r>
           </w:p>
         </w:tc>
@@ -24884,7 +24885,7 @@
               <w:rPr>
                 <w:b/>
               </w:rPr>
-              <w:t>657.25</w:t>
+              <w:t>662.00</w:t>
             </w:r>
           </w:p>
         </w:tc>
@@ -25032,7 +25033,7 @@
             </w:pPr>
             <w:r/>
             <w:r>
-              <w:t>657.25</w:t>
+              <w:t>662.00</w:t>
             </w:r>
           </w:p>
         </w:tc>
@@ -25060,7 +25061,7 @@
             </w:pPr>
             <w:r/>
             <w:r>
-              <w:t>670.50</w:t>
+              <w:t>675.25</w:t>
             </w:r>
           </w:p>
         </w:tc>
@@ -25088,7 +25089,7 @@
             </w:pPr>
             <w:r/>
             <w:r>
-              <w:t>649.00</w:t>
+              <w:t>653.75</w:t>
             </w:r>
           </w:p>
         </w:tc>
@@ -25119,7 +25120,7 @@
               <w:rPr>
                 <w:b/>
               </w:rPr>
-              <w:t>658.50</w:t>
+              <w:t>663.25</w:t>
             </w:r>
           </w:p>
         </w:tc>
@@ -25267,7 +25268,7 @@
             </w:pPr>
             <w:r/>
             <w:r>
-              <w:t>658.50</w:t>
+              <w:t>663.25</w:t>
             </w:r>
           </w:p>
         </w:tc>
@@ -25295,7 +25296,7 @@
             </w:pPr>
             <w:r/>
             <w:r>
-              <w:t>675.00</w:t>
+              <w:t>679.75</w:t>
             </w:r>
           </w:p>
         </w:tc>
@@ -25323,7 +25324,7 @@
             </w:pPr>
             <w:r/>
             <w:r>
-              <w:t>648.00</w:t>
+              <w:t>652.75</w:t>
             </w:r>
           </w:p>
         </w:tc>
@@ -25354,7 +25355,7 @@
               <w:rPr>
                 <w:b/>
               </w:rPr>
-              <w:t>663.00</w:t>
+              <w:t>667.75</w:t>
             </w:r>
           </w:p>
         </w:tc>
@@ -25502,7 +25503,7 @@
             </w:pPr>
             <w:r/>
             <w:r>
-              <w:t>663.00</w:t>
+              <w:t>667.75</w:t>
             </w:r>
           </w:p>
         </w:tc>
@@ -25530,7 +25531,7 @@
             </w:pPr>
             <w:r/>
             <w:r>
-              <w:t>670.75</w:t>
+              <w:t>675.50</w:t>
             </w:r>
           </w:p>
         </w:tc>
@@ -25558,7 +25559,7 @@
             </w:pPr>
             <w:r/>
             <w:r>
-              <w:t>652.00</w:t>
+              <w:t>656.75</w:t>
             </w:r>
           </w:p>
         </w:tc>
@@ -25589,7 +25590,7 @@
               <w:rPr>
                 <w:b/>
               </w:rPr>
-              <w:t>664.25</w:t>
+              <w:t>669.00</w:t>
             </w:r>
           </w:p>
         </w:tc>
@@ -25737,7 +25738,7 @@
             </w:pPr>
             <w:r/>
             <w:r>
-              <w:t>664.25</w:t>
+              <w:t>669.00</w:t>
             </w:r>
           </w:p>
         </w:tc>
@@ -25765,7 +25766,7 @@
             </w:pPr>
             <w:r/>
             <w:r>
-              <w:t>672.50</w:t>
+              <w:t>677.25</w:t>
             </w:r>
           </w:p>
         </w:tc>
@@ -25793,7 +25794,7 @@
             </w:pPr>
             <w:r/>
             <w:r>
-              <w:t>653.75</w:t>
+              <w:t>658.50</w:t>
             </w:r>
           </w:p>
         </w:tc>
@@ -25824,7 +25825,7 @@
               <w:rPr>
                 <w:b/>
               </w:rPr>
-              <w:t>666.00</w:t>
+              <w:t>670.75</w:t>
             </w:r>
           </w:p>
         </w:tc>
@@ -25972,7 +25973,7 @@
             </w:pPr>
             <w:r/>
             <w:r>
-              <w:t>666.00</w:t>
+              <w:t>670.75</w:t>
             </w:r>
           </w:p>
         </w:tc>
@@ -26000,7 +26001,7 @@
             </w:pPr>
             <w:r/>
             <w:r>
-              <w:t>678.25</w:t>
+              <w:t>683.00</w:t>
             </w:r>
           </w:p>
         </w:tc>
@@ -26028,7 +26029,7 @@
             </w:pPr>
             <w:r/>
             <w:r>
-              <w:t>656.25</w:t>
+              <w:t>661.00</w:t>
             </w:r>
           </w:p>
         </w:tc>
@@ -26059,7 +26060,7 @@
               <w:rPr>
                 <w:b/>
               </w:rPr>
-              <w:t>665.00</w:t>
+              <w:t>669.75</w:t>
             </w:r>
           </w:p>
         </w:tc>
@@ -26207,7 +26208,7 @@
             </w:pPr>
             <w:r/>
             <w:r>
-              <w:t>665.00</w:t>
+              <w:t>669.75</w:t>
             </w:r>
           </w:p>
         </w:tc>
@@ -26235,7 +26236,7 @@
             </w:pPr>
             <w:r/>
             <w:r>
-              <w:t>675.50</w:t>
+              <w:t>680.25</w:t>
             </w:r>
           </w:p>
         </w:tc>
@@ -26263,7 +26264,7 @@
             </w:pPr>
             <w:r/>
             <w:r>
-              <w:t>650.25</w:t>
+              <w:t>655.00</w:t>
             </w:r>
           </w:p>
         </w:tc>
@@ -26294,7 +26295,7 @@
               <w:rPr>
                 <w:b/>
               </w:rPr>
-              <w:t>667.25</w:t>
+              <w:t>672.00</w:t>
             </w:r>
           </w:p>
         </w:tc>
@@ -26442,7 +26443,7 @@
             </w:pPr>
             <w:r/>
             <w:r>
-              <w:t>667.25</w:t>
+              <w:t>672.00</w:t>
             </w:r>
           </w:p>
         </w:tc>
@@ -26470,7 +26471,7 @@
             </w:pPr>
             <w:r/>
             <w:r>
-              <w:t>677.75</w:t>
+              <w:t>682.50</w:t>
             </w:r>
           </w:p>
         </w:tc>
@@ -26498,7 +26499,7 @@
             </w:pPr>
             <w:r/>
             <w:r>
-              <w:t>661.00</w:t>
+              <w:t>665.75</w:t>
             </w:r>
           </w:p>
         </w:tc>
@@ -26529,7 +26530,7 @@
               <w:rPr>
                 <w:b/>
               </w:rPr>
-              <w:t>668.00</w:t>
+              <w:t>672.75</w:t>
             </w:r>
           </w:p>
         </w:tc>
@@ -26677,7 +26678,7 @@
             </w:pPr>
             <w:r/>
             <w:r>
-              <w:t>668.00</w:t>
+              <w:t>672.75</w:t>
             </w:r>
           </w:p>
         </w:tc>
@@ -26705,7 +26706,7 @@
             </w:pPr>
             <w:r/>
             <w:r>
-              <w:t>682.25</w:t>
+              <w:t>687.00</w:t>
             </w:r>
           </w:p>
         </w:tc>
@@ -26733,7 +26734,7 @@
             </w:pPr>
             <w:r/>
             <w:r>
-              <w:t>653.25</w:t>
+              <w:t>658.00</w:t>
             </w:r>
           </w:p>
         </w:tc>
@@ -26764,7 +26765,7 @@
               <w:rPr>
                 <w:b/>
               </w:rPr>
-              <w:t>670.00</w:t>
+              <w:t>674.75</w:t>
             </w:r>
           </w:p>
         </w:tc>
@@ -26912,7 +26913,7 @@
             </w:pPr>
             <w:r/>
             <w:r>
-              <w:t>670.00</w:t>
+              <w:t>674.75</w:t>
             </w:r>
           </w:p>
         </w:tc>
@@ -26940,7 +26941,7 @@
             </w:pPr>
             <w:r/>
             <w:r>
-              <w:t>676.50</w:t>
+              <w:t>681.25</w:t>
             </w:r>
           </w:p>
         </w:tc>
@@ -26968,7 +26969,7 @@
             </w:pPr>
             <w:r/>
             <w:r>
-              <w:t>663.25</w:t>
+              <w:t>668.00</w:t>
             </w:r>
           </w:p>
         </w:tc>
@@ -26999,7 +27000,7 @@
               <w:rPr>
                 <w:b/>
               </w:rPr>
-              <w:t>670.25</w:t>
+              <w:t>675.00</w:t>
             </w:r>
           </w:p>
         </w:tc>
@@ -27147,7 +27148,7 @@
             </w:pPr>
             <w:r/>
             <w:r>
-              <w:t>670.25</w:t>
+              <w:t>675.00</w:t>
             </w:r>
           </w:p>
         </w:tc>
@@ -27175,7 +27176,7 @@
             </w:pPr>
             <w:r/>
             <w:r>
-              <w:t>680.50</w:t>
+              <w:t>685.25</w:t>
             </w:r>
           </w:p>
         </w:tc>
@@ -27203,7 +27204,7 @@
             </w:pPr>
             <w:r/>
             <w:r>
-              <w:t>662.25</w:t>
+              <w:t>667.00</w:t>
             </w:r>
           </w:p>
         </w:tc>
@@ -27234,7 +27235,7 @@
               <w:rPr>
                 <w:b/>
               </w:rPr>
-              <w:t>670.75</w:t>
+              <w:t>675.50</w:t>
             </w:r>
           </w:p>
         </w:tc>
@@ -27382,7 +27383,7 @@
             </w:pPr>
             <w:r/>
             <w:r>
-              <w:t>670.75</w:t>
+              <w:t>675.50</w:t>
             </w:r>
           </w:p>
         </w:tc>
@@ -27410,7 +27411,7 @@
             </w:pPr>
             <w:r/>
             <w:r>
-              <w:t>677.75</w:t>
+              <w:t>682.50</w:t>
             </w:r>
           </w:p>
         </w:tc>
@@ -27438,7 +27439,7 @@
             </w:pPr>
             <w:r/>
             <w:r>
-              <w:t>664.75</w:t>
+              <w:t>669.50</w:t>
             </w:r>
           </w:p>
         </w:tc>
@@ -27469,7 +27470,7 @@
               <w:rPr>
                 <w:b/>
               </w:rPr>
-              <w:t>670.00</w:t>
+              <w:t>674.75</w:t>
             </w:r>
           </w:p>
         </w:tc>
@@ -27617,7 +27618,7 @@
             </w:pPr>
             <w:r/>
             <w:r>
-              <w:t>670.00</w:t>
+              <w:t>674.75</w:t>
             </w:r>
           </w:p>
         </w:tc>
@@ -27645,7 +27646,7 @@
             </w:pPr>
             <w:r/>
             <w:r>
-              <w:t>683.50</w:t>
+              <w:t>688.25</w:t>
             </w:r>
           </w:p>
         </w:tc>
@@ -27673,7 +27674,7 @@
             </w:pPr>
             <w:r/>
             <w:r>
-              <w:t>657.00</w:t>
+              <w:t>661.75</w:t>
             </w:r>
           </w:p>
         </w:tc>
@@ -27704,7 +27705,7 @@
               <w:rPr>
                 <w:b/>
               </w:rPr>
-              <w:t>671.75</w:t>
+              <w:t>676.50</w:t>
             </w:r>
           </w:p>
         </w:tc>
@@ -27852,7 +27853,7 @@
             </w:pPr>
             <w:r/>
             <w:r>
-              <w:t>671.75</w:t>
+              <w:t>676.50</w:t>
             </w:r>
           </w:p>
         </w:tc>
@@ -27880,7 +27881,7 @@
             </w:pPr>
             <w:r/>
             <w:r>
-              <w:t>681.00</w:t>
+              <w:t>685.75</w:t>
             </w:r>
           </w:p>
         </w:tc>
@@ -27908,7 +27909,7 @@
             </w:pPr>
             <w:r/>
             <w:r>
-              <w:t>661.00</w:t>
+              <w:t>665.75</w:t>
             </w:r>
           </w:p>
         </w:tc>
@@ -27939,7 +27940,7 @@
               <w:rPr>
                 <w:b/>
               </w:rPr>
-              <w:t>672.25</w:t>
+              <w:t>677.00</w:t>
             </w:r>
           </w:p>
         </w:tc>
@@ -28087,7 +28088,7 @@
             </w:pPr>
             <w:r/>
             <w:r>
-              <w:t>672.25</w:t>
+              <w:t>677.00</w:t>
             </w:r>
           </w:p>
         </w:tc>
@@ -28115,7 +28116,7 @@
             </w:pPr>
             <w:r/>
             <w:r>
-              <w:t>684.50</w:t>
+              <w:t>689.25</w:t>
             </w:r>
           </w:p>
         </w:tc>
@@ -28143,7 +28144,7 @@
             </w:pPr>
             <w:r/>
             <w:r>
-              <w:t>658.00</w:t>
+              <w:t>662.75</w:t>
             </w:r>
           </w:p>
         </w:tc>
@@ -28174,7 +28175,7 @@
               <w:rPr>
                 <w:b/>
               </w:rPr>
-              <w:t>670.75</w:t>
+              <w:t>675.50</w:t>
             </w:r>
           </w:p>
         </w:tc>
@@ -28322,7 +28323,7 @@
             </w:pPr>
             <w:r/>
             <w:r>
-              <w:t>670.75</w:t>
+              <w:t>675.50</w:t>
             </w:r>
           </w:p>
         </w:tc>
@@ -28350,7 +28351,7 @@
             </w:pPr>
             <w:r/>
             <w:r>
-              <w:t>677.75</w:t>
+              <w:t>682.50</w:t>
             </w:r>
           </w:p>
         </w:tc>
@@ -28378,7 +28379,7 @@
             </w:pPr>
             <w:r/>
             <w:r>
-              <w:t>661.25</w:t>
+              <w:t>666.00</w:t>
             </w:r>
           </w:p>
         </w:tc>
@@ -28409,7 +28410,7 @@
               <w:rPr>
                 <w:b/>
               </w:rPr>
-              <w:t>671.25</w:t>
+              <w:t>676.00</w:t>
             </w:r>
           </w:p>
         </w:tc>
@@ -28557,7 +28558,7 @@
             </w:pPr>
             <w:r/>
             <w:r>
-              <w:t>671.25</w:t>
+              <w:t>676.00</w:t>
             </w:r>
           </w:p>
         </w:tc>
@@ -28585,7 +28586,7 @@
             </w:pPr>
             <w:r/>
             <w:r>
-              <w:t>681.75</w:t>
+              <w:t>686.50</w:t>
             </w:r>
           </w:p>
         </w:tc>
@@ -28613,7 +28614,7 @@
             </w:pPr>
             <w:r/>
             <w:r>
-              <w:t>664.00</w:t>
+              <w:t>668.75</w:t>
             </w:r>
           </w:p>
         </w:tc>
@@ -28644,7 +28645,7 @@
               <w:rPr>
                 <w:b/>
               </w:rPr>
-              <w:t>671.00</w:t>
+              <w:t>675.75</w:t>
             </w:r>
           </w:p>
         </w:tc>
@@ -28792,7 +28793,7 @@
             </w:pPr>
             <w:r/>
             <w:r>
-              <w:t>671.00</w:t>
+              <w:t>675.75</w:t>
             </w:r>
           </w:p>
         </w:tc>
@@ -28820,7 +28821,7 @@
             </w:pPr>
             <w:r/>
             <w:r>
-              <w:t>680.75</w:t>
+              <w:t>685.50</w:t>
             </w:r>
           </w:p>
         </w:tc>
@@ -28848,7 +28849,7 @@
             </w:pPr>
             <w:r/>
             <w:r>
-              <w:t>661.25</w:t>
+              <w:t>666.00</w:t>
             </w:r>
           </w:p>
         </w:tc>
@@ -28879,7 +28880,7 @@
               <w:rPr>
                 <w:b/>
               </w:rPr>
-              <w:t>671.50</w:t>
+              <w:t>676.25</w:t>
             </w:r>
           </w:p>
         </w:tc>
@@ -29027,7 +29028,7 @@
             </w:pPr>
             <w:r/>
             <w:r>
-              <w:t>671.50</w:t>
+              <w:t>676.25</w:t>
             </w:r>
           </w:p>
         </w:tc>
@@ -29055,7 +29056,7 @@
             </w:pPr>
             <w:r/>
             <w:r>
-              <w:t>682.25</w:t>
+              <w:t>687.00</w:t>
             </w:r>
           </w:p>
         </w:tc>
@@ -29083,7 +29084,7 @@
             </w:pPr>
             <w:r/>
             <w:r>
-              <w:t>664.25</w:t>
+              <w:t>669.00</w:t>
             </w:r>
           </w:p>
         </w:tc>
@@ -29114,7 +29115,7 @@
               <w:rPr>
                 <w:b/>
               </w:rPr>
-              <w:t>672.25</w:t>
+              <w:t>677.00</w:t>
             </w:r>
           </w:p>
         </w:tc>
@@ -29262,7 +29263,7 @@
             </w:pPr>
             <w:r/>
             <w:r>
-              <w:t>672.25</w:t>
+              <w:t>677.00</w:t>
             </w:r>
           </w:p>
         </w:tc>
@@ -29290,7 +29291,7 @@
             </w:pPr>
             <w:r/>
             <w:r>
-              <w:t>678.75</w:t>
+              <w:t>683.50</w:t>
             </w:r>
           </w:p>
         </w:tc>
@@ -29318,7 +29319,7 @@
             </w:pPr>
             <w:r/>
             <w:r>
-              <w:t>663.75</w:t>
+              <w:t>668.50</w:t>
             </w:r>
           </w:p>
         </w:tc>
@@ -29349,7 +29350,7 @@
               <w:rPr>
                 <w:b/>
               </w:rPr>
-              <w:t>672.75</w:t>
+              <w:t>677.50</w:t>
             </w:r>
           </w:p>
         </w:tc>
@@ -29497,7 +29498,7 @@
             </w:pPr>
             <w:r/>
             <w:r>
-              <w:t>672.75</w:t>
+              <w:t>677.50</w:t>
             </w:r>
           </w:p>
         </w:tc>
@@ -29525,7 +29526,7 @@
             </w:pPr>
             <w:r/>
             <w:r>
-              <w:t>683.75</w:t>
+              <w:t>688.50</w:t>
             </w:r>
           </w:p>
         </w:tc>
@@ -29553,7 +29554,7 @@
             </w:pPr>
             <w:r/>
             <w:r>
-              <w:t>661.00</w:t>
+              <w:t>665.75</w:t>
             </w:r>
           </w:p>
         </w:tc>
@@ -29584,7 +29585,7 @@
               <w:rPr>
                 <w:b/>
               </w:rPr>
-              <w:t>676.25</w:t>
+              <w:t>681.00</w:t>
             </w:r>
           </w:p>
         </w:tc>
@@ -29732,7 +29733,7 @@
             </w:pPr>
             <w:r/>
             <w:r>
-              <w:t>676.25</w:t>
+              <w:t>681.00</w:t>
             </w:r>
           </w:p>
         </w:tc>
@@ -29760,7 +29761,7 @@
             </w:pPr>
             <w:r/>
             <w:r>
-              <w:t>681.75</w:t>
+              <w:t>686.50</w:t>
             </w:r>
           </w:p>
         </w:tc>
@@ -29788,7 +29789,7 @@
             </w:pPr>
             <w:r/>
             <w:r>
-              <w:t>668.50</w:t>
+              <w:t>673.25</w:t>
             </w:r>
           </w:p>
         </w:tc>
@@ -29819,7 +29820,7 @@
               <w:rPr>
                 <w:b/>
               </w:rPr>
-              <w:t>677.00</w:t>
+              <w:t>681.75</w:t>
             </w:r>
           </w:p>
         </w:tc>
@@ -29967,7 +29968,7 @@
             </w:pPr>
             <w:r/>
             <w:r>
-              <w:t>677.00</w:t>
+              <w:t>681.75</w:t>
             </w:r>
           </w:p>
         </w:tc>
@@ -29995,7 +29996,7 @@
             </w:pPr>
             <w:r/>
             <w:r>
-              <w:t>686.25</w:t>
+              <w:t>691.00</w:t>
             </w:r>
           </w:p>
         </w:tc>
@@ -30023,7 +30024,7 @@
             </w:pPr>
             <w:r/>
             <w:r>
-              <w:t>670.50</w:t>
+              <w:t>675.25</w:t>
             </w:r>
           </w:p>
         </w:tc>
@@ -30054,7 +30055,7 @@
               <w:rPr>
                 <w:b/>
               </w:rPr>
-              <w:t>676.25</w:t>
+              <w:t>681.00</w:t>
             </w:r>
           </w:p>
         </w:tc>
@@ -30202,7 +30203,7 @@
             </w:pPr>
             <w:r/>
             <w:r>
-              <w:t>676.25</w:t>
+              <w:t>681.00</w:t>
             </w:r>
           </w:p>
         </w:tc>
@@ -30230,7 +30231,7 @@
             </w:pPr>
             <w:r/>
             <w:r>
-              <w:t>683.75</w:t>
+              <w:t>688.50</w:t>
             </w:r>
           </w:p>
         </w:tc>
@@ -30258,7 +30259,7 @@
             </w:pPr>
             <w:r/>
             <w:r>
-              <w:t>670.25</w:t>
+              <w:t>675.00</w:t>
             </w:r>
           </w:p>
         </w:tc>
@@ -30289,7 +30290,7 @@
               <w:rPr>
                 <w:b/>
               </w:rPr>
-              <w:t>675.25</w:t>
+              <w:t>680.00</w:t>
             </w:r>
           </w:p>
         </w:tc>
@@ -30437,7 +30438,7 @@
             </w:pPr>
             <w:r/>
             <w:r>
-              <w:t>675.25</w:t>
+              <w:t>680.00</w:t>
             </w:r>
           </w:p>
         </w:tc>
@@ -30465,7 +30466,7 @@
             </w:pPr>
             <w:r/>
             <w:r>
-              <w:t>682.25</w:t>
+              <w:t>687.00</w:t>
             </w:r>
           </w:p>
         </w:tc>
@@ -30493,7 +30494,7 @@
             </w:pPr>
             <w:r/>
             <w:r>
-              <w:t>661.75</w:t>
+              <w:t>666.50</w:t>
             </w:r>
           </w:p>
         </w:tc>
@@ -30524,7 +30525,7 @@
               <w:rPr>
                 <w:b/>
               </w:rPr>
-              <w:t>676.00</w:t>
+              <w:t>680.75</w:t>
             </w:r>
           </w:p>
         </w:tc>
@@ -30672,7 +30673,7 @@
             </w:pPr>
             <w:r/>
             <w:r>
-              <w:t>676.00</w:t>
+              <w:t>680.75</w:t>
             </w:r>
           </w:p>
         </w:tc>
@@ -30700,7 +30701,7 @@
             </w:pPr>
             <w:r/>
             <w:r>
-              <w:t>685.25</w:t>
+              <w:t>690.00</w:t>
             </w:r>
           </w:p>
         </w:tc>
@@ -30728,7 +30729,7 @@
             </w:pPr>
             <w:r/>
             <w:r>
-              <w:t>668.75</w:t>
+              <w:t>673.50</w:t>
             </w:r>
           </w:p>
         </w:tc>
@@ -30759,7 +30760,7 @@
               <w:rPr>
                 <w:b/>
               </w:rPr>
-              <w:t>675.75</w:t>
+              <w:t>680.50</w:t>
             </w:r>
           </w:p>
         </w:tc>
@@ -30907,7 +30908,7 @@
             </w:pPr>
             <w:r/>
             <w:r>
-              <w:t>675.75</w:t>
+              <w:t>680.50</w:t>
             </w:r>
           </w:p>
         </w:tc>
@@ -30935,7 +30936,7 @@
             </w:pPr>
             <w:r/>
             <w:r>
-              <w:t>684.25</w:t>
+              <w:t>689.00</w:t>
             </w:r>
           </w:p>
         </w:tc>
@@ -30963,7 +30964,7 @@
             </w:pPr>
             <w:r/>
             <w:r>
-              <w:t>661.75</w:t>
+              <w:t>666.50</w:t>
             </w:r>
           </w:p>
         </w:tc>
@@ -30994,7 +30995,7 @@
               <w:rPr>
                 <w:b/>
               </w:rPr>
-              <w:t>677.50</w:t>
+              <w:t>682.25</w:t>
             </w:r>
           </w:p>
         </w:tc>
@@ -31142,7 +31143,7 @@
             </w:pPr>
             <w:r/>
             <w:r>
-              <w:t>677.50</w:t>
+              <w:t>682.25</w:t>
             </w:r>
           </w:p>
         </w:tc>
@@ -31170,7 +31171,7 @@
             </w:pPr>
             <w:r/>
             <w:r>
-              <w:t>683.75</w:t>
+              <w:t>688.50</w:t>
             </w:r>
           </w:p>
         </w:tc>
@@ -31198,7 +31199,7 @@
             </w:pPr>
             <w:r/>
             <w:r>
-              <w:t>671.00</w:t>
+              <w:t>675.75</w:t>
             </w:r>
           </w:p>
         </w:tc>
@@ -31229,7 +31230,7 @@
               <w:rPr>
                 <w:b/>
               </w:rPr>
-              <w:t>676.75</w:t>
+              <w:t>681.50</w:t>
             </w:r>
           </w:p>
         </w:tc>

--- a/Daily Reports/14_08_2026-CBOT Reports.docx
+++ b/Daily Reports/14_08_2026-CBOT Reports.docx
@@ -104,7 +104,7 @@
           <w:color w:val="5C768D"/>
           <w:sz w:val="19"/>
         </w:rPr>
-        <w:t>Cập nhật tự động qua `macro_tracker.py` vào lúc 12:01 ICT ngày 14/08/2026</w:t>
+        <w:t>Cập nhật tự động qua `macro_tracker.py` vào lúc 13:59 ICT ngày 14/08/2026</w:t>
       </w:r>
     </w:p>
     <w:tbl>
@@ -313,7 +313,7 @@
               <w:rPr>
                 <w:b/>
               </w:rPr>
-              <w:t>87.09 / thùng</w:t>
+              <w:t>87.95 / thùng</w:t>
             </w:r>
           </w:p>
         </w:tc>
@@ -344,7 +344,7 @@
               <w:rPr>
                 <w:b/>
               </w:rPr>
-              <w:t>+0.02%</w:t>
+              <w:t>+1.01%</w:t>
             </w:r>
           </w:p>
         </w:tc>
@@ -442,7 +442,7 @@
               <w:rPr>
                 <w:b/>
               </w:rPr>
-              <w:t>99.88</w:t>
+              <w:t>99.83</w:t>
             </w:r>
           </w:p>
         </w:tc>
@@ -473,7 +473,7 @@
               <w:rPr>
                 <w:b/>
               </w:rPr>
-              <w:t>-0.08%</w:t>
+              <w:t>-0.13%</w:t>
             </w:r>
           </w:p>
         </w:tc>
@@ -1218,7 +1218,7 @@
         <w:rPr>
           <w:b/>
         </w:rPr>
-        <w:t>`87.09` (+0.02%)</w:t>
+        <w:t>`87.95` (+1.01%)</w:t>
       </w:r>
       <w:r>
         <w:t xml:space="preserve"> | DXY: </w:t>
@@ -1227,7 +1227,7 @@
         <w:rPr>
           <w:b/>
         </w:rPr>
-        <w:t>`99.88` (-0.08%)</w:t>
+        <w:t>`99.83` (-0.13%)</w:t>
       </w:r>
       <w:r>
         <w:t xml:space="preserve"> | Lúa mì CBOT: </w:t>
@@ -1236,7 +1236,7 @@
         <w:rPr>
           <w:b/>
         </w:rPr>
-        <w:t>`661.25` (+3.56%)</w:t>
+        <w:t>`663.00` (+3.94%)</w:t>
       </w:r>
       <w:r>
         <w:t>.</w:t>
@@ -1306,7 +1306,7 @@
           <w:color w:val="5C768D"/>
           <w:sz w:val="19"/>
         </w:rPr>
-        <w:t>Cập nhật tự động lúc 12:01 ICT ngày 14/08/2026 — Nguồn: NOAA, USDA, BOM Australia</w:t>
+        <w:t>Cập nhật tự động lúc 13:59 ICT ngày 14/08/2026 — Nguồn: NOAA, USDA, BOM Australia</w:t>
       </w:r>
     </w:p>
     <w:p>
@@ -3574,7 +3574,7 @@
               <w:rPr>
                 <w:b/>
               </w:rPr>
-              <w:t>451.25</w:t>
+              <w:t>452.50</w:t>
             </w:r>
           </w:p>
         </w:tc>
@@ -3605,7 +3605,7 @@
               <w:rPr>
                 <w:b/>
               </w:rPr>
-              <w:t>452.82 (+1.57)</w:t>
+              <w:t>454.04 (+1.54)</w:t>
             </w:r>
           </w:p>
         </w:tc>
@@ -3633,7 +3633,7 @@
             </w:pPr>
             <w:r/>
             <w:r>
-              <w:t>Bullish (450.27 &gt; 447.58)</w:t>
+              <w:t>Bullish (450.55 &gt; 447.91)</w:t>
             </w:r>
           </w:p>
         </w:tc>
@@ -3661,7 +3661,7 @@
             </w:pPr>
             <w:r/>
             <w:r>
-              <w:t>1.50 cents</w:t>
+              <w:t>1.25 cents</w:t>
             </w:r>
           </w:p>
         </w:tc>
@@ -3822,7 +3822,7 @@
               <w:rPr>
                 <w:b/>
               </w:rPr>
-              <w:t>661.25</w:t>
+              <w:t>663.00</w:t>
             </w:r>
           </w:p>
         </w:tc>
@@ -3853,7 +3853,7 @@
               <w:rPr>
                 <w:b/>
               </w:rPr>
-              <w:t>664.32 (+3.07)</w:t>
+              <w:t>665.96 (+2.96)</w:t>
             </w:r>
           </w:p>
         </w:tc>
@@ -3881,7 +3881,7 @@
             </w:pPr>
             <w:r/>
             <w:r>
-              <w:t>Bullish (653.99 &gt; 650.02)</w:t>
+              <w:t>Bullish (655.51 &gt; 651.00)</w:t>
             </w:r>
           </w:p>
         </w:tc>
@@ -3909,7 +3909,7 @@
             </w:pPr>
             <w:r/>
             <w:r>
-              <w:t>5.75 cents</w:t>
+              <w:t>4.00 cents</w:t>
             </w:r>
           </w:p>
         </w:tc>
@@ -4347,7 +4347,7 @@
                 <w:b/>
                 <w:color w:val="15803D"/>
               </w:rPr>
-              <w:t>450.00 - 450.27 cents (Canh mua vùng hỗ trợ)</w:t>
+              <w:t>451.50 - 450.55 cents (Canh mua vùng hỗ trợ)</w:t>
             </w:r>
           </w:p>
         </w:tc>
@@ -4378,7 +4378,7 @@
               <w:rPr>
                 <w:b/>
               </w:rPr>
-              <w:t>430.84 cents (Dưới cản S2 + 1.5x ATR)</w:t>
+              <w:t>431.25 cents (Dưới cản S2 + 1.5x ATR)</w:t>
             </w:r>
           </w:p>
         </w:tc>
@@ -4414,7 +4414,7 @@
                 <w:color w:val="D97706"/>
                 <w:sz w:val="19"/>
               </w:rPr>
-              <w:t xml:space="preserve"> 452.50 cents </w:t>
+              <w:t xml:space="preserve"> 455.00 cents </w:t>
             </w:r>
             <w:r>
               <w:t xml:space="preserve"> / TP2: </w:t>
@@ -4559,7 +4559,7 @@
               <w:rPr>
                 <w:b/>
               </w:rPr>
-              <w:t>448.50 - 450.00 cents</w:t>
+              <w:t>450.00 - 451.50 cents</w:t>
             </w:r>
           </w:p>
         </w:tc>
@@ -4590,7 +4590,7 @@
               <w:rPr>
                 <w:b/>
               </w:rPr>
-              <w:t>431.90 cents (Chống quét SL tuyệt đối)</w:t>
+              <w:t>432.17 cents (Chống quét SL tuyệt đối)</w:t>
             </w:r>
           </w:p>
         </w:tc>
@@ -4752,7 +4752,7 @@
               <w:rPr>
                 <w:b/>
               </w:rPr>
-              <w:t>452.50 - 454.00 cents</w:t>
+              <w:t>455.00 - 456.50 cents</w:t>
             </w:r>
           </w:p>
         </w:tc>
@@ -4783,7 +4783,7 @@
               <w:rPr>
                 <w:b/>
               </w:rPr>
-              <w:t>454.60 cents</w:t>
+              <w:t>456.83 cents</w:t>
             </w:r>
           </w:p>
         </w:tc>
@@ -4945,7 +4945,7 @@
               <w:rPr>
                 <w:b/>
               </w:rPr>
-              <w:t>448.07 - 456.75 cents</w:t>
+              <w:t>448.97 - 456.75 cents</w:t>
             </w:r>
           </w:p>
         </w:tc>
@@ -5126,7 +5126,7 @@
                 <w:b/>
                 <w:color w:val="B91C1C"/>
               </w:rPr>
-              <w:t>653.99 - 650.02 cents (Canh bán hồi kỹ thuật H1)</w:t>
+              <w:t>655.51 - 651.00 cents (Canh bán hồi kỹ thuật H1)</w:t>
             </w:r>
           </w:p>
         </w:tc>
@@ -5157,7 +5157,7 @@
               <w:rPr>
                 <w:b/>
               </w:rPr>
-              <w:t>719.52 cents (Trên kháng cự R2 + 1.5x ATR)</w:t>
+              <w:t>718.61 cents (Trên kháng cự R2 + 1.5x ATR)</w:t>
             </w:r>
           </w:p>
         </w:tc>
@@ -5193,7 +5193,7 @@
                 <w:color w:val="D97706"/>
                 <w:sz w:val="19"/>
               </w:rPr>
-              <w:t xml:space="preserve"> 658.25 cents </w:t>
+              <w:t xml:space="preserve"> 659.50 cents </w:t>
             </w:r>
             <w:r>
               <w:t xml:space="preserve"> / TP2: </w:t>
@@ -5335,7 +5335,7 @@
               <w:rPr>
                 <w:b/>
               </w:rPr>
-              <w:t>656.25 - 658.25 cents</w:t>
+              <w:t>657.50 - 659.50 cents</w:t>
             </w:r>
           </w:p>
         </w:tc>
@@ -5366,7 +5366,7 @@
               <w:rPr>
                 <w:b/>
               </w:rPr>
-              <w:t>621.23 cents</w:t>
+              <w:t>621.84 cents</w:t>
             </w:r>
           </w:p>
         </w:tc>
@@ -5397,7 +5397,7 @@
               <w:rPr>
                 <w:b/>
               </w:rPr>
-              <w:t>664.50 cents (Đón sóng hồi trung hạn ~14.5 giá)</w:t>
+              <w:t>665.75 cents (Đón sóng hồi trung hạn ~14.5 giá)</w:t>
             </w:r>
           </w:p>
         </w:tc>
@@ -5528,7 +5528,7 @@
               <w:rPr>
                 <w:b/>
               </w:rPr>
-              <w:t>664.50 - 666.50 cents</w:t>
+              <w:t>665.75 - 667.75 cents</w:t>
             </w:r>
           </w:p>
         </w:tc>
@@ -5559,7 +5559,7 @@
               <w:rPr>
                 <w:b/>
               </w:rPr>
-              <w:t>670.02 cents</w:t>
+              <w:t>670.66 cents</w:t>
             </w:r>
           </w:p>
         </w:tc>
@@ -5721,7 +5721,7 @@
               <w:rPr>
                 <w:b/>
               </w:rPr>
-              <w:t>623.17 - 644.50 cents</w:t>
+              <w:t>625.09 - 644.50 cents</w:t>
             </w:r>
           </w:p>
         </w:tc>
@@ -8066,7 +8066,7 @@
             </w:pPr>
             <w:r/>
             <w:r>
-              <w:t>Net Sales (Tuần trước): 362,900 MT (07/23/2026)</w:t>
+              <w:t>Net Sales (Tuần trước): 116,700 MT (07/30/2026)</w:t>
             </w:r>
           </w:p>
         </w:tc>
@@ -8097,7 +8097,7 @@
               <w:rPr>
                 <w:b/>
               </w:rPr>
-              <w:t>Net Sales (Bán hàng): 116,700 MT (Kỳ 07/30/2026)</w:t>
+              <w:t>Net Sales (Bán hàng): 410,700 MT (Kỳ 08/06/2026)</w:t>
             </w:r>
           </w:p>
         </w:tc>
@@ -8153,7 +8153,7 @@
             </w:pPr>
             <w:r/>
             <w:r>
-              <w:t>17/08/2026 lúc 22:00 (VN)</w:t>
+              <w:t>Thứ 5 hàng tuần, 21:30 (VN)</w:t>
             </w:r>
           </w:p>
         </w:tc>
@@ -8181,7 +8181,7 @@
             </w:pPr>
             <w:r/>
             <w:r>
-              <w:t>N/A - Ngô niên vụ 2025/26 đạt 116.7 nghìn tấn, đưa lũy kế lên 78.299 triệu tấn, cao hơn 24.5% so với cùng kỳ năm ngoái.</w:t>
+              <w:t>N/A - Ngô niên vụ 2025/26 đạt 410.7 nghìn tấn, đưa lũy kế lên 80.066 triệu tấn, cao hơn 24.3% so với cùng kỳ năm ngoái.</w:t>
             </w:r>
           </w:p>
         </w:tc>
@@ -8270,7 +8270,7 @@
             </w:pPr>
             <w:r/>
             <w:r>
-              <w:t>Net Sales (Tuần trước): 285,200 MT (07/23/2026)</w:t>
+              <w:t>Net Sales (Tuần trước): 296,400 MT (07/30/2026)</w:t>
             </w:r>
           </w:p>
         </w:tc>
@@ -8301,7 +8301,7 @@
               <w:rPr>
                 <w:b/>
               </w:rPr>
-              <w:t>Net Sales (Bán hàng): 296,400 MT (Kỳ 07/30/2026)</w:t>
+              <w:t>Net Sales (Bán hàng): 255,900 MT (Kỳ 08/06/2026)</w:t>
             </w:r>
           </w:p>
         </w:tc>
@@ -8357,7 +8357,7 @@
             </w:pPr>
             <w:r/>
             <w:r>
-              <w:t>17/08/2026 lúc 22:00 (VN)</w:t>
+              <w:t>Thứ 5 hàng tuần, 21:30 (VN)</w:t>
             </w:r>
           </w:p>
         </w:tc>
@@ -8385,7 +8385,7 @@
             </w:pPr>
             <w:r/>
             <w:r>
-              <w:t>N/A - Lúa Mì niên vụ 2026/27 đạt 296.4 nghìn tấn, đưa lũy kế lên 2.992 triệu tấn, thấp hơn 23.2% so với cùng kỳ năm ngoái.</w:t>
+              <w:t>N/A - Lúa Mì niên vụ 2026/27 đạt 255.9 nghìn tấn, đưa lũy kế lên 3.482 triệu tấn, thấp hơn 17.8% so với cùng kỳ năm ngoái.</w:t>
             </w:r>
           </w:p>
         </w:tc>
@@ -11599,7 +11599,7 @@
         <w:t>Giá Chốt Phiên (Close):</w:t>
       </w:r>
       <w:r>
-        <w:t xml:space="preserve"> 451.25 cents | </w:t>
+        <w:t xml:space="preserve"> 452.50 cents | </w:t>
       </w:r>
       <w:r>
         <w:rPr>
@@ -11614,10 +11614,10 @@
         <w:rPr>
           <w:b/>
         </w:rPr>
-        <w:t>`452.82 cents`</w:t>
+        <w:t>`454.04 cents`</w:t>
       </w:r>
       <w:r>
-        <w:t xml:space="preserve"> (+1.57).</w:t>
+        <w:t xml:space="preserve"> (+1.54).</w:t>
       </w:r>
     </w:p>
     <w:p>
@@ -11638,7 +11638,7 @@
         <w:rPr>
           <w:b/>
         </w:rPr>
-        <w:t>`12,087`</w:t>
+        <w:t>`13,473`</w:t>
       </w:r>
       <w:r>
         <w:t xml:space="preserve"> (Chênh lệch: </w:t>
@@ -11647,7 +11647,7 @@
         <w:rPr>
           <w:b/>
         </w:rPr>
-        <w:t>`-249,296`</w:t>
+        <w:t>`-247,910`</w:t>
       </w:r>
       <w:r>
         <w:t xml:space="preserve">) | OI: </w:t>
@@ -11981,7 +11981,7 @@
               <w:rPr>
                 <w:b/>
               </w:rPr>
-              <w:t>87.09</w:t>
+              <w:t>87.95</w:t>
             </w:r>
           </w:p>
         </w:tc>
@@ -12012,7 +12012,7 @@
               <w:rPr>
                 <w:b/>
               </w:rPr>
-              <w:t>+0.02%</w:t>
+              <w:t>+1.01%</w:t>
             </w:r>
           </w:p>
         </w:tc>
@@ -12104,7 +12104,7 @@
               <w:rPr>
                 <w:b/>
               </w:rPr>
-              <w:t>99.88</w:t>
+              <w:t>99.83</w:t>
             </w:r>
           </w:p>
         </w:tc>
@@ -12135,7 +12135,7 @@
               <w:rPr>
                 <w:b/>
               </w:rPr>
-              <w:t>-0.08%</w:t>
+              <w:t>-0.13%</w:t>
             </w:r>
           </w:p>
         </w:tc>
@@ -12739,7 +12739,7 @@
         <w:t xml:space="preserve"> EMA_21 </w:t>
       </w:r>
       <w:r>
-        <w:t xml:space="preserve"> (450.27) &gt; </w:t>
+        <w:t xml:space="preserve"> (450.55) &gt; </w:t>
       </w:r>
       <w:r>
         <w:rPr>
@@ -12750,7 +12750,7 @@
         <w:t xml:space="preserve"> EMA_50 </w:t>
       </w:r>
       <w:r>
-        <w:t xml:space="preserve"> (447.58).</w:t>
+        <w:t xml:space="preserve"> (447.91).</w:t>
       </w:r>
     </w:p>
     <w:p>
@@ -12771,7 +12771,7 @@
         <w:rPr>
           <w:b/>
         </w:rPr>
-        <w:t>`55.15`</w:t>
+        <w:t>`59.02`</w:t>
       </w:r>
       <w:r>
         <w:t xml:space="preserve"> | ATR (14) = </w:t>
@@ -12780,7 +12780,7 @@
         <w:rPr>
           <w:b/>
         </w:rPr>
-        <w:t>`2.10`</w:t>
+        <w:t>`1.83`</w:t>
       </w:r>
       <w:r>
         <w:t xml:space="preserve"> cents | Volatility = </w:t>
@@ -12789,7 +12789,7 @@
         <w:rPr>
           <w:b/>
         </w:rPr>
-        <w:t>`1.50 cents`</w:t>
+        <w:t>`1.25 cents`</w:t>
       </w:r>
       <w:r>
         <w:t>.</w:t>
@@ -12813,7 +12813,7 @@
         <w:rPr>
           <w:b/>
         </w:rPr>
-        <w:t>`450.00`</w:t>
+        <w:t>`451.50`</w:t>
       </w:r>
       <w:r>
         <w:t xml:space="preserve"> | S2: </w:t>
@@ -12831,7 +12831,7 @@
         <w:rPr>
           <w:b/>
         </w:rPr>
-        <w:t>`452.50`</w:t>
+        <w:t>`455.00`</w:t>
       </w:r>
       <w:r>
         <w:t xml:space="preserve"> | R2: </w:t>
@@ -13473,7 +13473,7 @@
         <w:t>Export Sales (Báo Cáo Mới Nhất):</w:t>
       </w:r>
       <w:r>
-        <w:t xml:space="preserve"> NoData</w:t>
+        <w:t xml:space="preserve"> OK</w:t>
       </w:r>
     </w:p>
     <w:p>
@@ -13574,7 +13574,7 @@
           <w:b/>
           <w:color w:val="15803D"/>
         </w:rPr>
-        <w:t>`450.00 - 450.27 cents (Canh mua vùng hỗ trợ)`</w:t>
+        <w:t>`451.50 - 450.55 cents (Canh mua vùng hỗ trợ)`</w:t>
       </w:r>
       <w:r>
         <w:t xml:space="preserve"> | SL: </w:t>
@@ -13583,7 +13583,7 @@
         <w:rPr>
           <w:b/>
         </w:rPr>
-        <w:t>`430.84 cents (Dưới cản S2 + 1.5x ATR)`</w:t>
+        <w:t>`431.25 cents (Dưới cản S2 + 1.5x ATR)`</w:t>
       </w:r>
       <w:r>
         <w:t xml:space="preserve"> | TP: </w:t>
@@ -13594,7 +13594,7 @@
           <w:color w:val="D97706"/>
           <w:sz w:val="19"/>
         </w:rPr>
-        <w:t xml:space="preserve"> 452.50 cents </w:t>
+        <w:t xml:space="preserve"> 455.00 cents </w:t>
       </w:r>
       <w:r>
         <w:t xml:space="preserve"> / </w:t>
@@ -13645,7 +13645,7 @@
         <w:rPr>
           <w:b/>
         </w:rPr>
-        <w:t>`448.50 - 450.00 cents`</w:t>
+        <w:t>`450.00 - 451.50 cents`</w:t>
       </w:r>
       <w:r>
         <w:t xml:space="preserve"> | SL: </w:t>
@@ -13654,7 +13654,7 @@
         <w:rPr>
           <w:b/>
         </w:rPr>
-        <w:t>`431.90 cents (Chống quét SL tuyệt đối)`</w:t>
+        <w:t>`432.17 cents (Chống quét SL tuyệt đối)`</w:t>
       </w:r>
       <w:r>
         <w:t xml:space="preserve"> | TP: </w:t>
@@ -13691,7 +13691,7 @@
         <w:rPr>
           <w:b/>
         </w:rPr>
-        <w:t>`452.50 - 454.00 cents`</w:t>
+        <w:t>`455.00 - 456.50 cents`</w:t>
       </w:r>
       <w:r>
         <w:t xml:space="preserve"> | SL: </w:t>
@@ -13700,7 +13700,7 @@
         <w:rPr>
           <w:b/>
         </w:rPr>
-        <w:t>`454.60 cents`</w:t>
+        <w:t>`456.83 cents`</w:t>
       </w:r>
       <w:r>
         <w:t xml:space="preserve"> | TP: </w:t>
@@ -13749,7 +13749,7 @@
         <w:rPr>
           <w:b/>
         </w:rPr>
-        <w:t>`448.07 - 456.75 cents`</w:t>
+        <w:t>`448.97 - 456.75 cents`</w:t>
       </w:r>
     </w:p>
     <w:p>
@@ -14156,7 +14156,7 @@
             </w:pPr>
             <w:r/>
             <w:r>
-              <w:t>451.25</w:t>
+              <w:t>452.50</w:t>
             </w:r>
           </w:p>
         </w:tc>
@@ -14184,7 +14184,7 @@
             </w:pPr>
             <w:r/>
             <w:r>
-              <w:t>455.00</w:t>
+              <w:t>456.25</w:t>
             </w:r>
           </w:p>
         </w:tc>
@@ -14212,7 +14212,7 @@
             </w:pPr>
             <w:r/>
             <w:r>
-              <w:t>448.00</w:t>
+              <w:t>449.25</w:t>
             </w:r>
           </w:p>
         </w:tc>
@@ -14243,7 +14243,7 @@
               <w:rPr>
                 <w:b/>
               </w:rPr>
-              <w:t>451.50</w:t>
+              <w:t>452.75</w:t>
             </w:r>
           </w:p>
         </w:tc>
@@ -14391,7 +14391,7 @@
             </w:pPr>
             <w:r/>
             <w:r>
-              <w:t>451.50</w:t>
+              <w:t>452.75</w:t>
             </w:r>
           </w:p>
         </w:tc>
@@ -14419,7 +14419,7 @@
             </w:pPr>
             <w:r/>
             <w:r>
-              <w:t>454.25</w:t>
+              <w:t>455.50</w:t>
             </w:r>
           </w:p>
         </w:tc>
@@ -14447,7 +14447,7 @@
             </w:pPr>
             <w:r/>
             <w:r>
-              <w:t>447.75</w:t>
+              <w:t>449.00</w:t>
             </w:r>
           </w:p>
         </w:tc>
@@ -14478,7 +14478,7 @@
               <w:rPr>
                 <w:b/>
               </w:rPr>
-              <w:t>451.00</w:t>
+              <w:t>452.25</w:t>
             </w:r>
           </w:p>
         </w:tc>
@@ -14626,7 +14626,7 @@
             </w:pPr>
             <w:r/>
             <w:r>
-              <w:t>451.00</w:t>
+              <w:t>452.25</w:t>
             </w:r>
           </w:p>
         </w:tc>
@@ -14654,7 +14654,7 @@
             </w:pPr>
             <w:r/>
             <w:r>
-              <w:t>454.00</w:t>
+              <w:t>455.25</w:t>
             </w:r>
           </w:p>
         </w:tc>
@@ -14682,7 +14682,7 @@
             </w:pPr>
             <w:r/>
             <w:r>
-              <w:t>447.00</w:t>
+              <w:t>448.25</w:t>
             </w:r>
           </w:p>
         </w:tc>
@@ -14713,7 +14713,7 @@
               <w:rPr>
                 <w:b/>
               </w:rPr>
-              <w:t>451.75</w:t>
+              <w:t>453.00</w:t>
             </w:r>
           </w:p>
         </w:tc>
@@ -14861,7 +14861,7 @@
             </w:pPr>
             <w:r/>
             <w:r>
-              <w:t>451.75</w:t>
+              <w:t>453.00</w:t>
             </w:r>
           </w:p>
         </w:tc>
@@ -14889,7 +14889,7 @@
             </w:pPr>
             <w:r/>
             <w:r>
-              <w:t>456.25</w:t>
+              <w:t>457.50</w:t>
             </w:r>
           </w:p>
         </w:tc>
@@ -14917,7 +14917,7 @@
             </w:pPr>
             <w:r/>
             <w:r>
-              <w:t>446.75</w:t>
+              <w:t>448.00</w:t>
             </w:r>
           </w:p>
         </w:tc>
@@ -14948,7 +14948,7 @@
               <w:rPr>
                 <w:b/>
               </w:rPr>
-              <w:t>452.50</w:t>
+              <w:t>453.75</w:t>
             </w:r>
           </w:p>
         </w:tc>
@@ -15096,7 +15096,7 @@
             </w:pPr>
             <w:r/>
             <w:r>
-              <w:t>452.50</w:t>
+              <w:t>453.75</w:t>
             </w:r>
           </w:p>
         </w:tc>
@@ -15124,7 +15124,7 @@
             </w:pPr>
             <w:r/>
             <w:r>
-              <w:t>458.00</w:t>
+              <w:t>459.25</w:t>
             </w:r>
           </w:p>
         </w:tc>
@@ -15152,7 +15152,7 @@
             </w:pPr>
             <w:r/>
             <w:r>
-              <w:t>446.25</w:t>
+              <w:t>447.50</w:t>
             </w:r>
           </w:p>
         </w:tc>
@@ -15183,7 +15183,7 @@
               <w:rPr>
                 <w:b/>
               </w:rPr>
-              <w:t>454.75</w:t>
+              <w:t>456.00</w:t>
             </w:r>
           </w:p>
         </w:tc>
@@ -15331,7 +15331,7 @@
             </w:pPr>
             <w:r/>
             <w:r>
-              <w:t>454.75</w:t>
+              <w:t>456.00</w:t>
             </w:r>
           </w:p>
         </w:tc>
@@ -15359,7 +15359,7 @@
             </w:pPr>
             <w:r/>
             <w:r>
-              <w:t>457.75</w:t>
+              <w:t>459.00</w:t>
             </w:r>
           </w:p>
         </w:tc>
@@ -15387,7 +15387,7 @@
             </w:pPr>
             <w:r/>
             <w:r>
-              <w:t>450.50</w:t>
+              <w:t>451.75</w:t>
             </w:r>
           </w:p>
         </w:tc>
@@ -15418,7 +15418,7 @@
               <w:rPr>
                 <w:b/>
               </w:rPr>
-              <w:t>455.00</w:t>
+              <w:t>456.25</w:t>
             </w:r>
           </w:p>
         </w:tc>
@@ -15566,7 +15566,7 @@
             </w:pPr>
             <w:r/>
             <w:r>
-              <w:t>455.00</w:t>
+              <w:t>456.25</w:t>
             </w:r>
           </w:p>
         </w:tc>
@@ -15594,7 +15594,7 @@
             </w:pPr>
             <w:r/>
             <w:r>
-              <w:t>458.25</w:t>
+              <w:t>459.50</w:t>
             </w:r>
           </w:p>
         </w:tc>
@@ -15622,7 +15622,7 @@
             </w:pPr>
             <w:r/>
             <w:r>
-              <w:t>448.50</w:t>
+              <w:t>449.75</w:t>
             </w:r>
           </w:p>
         </w:tc>
@@ -15653,7 +15653,7 @@
               <w:rPr>
                 <w:b/>
               </w:rPr>
-              <w:t>455.75</w:t>
+              <w:t>457.00</w:t>
             </w:r>
           </w:p>
         </w:tc>
@@ -15801,7 +15801,7 @@
             </w:pPr>
             <w:r/>
             <w:r>
-              <w:t>455.75</w:t>
+              <w:t>457.00</w:t>
             </w:r>
           </w:p>
         </w:tc>
@@ -15829,7 +15829,7 @@
             </w:pPr>
             <w:r/>
             <w:r>
-              <w:t>458.75</w:t>
+              <w:t>460.00</w:t>
             </w:r>
           </w:p>
         </w:tc>
@@ -15857,7 +15857,7 @@
             </w:pPr>
             <w:r/>
             <w:r>
-              <w:t>451.25</w:t>
+              <w:t>452.50</w:t>
             </w:r>
           </w:p>
         </w:tc>
@@ -15888,7 +15888,7 @@
               <w:rPr>
                 <w:b/>
               </w:rPr>
-              <w:t>455.25</w:t>
+              <w:t>456.50</w:t>
             </w:r>
           </w:p>
         </w:tc>
@@ -16036,7 +16036,7 @@
             </w:pPr>
             <w:r/>
             <w:r>
-              <w:t>455.25</w:t>
+              <w:t>456.50</w:t>
             </w:r>
           </w:p>
         </w:tc>
@@ -16064,7 +16064,7 @@
             </w:pPr>
             <w:r/>
             <w:r>
-              <w:t>459.25</w:t>
+              <w:t>460.50</w:t>
             </w:r>
           </w:p>
         </w:tc>
@@ -16092,7 +16092,7 @@
             </w:pPr>
             <w:r/>
             <w:r>
-              <w:t>449.50</w:t>
+              <w:t>450.75</w:t>
             </w:r>
           </w:p>
         </w:tc>
@@ -16123,7 +16123,7 @@
               <w:rPr>
                 <w:b/>
               </w:rPr>
-              <w:t>455.75</w:t>
+              <w:t>457.00</w:t>
             </w:r>
           </w:p>
         </w:tc>
@@ -16271,7 +16271,7 @@
             </w:pPr>
             <w:r/>
             <w:r>
-              <w:t>455.75</w:t>
+              <w:t>457.00</w:t>
             </w:r>
           </w:p>
         </w:tc>
@@ -16299,7 +16299,7 @@
             </w:pPr>
             <w:r/>
             <w:r>
-              <w:t>458.25</w:t>
+              <w:t>459.50</w:t>
             </w:r>
           </w:p>
         </w:tc>
@@ -16327,7 +16327,7 @@
             </w:pPr>
             <w:r/>
             <w:r>
-              <w:t>452.50</w:t>
+              <w:t>453.75</w:t>
             </w:r>
           </w:p>
         </w:tc>
@@ -16358,7 +16358,7 @@
               <w:rPr>
                 <w:b/>
               </w:rPr>
-              <w:t>456.25</w:t>
+              <w:t>457.50</w:t>
             </w:r>
           </w:p>
         </w:tc>
@@ -16506,7 +16506,7 @@
             </w:pPr>
             <w:r/>
             <w:r>
-              <w:t>456.25</w:t>
+              <w:t>457.50</w:t>
             </w:r>
           </w:p>
         </w:tc>
@@ -16534,7 +16534,7 @@
             </w:pPr>
             <w:r/>
             <w:r>
-              <w:t>459.75</w:t>
+              <w:t>461.00</w:t>
             </w:r>
           </w:p>
         </w:tc>
@@ -16562,7 +16562,7 @@
             </w:pPr>
             <w:r/>
             <w:r>
-              <w:t>450.25</w:t>
+              <w:t>451.50</w:t>
             </w:r>
           </w:p>
         </w:tc>
@@ -16593,7 +16593,7 @@
               <w:rPr>
                 <w:b/>
               </w:rPr>
-              <w:t>457.25</w:t>
+              <w:t>458.50</w:t>
             </w:r>
           </w:p>
         </w:tc>
@@ -16741,7 +16741,7 @@
             </w:pPr>
             <w:r/>
             <w:r>
-              <w:t>457.25</w:t>
+              <w:t>458.50</w:t>
             </w:r>
           </w:p>
         </w:tc>
@@ -16769,7 +16769,7 @@
             </w:pPr>
             <w:r/>
             <w:r>
-              <w:t>460.00</w:t>
+              <w:t>461.25</w:t>
             </w:r>
           </w:p>
         </w:tc>
@@ -16797,7 +16797,7 @@
             </w:pPr>
             <w:r/>
             <w:r>
-              <w:t>454.75</w:t>
+              <w:t>456.00</w:t>
             </w:r>
           </w:p>
         </w:tc>
@@ -16828,7 +16828,7 @@
               <w:rPr>
                 <w:b/>
               </w:rPr>
-              <w:t>457.25</w:t>
+              <w:t>458.50</w:t>
             </w:r>
           </w:p>
         </w:tc>
@@ -16976,7 +16976,7 @@
             </w:pPr>
             <w:r/>
             <w:r>
-              <w:t>457.25</w:t>
+              <w:t>458.50</w:t>
             </w:r>
           </w:p>
         </w:tc>
@@ -17004,7 +17004,7 @@
             </w:pPr>
             <w:r/>
             <w:r>
-              <w:t>460.00</w:t>
+              <w:t>461.25</w:t>
             </w:r>
           </w:p>
         </w:tc>
@@ -17032,7 +17032,7 @@
             </w:pPr>
             <w:r/>
             <w:r>
-              <w:t>454.75</w:t>
+              <w:t>456.00</w:t>
             </w:r>
           </w:p>
         </w:tc>
@@ -17063,7 +17063,7 @@
               <w:rPr>
                 <w:b/>
               </w:rPr>
-              <w:t>456.75</w:t>
+              <w:t>458.00</w:t>
             </w:r>
           </w:p>
         </w:tc>
@@ -17211,7 +17211,7 @@
             </w:pPr>
             <w:r/>
             <w:r>
-              <w:t>456.75</w:t>
+              <w:t>458.00</w:t>
             </w:r>
           </w:p>
         </w:tc>
@@ -17239,7 +17239,7 @@
             </w:pPr>
             <w:r/>
             <w:r>
-              <w:t>459.75</w:t>
+              <w:t>461.00</w:t>
             </w:r>
           </w:p>
         </w:tc>
@@ -17267,7 +17267,7 @@
             </w:pPr>
             <w:r/>
             <w:r>
-              <w:t>453.50</w:t>
+              <w:t>454.75</w:t>
             </w:r>
           </w:p>
         </w:tc>
@@ -17298,7 +17298,7 @@
               <w:rPr>
                 <w:b/>
               </w:rPr>
-              <w:t>456.50</w:t>
+              <w:t>457.75</w:t>
             </w:r>
           </w:p>
         </w:tc>
@@ -17446,7 +17446,7 @@
             </w:pPr>
             <w:r/>
             <w:r>
-              <w:t>456.50</w:t>
+              <w:t>457.75</w:t>
             </w:r>
           </w:p>
         </w:tc>
@@ -17474,7 +17474,7 @@
             </w:pPr>
             <w:r/>
             <w:r>
-              <w:t>460.50</w:t>
+              <w:t>461.75</w:t>
             </w:r>
           </w:p>
         </w:tc>
@@ -17502,7 +17502,7 @@
             </w:pPr>
             <w:r/>
             <w:r>
-              <w:t>451.25</w:t>
+              <w:t>452.50</w:t>
             </w:r>
           </w:p>
         </w:tc>
@@ -17533,7 +17533,7 @@
               <w:rPr>
                 <w:b/>
               </w:rPr>
-              <w:t>457.00</w:t>
+              <w:t>458.25</w:t>
             </w:r>
           </w:p>
         </w:tc>
@@ -17681,7 +17681,7 @@
             </w:pPr>
             <w:r/>
             <w:r>
-              <w:t>457.00</w:t>
+              <w:t>458.25</w:t>
             </w:r>
           </w:p>
         </w:tc>
@@ -17709,7 +17709,7 @@
             </w:pPr>
             <w:r/>
             <w:r>
-              <w:t>461.75</w:t>
+              <w:t>463.00</w:t>
             </w:r>
           </w:p>
         </w:tc>
@@ -17737,7 +17737,7 @@
             </w:pPr>
             <w:r/>
             <w:r>
-              <w:t>450.00</w:t>
+              <w:t>451.25</w:t>
             </w:r>
           </w:p>
         </w:tc>
@@ -17768,7 +17768,7 @@
               <w:rPr>
                 <w:b/>
               </w:rPr>
-              <w:t>459.00</w:t>
+              <w:t>460.25</w:t>
             </w:r>
           </w:p>
         </w:tc>
@@ -17916,7 +17916,7 @@
             </w:pPr>
             <w:r/>
             <w:r>
-              <w:t>459.00</w:t>
+              <w:t>460.25</w:t>
             </w:r>
           </w:p>
         </w:tc>
@@ -17944,7 +17944,7 @@
             </w:pPr>
             <w:r/>
             <w:r>
-              <w:t>467.00</w:t>
+              <w:t>468.25</w:t>
             </w:r>
           </w:p>
         </w:tc>
@@ -17972,7 +17972,7 @@
             </w:pPr>
             <w:r/>
             <w:r>
-              <w:t>452.00</w:t>
+              <w:t>453.25</w:t>
             </w:r>
           </w:p>
         </w:tc>
@@ -18003,7 +18003,7 @@
               <w:rPr>
                 <w:b/>
               </w:rPr>
-              <w:t>460.50</w:t>
+              <w:t>461.75</w:t>
             </w:r>
           </w:p>
         </w:tc>
@@ -18151,7 +18151,7 @@
             </w:pPr>
             <w:r/>
             <w:r>
-              <w:t>460.50</w:t>
+              <w:t>461.75</w:t>
             </w:r>
           </w:p>
         </w:tc>
@@ -18179,7 +18179,7 @@
             </w:pPr>
             <w:r/>
             <w:r>
-              <w:t>465.00</w:t>
+              <w:t>466.25</w:t>
             </w:r>
           </w:p>
         </w:tc>
@@ -18207,7 +18207,7 @@
             </w:pPr>
             <w:r/>
             <w:r>
-              <w:t>456.25</w:t>
+              <w:t>457.50</w:t>
             </w:r>
           </w:p>
         </w:tc>
@@ -18238,7 +18238,7 @@
               <w:rPr>
                 <w:b/>
               </w:rPr>
-              <w:t>460.00</w:t>
+              <w:t>461.25</w:t>
             </w:r>
           </w:p>
         </w:tc>
@@ -18386,7 +18386,7 @@
             </w:pPr>
             <w:r/>
             <w:r>
-              <w:t>460.00</w:t>
+              <w:t>461.25</w:t>
             </w:r>
           </w:p>
         </w:tc>
@@ -18414,7 +18414,7 @@
             </w:pPr>
             <w:r/>
             <w:r>
-              <w:t>462.25</w:t>
+              <w:t>463.50</w:t>
             </w:r>
           </w:p>
         </w:tc>
@@ -18442,7 +18442,7 @@
             </w:pPr>
             <w:r/>
             <w:r>
-              <w:t>457.25</w:t>
+              <w:t>458.50</w:t>
             </w:r>
           </w:p>
         </w:tc>
@@ -18473,7 +18473,7 @@
               <w:rPr>
                 <w:b/>
               </w:rPr>
-              <w:t>459.75</w:t>
+              <w:t>461.00</w:t>
             </w:r>
           </w:p>
         </w:tc>
@@ -18621,7 +18621,7 @@
             </w:pPr>
             <w:r/>
             <w:r>
-              <w:t>459.75</w:t>
+              <w:t>461.00</w:t>
             </w:r>
           </w:p>
         </w:tc>
@@ -18649,7 +18649,7 @@
             </w:pPr>
             <w:r/>
             <w:r>
-              <w:t>461.75</w:t>
+              <w:t>463.00</w:t>
             </w:r>
           </w:p>
         </w:tc>
@@ -18677,7 +18677,7 @@
             </w:pPr>
             <w:r/>
             <w:r>
-              <w:t>455.25</w:t>
+              <w:t>456.50</w:t>
             </w:r>
           </w:p>
         </w:tc>
@@ -18708,7 +18708,7 @@
               <w:rPr>
                 <w:b/>
               </w:rPr>
-              <w:t>460.00</w:t>
+              <w:t>461.25</w:t>
             </w:r>
           </w:p>
         </w:tc>
@@ -18856,7 +18856,7 @@
             </w:pPr>
             <w:r/>
             <w:r>
-              <w:t>460.00</w:t>
+              <w:t>461.25</w:t>
             </w:r>
           </w:p>
         </w:tc>
@@ -18884,7 +18884,7 @@
             </w:pPr>
             <w:r/>
             <w:r>
-              <w:t>463.75</w:t>
+              <w:t>465.00</w:t>
             </w:r>
           </w:p>
         </w:tc>
@@ -18912,7 +18912,7 @@
             </w:pPr>
             <w:r/>
             <w:r>
-              <w:t>457.25</w:t>
+              <w:t>458.50</w:t>
             </w:r>
           </w:p>
         </w:tc>
@@ -18943,7 +18943,7 @@
               <w:rPr>
                 <w:b/>
               </w:rPr>
-              <w:t>460.50</w:t>
+              <w:t>461.75</w:t>
             </w:r>
           </w:p>
         </w:tc>
@@ -19091,7 +19091,7 @@
             </w:pPr>
             <w:r/>
             <w:r>
-              <w:t>460.50</w:t>
+              <w:t>461.75</w:t>
             </w:r>
           </w:p>
         </w:tc>
@@ -19119,7 +19119,7 @@
             </w:pPr>
             <w:r/>
             <w:r>
-              <w:t>463.50</w:t>
+              <w:t>464.75</w:t>
             </w:r>
           </w:p>
         </w:tc>
@@ -19147,7 +19147,7 @@
             </w:pPr>
             <w:r/>
             <w:r>
-              <w:t>456.00</w:t>
+              <w:t>457.25</w:t>
             </w:r>
           </w:p>
         </w:tc>
@@ -19178,7 +19178,7 @@
               <w:rPr>
                 <w:b/>
               </w:rPr>
-              <w:t>460.75</w:t>
+              <w:t>462.00</w:t>
             </w:r>
           </w:p>
         </w:tc>
@@ -19326,7 +19326,7 @@
             </w:pPr>
             <w:r/>
             <w:r>
-              <w:t>460.75</w:t>
+              <w:t>462.00</w:t>
             </w:r>
           </w:p>
         </w:tc>
@@ -19354,7 +19354,7 @@
             </w:pPr>
             <w:r/>
             <w:r>
-              <w:t>465.00</w:t>
+              <w:t>466.25</w:t>
             </w:r>
           </w:p>
         </w:tc>
@@ -19382,7 +19382,7 @@
             </w:pPr>
             <w:r/>
             <w:r>
-              <w:t>457.50</w:t>
+              <w:t>458.75</w:t>
             </w:r>
           </w:p>
         </w:tc>
@@ -19413,7 +19413,7 @@
               <w:rPr>
                 <w:b/>
               </w:rPr>
-              <w:t>461.50</w:t>
+              <w:t>462.75</w:t>
             </w:r>
           </w:p>
         </w:tc>
@@ -19561,7 +19561,7 @@
             </w:pPr>
             <w:r/>
             <w:r>
-              <w:t>461.50</w:t>
+              <w:t>462.75</w:t>
             </w:r>
           </w:p>
         </w:tc>
@@ -19589,7 +19589,7 @@
             </w:pPr>
             <w:r/>
             <w:r>
-              <w:t>465.00</w:t>
+              <w:t>466.25</w:t>
             </w:r>
           </w:p>
         </w:tc>
@@ -19617,7 +19617,7 @@
             </w:pPr>
             <w:r/>
             <w:r>
-              <w:t>459.25</w:t>
+              <w:t>460.50</w:t>
             </w:r>
           </w:p>
         </w:tc>
@@ -19648,7 +19648,7 @@
               <w:rPr>
                 <w:b/>
               </w:rPr>
-              <w:t>461.50</w:t>
+              <w:t>462.75</w:t>
             </w:r>
           </w:p>
         </w:tc>
@@ -19796,7 +19796,7 @@
             </w:pPr>
             <w:r/>
             <w:r>
-              <w:t>461.50</w:t>
+              <w:t>462.75</w:t>
             </w:r>
           </w:p>
         </w:tc>
@@ -19824,7 +19824,7 @@
             </w:pPr>
             <w:r/>
             <w:r>
-              <w:t>465.25</w:t>
+              <w:t>466.50</w:t>
             </w:r>
           </w:p>
         </w:tc>
@@ -19852,7 +19852,7 @@
             </w:pPr>
             <w:r/>
             <w:r>
-              <w:t>458.00</w:t>
+              <w:t>459.25</w:t>
             </w:r>
           </w:p>
         </w:tc>
@@ -19883,7 +19883,7 @@
               <w:rPr>
                 <w:b/>
               </w:rPr>
-              <w:t>461.25</w:t>
+              <w:t>462.50</w:t>
             </w:r>
           </w:p>
         </w:tc>
@@ -20031,7 +20031,7 @@
             </w:pPr>
             <w:r/>
             <w:r>
-              <w:t>461.25</w:t>
+              <w:t>462.50</w:t>
             </w:r>
           </w:p>
         </w:tc>
@@ -20059,7 +20059,7 @@
             </w:pPr>
             <w:r/>
             <w:r>
-              <w:t>464.75</w:t>
+              <w:t>466.00</w:t>
             </w:r>
           </w:p>
         </w:tc>
@@ -20087,7 +20087,7 @@
             </w:pPr>
             <w:r/>
             <w:r>
-              <w:t>458.00</w:t>
+              <w:t>459.25</w:t>
             </w:r>
           </w:p>
         </w:tc>
@@ -20118,7 +20118,7 @@
               <w:rPr>
                 <w:b/>
               </w:rPr>
-              <w:t>461.00</w:t>
+              <w:t>462.25</w:t>
             </w:r>
           </w:p>
         </w:tc>
@@ -20266,7 +20266,7 @@
             </w:pPr>
             <w:r/>
             <w:r>
-              <w:t>461.00</w:t>
+              <w:t>462.25</w:t>
             </w:r>
           </w:p>
         </w:tc>
@@ -20294,7 +20294,7 @@
             </w:pPr>
             <w:r/>
             <w:r>
-              <w:t>464.00</w:t>
+              <w:t>465.25</w:t>
             </w:r>
           </w:p>
         </w:tc>
@@ -20322,7 +20322,7 @@
             </w:pPr>
             <w:r/>
             <w:r>
-              <w:t>458.25</w:t>
+              <w:t>459.50</w:t>
             </w:r>
           </w:p>
         </w:tc>
@@ -20353,7 +20353,7 @@
               <w:rPr>
                 <w:b/>
               </w:rPr>
-              <w:t>461.25</w:t>
+              <w:t>462.50</w:t>
             </w:r>
           </w:p>
         </w:tc>
@@ -20501,7 +20501,7 @@
             </w:pPr>
             <w:r/>
             <w:r>
-              <w:t>461.25</w:t>
+              <w:t>462.50</w:t>
             </w:r>
           </w:p>
         </w:tc>
@@ -20529,7 +20529,7 @@
             </w:pPr>
             <w:r/>
             <w:r>
-              <w:t>464.25</w:t>
+              <w:t>465.50</w:t>
             </w:r>
           </w:p>
         </w:tc>
@@ -20557,7 +20557,7 @@
             </w:pPr>
             <w:r/>
             <w:r>
-              <w:t>458.50</w:t>
+              <w:t>459.75</w:t>
             </w:r>
           </w:p>
         </w:tc>
@@ -20588,7 +20588,7 @@
               <w:rPr>
                 <w:b/>
               </w:rPr>
-              <w:t>461.25</w:t>
+              <w:t>462.50</w:t>
             </w:r>
           </w:p>
         </w:tc>
@@ -20736,7 +20736,7 @@
             </w:pPr>
             <w:r/>
             <w:r>
-              <w:t>461.25</w:t>
+              <w:t>462.50</w:t>
             </w:r>
           </w:p>
         </w:tc>
@@ -20764,7 +20764,7 @@
             </w:pPr>
             <w:r/>
             <w:r>
-              <w:t>465.25</w:t>
+              <w:t>466.50</w:t>
             </w:r>
           </w:p>
         </w:tc>
@@ -20792,7 +20792,7 @@
             </w:pPr>
             <w:r/>
             <w:r>
-              <w:t>457.75</w:t>
+              <w:t>459.00</w:t>
             </w:r>
           </w:p>
         </w:tc>
@@ -20823,7 +20823,7 @@
               <w:rPr>
                 <w:b/>
               </w:rPr>
-              <w:t>461.75</w:t>
+              <w:t>463.00</w:t>
             </w:r>
           </w:p>
         </w:tc>
@@ -20971,7 +20971,7 @@
             </w:pPr>
             <w:r/>
             <w:r>
-              <w:t>461.75</w:t>
+              <w:t>463.00</w:t>
             </w:r>
           </w:p>
         </w:tc>
@@ -20999,7 +20999,7 @@
             </w:pPr>
             <w:r/>
             <w:r>
-              <w:t>465.75</w:t>
+              <w:t>467.00</w:t>
             </w:r>
           </w:p>
         </w:tc>
@@ -21027,7 +21027,7 @@
             </w:pPr>
             <w:r/>
             <w:r>
-              <w:t>460.00</w:t>
+              <w:t>461.25</w:t>
             </w:r>
           </w:p>
         </w:tc>
@@ -21058,7 +21058,7 @@
               <w:rPr>
                 <w:b/>
               </w:rPr>
-              <w:t>461.50</w:t>
+              <w:t>462.75</w:t>
             </w:r>
           </w:p>
         </w:tc>
@@ -21781,7 +21781,7 @@
         <w:t>Giá Chốt Phiên (Close):</w:t>
       </w:r>
       <w:r>
-        <w:t xml:space="preserve"> 661.25 cents | </w:t>
+        <w:t xml:space="preserve"> 663.00 cents | </w:t>
       </w:r>
       <w:r>
         <w:rPr>
@@ -21796,10 +21796,10 @@
         <w:rPr>
           <w:b/>
         </w:rPr>
-        <w:t>`664.32 cents`</w:t>
+        <w:t>`665.96 cents`</w:t>
       </w:r>
       <w:r>
-        <w:t xml:space="preserve"> (+3.07).</w:t>
+        <w:t xml:space="preserve"> (+2.96).</w:t>
       </w:r>
     </w:p>
     <w:p>
@@ -21820,7 +21820,7 @@
         <w:rPr>
           <w:b/>
         </w:rPr>
-        <w:t>`2,899`</w:t>
+        <w:t>`3,970`</w:t>
       </w:r>
       <w:r>
         <w:t xml:space="preserve"> (Chênh lệch: </w:t>
@@ -21829,7 +21829,7 @@
         <w:rPr>
           <w:b/>
         </w:rPr>
-        <w:t>`-154,614`</w:t>
+        <w:t>`-153,543`</w:t>
       </w:r>
       <w:r>
         <w:t xml:space="preserve">) | OI: </w:t>
@@ -22163,7 +22163,7 @@
               <w:rPr>
                 <w:b/>
               </w:rPr>
-              <w:t>87.09</w:t>
+              <w:t>87.95</w:t>
             </w:r>
           </w:p>
         </w:tc>
@@ -22194,7 +22194,7 @@
               <w:rPr>
                 <w:b/>
               </w:rPr>
-              <w:t>+0.02%</w:t>
+              <w:t>+1.01%</w:t>
             </w:r>
           </w:p>
         </w:tc>
@@ -22286,7 +22286,7 @@
               <w:rPr>
                 <w:b/>
               </w:rPr>
-              <w:t>99.88</w:t>
+              <w:t>99.83</w:t>
             </w:r>
           </w:p>
         </w:tc>
@@ -22317,7 +22317,7 @@
               <w:rPr>
                 <w:b/>
               </w:rPr>
-              <w:t>-0.08%</w:t>
+              <w:t>-0.13%</w:t>
             </w:r>
           </w:p>
         </w:tc>
@@ -22921,7 +22921,7 @@
         <w:t xml:space="preserve"> EMA_21 </w:t>
       </w:r>
       <w:r>
-        <w:t xml:space="preserve"> (653.99) &gt; </w:t>
+        <w:t xml:space="preserve"> (655.51) &gt; </w:t>
       </w:r>
       <w:r>
         <w:rPr>
@@ -22932,7 +22932,7 @@
         <w:t xml:space="preserve"> EMA_50 </w:t>
       </w:r>
       <w:r>
-        <w:t xml:space="preserve"> (650.02).</w:t>
+        <w:t xml:space="preserve"> (651.00).</w:t>
       </w:r>
     </w:p>
     <w:p>
@@ -22953,7 +22953,7 @@
         <w:rPr>
           <w:b/>
         </w:rPr>
-        <w:t>`62.53`</w:t>
+        <w:t>`64.46`</w:t>
       </w:r>
       <w:r>
         <w:t xml:space="preserve"> | ATR (14) = </w:t>
@@ -22962,7 +22962,7 @@
         <w:rPr>
           <w:b/>
         </w:rPr>
-        <w:t>`5.52`</w:t>
+        <w:t>`4.91`</w:t>
       </w:r>
       <w:r>
         <w:t xml:space="preserve"> cents | Volatility = </w:t>
@@ -22971,7 +22971,7 @@
         <w:rPr>
           <w:b/>
         </w:rPr>
-        <w:t>`5.75 cents`</w:t>
+        <w:t>`4.00 cents`</w:t>
       </w:r>
       <w:r>
         <w:t>.</w:t>
@@ -22995,7 +22995,7 @@
         <w:rPr>
           <w:b/>
         </w:rPr>
-        <w:t>`658.25`</w:t>
+        <w:t>`659.50`</w:t>
       </w:r>
       <w:r>
         <w:t xml:space="preserve"> | S2: </w:t>
@@ -23013,7 +23013,7 @@
         <w:rPr>
           <w:b/>
         </w:rPr>
-        <w:t>`664.50`</w:t>
+        <w:t>`665.75`</w:t>
       </w:r>
       <w:r>
         <w:t xml:space="preserve"> | R2: </w:t>
@@ -23645,7 +23645,7 @@
         <w:t>Export Sales (Báo Cáo Mới Nhất):</w:t>
       </w:r>
       <w:r>
-        <w:t xml:space="preserve"> NoData</w:t>
+        <w:t xml:space="preserve"> OK</w:t>
       </w:r>
     </w:p>
     <w:p>
@@ -23746,7 +23746,7 @@
           <w:b/>
           <w:color w:val="B91C1C"/>
         </w:rPr>
-        <w:t>`653.99 - 650.02 cents (Canh bán hồi kỹ thuật H1)`</w:t>
+        <w:t>`655.51 - 651.00 cents (Canh bán hồi kỹ thuật H1)`</w:t>
       </w:r>
       <w:r>
         <w:t xml:space="preserve"> | SL: </w:t>
@@ -23755,7 +23755,7 @@
         <w:rPr>
           <w:b/>
         </w:rPr>
-        <w:t>`719.52 cents (Trên kháng cự R2 + 1.5x ATR)`</w:t>
+        <w:t>`718.61 cents (Trên kháng cự R2 + 1.5x ATR)`</w:t>
       </w:r>
       <w:r>
         <w:t xml:space="preserve"> | TP: </w:t>
@@ -23766,7 +23766,7 @@
           <w:color w:val="D97706"/>
           <w:sz w:val="19"/>
         </w:rPr>
-        <w:t xml:space="preserve"> 658.25 cents </w:t>
+        <w:t xml:space="preserve"> 659.50 cents </w:t>
       </w:r>
       <w:r>
         <w:t xml:space="preserve"> / </w:t>
@@ -23817,7 +23817,7 @@
         <w:rPr>
           <w:b/>
         </w:rPr>
-        <w:t>`656.25 - 658.25 cents`</w:t>
+        <w:t>`657.50 - 659.50 cents`</w:t>
       </w:r>
       <w:r>
         <w:t xml:space="preserve"> | SL: </w:t>
@@ -23826,7 +23826,7 @@
         <w:rPr>
           <w:b/>
         </w:rPr>
-        <w:t>`621.23 cents`</w:t>
+        <w:t>`621.84 cents`</w:t>
       </w:r>
       <w:r>
         <w:t xml:space="preserve"> | TP: </w:t>
@@ -23835,7 +23835,7 @@
         <w:rPr>
           <w:b/>
         </w:rPr>
-        <w:t>`664.50 cents (Đón sóng hồi trung hạn ~14.5 giá)`</w:t>
+        <w:t>`665.75 cents (Đón sóng hồi trung hạn ~14.5 giá)`</w:t>
       </w:r>
       <w:r>
         <w:t>.</w:t>
@@ -23863,7 +23863,7 @@
         <w:rPr>
           <w:b/>
         </w:rPr>
-        <w:t>`664.50 - 666.50 cents`</w:t>
+        <w:t>`665.75 - 667.75 cents`</w:t>
       </w:r>
       <w:r>
         <w:t xml:space="preserve"> | SL: </w:t>
@@ -23872,7 +23872,7 @@
         <w:rPr>
           <w:b/>
         </w:rPr>
-        <w:t>`670.02 cents`</w:t>
+        <w:t>`670.66 cents`</w:t>
       </w:r>
       <w:r>
         <w:t xml:space="preserve"> | TP: </w:t>
@@ -23921,7 +23921,7 @@
         <w:rPr>
           <w:b/>
         </w:rPr>
-        <w:t>`623.17 - 644.50 cents`</w:t>
+        <w:t>`625.09 - 644.50 cents`</w:t>
       </w:r>
     </w:p>
     <w:p>
@@ -24328,7 +24328,7 @@
             </w:pPr>
             <w:r/>
             <w:r>
-              <w:t>661.25</w:t>
+              <w:t>663.00</w:t>
             </w:r>
           </w:p>
         </w:tc>
@@ -24356,7 +24356,7 @@
             </w:pPr>
             <w:r/>
             <w:r>
-              <w:t>672.50</w:t>
+              <w:t>674.25</w:t>
             </w:r>
           </w:p>
         </w:tc>
@@ -24384,7 +24384,7 @@
             </w:pPr>
             <w:r/>
             <w:r>
-              <w:t>655.75</w:t>
+              <w:t>657.50</w:t>
             </w:r>
           </w:p>
         </w:tc>
@@ -24415,7 +24415,7 @@
               <w:rPr>
                 <w:b/>
               </w:rPr>
-              <w:t>660.50</w:t>
+              <w:t>662.25</w:t>
             </w:r>
           </w:p>
         </w:tc>
@@ -24563,7 +24563,7 @@
             </w:pPr>
             <w:r/>
             <w:r>
-              <w:t>660.50</w:t>
+              <w:t>662.25</w:t>
             </w:r>
           </w:p>
         </w:tc>
@@ -24591,7 +24591,7 @@
             </w:pPr>
             <w:r/>
             <w:r>
-              <w:t>668.00</w:t>
+              <w:t>669.75</w:t>
             </w:r>
           </w:p>
         </w:tc>
@@ -24619,7 +24619,7 @@
             </w:pPr>
             <w:r/>
             <w:r>
-              <w:t>654.50</w:t>
+              <w:t>656.25</w:t>
             </w:r>
           </w:p>
         </w:tc>
@@ -24650,7 +24650,7 @@
               <w:rPr>
                 <w:b/>
               </w:rPr>
-              <w:t>660.00</w:t>
+              <w:t>661.75</w:t>
             </w:r>
           </w:p>
         </w:tc>
@@ -24798,7 +24798,7 @@
             </w:pPr>
             <w:r/>
             <w:r>
-              <w:t>660.00</w:t>
+              <w:t>661.75</w:t>
             </w:r>
           </w:p>
         </w:tc>
@@ -24826,7 +24826,7 @@
             </w:pPr>
             <w:r/>
             <w:r>
-              <w:t>673.75</w:t>
+              <w:t>675.50</w:t>
             </w:r>
           </w:p>
         </w:tc>
@@ -24854,7 +24854,7 @@
             </w:pPr>
             <w:r/>
             <w:r>
-              <w:t>645.25</w:t>
+              <w:t>647.00</w:t>
             </w:r>
           </w:p>
         </w:tc>
@@ -24885,7 +24885,7 @@
               <w:rPr>
                 <w:b/>
               </w:rPr>
-              <w:t>662.00</w:t>
+              <w:t>663.75</w:t>
             </w:r>
           </w:p>
         </w:tc>
@@ -25033,7 +25033,7 @@
             </w:pPr>
             <w:r/>
             <w:r>
-              <w:t>662.00</w:t>
+              <w:t>663.75</w:t>
             </w:r>
           </w:p>
         </w:tc>
@@ -25061,7 +25061,7 @@
             </w:pPr>
             <w:r/>
             <w:r>
-              <w:t>675.25</w:t>
+              <w:t>677.00</w:t>
             </w:r>
           </w:p>
         </w:tc>
@@ -25089,7 +25089,7 @@
             </w:pPr>
             <w:r/>
             <w:r>
-              <w:t>653.75</w:t>
+              <w:t>655.50</w:t>
             </w:r>
           </w:p>
         </w:tc>
@@ -25120,7 +25120,7 @@
               <w:rPr>
                 <w:b/>
               </w:rPr>
-              <w:t>663.25</w:t>
+              <w:t>665.00</w:t>
             </w:r>
           </w:p>
         </w:tc>
@@ -25268,7 +25268,7 @@
             </w:pPr>
             <w:r/>
             <w:r>
-              <w:t>663.25</w:t>
+              <w:t>665.00</w:t>
             </w:r>
           </w:p>
         </w:tc>
@@ -25296,7 +25296,7 @@
             </w:pPr>
             <w:r/>
             <w:r>
-              <w:t>679.75</w:t>
+              <w:t>681.50</w:t>
             </w:r>
           </w:p>
         </w:tc>
@@ -25324,7 +25324,7 @@
             </w:pPr>
             <w:r/>
             <w:r>
-              <w:t>652.75</w:t>
+              <w:t>654.50</w:t>
             </w:r>
           </w:p>
         </w:tc>
@@ -25355,7 +25355,7 @@
               <w:rPr>
                 <w:b/>
               </w:rPr>
-              <w:t>667.75</w:t>
+              <w:t>669.50</w:t>
             </w:r>
           </w:p>
         </w:tc>
@@ -25503,7 +25503,7 @@
             </w:pPr>
             <w:r/>
             <w:r>
-              <w:t>667.75</w:t>
+              <w:t>669.50</w:t>
             </w:r>
           </w:p>
         </w:tc>
@@ -25531,7 +25531,7 @@
             </w:pPr>
             <w:r/>
             <w:r>
-              <w:t>675.50</w:t>
+              <w:t>677.25</w:t>
             </w:r>
           </w:p>
         </w:tc>
@@ -25559,7 +25559,7 @@
             </w:pPr>
             <w:r/>
             <w:r>
-              <w:t>656.75</w:t>
+              <w:t>658.50</w:t>
             </w:r>
           </w:p>
         </w:tc>
@@ -25590,7 +25590,7 @@
               <w:rPr>
                 <w:b/>
               </w:rPr>
-              <w:t>669.00</w:t>
+              <w:t>670.75</w:t>
             </w:r>
           </w:p>
         </w:tc>
@@ -25738,7 +25738,7 @@
             </w:pPr>
             <w:r/>
             <w:r>
-              <w:t>669.00</w:t>
+              <w:t>670.75</w:t>
             </w:r>
           </w:p>
         </w:tc>
@@ -25766,7 +25766,7 @@
             </w:pPr>
             <w:r/>
             <w:r>
-              <w:t>677.25</w:t>
+              <w:t>679.00</w:t>
             </w:r>
           </w:p>
         </w:tc>
@@ -25794,7 +25794,7 @@
             </w:pPr>
             <w:r/>
             <w:r>
-              <w:t>658.50</w:t>
+              <w:t>660.25</w:t>
             </w:r>
           </w:p>
         </w:tc>
@@ -25825,7 +25825,7 @@
               <w:rPr>
                 <w:b/>
               </w:rPr>
-              <w:t>670.75</w:t>
+              <w:t>672.50</w:t>
             </w:r>
           </w:p>
         </w:tc>
@@ -25973,7 +25973,7 @@
             </w:pPr>
             <w:r/>
             <w:r>
-              <w:t>670.75</w:t>
+              <w:t>672.50</w:t>
             </w:r>
           </w:p>
         </w:tc>
@@ -26001,7 +26001,7 @@
             </w:pPr>
             <w:r/>
             <w:r>
-              <w:t>683.00</w:t>
+              <w:t>684.75</w:t>
             </w:r>
           </w:p>
         </w:tc>
@@ -26029,7 +26029,7 @@
             </w:pPr>
             <w:r/>
             <w:r>
-              <w:t>661.00</w:t>
+              <w:t>662.75</w:t>
             </w:r>
           </w:p>
         </w:tc>
@@ -26060,7 +26060,7 @@
               <w:rPr>
                 <w:b/>
               </w:rPr>
-              <w:t>669.75</w:t>
+              <w:t>671.50</w:t>
             </w:r>
           </w:p>
         </w:tc>
@@ -26208,7 +26208,7 @@
             </w:pPr>
             <w:r/>
             <w:r>
-              <w:t>669.75</w:t>
+              <w:t>671.50</w:t>
             </w:r>
           </w:p>
         </w:tc>
@@ -26236,7 +26236,7 @@
             </w:pPr>
             <w:r/>
             <w:r>
-              <w:t>680.25</w:t>
+              <w:t>682.00</w:t>
             </w:r>
           </w:p>
         </w:tc>
@@ -26264,7 +26264,7 @@
             </w:pPr>
             <w:r/>
             <w:r>
-              <w:t>655.00</w:t>
+              <w:t>656.75</w:t>
             </w:r>
           </w:p>
         </w:tc>
@@ -26295,7 +26295,7 @@
               <w:rPr>
                 <w:b/>
               </w:rPr>
-              <w:t>672.00</w:t>
+              <w:t>673.75</w:t>
             </w:r>
           </w:p>
         </w:tc>
@@ -26443,7 +26443,7 @@
             </w:pPr>
             <w:r/>
             <w:r>
-              <w:t>672.00</w:t>
+              <w:t>673.75</w:t>
             </w:r>
           </w:p>
         </w:tc>
@@ -26471,7 +26471,7 @@
             </w:pPr>
             <w:r/>
             <w:r>
-              <w:t>682.50</w:t>
+              <w:t>684.25</w:t>
             </w:r>
           </w:p>
         </w:tc>
@@ -26499,7 +26499,7 @@
             </w:pPr>
             <w:r/>
             <w:r>
-              <w:t>665.75</w:t>
+              <w:t>667.50</w:t>
             </w:r>
           </w:p>
         </w:tc>
@@ -26530,7 +26530,7 @@
               <w:rPr>
                 <w:b/>
               </w:rPr>
-              <w:t>672.75</w:t>
+              <w:t>674.50</w:t>
             </w:r>
           </w:p>
         </w:tc>
@@ -26678,7 +26678,7 @@
             </w:pPr>
             <w:r/>
             <w:r>
-              <w:t>672.75</w:t>
+              <w:t>674.50</w:t>
             </w:r>
           </w:p>
         </w:tc>
@@ -26706,7 +26706,7 @@
             </w:pPr>
             <w:r/>
             <w:r>
-              <w:t>687.00</w:t>
+              <w:t>688.75</w:t>
             </w:r>
           </w:p>
         </w:tc>
@@ -26734,7 +26734,7 @@
             </w:pPr>
             <w:r/>
             <w:r>
-              <w:t>658.00</w:t>
+              <w:t>659.75</w:t>
             </w:r>
           </w:p>
         </w:tc>
@@ -26765,7 +26765,7 @@
               <w:rPr>
                 <w:b/>
               </w:rPr>
-              <w:t>674.75</w:t>
+              <w:t>676.50</w:t>
             </w:r>
           </w:p>
         </w:tc>
@@ -26913,7 +26913,7 @@
             </w:pPr>
             <w:r/>
             <w:r>
-              <w:t>674.75</w:t>
+              <w:t>676.50</w:t>
             </w:r>
           </w:p>
         </w:tc>
@@ -26941,7 +26941,7 @@
             </w:pPr>
             <w:r/>
             <w:r>
-              <w:t>681.25</w:t>
+              <w:t>683.00</w:t>
             </w:r>
           </w:p>
         </w:tc>
@@ -26969,7 +26969,7 @@
             </w:pPr>
             <w:r/>
             <w:r>
-              <w:t>668.00</w:t>
+              <w:t>669.75</w:t>
             </w:r>
           </w:p>
         </w:tc>
@@ -27000,7 +27000,7 @@
               <w:rPr>
                 <w:b/>
               </w:rPr>
-              <w:t>675.00</w:t>
+              <w:t>676.75</w:t>
             </w:r>
           </w:p>
         </w:tc>
@@ -27148,7 +27148,7 @@
             </w:pPr>
             <w:r/>
             <w:r>
-              <w:t>675.00</w:t>
+              <w:t>676.75</w:t>
             </w:r>
           </w:p>
         </w:tc>
@@ -27176,7 +27176,7 @@
             </w:pPr>
             <w:r/>
             <w:r>
-              <w:t>685.25</w:t>
+              <w:t>687.00</w:t>
             </w:r>
           </w:p>
         </w:tc>
@@ -27204,7 +27204,7 @@
             </w:pPr>
             <w:r/>
             <w:r>
-              <w:t>667.00</w:t>
+              <w:t>668.75</w:t>
             </w:r>
           </w:p>
         </w:tc>
@@ -27235,7 +27235,7 @@
               <w:rPr>
                 <w:b/>
               </w:rPr>
-              <w:t>675.50</w:t>
+              <w:t>677.25</w:t>
             </w:r>
           </w:p>
         </w:tc>
@@ -27383,7 +27383,7 @@
             </w:pPr>
             <w:r/>
             <w:r>
-              <w:t>675.50</w:t>
+              <w:t>677.25</w:t>
             </w:r>
           </w:p>
         </w:tc>
@@ -27411,7 +27411,7 @@
             </w:pPr>
             <w:r/>
             <w:r>
-              <w:t>682.50</w:t>
+              <w:t>684.25</w:t>
             </w:r>
           </w:p>
         </w:tc>
@@ -27439,7 +27439,7 @@
             </w:pPr>
             <w:r/>
             <w:r>
-              <w:t>669.50</w:t>
+              <w:t>671.25</w:t>
             </w:r>
           </w:p>
         </w:tc>
@@ -27470,7 +27470,7 @@
               <w:rPr>
                 <w:b/>
               </w:rPr>
-              <w:t>674.75</w:t>
+              <w:t>676.50</w:t>
             </w:r>
           </w:p>
         </w:tc>
@@ -27618,7 +27618,7 @@
             </w:pPr>
             <w:r/>
             <w:r>
-              <w:t>674.75</w:t>
+              <w:t>676.50</w:t>
             </w:r>
           </w:p>
         </w:tc>
@@ -27646,7 +27646,7 @@
             </w:pPr>
             <w:r/>
             <w:r>
-              <w:t>688.25</w:t>
+              <w:t>690.00</w:t>
             </w:r>
           </w:p>
         </w:tc>
@@ -27674,7 +27674,7 @@
             </w:pPr>
             <w:r/>
             <w:r>
-              <w:t>661.75</w:t>
+              <w:t>663.50</w:t>
             </w:r>
           </w:p>
         </w:tc>
@@ -27705,7 +27705,7 @@
               <w:rPr>
                 <w:b/>
               </w:rPr>
-              <w:t>676.50</w:t>
+              <w:t>678.25</w:t>
             </w:r>
           </w:p>
         </w:tc>
@@ -27853,7 +27853,7 @@
             </w:pPr>
             <w:r/>
             <w:r>
-              <w:t>676.50</w:t>
+              <w:t>678.25</w:t>
             </w:r>
           </w:p>
         </w:tc>
@@ -27881,7 +27881,7 @@
             </w:pPr>
             <w:r/>
             <w:r>
-              <w:t>685.75</w:t>
+              <w:t>687.50</w:t>
             </w:r>
           </w:p>
         </w:tc>
@@ -27909,7 +27909,7 @@
             </w:pPr>
             <w:r/>
             <w:r>
-              <w:t>665.75</w:t>
+              <w:t>667.50</w:t>
             </w:r>
           </w:p>
         </w:tc>
@@ -27940,7 +27940,7 @@
               <w:rPr>
                 <w:b/>
               </w:rPr>
-              <w:t>677.00</w:t>
+              <w:t>678.75</w:t>
             </w:r>
           </w:p>
         </w:tc>
@@ -28088,7 +28088,7 @@
             </w:pPr>
             <w:r/>
             <w:r>
-              <w:t>677.00</w:t>
+              <w:t>678.75</w:t>
             </w:r>
           </w:p>
         </w:tc>
@@ -28116,7 +28116,7 @@
             </w:pPr>
             <w:r/>
             <w:r>
-              <w:t>689.25</w:t>
+              <w:t>691.00</w:t>
             </w:r>
           </w:p>
         </w:tc>
@@ -28144,7 +28144,7 @@
             </w:pPr>
             <w:r/>
             <w:r>
-              <w:t>662.75</w:t>
+              <w:t>664.50</w:t>
             </w:r>
           </w:p>
         </w:tc>
@@ -28175,7 +28175,7 @@
               <w:rPr>
                 <w:b/>
               </w:rPr>
-              <w:t>675.50</w:t>
+              <w:t>677.25</w:t>
             </w:r>
           </w:p>
         </w:tc>
@@ -28323,7 +28323,7 @@
             </w:pPr>
             <w:r/>
             <w:r>
-              <w:t>675.50</w:t>
+              <w:t>677.25</w:t>
             </w:r>
           </w:p>
         </w:tc>
@@ -28351,7 +28351,7 @@
             </w:pPr>
             <w:r/>
             <w:r>
-              <w:t>682.50</w:t>
+              <w:t>684.25</w:t>
             </w:r>
           </w:p>
         </w:tc>
@@ -28379,7 +28379,7 @@
             </w:pPr>
             <w:r/>
             <w:r>
-              <w:t>666.00</w:t>
+              <w:t>667.75</w:t>
             </w:r>
           </w:p>
         </w:tc>
@@ -28410,7 +28410,7 @@
               <w:rPr>
                 <w:b/>
               </w:rPr>
-              <w:t>676.00</w:t>
+              <w:t>677.75</w:t>
             </w:r>
           </w:p>
         </w:tc>
@@ -28558,7 +28558,7 @@
             </w:pPr>
             <w:r/>
             <w:r>
-              <w:t>676.00</w:t>
+              <w:t>677.75</w:t>
             </w:r>
           </w:p>
         </w:tc>
@@ -28586,7 +28586,7 @@
             </w:pPr>
             <w:r/>
             <w:r>
-              <w:t>686.50</w:t>
+              <w:t>688.25</w:t>
             </w:r>
           </w:p>
         </w:tc>
@@ -28614,7 +28614,7 @@
             </w:pPr>
             <w:r/>
             <w:r>
-              <w:t>668.75</w:t>
+              <w:t>670.50</w:t>
             </w:r>
           </w:p>
         </w:tc>
@@ -28645,7 +28645,7 @@
               <w:rPr>
                 <w:b/>
               </w:rPr>
-              <w:t>675.75</w:t>
+              <w:t>677.50</w:t>
             </w:r>
           </w:p>
         </w:tc>
@@ -28793,7 +28793,7 @@
             </w:pPr>
             <w:r/>
             <w:r>
-              <w:t>675.75</w:t>
+              <w:t>677.50</w:t>
             </w:r>
           </w:p>
         </w:tc>
@@ -28821,7 +28821,7 @@
             </w:pPr>
             <w:r/>
             <w:r>
-              <w:t>685.50</w:t>
+              <w:t>687.25</w:t>
             </w:r>
           </w:p>
         </w:tc>
@@ -28849,7 +28849,7 @@
             </w:pPr>
             <w:r/>
             <w:r>
-              <w:t>666.00</w:t>
+              <w:t>667.75</w:t>
             </w:r>
           </w:p>
         </w:tc>
@@ -28880,7 +28880,7 @@
               <w:rPr>
                 <w:b/>
               </w:rPr>
-              <w:t>676.25</w:t>
+              <w:t>678.00</w:t>
             </w:r>
           </w:p>
         </w:tc>
@@ -29028,7 +29028,7 @@
             </w:pPr>
             <w:r/>
             <w:r>
-              <w:t>676.25</w:t>
+              <w:t>678.00</w:t>
             </w:r>
           </w:p>
         </w:tc>
@@ -29056,7 +29056,7 @@
             </w:pPr>
             <w:r/>
             <w:r>
-              <w:t>687.00</w:t>
+              <w:t>688.75</w:t>
             </w:r>
           </w:p>
         </w:tc>
@@ -29084,7 +29084,7 @@
             </w:pPr>
             <w:r/>
             <w:r>
-              <w:t>669.00</w:t>
+              <w:t>670.75</w:t>
             </w:r>
           </w:p>
         </w:tc>
@@ -29115,7 +29115,7 @@
               <w:rPr>
                 <w:b/>
               </w:rPr>
-              <w:t>677.00</w:t>
+              <w:t>678.75</w:t>
             </w:r>
           </w:p>
         </w:tc>
@@ -29263,7 +29263,7 @@
             </w:pPr>
             <w:r/>
             <w:r>
-              <w:t>677.00</w:t>
+              <w:t>678.75</w:t>
             </w:r>
           </w:p>
         </w:tc>
@@ -29291,7 +29291,7 @@
             </w:pPr>
             <w:r/>
             <w:r>
-              <w:t>683.50</w:t>
+              <w:t>685.25</w:t>
             </w:r>
           </w:p>
         </w:tc>
@@ -29319,7 +29319,7 @@
             </w:pPr>
             <w:r/>
             <w:r>
-              <w:t>668.50</w:t>
+              <w:t>670.25</w:t>
             </w:r>
           </w:p>
         </w:tc>
@@ -29350,7 +29350,7 @@
               <w:rPr>
                 <w:b/>
               </w:rPr>
-              <w:t>677.50</w:t>
+              <w:t>679.25</w:t>
             </w:r>
           </w:p>
         </w:tc>
@@ -29498,7 +29498,7 @@
             </w:pPr>
             <w:r/>
             <w:r>
-              <w:t>677.50</w:t>
+              <w:t>679.25</w:t>
             </w:r>
           </w:p>
         </w:tc>
@@ -29526,7 +29526,7 @@
             </w:pPr>
             <w:r/>
             <w:r>
-              <w:t>688.50</w:t>
+              <w:t>690.25</w:t>
             </w:r>
           </w:p>
         </w:tc>
@@ -29554,7 +29554,7 @@
             </w:pPr>
             <w:r/>
             <w:r>
-              <w:t>665.75</w:t>
+              <w:t>667.50</w:t>
             </w:r>
           </w:p>
         </w:tc>
@@ -29585,7 +29585,7 @@
               <w:rPr>
                 <w:b/>
               </w:rPr>
-              <w:t>681.00</w:t>
+              <w:t>682.75</w:t>
             </w:r>
           </w:p>
         </w:tc>
@@ -29733,7 +29733,7 @@
             </w:pPr>
             <w:r/>
             <w:r>
-              <w:t>681.00</w:t>
+              <w:t>682.75</w:t>
             </w:r>
           </w:p>
         </w:tc>
@@ -29761,7 +29761,7 @@
             </w:pPr>
             <w:r/>
             <w:r>
-              <w:t>686.50</w:t>
+              <w:t>688.25</w:t>
             </w:r>
           </w:p>
         </w:tc>
@@ -29789,7 +29789,477 @@
             </w:pPr>
             <w:r/>
             <w:r>
-              <w:t>673.25</w:t>
+              <w:t>675.00</w:t>
+            </w:r>
+          </w:p>
+        </w:tc>
+        <w:tc>
+          <w:tcPr>
+            <w:tcW w:type="dxa" w:w="1728"/>
+            <w:shd w:fill="FFFFFF"/>
+            <w:tcMar>
+              <w:top w:w="100" w:type="dxa"/>
+              <w:bottom w:w="100" w:type="dxa"/>
+              <w:left w:w="120" w:type="dxa"/>
+              <w:right w:w="120" w:type="dxa"/>
+            </w:tcMar>
+            <w:tcBorders>
+              <w:top w:val="single" w:sz="4" w:space="0" w:color="CCCCCC"/>
+              <w:bottom w:val="single" w:sz="4" w:space="0" w:color="CCCCCC"/>
+              <w:left w:val="single" w:sz="4" w:space="0" w:color="CCCCCC"/>
+              <w:right w:val="single" w:sz="4" w:space="0" w:color="CCCCCC"/>
+            </w:tcBorders>
+          </w:tcPr>
+          <w:p>
+            <w:pPr>
+              <w:spacing w:before="60" w:after="60" w:line="252" w:lineRule="auto"/>
+              <w:jc w:val="left"/>
+            </w:pPr>
+            <w:r/>
+            <w:r>
+              <w:rPr>
+                <w:b/>
+              </w:rPr>
+              <w:t>683.50</w:t>
+            </w:r>
+          </w:p>
+        </w:tc>
+        <w:tc>
+          <w:tcPr>
+            <w:tcW w:type="dxa" w:w="3456"/>
+            <w:shd w:fill="FFFFFF"/>
+            <w:tcMar>
+              <w:top w:w="100" w:type="dxa"/>
+              <w:bottom w:w="100" w:type="dxa"/>
+              <w:left w:w="120" w:type="dxa"/>
+              <w:right w:w="120" w:type="dxa"/>
+            </w:tcMar>
+            <w:tcBorders>
+              <w:top w:val="single" w:sz="4" w:space="0" w:color="CCCCCC"/>
+              <w:bottom w:val="single" w:sz="4" w:space="0" w:color="CCCCCC"/>
+              <w:left w:val="single" w:sz="4" w:space="0" w:color="CCCCCC"/>
+              <w:right w:val="single" w:sz="4" w:space="0" w:color="CCCCCC"/>
+            </w:tcBorders>
+          </w:tcPr>
+          <w:p>
+            <w:pPr>
+              <w:spacing w:before="60" w:after="60" w:line="252" w:lineRule="auto"/>
+              <w:jc w:val="left"/>
+            </w:pPr>
+            <w:r/>
+            <w:r>
+              <w:rPr>
+                <w:b/>
+              </w:rPr>
+              <w:t>+0.75</w:t>
+            </w:r>
+          </w:p>
+        </w:tc>
+        <w:tc>
+          <w:tcPr>
+            <w:tcW w:type="dxa" w:w="1440"/>
+            <w:shd w:fill="FFFFFF"/>
+            <w:tcMar>
+              <w:top w:w="100" w:type="dxa"/>
+              <w:bottom w:w="100" w:type="dxa"/>
+              <w:left w:w="120" w:type="dxa"/>
+              <w:right w:w="120" w:type="dxa"/>
+            </w:tcMar>
+            <w:tcBorders>
+              <w:top w:val="single" w:sz="4" w:space="0" w:color="CCCCCC"/>
+              <w:bottom w:val="single" w:sz="4" w:space="0" w:color="CCCCCC"/>
+              <w:left w:val="single" w:sz="4" w:space="0" w:color="CCCCCC"/>
+              <w:right w:val="single" w:sz="4" w:space="0" w:color="CCCCCC"/>
+            </w:tcBorders>
+          </w:tcPr>
+          <w:p>
+            <w:pPr>
+              <w:spacing w:before="60" w:after="60" w:line="252" w:lineRule="auto"/>
+              <w:jc w:val="left"/>
+            </w:pPr>
+            <w:r/>
+            <w:r>
+              <w:t>BULL</w:t>
+            </w:r>
+          </w:p>
+        </w:tc>
+      </w:tr>
+      <w:tr>
+        <w:tc>
+          <w:tcPr>
+            <w:tcW w:type="dxa" w:w="1584"/>
+            <w:shd w:fill="F8FAFC"/>
+            <w:tcMar>
+              <w:top w:w="100" w:type="dxa"/>
+              <w:bottom w:w="100" w:type="dxa"/>
+              <w:left w:w="120" w:type="dxa"/>
+              <w:right w:w="120" w:type="dxa"/>
+            </w:tcMar>
+            <w:tcBorders>
+              <w:top w:val="single" w:sz="4" w:space="0" w:color="CCCCCC"/>
+              <w:bottom w:val="single" w:sz="4" w:space="0" w:color="CCCCCC"/>
+              <w:left w:val="single" w:sz="4" w:space="0" w:color="CCCCCC"/>
+              <w:right w:val="single" w:sz="4" w:space="0" w:color="CCCCCC"/>
+            </w:tcBorders>
+          </w:tcPr>
+          <w:p>
+            <w:pPr>
+              <w:spacing w:before="60" w:after="60" w:line="252" w:lineRule="auto"/>
+              <w:jc w:val="left"/>
+            </w:pPr>
+            <w:r/>
+            <w:r>
+              <w:rPr>
+                <w:b/>
+              </w:rPr>
+              <w:t>Fri 21/08</w:t>
+            </w:r>
+          </w:p>
+        </w:tc>
+        <w:tc>
+          <w:tcPr>
+            <w:tcW w:type="dxa" w:w="864"/>
+            <w:shd w:fill="F8FAFC"/>
+            <w:tcMar>
+              <w:top w:w="100" w:type="dxa"/>
+              <w:bottom w:w="100" w:type="dxa"/>
+              <w:left w:w="120" w:type="dxa"/>
+              <w:right w:w="120" w:type="dxa"/>
+            </w:tcMar>
+            <w:tcBorders>
+              <w:top w:val="single" w:sz="4" w:space="0" w:color="CCCCCC"/>
+              <w:bottom w:val="single" w:sz="4" w:space="0" w:color="CCCCCC"/>
+              <w:left w:val="single" w:sz="4" w:space="0" w:color="CCCCCC"/>
+              <w:right w:val="single" w:sz="4" w:space="0" w:color="CCCCCC"/>
+            </w:tcBorders>
+          </w:tcPr>
+          <w:p>
+            <w:pPr>
+              <w:spacing w:before="60" w:after="60" w:line="252" w:lineRule="auto"/>
+              <w:jc w:val="left"/>
+            </w:pPr>
+            <w:r/>
+            <w:r>
+              <w:t>Asia 07-11</w:t>
+            </w:r>
+          </w:p>
+        </w:tc>
+        <w:tc>
+          <w:tcPr>
+            <w:tcW w:type="dxa" w:w="1440"/>
+            <w:shd w:fill="F8FAFC"/>
+            <w:tcMar>
+              <w:top w:w="100" w:type="dxa"/>
+              <w:bottom w:w="100" w:type="dxa"/>
+              <w:left w:w="120" w:type="dxa"/>
+              <w:right w:w="120" w:type="dxa"/>
+            </w:tcMar>
+            <w:tcBorders>
+              <w:top w:val="single" w:sz="4" w:space="0" w:color="CCCCCC"/>
+              <w:bottom w:val="single" w:sz="4" w:space="0" w:color="CCCCCC"/>
+              <w:left w:val="single" w:sz="4" w:space="0" w:color="CCCCCC"/>
+              <w:right w:val="single" w:sz="4" w:space="0" w:color="CCCCCC"/>
+            </w:tcBorders>
+          </w:tcPr>
+          <w:p>
+            <w:pPr>
+              <w:spacing w:before="60" w:after="60" w:line="252" w:lineRule="auto"/>
+              <w:jc w:val="left"/>
+            </w:pPr>
+            <w:r/>
+            <w:r>
+              <w:t>683.50</w:t>
+            </w:r>
+          </w:p>
+        </w:tc>
+        <w:tc>
+          <w:tcPr>
+            <w:tcW w:type="dxa" w:w="2016"/>
+            <w:shd w:fill="F8FAFC"/>
+            <w:tcMar>
+              <w:top w:w="100" w:type="dxa"/>
+              <w:bottom w:w="100" w:type="dxa"/>
+              <w:left w:w="120" w:type="dxa"/>
+              <w:right w:w="120" w:type="dxa"/>
+            </w:tcMar>
+            <w:tcBorders>
+              <w:top w:val="single" w:sz="4" w:space="0" w:color="CCCCCC"/>
+              <w:bottom w:val="single" w:sz="4" w:space="0" w:color="CCCCCC"/>
+              <w:left w:val="single" w:sz="4" w:space="0" w:color="CCCCCC"/>
+              <w:right w:val="single" w:sz="4" w:space="0" w:color="CCCCCC"/>
+            </w:tcBorders>
+          </w:tcPr>
+          <w:p>
+            <w:pPr>
+              <w:spacing w:before="60" w:after="60" w:line="252" w:lineRule="auto"/>
+              <w:jc w:val="left"/>
+            </w:pPr>
+            <w:r/>
+            <w:r>
+              <w:t>692.75</w:t>
+            </w:r>
+          </w:p>
+        </w:tc>
+        <w:tc>
+          <w:tcPr>
+            <w:tcW w:type="dxa" w:w="1152"/>
+            <w:shd w:fill="F8FAFC"/>
+            <w:tcMar>
+              <w:top w:w="100" w:type="dxa"/>
+              <w:bottom w:w="100" w:type="dxa"/>
+              <w:left w:w="120" w:type="dxa"/>
+              <w:right w:w="120" w:type="dxa"/>
+            </w:tcMar>
+            <w:tcBorders>
+              <w:top w:val="single" w:sz="4" w:space="0" w:color="CCCCCC"/>
+              <w:bottom w:val="single" w:sz="4" w:space="0" w:color="CCCCCC"/>
+              <w:left w:val="single" w:sz="4" w:space="0" w:color="CCCCCC"/>
+              <w:right w:val="single" w:sz="4" w:space="0" w:color="CCCCCC"/>
+            </w:tcBorders>
+          </w:tcPr>
+          <w:p>
+            <w:pPr>
+              <w:spacing w:before="60" w:after="60" w:line="252" w:lineRule="auto"/>
+              <w:jc w:val="left"/>
+            </w:pPr>
+            <w:r/>
+            <w:r>
+              <w:t>677.00</w:t>
+            </w:r>
+          </w:p>
+        </w:tc>
+        <w:tc>
+          <w:tcPr>
+            <w:tcW w:type="dxa" w:w="1728"/>
+            <w:shd w:fill="F8FAFC"/>
+            <w:tcMar>
+              <w:top w:w="100" w:type="dxa"/>
+              <w:bottom w:w="100" w:type="dxa"/>
+              <w:left w:w="120" w:type="dxa"/>
+              <w:right w:w="120" w:type="dxa"/>
+            </w:tcMar>
+            <w:tcBorders>
+              <w:top w:val="single" w:sz="4" w:space="0" w:color="CCCCCC"/>
+              <w:bottom w:val="single" w:sz="4" w:space="0" w:color="CCCCCC"/>
+              <w:left w:val="single" w:sz="4" w:space="0" w:color="CCCCCC"/>
+              <w:right w:val="single" w:sz="4" w:space="0" w:color="CCCCCC"/>
+            </w:tcBorders>
+          </w:tcPr>
+          <w:p>
+            <w:pPr>
+              <w:spacing w:before="60" w:after="60" w:line="252" w:lineRule="auto"/>
+              <w:jc w:val="left"/>
+            </w:pPr>
+            <w:r/>
+            <w:r>
+              <w:rPr>
+                <w:b/>
+              </w:rPr>
+              <w:t>682.75</w:t>
+            </w:r>
+          </w:p>
+        </w:tc>
+        <w:tc>
+          <w:tcPr>
+            <w:tcW w:type="dxa" w:w="3456"/>
+            <w:shd w:fill="F8FAFC"/>
+            <w:tcMar>
+              <w:top w:w="100" w:type="dxa"/>
+              <w:bottom w:w="100" w:type="dxa"/>
+              <w:left w:w="120" w:type="dxa"/>
+              <w:right w:w="120" w:type="dxa"/>
+            </w:tcMar>
+            <w:tcBorders>
+              <w:top w:val="single" w:sz="4" w:space="0" w:color="CCCCCC"/>
+              <w:bottom w:val="single" w:sz="4" w:space="0" w:color="CCCCCC"/>
+              <w:left w:val="single" w:sz="4" w:space="0" w:color="CCCCCC"/>
+              <w:right w:val="single" w:sz="4" w:space="0" w:color="CCCCCC"/>
+            </w:tcBorders>
+          </w:tcPr>
+          <w:p>
+            <w:pPr>
+              <w:spacing w:before="60" w:after="60" w:line="252" w:lineRule="auto"/>
+              <w:jc w:val="left"/>
+            </w:pPr>
+            <w:r/>
+            <w:r>
+              <w:rPr>
+                <w:b/>
+              </w:rPr>
+              <w:t>-0.75</w:t>
+            </w:r>
+          </w:p>
+        </w:tc>
+        <w:tc>
+          <w:tcPr>
+            <w:tcW w:type="dxa" w:w="1440"/>
+            <w:shd w:fill="F8FAFC"/>
+            <w:tcMar>
+              <w:top w:w="100" w:type="dxa"/>
+              <w:bottom w:w="100" w:type="dxa"/>
+              <w:left w:w="120" w:type="dxa"/>
+              <w:right w:w="120" w:type="dxa"/>
+            </w:tcMar>
+            <w:tcBorders>
+              <w:top w:val="single" w:sz="4" w:space="0" w:color="CCCCCC"/>
+              <w:bottom w:val="single" w:sz="4" w:space="0" w:color="CCCCCC"/>
+              <w:left w:val="single" w:sz="4" w:space="0" w:color="CCCCCC"/>
+              <w:right w:val="single" w:sz="4" w:space="0" w:color="CCCCCC"/>
+            </w:tcBorders>
+          </w:tcPr>
+          <w:p>
+            <w:pPr>
+              <w:spacing w:before="60" w:after="60" w:line="252" w:lineRule="auto"/>
+              <w:jc w:val="left"/>
+            </w:pPr>
+            <w:r/>
+            <w:r>
+              <w:t>BEAR</w:t>
+            </w:r>
+          </w:p>
+        </w:tc>
+      </w:tr>
+      <w:tr>
+        <w:tc>
+          <w:tcPr>
+            <w:tcW w:type="dxa" w:w="1584"/>
+            <w:shd w:fill="FFFFFF"/>
+            <w:tcMar>
+              <w:top w:w="100" w:type="dxa"/>
+              <w:bottom w:w="100" w:type="dxa"/>
+              <w:left w:w="120" w:type="dxa"/>
+              <w:right w:w="120" w:type="dxa"/>
+            </w:tcMar>
+            <w:tcBorders>
+              <w:top w:val="single" w:sz="4" w:space="0" w:color="CCCCCC"/>
+              <w:bottom w:val="single" w:sz="4" w:space="0" w:color="CCCCCC"/>
+              <w:left w:val="single" w:sz="4" w:space="0" w:color="CCCCCC"/>
+              <w:right w:val="single" w:sz="4" w:space="0" w:color="CCCCCC"/>
+            </w:tcBorders>
+          </w:tcPr>
+          <w:p>
+            <w:pPr>
+              <w:spacing w:before="60" w:after="60" w:line="252" w:lineRule="auto"/>
+              <w:jc w:val="left"/>
+            </w:pPr>
+            <w:r/>
+            <w:r>
+              <w:rPr>
+                <w:b/>
+              </w:rPr>
+              <w:t>Fri 21/08</w:t>
+            </w:r>
+          </w:p>
+        </w:tc>
+        <w:tc>
+          <w:tcPr>
+            <w:tcW w:type="dxa" w:w="864"/>
+            <w:shd w:fill="FFFFFF"/>
+            <w:tcMar>
+              <w:top w:w="100" w:type="dxa"/>
+              <w:bottom w:w="100" w:type="dxa"/>
+              <w:left w:w="120" w:type="dxa"/>
+              <w:right w:w="120" w:type="dxa"/>
+            </w:tcMar>
+            <w:tcBorders>
+              <w:top w:val="single" w:sz="4" w:space="0" w:color="CCCCCC"/>
+              <w:bottom w:val="single" w:sz="4" w:space="0" w:color="CCCCCC"/>
+              <w:left w:val="single" w:sz="4" w:space="0" w:color="CCCCCC"/>
+              <w:right w:val="single" w:sz="4" w:space="0" w:color="CCCCCC"/>
+            </w:tcBorders>
+          </w:tcPr>
+          <w:p>
+            <w:pPr>
+              <w:spacing w:before="60" w:after="60" w:line="252" w:lineRule="auto"/>
+              <w:jc w:val="left"/>
+            </w:pPr>
+            <w:r/>
+            <w:r>
+              <w:t>Asia 11-15</w:t>
+            </w:r>
+          </w:p>
+        </w:tc>
+        <w:tc>
+          <w:tcPr>
+            <w:tcW w:type="dxa" w:w="1440"/>
+            <w:shd w:fill="FFFFFF"/>
+            <w:tcMar>
+              <w:top w:w="100" w:type="dxa"/>
+              <w:bottom w:w="100" w:type="dxa"/>
+              <w:left w:w="120" w:type="dxa"/>
+              <w:right w:w="120" w:type="dxa"/>
+            </w:tcMar>
+            <w:tcBorders>
+              <w:top w:val="single" w:sz="4" w:space="0" w:color="CCCCCC"/>
+              <w:bottom w:val="single" w:sz="4" w:space="0" w:color="CCCCCC"/>
+              <w:left w:val="single" w:sz="4" w:space="0" w:color="CCCCCC"/>
+              <w:right w:val="single" w:sz="4" w:space="0" w:color="CCCCCC"/>
+            </w:tcBorders>
+          </w:tcPr>
+          <w:p>
+            <w:pPr>
+              <w:spacing w:before="60" w:after="60" w:line="252" w:lineRule="auto"/>
+              <w:jc w:val="left"/>
+            </w:pPr>
+            <w:r/>
+            <w:r>
+              <w:t>682.75</w:t>
+            </w:r>
+          </w:p>
+        </w:tc>
+        <w:tc>
+          <w:tcPr>
+            <w:tcW w:type="dxa" w:w="2016"/>
+            <w:shd w:fill="FFFFFF"/>
+            <w:tcMar>
+              <w:top w:w="100" w:type="dxa"/>
+              <w:bottom w:w="100" w:type="dxa"/>
+              <w:left w:w="120" w:type="dxa"/>
+              <w:right w:w="120" w:type="dxa"/>
+            </w:tcMar>
+            <w:tcBorders>
+              <w:top w:val="single" w:sz="4" w:space="0" w:color="CCCCCC"/>
+              <w:bottom w:val="single" w:sz="4" w:space="0" w:color="CCCCCC"/>
+              <w:left w:val="single" w:sz="4" w:space="0" w:color="CCCCCC"/>
+              <w:right w:val="single" w:sz="4" w:space="0" w:color="CCCCCC"/>
+            </w:tcBorders>
+          </w:tcPr>
+          <w:p>
+            <w:pPr>
+              <w:spacing w:before="60" w:after="60" w:line="252" w:lineRule="auto"/>
+              <w:jc w:val="left"/>
+            </w:pPr>
+            <w:r/>
+            <w:r>
+              <w:t>690.25</w:t>
+            </w:r>
+          </w:p>
+        </w:tc>
+        <w:tc>
+          <w:tcPr>
+            <w:tcW w:type="dxa" w:w="1152"/>
+            <w:shd w:fill="FFFFFF"/>
+            <w:tcMar>
+              <w:top w:w="100" w:type="dxa"/>
+              <w:bottom w:w="100" w:type="dxa"/>
+              <w:left w:w="120" w:type="dxa"/>
+              <w:right w:w="120" w:type="dxa"/>
+            </w:tcMar>
+            <w:tcBorders>
+              <w:top w:val="single" w:sz="4" w:space="0" w:color="CCCCCC"/>
+              <w:bottom w:val="single" w:sz="4" w:space="0" w:color="CCCCCC"/>
+              <w:left w:val="single" w:sz="4" w:space="0" w:color="CCCCCC"/>
+              <w:right w:val="single" w:sz="4" w:space="0" w:color="CCCCCC"/>
+            </w:tcBorders>
+          </w:tcPr>
+          <w:p>
+            <w:pPr>
+              <w:spacing w:before="60" w:after="60" w:line="252" w:lineRule="auto"/>
+              <w:jc w:val="left"/>
+            </w:pPr>
+            <w:r/>
+            <w:r>
+              <w:t>676.75</w:t>
             </w:r>
           </w:p>
         </w:tc>
@@ -29851,7 +30321,7 @@
               <w:rPr>
                 <w:b/>
               </w:rPr>
-              <w:t>+0.75</w:t>
+              <w:t>-1.00</w:t>
             </w:r>
           </w:p>
         </w:tc>
@@ -29879,7 +30349,7 @@
             </w:pPr>
             <w:r/>
             <w:r>
-              <w:t>BULL</w:t>
+              <w:t>BEAR</w:t>
             </w:r>
           </w:p>
         </w:tc>
@@ -29940,7 +30410,7 @@
             </w:pPr>
             <w:r/>
             <w:r>
-              <w:t>Asia 07-11</w:t>
+              <w:t>London 15-19</w:t>
             </w:r>
           </w:p>
         </w:tc>
@@ -29996,7 +30466,7 @@
             </w:pPr>
             <w:r/>
             <w:r>
-              <w:t>691.00</w:t>
+              <w:t>688.75</w:t>
             </w:r>
           </w:p>
         </w:tc>
@@ -30024,7 +30494,7 @@
             </w:pPr>
             <w:r/>
             <w:r>
-              <w:t>675.25</w:t>
+              <w:t>668.25</w:t>
             </w:r>
           </w:p>
         </w:tc>
@@ -30055,7 +30525,7 @@
               <w:rPr>
                 <w:b/>
               </w:rPr>
-              <w:t>681.00</w:t>
+              <w:t>682.50</w:t>
             </w:r>
           </w:p>
         </w:tc>
@@ -30086,7 +30556,7 @@
               <w:rPr>
                 <w:b/>
               </w:rPr>
-              <w:t>-0.75</w:t>
+              <w:t>+0.75</w:t>
             </w:r>
           </w:p>
         </w:tc>
@@ -30114,7 +30584,7 @@
             </w:pPr>
             <w:r/>
             <w:r>
-              <w:t>BEAR</w:t>
+              <w:t>BULL</w:t>
             </w:r>
           </w:p>
         </w:tc>
@@ -30175,7 +30645,7 @@
             </w:pPr>
             <w:r/>
             <w:r>
-              <w:t>Asia 11-15</w:t>
+              <w:t>Pre-NY 19-21</w:t>
             </w:r>
           </w:p>
         </w:tc>
@@ -30203,7 +30673,7 @@
             </w:pPr>
             <w:r/>
             <w:r>
-              <w:t>681.00</w:t>
+              <w:t>682.50</w:t>
             </w:r>
           </w:p>
         </w:tc>
@@ -30231,7 +30701,7 @@
             </w:pPr>
             <w:r/>
             <w:r>
-              <w:t>688.50</w:t>
+              <w:t>691.75</w:t>
             </w:r>
           </w:p>
         </w:tc>
@@ -30259,7 +30729,7 @@
             </w:pPr>
             <w:r/>
             <w:r>
-              <w:t>675.00</w:t>
+              <w:t>675.25</w:t>
             </w:r>
           </w:p>
         </w:tc>
@@ -30290,7 +30760,7 @@
               <w:rPr>
                 <w:b/>
               </w:rPr>
-              <w:t>680.00</w:t>
+              <w:t>682.25</w:t>
             </w:r>
           </w:p>
         </w:tc>
@@ -30321,7 +30791,7 @@
               <w:rPr>
                 <w:b/>
               </w:rPr>
-              <w:t>-1.00</w:t>
+              <w:t>-0.25</w:t>
             </w:r>
           </w:p>
         </w:tc>
@@ -30410,7 +30880,7 @@
             </w:pPr>
             <w:r/>
             <w:r>
-              <w:t>London 15-19</w:t>
+              <w:t>NY Open 21-23</w:t>
             </w:r>
           </w:p>
         </w:tc>
@@ -30438,7 +30908,7 @@
             </w:pPr>
             <w:r/>
             <w:r>
-              <w:t>680.00</w:t>
+              <w:t>682.25</w:t>
             </w:r>
           </w:p>
         </w:tc>
@@ -30466,7 +30936,7 @@
             </w:pPr>
             <w:r/>
             <w:r>
-              <w:t>687.00</w:t>
+              <w:t>690.75</w:t>
             </w:r>
           </w:p>
         </w:tc>
@@ -30494,7 +30964,7 @@
             </w:pPr>
             <w:r/>
             <w:r>
-              <w:t>666.50</w:t>
+              <w:t>668.25</w:t>
             </w:r>
           </w:p>
         </w:tc>
@@ -30525,7 +30995,7 @@
               <w:rPr>
                 <w:b/>
               </w:rPr>
-              <w:t>680.75</w:t>
+              <w:t>684.00</w:t>
             </w:r>
           </w:p>
         </w:tc>
@@ -30556,7 +31026,7 @@
               <w:rPr>
                 <w:b/>
               </w:rPr>
-              <w:t>+0.75</w:t>
+              <w:t>+1.75</w:t>
             </w:r>
           </w:p>
         </w:tc>
@@ -30645,7 +31115,7 @@
             </w:pPr>
             <w:r/>
             <w:r>
-              <w:t>Pre-NY 19-21</w:t>
+              <w:t>NY Close 23-01</w:t>
             </w:r>
           </w:p>
         </w:tc>
@@ -30673,7 +31143,7 @@
             </w:pPr>
             <w:r/>
             <w:r>
-              <w:t>680.75</w:t>
+              <w:t>684.00</w:t>
             </w:r>
           </w:p>
         </w:tc>
@@ -30701,7 +31171,7 @@
             </w:pPr>
             <w:r/>
             <w:r>
-              <w:t>690.00</w:t>
+              <w:t>690.25</w:t>
             </w:r>
           </w:p>
         </w:tc>
@@ -30729,7 +31199,7 @@
             </w:pPr>
             <w:r/>
             <w:r>
-              <w:t>673.50</w:t>
+              <w:t>677.50</w:t>
             </w:r>
           </w:p>
         </w:tc>
@@ -30760,477 +31230,7 @@
               <w:rPr>
                 <w:b/>
               </w:rPr>
-              <w:t>680.50</w:t>
-            </w:r>
-          </w:p>
-        </w:tc>
-        <w:tc>
-          <w:tcPr>
-            <w:tcW w:type="dxa" w:w="3456"/>
-            <w:shd w:fill="FFFFFF"/>
-            <w:tcMar>
-              <w:top w:w="100" w:type="dxa"/>
-              <w:bottom w:w="100" w:type="dxa"/>
-              <w:left w:w="120" w:type="dxa"/>
-              <w:right w:w="120" w:type="dxa"/>
-            </w:tcMar>
-            <w:tcBorders>
-              <w:top w:val="single" w:sz="4" w:space="0" w:color="CCCCCC"/>
-              <w:bottom w:val="single" w:sz="4" w:space="0" w:color="CCCCCC"/>
-              <w:left w:val="single" w:sz="4" w:space="0" w:color="CCCCCC"/>
-              <w:right w:val="single" w:sz="4" w:space="0" w:color="CCCCCC"/>
-            </w:tcBorders>
-          </w:tcPr>
-          <w:p>
-            <w:pPr>
-              <w:spacing w:before="60" w:after="60" w:line="252" w:lineRule="auto"/>
-              <w:jc w:val="left"/>
-            </w:pPr>
-            <w:r/>
-            <w:r>
-              <w:rPr>
-                <w:b/>
-              </w:rPr>
-              <w:t>-0.25</w:t>
-            </w:r>
-          </w:p>
-        </w:tc>
-        <w:tc>
-          <w:tcPr>
-            <w:tcW w:type="dxa" w:w="1440"/>
-            <w:shd w:fill="FFFFFF"/>
-            <w:tcMar>
-              <w:top w:w="100" w:type="dxa"/>
-              <w:bottom w:w="100" w:type="dxa"/>
-              <w:left w:w="120" w:type="dxa"/>
-              <w:right w:w="120" w:type="dxa"/>
-            </w:tcMar>
-            <w:tcBorders>
-              <w:top w:val="single" w:sz="4" w:space="0" w:color="CCCCCC"/>
-              <w:bottom w:val="single" w:sz="4" w:space="0" w:color="CCCCCC"/>
-              <w:left w:val="single" w:sz="4" w:space="0" w:color="CCCCCC"/>
-              <w:right w:val="single" w:sz="4" w:space="0" w:color="CCCCCC"/>
-            </w:tcBorders>
-          </w:tcPr>
-          <w:p>
-            <w:pPr>
-              <w:spacing w:before="60" w:after="60" w:line="252" w:lineRule="auto"/>
-              <w:jc w:val="left"/>
-            </w:pPr>
-            <w:r/>
-            <w:r>
-              <w:t>BEAR</w:t>
-            </w:r>
-          </w:p>
-        </w:tc>
-      </w:tr>
-      <w:tr>
-        <w:tc>
-          <w:tcPr>
-            <w:tcW w:type="dxa" w:w="1584"/>
-            <w:shd w:fill="F8FAFC"/>
-            <w:tcMar>
-              <w:top w:w="100" w:type="dxa"/>
-              <w:bottom w:w="100" w:type="dxa"/>
-              <w:left w:w="120" w:type="dxa"/>
-              <w:right w:w="120" w:type="dxa"/>
-            </w:tcMar>
-            <w:tcBorders>
-              <w:top w:val="single" w:sz="4" w:space="0" w:color="CCCCCC"/>
-              <w:bottom w:val="single" w:sz="4" w:space="0" w:color="CCCCCC"/>
-              <w:left w:val="single" w:sz="4" w:space="0" w:color="CCCCCC"/>
-              <w:right w:val="single" w:sz="4" w:space="0" w:color="CCCCCC"/>
-            </w:tcBorders>
-          </w:tcPr>
-          <w:p>
-            <w:pPr>
-              <w:spacing w:before="60" w:after="60" w:line="252" w:lineRule="auto"/>
-              <w:jc w:val="left"/>
-            </w:pPr>
-            <w:r/>
-            <w:r>
-              <w:rPr>
-                <w:b/>
-              </w:rPr>
-              <w:t>Fri 21/08</w:t>
-            </w:r>
-          </w:p>
-        </w:tc>
-        <w:tc>
-          <w:tcPr>
-            <w:tcW w:type="dxa" w:w="864"/>
-            <w:shd w:fill="F8FAFC"/>
-            <w:tcMar>
-              <w:top w:w="100" w:type="dxa"/>
-              <w:bottom w:w="100" w:type="dxa"/>
-              <w:left w:w="120" w:type="dxa"/>
-              <w:right w:w="120" w:type="dxa"/>
-            </w:tcMar>
-            <w:tcBorders>
-              <w:top w:val="single" w:sz="4" w:space="0" w:color="CCCCCC"/>
-              <w:bottom w:val="single" w:sz="4" w:space="0" w:color="CCCCCC"/>
-              <w:left w:val="single" w:sz="4" w:space="0" w:color="CCCCCC"/>
-              <w:right w:val="single" w:sz="4" w:space="0" w:color="CCCCCC"/>
-            </w:tcBorders>
-          </w:tcPr>
-          <w:p>
-            <w:pPr>
-              <w:spacing w:before="60" w:after="60" w:line="252" w:lineRule="auto"/>
-              <w:jc w:val="left"/>
-            </w:pPr>
-            <w:r/>
-            <w:r>
-              <w:t>NY Open 21-23</w:t>
-            </w:r>
-          </w:p>
-        </w:tc>
-        <w:tc>
-          <w:tcPr>
-            <w:tcW w:type="dxa" w:w="1440"/>
-            <w:shd w:fill="F8FAFC"/>
-            <w:tcMar>
-              <w:top w:w="100" w:type="dxa"/>
-              <w:bottom w:w="100" w:type="dxa"/>
-              <w:left w:w="120" w:type="dxa"/>
-              <w:right w:w="120" w:type="dxa"/>
-            </w:tcMar>
-            <w:tcBorders>
-              <w:top w:val="single" w:sz="4" w:space="0" w:color="CCCCCC"/>
-              <w:bottom w:val="single" w:sz="4" w:space="0" w:color="CCCCCC"/>
-              <w:left w:val="single" w:sz="4" w:space="0" w:color="CCCCCC"/>
-              <w:right w:val="single" w:sz="4" w:space="0" w:color="CCCCCC"/>
-            </w:tcBorders>
-          </w:tcPr>
-          <w:p>
-            <w:pPr>
-              <w:spacing w:before="60" w:after="60" w:line="252" w:lineRule="auto"/>
-              <w:jc w:val="left"/>
-            </w:pPr>
-            <w:r/>
-            <w:r>
-              <w:t>680.50</w:t>
-            </w:r>
-          </w:p>
-        </w:tc>
-        <w:tc>
-          <w:tcPr>
-            <w:tcW w:type="dxa" w:w="2016"/>
-            <w:shd w:fill="F8FAFC"/>
-            <w:tcMar>
-              <w:top w:w="100" w:type="dxa"/>
-              <w:bottom w:w="100" w:type="dxa"/>
-              <w:left w:w="120" w:type="dxa"/>
-              <w:right w:w="120" w:type="dxa"/>
-            </w:tcMar>
-            <w:tcBorders>
-              <w:top w:val="single" w:sz="4" w:space="0" w:color="CCCCCC"/>
-              <w:bottom w:val="single" w:sz="4" w:space="0" w:color="CCCCCC"/>
-              <w:left w:val="single" w:sz="4" w:space="0" w:color="CCCCCC"/>
-              <w:right w:val="single" w:sz="4" w:space="0" w:color="CCCCCC"/>
-            </w:tcBorders>
-          </w:tcPr>
-          <w:p>
-            <w:pPr>
-              <w:spacing w:before="60" w:after="60" w:line="252" w:lineRule="auto"/>
-              <w:jc w:val="left"/>
-            </w:pPr>
-            <w:r/>
-            <w:r>
-              <w:t>689.00</w:t>
-            </w:r>
-          </w:p>
-        </w:tc>
-        <w:tc>
-          <w:tcPr>
-            <w:tcW w:type="dxa" w:w="1152"/>
-            <w:shd w:fill="F8FAFC"/>
-            <w:tcMar>
-              <w:top w:w="100" w:type="dxa"/>
-              <w:bottom w:w="100" w:type="dxa"/>
-              <w:left w:w="120" w:type="dxa"/>
-              <w:right w:w="120" w:type="dxa"/>
-            </w:tcMar>
-            <w:tcBorders>
-              <w:top w:val="single" w:sz="4" w:space="0" w:color="CCCCCC"/>
-              <w:bottom w:val="single" w:sz="4" w:space="0" w:color="CCCCCC"/>
-              <w:left w:val="single" w:sz="4" w:space="0" w:color="CCCCCC"/>
-              <w:right w:val="single" w:sz="4" w:space="0" w:color="CCCCCC"/>
-            </w:tcBorders>
-          </w:tcPr>
-          <w:p>
-            <w:pPr>
-              <w:spacing w:before="60" w:after="60" w:line="252" w:lineRule="auto"/>
-              <w:jc w:val="left"/>
-            </w:pPr>
-            <w:r/>
-            <w:r>
-              <w:t>666.50</w:t>
-            </w:r>
-          </w:p>
-        </w:tc>
-        <w:tc>
-          <w:tcPr>
-            <w:tcW w:type="dxa" w:w="1728"/>
-            <w:shd w:fill="F8FAFC"/>
-            <w:tcMar>
-              <w:top w:w="100" w:type="dxa"/>
-              <w:bottom w:w="100" w:type="dxa"/>
-              <w:left w:w="120" w:type="dxa"/>
-              <w:right w:w="120" w:type="dxa"/>
-            </w:tcMar>
-            <w:tcBorders>
-              <w:top w:val="single" w:sz="4" w:space="0" w:color="CCCCCC"/>
-              <w:bottom w:val="single" w:sz="4" w:space="0" w:color="CCCCCC"/>
-              <w:left w:val="single" w:sz="4" w:space="0" w:color="CCCCCC"/>
-              <w:right w:val="single" w:sz="4" w:space="0" w:color="CCCCCC"/>
-            </w:tcBorders>
-          </w:tcPr>
-          <w:p>
-            <w:pPr>
-              <w:spacing w:before="60" w:after="60" w:line="252" w:lineRule="auto"/>
-              <w:jc w:val="left"/>
-            </w:pPr>
-            <w:r/>
-            <w:r>
-              <w:rPr>
-                <w:b/>
-              </w:rPr>
-              <w:t>682.25</w:t>
-            </w:r>
-          </w:p>
-        </w:tc>
-        <w:tc>
-          <w:tcPr>
-            <w:tcW w:type="dxa" w:w="3456"/>
-            <w:shd w:fill="F8FAFC"/>
-            <w:tcMar>
-              <w:top w:w="100" w:type="dxa"/>
-              <w:bottom w:w="100" w:type="dxa"/>
-              <w:left w:w="120" w:type="dxa"/>
-              <w:right w:w="120" w:type="dxa"/>
-            </w:tcMar>
-            <w:tcBorders>
-              <w:top w:val="single" w:sz="4" w:space="0" w:color="CCCCCC"/>
-              <w:bottom w:val="single" w:sz="4" w:space="0" w:color="CCCCCC"/>
-              <w:left w:val="single" w:sz="4" w:space="0" w:color="CCCCCC"/>
-              <w:right w:val="single" w:sz="4" w:space="0" w:color="CCCCCC"/>
-            </w:tcBorders>
-          </w:tcPr>
-          <w:p>
-            <w:pPr>
-              <w:spacing w:before="60" w:after="60" w:line="252" w:lineRule="auto"/>
-              <w:jc w:val="left"/>
-            </w:pPr>
-            <w:r/>
-            <w:r>
-              <w:rPr>
-                <w:b/>
-              </w:rPr>
-              <w:t>+1.75</w:t>
-            </w:r>
-          </w:p>
-        </w:tc>
-        <w:tc>
-          <w:tcPr>
-            <w:tcW w:type="dxa" w:w="1440"/>
-            <w:shd w:fill="F8FAFC"/>
-            <w:tcMar>
-              <w:top w:w="100" w:type="dxa"/>
-              <w:bottom w:w="100" w:type="dxa"/>
-              <w:left w:w="120" w:type="dxa"/>
-              <w:right w:w="120" w:type="dxa"/>
-            </w:tcMar>
-            <w:tcBorders>
-              <w:top w:val="single" w:sz="4" w:space="0" w:color="CCCCCC"/>
-              <w:bottom w:val="single" w:sz="4" w:space="0" w:color="CCCCCC"/>
-              <w:left w:val="single" w:sz="4" w:space="0" w:color="CCCCCC"/>
-              <w:right w:val="single" w:sz="4" w:space="0" w:color="CCCCCC"/>
-            </w:tcBorders>
-          </w:tcPr>
-          <w:p>
-            <w:pPr>
-              <w:spacing w:before="60" w:after="60" w:line="252" w:lineRule="auto"/>
-              <w:jc w:val="left"/>
-            </w:pPr>
-            <w:r/>
-            <w:r>
-              <w:t>BULL</w:t>
-            </w:r>
-          </w:p>
-        </w:tc>
-      </w:tr>
-      <w:tr>
-        <w:tc>
-          <w:tcPr>
-            <w:tcW w:type="dxa" w:w="1584"/>
-            <w:shd w:fill="FFFFFF"/>
-            <w:tcMar>
-              <w:top w:w="100" w:type="dxa"/>
-              <w:bottom w:w="100" w:type="dxa"/>
-              <w:left w:w="120" w:type="dxa"/>
-              <w:right w:w="120" w:type="dxa"/>
-            </w:tcMar>
-            <w:tcBorders>
-              <w:top w:val="single" w:sz="4" w:space="0" w:color="CCCCCC"/>
-              <w:bottom w:val="single" w:sz="4" w:space="0" w:color="CCCCCC"/>
-              <w:left w:val="single" w:sz="4" w:space="0" w:color="CCCCCC"/>
-              <w:right w:val="single" w:sz="4" w:space="0" w:color="CCCCCC"/>
-            </w:tcBorders>
-          </w:tcPr>
-          <w:p>
-            <w:pPr>
-              <w:spacing w:before="60" w:after="60" w:line="252" w:lineRule="auto"/>
-              <w:jc w:val="left"/>
-            </w:pPr>
-            <w:r/>
-            <w:r>
-              <w:rPr>
-                <w:b/>
-              </w:rPr>
-              <w:t>Fri 21/08</w:t>
-            </w:r>
-          </w:p>
-        </w:tc>
-        <w:tc>
-          <w:tcPr>
-            <w:tcW w:type="dxa" w:w="864"/>
-            <w:shd w:fill="FFFFFF"/>
-            <w:tcMar>
-              <w:top w:w="100" w:type="dxa"/>
-              <w:bottom w:w="100" w:type="dxa"/>
-              <w:left w:w="120" w:type="dxa"/>
-              <w:right w:w="120" w:type="dxa"/>
-            </w:tcMar>
-            <w:tcBorders>
-              <w:top w:val="single" w:sz="4" w:space="0" w:color="CCCCCC"/>
-              <w:bottom w:val="single" w:sz="4" w:space="0" w:color="CCCCCC"/>
-              <w:left w:val="single" w:sz="4" w:space="0" w:color="CCCCCC"/>
-              <w:right w:val="single" w:sz="4" w:space="0" w:color="CCCCCC"/>
-            </w:tcBorders>
-          </w:tcPr>
-          <w:p>
-            <w:pPr>
-              <w:spacing w:before="60" w:after="60" w:line="252" w:lineRule="auto"/>
-              <w:jc w:val="left"/>
-            </w:pPr>
-            <w:r/>
-            <w:r>
-              <w:t>NY Close 23-01</w:t>
-            </w:r>
-          </w:p>
-        </w:tc>
-        <w:tc>
-          <w:tcPr>
-            <w:tcW w:type="dxa" w:w="1440"/>
-            <w:shd w:fill="FFFFFF"/>
-            <w:tcMar>
-              <w:top w:w="100" w:type="dxa"/>
-              <w:bottom w:w="100" w:type="dxa"/>
-              <w:left w:w="120" w:type="dxa"/>
-              <w:right w:w="120" w:type="dxa"/>
-            </w:tcMar>
-            <w:tcBorders>
-              <w:top w:val="single" w:sz="4" w:space="0" w:color="CCCCCC"/>
-              <w:bottom w:val="single" w:sz="4" w:space="0" w:color="CCCCCC"/>
-              <w:left w:val="single" w:sz="4" w:space="0" w:color="CCCCCC"/>
-              <w:right w:val="single" w:sz="4" w:space="0" w:color="CCCCCC"/>
-            </w:tcBorders>
-          </w:tcPr>
-          <w:p>
-            <w:pPr>
-              <w:spacing w:before="60" w:after="60" w:line="252" w:lineRule="auto"/>
-              <w:jc w:val="left"/>
-            </w:pPr>
-            <w:r/>
-            <w:r>
-              <w:t>682.25</w:t>
-            </w:r>
-          </w:p>
-        </w:tc>
-        <w:tc>
-          <w:tcPr>
-            <w:tcW w:type="dxa" w:w="2016"/>
-            <w:shd w:fill="FFFFFF"/>
-            <w:tcMar>
-              <w:top w:w="100" w:type="dxa"/>
-              <w:bottom w:w="100" w:type="dxa"/>
-              <w:left w:w="120" w:type="dxa"/>
-              <w:right w:w="120" w:type="dxa"/>
-            </w:tcMar>
-            <w:tcBorders>
-              <w:top w:val="single" w:sz="4" w:space="0" w:color="CCCCCC"/>
-              <w:bottom w:val="single" w:sz="4" w:space="0" w:color="CCCCCC"/>
-              <w:left w:val="single" w:sz="4" w:space="0" w:color="CCCCCC"/>
-              <w:right w:val="single" w:sz="4" w:space="0" w:color="CCCCCC"/>
-            </w:tcBorders>
-          </w:tcPr>
-          <w:p>
-            <w:pPr>
-              <w:spacing w:before="60" w:after="60" w:line="252" w:lineRule="auto"/>
-              <w:jc w:val="left"/>
-            </w:pPr>
-            <w:r/>
-            <w:r>
-              <w:t>688.50</w:t>
-            </w:r>
-          </w:p>
-        </w:tc>
-        <w:tc>
-          <w:tcPr>
-            <w:tcW w:type="dxa" w:w="1152"/>
-            <w:shd w:fill="FFFFFF"/>
-            <w:tcMar>
-              <w:top w:w="100" w:type="dxa"/>
-              <w:bottom w:w="100" w:type="dxa"/>
-              <w:left w:w="120" w:type="dxa"/>
-              <w:right w:w="120" w:type="dxa"/>
-            </w:tcMar>
-            <w:tcBorders>
-              <w:top w:val="single" w:sz="4" w:space="0" w:color="CCCCCC"/>
-              <w:bottom w:val="single" w:sz="4" w:space="0" w:color="CCCCCC"/>
-              <w:left w:val="single" w:sz="4" w:space="0" w:color="CCCCCC"/>
-              <w:right w:val="single" w:sz="4" w:space="0" w:color="CCCCCC"/>
-            </w:tcBorders>
-          </w:tcPr>
-          <w:p>
-            <w:pPr>
-              <w:spacing w:before="60" w:after="60" w:line="252" w:lineRule="auto"/>
-              <w:jc w:val="left"/>
-            </w:pPr>
-            <w:r/>
-            <w:r>
-              <w:t>675.75</w:t>
-            </w:r>
-          </w:p>
-        </w:tc>
-        <w:tc>
-          <w:tcPr>
-            <w:tcW w:type="dxa" w:w="1728"/>
-            <w:shd w:fill="FFFFFF"/>
-            <w:tcMar>
-              <w:top w:w="100" w:type="dxa"/>
-              <w:bottom w:w="100" w:type="dxa"/>
-              <w:left w:w="120" w:type="dxa"/>
-              <w:right w:w="120" w:type="dxa"/>
-            </w:tcMar>
-            <w:tcBorders>
-              <w:top w:val="single" w:sz="4" w:space="0" w:color="CCCCCC"/>
-              <w:bottom w:val="single" w:sz="4" w:space="0" w:color="CCCCCC"/>
-              <w:left w:val="single" w:sz="4" w:space="0" w:color="CCCCCC"/>
-              <w:right w:val="single" w:sz="4" w:space="0" w:color="CCCCCC"/>
-            </w:tcBorders>
-          </w:tcPr>
-          <w:p>
-            <w:pPr>
-              <w:spacing w:before="60" w:after="60" w:line="252" w:lineRule="auto"/>
-              <w:jc w:val="left"/>
-            </w:pPr>
-            <w:r/>
-            <w:r>
-              <w:rPr>
-                <w:b/>
-              </w:rPr>
-              <w:t>681.50</w:t>
+              <w:t>683.25</w:t>
             </w:r>
           </w:p>
         </w:tc>

--- a/Daily Reports/14_08_2026-CBOT Reports.docx
+++ b/Daily Reports/14_08_2026-CBOT Reports.docx
@@ -104,7 +104,7 @@
           <w:color w:val="5C768D"/>
           <w:sz w:val="19"/>
         </w:rPr>
-        <w:t>Cập nhật tự động qua `macro_tracker.py` vào lúc 13:59 ICT ngày 14/08/2026</w:t>
+        <w:t>Cập nhật tự động qua `macro_tracker.py` vào lúc 14:00 ICT ngày 14/08/2026</w:t>
       </w:r>
     </w:p>
     <w:tbl>
@@ -313,7 +313,7 @@
               <w:rPr>
                 <w:b/>
               </w:rPr>
-              <w:t>87.95 / thùng</w:t>
+              <w:t>87.90 / thùng</w:t>
             </w:r>
           </w:p>
         </w:tc>
@@ -344,7 +344,7 @@
               <w:rPr>
                 <w:b/>
               </w:rPr>
-              <w:t>+1.01%</w:t>
+              <w:t>+0.95%</w:t>
             </w:r>
           </w:p>
         </w:tc>
@@ -442,7 +442,7 @@
               <w:rPr>
                 <w:b/>
               </w:rPr>
-              <w:t>99.83</w:t>
+              <w:t>99.82</w:t>
             </w:r>
           </w:p>
         </w:tc>
@@ -473,7 +473,7 @@
               <w:rPr>
                 <w:b/>
               </w:rPr>
-              <w:t>-0.13%</w:t>
+              <w:t>-0.14%</w:t>
             </w:r>
           </w:p>
         </w:tc>
@@ -1218,7 +1218,7 @@
         <w:rPr>
           <w:b/>
         </w:rPr>
-        <w:t>`87.95` (+1.01%)</w:t>
+        <w:t>`87.90` (+0.95%)</w:t>
       </w:r>
       <w:r>
         <w:t xml:space="preserve"> | DXY: </w:t>
@@ -1227,7 +1227,7 @@
         <w:rPr>
           <w:b/>
         </w:rPr>
-        <w:t>`99.83` (-0.13%)</w:t>
+        <w:t>`99.82` (-0.14%)</w:t>
       </w:r>
       <w:r>
         <w:t xml:space="preserve"> | Lúa mì CBOT: </w:t>
@@ -1306,7 +1306,7 @@
           <w:color w:val="5C768D"/>
           <w:sz w:val="19"/>
         </w:rPr>
-        <w:t>Cập nhật tự động lúc 13:59 ICT ngày 14/08/2026 — Nguồn: NOAA, USDA, BOM Australia</w:t>
+        <w:t>Cập nhật tự động lúc 14:00 ICT ngày 14/08/2026 — Nguồn: NOAA, USDA, BOM Australia</w:t>
       </w:r>
     </w:p>
     <w:p>
@@ -3605,7 +3605,7 @@
               <w:rPr>
                 <w:b/>
               </w:rPr>
-              <w:t>454.04 (+1.54)</w:t>
+              <w:t>454.03 (+1.53)</w:t>
             </w:r>
           </w:p>
         </w:tc>
@@ -3853,7 +3853,7 @@
               <w:rPr>
                 <w:b/>
               </w:rPr>
-              <w:t>665.96 (+2.96)</w:t>
+              <w:t>665.97 (+2.97)</w:t>
             </w:r>
           </w:p>
         </w:tc>
@@ -11614,10 +11614,10 @@
         <w:rPr>
           <w:b/>
         </w:rPr>
-        <w:t>`454.04 cents`</w:t>
+        <w:t>`454.03 cents`</w:t>
       </w:r>
       <w:r>
-        <w:t xml:space="preserve"> (+1.54).</w:t>
+        <w:t xml:space="preserve"> (+1.53).</w:t>
       </w:r>
     </w:p>
     <w:p>
@@ -11638,7 +11638,7 @@
         <w:rPr>
           <w:b/>
         </w:rPr>
-        <w:t>`13,473`</w:t>
+        <w:t>`13,511`</w:t>
       </w:r>
       <w:r>
         <w:t xml:space="preserve"> (Chênh lệch: </w:t>
@@ -11647,7 +11647,7 @@
         <w:rPr>
           <w:b/>
         </w:rPr>
-        <w:t>`-247,910`</w:t>
+        <w:t>`-247,872`</w:t>
       </w:r>
       <w:r>
         <w:t xml:space="preserve">) | OI: </w:t>
@@ -11981,7 +11981,7 @@
               <w:rPr>
                 <w:b/>
               </w:rPr>
-              <w:t>87.95</w:t>
+              <w:t>87.90</w:t>
             </w:r>
           </w:p>
         </w:tc>
@@ -12012,7 +12012,7 @@
               <w:rPr>
                 <w:b/>
               </w:rPr>
-              <w:t>+1.01%</w:t>
+              <w:t>+0.95%</w:t>
             </w:r>
           </w:p>
         </w:tc>
@@ -12104,7 +12104,7 @@
               <w:rPr>
                 <w:b/>
               </w:rPr>
-              <w:t>99.83</w:t>
+              <w:t>99.82</w:t>
             </w:r>
           </w:p>
         </w:tc>
@@ -12135,7 +12135,7 @@
               <w:rPr>
                 <w:b/>
               </w:rPr>
-              <w:t>-0.13%</w:t>
+              <w:t>-0.14%</w:t>
             </w:r>
           </w:p>
         </w:tc>
@@ -21796,10 +21796,10 @@
         <w:rPr>
           <w:b/>
         </w:rPr>
-        <w:t>`665.96 cents`</w:t>
+        <w:t>`665.97 cents`</w:t>
       </w:r>
       <w:r>
-        <w:t xml:space="preserve"> (+2.96).</w:t>
+        <w:t xml:space="preserve"> (+2.97).</w:t>
       </w:r>
     </w:p>
     <w:p>
@@ -21820,7 +21820,7 @@
         <w:rPr>
           <w:b/>
         </w:rPr>
-        <w:t>`3,970`</w:t>
+        <w:t>`3,995`</w:t>
       </w:r>
       <w:r>
         <w:t xml:space="preserve"> (Chênh lệch: </w:t>
@@ -21829,7 +21829,7 @@
         <w:rPr>
           <w:b/>
         </w:rPr>
-        <w:t>`-153,543`</w:t>
+        <w:t>`-153,518`</w:t>
       </w:r>
       <w:r>
         <w:t xml:space="preserve">) | OI: </w:t>
@@ -22163,7 +22163,7 @@
               <w:rPr>
                 <w:b/>
               </w:rPr>
-              <w:t>87.95</w:t>
+              <w:t>87.90</w:t>
             </w:r>
           </w:p>
         </w:tc>
@@ -22194,7 +22194,7 @@
               <w:rPr>
                 <w:b/>
               </w:rPr>
-              <w:t>+1.01%</w:t>
+              <w:t>+0.95%</w:t>
             </w:r>
           </w:p>
         </w:tc>
@@ -22286,7 +22286,7 @@
               <w:rPr>
                 <w:b/>
               </w:rPr>
-              <w:t>99.83</w:t>
+              <w:t>99.82</w:t>
             </w:r>
           </w:p>
         </w:tc>
@@ -22317,7 +22317,7 @@
               <w:rPr>
                 <w:b/>
               </w:rPr>
-              <w:t>-0.13%</w:t>
+              <w:t>-0.14%</w:t>
             </w:r>
           </w:p>
         </w:tc>

--- a/Daily Reports/14_08_2026-CBOT Reports.docx
+++ b/Daily Reports/14_08_2026-CBOT Reports.docx
@@ -104,7 +104,7 @@
           <w:color w:val="5C768D"/>
           <w:sz w:val="19"/>
         </w:rPr>
-        <w:t>Cập nhật tự động qua `macro_tracker.py` vào lúc 20:31 ICT ngày 14/08/2026</w:t>
+        <w:t>Cập nhật tự động qua `macro_tracker.py` vào lúc 21:00 ICT ngày 14/08/2026</w:t>
       </w:r>
     </w:p>
     <w:tbl>
@@ -313,7 +313,7 @@
               <w:rPr>
                 <w:b/>
               </w:rPr>
-              <w:t>87.05 / thùng</w:t>
+              <w:t>86.82 / thùng</w:t>
             </w:r>
           </w:p>
         </w:tc>
@@ -344,7 +344,7 @@
               <w:rPr>
                 <w:b/>
               </w:rPr>
-              <w:t>-0.02%</w:t>
+              <w:t>-0.29%</w:t>
             </w:r>
           </w:p>
         </w:tc>
@@ -442,7 +442,7 @@
               <w:rPr>
                 <w:b/>
               </w:rPr>
-              <w:t>99.65</w:t>
+              <w:t>99.50</w:t>
             </w:r>
           </w:p>
         </w:tc>
@@ -473,7 +473,7 @@
               <w:rPr>
                 <w:b/>
               </w:rPr>
-              <w:t>-0.31%</w:t>
+              <w:t>-0.47%</w:t>
             </w:r>
           </w:p>
         </w:tc>
@@ -1218,7 +1218,7 @@
         <w:rPr>
           <w:b/>
         </w:rPr>
-        <w:t>`87.05` (-0.02%)</w:t>
+        <w:t>`86.82` (-0.29%)</w:t>
       </w:r>
       <w:r>
         <w:t xml:space="preserve"> | DXY: </w:t>
@@ -1227,7 +1227,7 @@
         <w:rPr>
           <w:b/>
         </w:rPr>
-        <w:t>`99.65` (-0.31%)</w:t>
+        <w:t>`99.50` (-0.47%)</w:t>
       </w:r>
       <w:r>
         <w:t xml:space="preserve"> | Lúa mì CBOT: </w:t>
@@ -1236,7 +1236,7 @@
         <w:rPr>
           <w:b/>
         </w:rPr>
-        <w:t>`664.25` (+4.02%)</w:t>
+        <w:t>`671.00` (+4.86%)</w:t>
       </w:r>
       <w:r>
         <w:t>.</w:t>
@@ -1306,7 +1306,7 @@
           <w:color w:val="5C768D"/>
           <w:sz w:val="19"/>
         </w:rPr>
-        <w:t>Cập nhật tự động lúc 20:31 ICT ngày 14/08/2026 — Nguồn: NOAA, USDA, BOM Australia</w:t>
+        <w:t>Cập nhật tự động lúc 21:00 ICT ngày 14/08/2026 — Nguồn: NOAA, USDA, BOM Australia</w:t>
       </w:r>
     </w:p>
     <w:p>
@@ -3574,7 +3574,7 @@
               <w:rPr>
                 <w:b/>
               </w:rPr>
-              <w:t>477.50</w:t>
+              <w:t>478.75</w:t>
             </w:r>
           </w:p>
         </w:tc>
@@ -3605,7 +3605,7 @@
               <w:rPr>
                 <w:b/>
               </w:rPr>
-              <w:t>478.82 (+1.32)</w:t>
+              <w:t>480.21 (+1.46)</w:t>
             </w:r>
           </w:p>
         </w:tc>
@@ -3633,7 +3633,7 @@
             </w:pPr>
             <w:r/>
             <w:r>
-              <w:t>Bullish (475.59 &gt; 472.94)</w:t>
+              <w:t>Bullish (475.88 &gt; 473.17)</w:t>
             </w:r>
           </w:p>
         </w:tc>
@@ -3661,7 +3661,7 @@
             </w:pPr>
             <w:r/>
             <w:r>
-              <w:t>1.50 cents</w:t>
+              <w:t>3.00 cents</w:t>
             </w:r>
           </w:p>
         </w:tc>
@@ -3822,7 +3822,7 @@
               <w:rPr>
                 <w:b/>
               </w:rPr>
-              <w:t>664.25</w:t>
+              <w:t>671.00</w:t>
             </w:r>
           </w:p>
         </w:tc>
@@ -3853,7 +3853,7 @@
               <w:rPr>
                 <w:b/>
               </w:rPr>
-              <w:t>667.15 (+2.90)</w:t>
+              <w:t>672.15 (+1.15)</w:t>
             </w:r>
           </w:p>
         </w:tc>
@@ -3881,7 +3881,7 @@
             </w:pPr>
             <w:r/>
             <w:r>
-              <w:t>Bullish (659.98 &gt; 654.41)</w:t>
+              <w:t>Bullish (660.98 &gt; 655.06)</w:t>
             </w:r>
           </w:p>
         </w:tc>
@@ -3909,7 +3909,7 @@
             </w:pPr>
             <w:r/>
             <w:r>
-              <w:t>4.50 cents</w:t>
+              <w:t>10.25 cents</w:t>
             </w:r>
           </w:p>
         </w:tc>
@@ -4347,7 +4347,7 @@
                 <w:b/>
                 <w:color w:val="15803D"/>
               </w:rPr>
-              <w:t>476.00 - 475.59 cents (Canh mua vùng hỗ trợ)</w:t>
+              <w:t>477.00 - 475.88 cents (Canh mua vùng hỗ trợ)</w:t>
             </w:r>
           </w:p>
         </w:tc>
@@ -4378,7 +4378,7 @@
               <w:rPr>
                 <w:b/>
               </w:rPr>
-              <w:t>454.49 cents (Dưới cản S2 + 1.5x ATR)</w:t>
+              <w:t>454.19 cents (Dưới cản S2 + 1.5x ATR)</w:t>
             </w:r>
           </w:p>
         </w:tc>
@@ -4414,7 +4414,7 @@
                 <w:color w:val="D97706"/>
                 <w:sz w:val="19"/>
               </w:rPr>
-              <w:t xml:space="preserve"> 478.75 cents </w:t>
+              <w:t xml:space="preserve"> 480.00 cents </w:t>
             </w:r>
             <w:r>
               <w:t xml:space="preserve"> / TP2: </w:t>
@@ -4559,7 +4559,7 @@
               <w:rPr>
                 <w:b/>
               </w:rPr>
-              <w:t>474.50 - 476.00 cents</w:t>
+              <w:t>475.50 - 477.00 cents</w:t>
             </w:r>
           </w:p>
         </w:tc>
@@ -4590,7 +4590,7 @@
               <w:rPr>
                 <w:b/>
               </w:rPr>
-              <w:t>455.24 cents (Chống quét SL tuyệt đối)</w:t>
+              <w:t>455.04 cents (Chống quét SL tuyệt đối)</w:t>
             </w:r>
           </w:p>
         </w:tc>
@@ -4752,7 +4752,7 @@
               <w:rPr>
                 <w:b/>
               </w:rPr>
-              <w:t>478.75 - 480.25 cents</w:t>
+              <w:t>480.00 - 481.50 cents</w:t>
             </w:r>
           </w:p>
         </w:tc>
@@ -4783,7 +4783,7 @@
               <w:rPr>
                 <w:b/>
               </w:rPr>
-              <w:t>480.26 cents</w:t>
+              <w:t>481.71 cents</w:t>
             </w:r>
           </w:p>
         </w:tc>
@@ -4945,7 +4945,7 @@
               <w:rPr>
                 <w:b/>
               </w:rPr>
-              <w:t>450.72 - 456.75 cents</w:t>
+              <w:t>449.92 - 456.75 cents</w:t>
             </w:r>
           </w:p>
         </w:tc>
@@ -5126,7 +5126,7 @@
                 <w:b/>
                 <w:color w:val="B91C1C"/>
               </w:rPr>
-              <w:t>659.98 - 654.41 cents (Canh bán hồi kỹ thuật H1)</w:t>
+              <w:t>660.98 - 655.06 cents (Canh bán hồi kỹ thuật H1)</w:t>
             </w:r>
           </w:p>
         </w:tc>
@@ -5157,7 +5157,7 @@
               <w:rPr>
                 <w:b/>
               </w:rPr>
-              <w:t>717.25 cents (Trên kháng cự R2 + 1.5x ATR)</w:t>
+              <w:t>718.50 cents (Trên kháng cự R2 + 1.5x ATR)</w:t>
             </w:r>
           </w:p>
         </w:tc>
@@ -5193,7 +5193,7 @@
                 <w:color w:val="D97706"/>
                 <w:sz w:val="19"/>
               </w:rPr>
-              <w:t xml:space="preserve"> 659.50 cents </w:t>
+              <w:t xml:space="preserve"> 667.25 cents </w:t>
             </w:r>
             <w:r>
               <w:t xml:space="preserve"> / TP2: </w:t>
@@ -5335,7 +5335,7 @@
               <w:rPr>
                 <w:b/>
               </w:rPr>
-              <w:t>657.50 - 659.50 cents</w:t>
+              <w:t>665.25 - 667.25 cents</w:t>
             </w:r>
           </w:p>
         </w:tc>
@@ -5366,7 +5366,7 @@
               <w:rPr>
                 <w:b/>
               </w:rPr>
-              <w:t>622.75 cents</w:t>
+              <w:t>621.92 cents</w:t>
             </w:r>
           </w:p>
         </w:tc>
@@ -5397,7 +5397,7 @@
               <w:rPr>
                 <w:b/>
               </w:rPr>
-              <w:t>667.00 cents (Đón sóng hồi trung hạn ~14.5 giá)</w:t>
+              <w:t>678.00 cents (Đón sóng hồi trung hạn ~14.5 giá)</w:t>
             </w:r>
           </w:p>
         </w:tc>
@@ -5528,7 +5528,7 @@
               <w:rPr>
                 <w:b/>
               </w:rPr>
-              <w:t>667.00 - 669.00 cents</w:t>
+              <w:t>678.00 - 680.00 cents</w:t>
             </w:r>
           </w:p>
         </w:tc>
@@ -5559,7 +5559,7 @@
               <w:rPr>
                 <w:b/>
               </w:rPr>
-              <w:t>671.00 cents</w:t>
+              <w:t>682.83 cents</w:t>
             </w:r>
           </w:p>
         </w:tc>
@@ -5721,7 +5721,7 @@
               <w:rPr>
                 <w:b/>
               </w:rPr>
-              <w:t>628.39 - 644.50 cents</w:t>
+              <w:t>625.87 - 644.50 cents</w:t>
             </w:r>
           </w:p>
         </w:tc>
@@ -11599,7 +11599,7 @@
         <w:t>Giá Chốt Phiên (Close):</w:t>
       </w:r>
       <w:r>
-        <w:t xml:space="preserve"> 477.50 cents | </w:t>
+        <w:t xml:space="preserve"> 478.75 cents | </w:t>
       </w:r>
       <w:r>
         <w:rPr>
@@ -11614,10 +11614,10 @@
         <w:rPr>
           <w:b/>
         </w:rPr>
-        <w:t>`478.82 cents`</w:t>
+        <w:t>`480.21 cents`</w:t>
       </w:r>
       <w:r>
-        <w:t xml:space="preserve"> (+1.32).</w:t>
+        <w:t xml:space="preserve"> (+1.46).</w:t>
       </w:r>
     </w:p>
     <w:p>
@@ -11638,7 +11638,7 @@
         <w:rPr>
           <w:b/>
         </w:rPr>
-        <w:t>`51,063`</w:t>
+        <w:t>`69,698`</w:t>
       </w:r>
       <w:r>
         <w:t xml:space="preserve"> (Chênh lệch: </w:t>
@@ -11647,7 +11647,7 @@
         <w:rPr>
           <w:b/>
         </w:rPr>
-        <w:t>`-378,718`</w:t>
+        <w:t>`-360,083`</w:t>
       </w:r>
       <w:r>
         <w:t xml:space="preserve">) | OI: </w:t>
@@ -11980,7 +11980,7 @@
               <w:rPr>
                 <w:b/>
               </w:rPr>
-              <w:t>87.05</w:t>
+              <w:t>86.82</w:t>
             </w:r>
           </w:p>
         </w:tc>
@@ -12011,7 +12011,7 @@
               <w:rPr>
                 <w:b/>
               </w:rPr>
-              <w:t>-0.02%</w:t>
+              <w:t>-0.29%</w:t>
             </w:r>
           </w:p>
         </w:tc>
@@ -12103,7 +12103,7 @@
               <w:rPr>
                 <w:b/>
               </w:rPr>
-              <w:t>99.65</w:t>
+              <w:t>99.50</w:t>
             </w:r>
           </w:p>
         </w:tc>
@@ -12134,7 +12134,7 @@
               <w:rPr>
                 <w:b/>
               </w:rPr>
-              <w:t>-0.31%</w:t>
+              <w:t>-0.47%</w:t>
             </w:r>
           </w:p>
         </w:tc>
@@ -12738,7 +12738,7 @@
         <w:t xml:space="preserve"> EMA_21 </w:t>
       </w:r>
       <w:r>
-        <w:t xml:space="preserve"> (475.59) &gt; </w:t>
+        <w:t xml:space="preserve"> (475.88) &gt; </w:t>
       </w:r>
       <w:r>
         <w:rPr>
@@ -12749,7 +12749,7 @@
         <w:t xml:space="preserve"> EMA_50 </w:t>
       </w:r>
       <w:r>
-        <w:t xml:space="preserve"> (472.94).</w:t>
+        <w:t xml:space="preserve"> (473.17).</w:t>
       </w:r>
     </w:p>
     <w:p>
@@ -12770,7 +12770,7 @@
         <w:rPr>
           <w:b/>
         </w:rPr>
-        <w:t>`59.89`</w:t>
+        <w:t>`63.63`</w:t>
       </w:r>
       <w:r>
         <w:t xml:space="preserve"> | ATR (14) = </w:t>
@@ -12779,7 +12779,7 @@
         <w:rPr>
           <w:b/>
         </w:rPr>
-        <w:t>`1.51`</w:t>
+        <w:t>`1.71`</w:t>
       </w:r>
       <w:r>
         <w:t xml:space="preserve"> cents | Volatility = </w:t>
@@ -12788,7 +12788,7 @@
         <w:rPr>
           <w:b/>
         </w:rPr>
-        <w:t>`1.50 cents`</w:t>
+        <w:t>`3.00 cents`</w:t>
       </w:r>
       <w:r>
         <w:t>.</w:t>
@@ -12812,7 +12812,7 @@
         <w:rPr>
           <w:b/>
         </w:rPr>
-        <w:t>`476.00`</w:t>
+        <w:t>`477.00`</w:t>
       </w:r>
       <w:r>
         <w:t xml:space="preserve"> | S2: </w:t>
@@ -12830,7 +12830,7 @@
         <w:rPr>
           <w:b/>
         </w:rPr>
-        <w:t>`478.75`</w:t>
+        <w:t>`480.00`</w:t>
       </w:r>
       <w:r>
         <w:t xml:space="preserve"> | R2: </w:t>
@@ -13573,7 +13573,7 @@
           <w:b/>
           <w:color w:val="15803D"/>
         </w:rPr>
-        <w:t>`476.00 - 475.59 cents (Canh mua vùng hỗ trợ)`</w:t>
+        <w:t>`477.00 - 475.88 cents (Canh mua vùng hỗ trợ)`</w:t>
       </w:r>
       <w:r>
         <w:t xml:space="preserve"> | SL: </w:t>
@@ -13582,7 +13582,7 @@
         <w:rPr>
           <w:b/>
         </w:rPr>
-        <w:t>`454.49 cents (Dưới cản S2 + 1.5x ATR)`</w:t>
+        <w:t>`454.19 cents (Dưới cản S2 + 1.5x ATR)`</w:t>
       </w:r>
       <w:r>
         <w:t xml:space="preserve"> | TP: </w:t>
@@ -13593,7 +13593,7 @@
           <w:color w:val="D97706"/>
           <w:sz w:val="19"/>
         </w:rPr>
-        <w:t xml:space="preserve"> 478.75 cents </w:t>
+        <w:t xml:space="preserve"> 480.00 cents </w:t>
       </w:r>
       <w:r>
         <w:t xml:space="preserve"> / </w:t>
@@ -13644,7 +13644,7 @@
         <w:rPr>
           <w:b/>
         </w:rPr>
-        <w:t>`474.50 - 476.00 cents`</w:t>
+        <w:t>`475.50 - 477.00 cents`</w:t>
       </w:r>
       <w:r>
         <w:t xml:space="preserve"> | SL: </w:t>
@@ -13653,7 +13653,7 @@
         <w:rPr>
           <w:b/>
         </w:rPr>
-        <w:t>`455.24 cents (Chống quét SL tuyệt đối)`</w:t>
+        <w:t>`455.04 cents (Chống quét SL tuyệt đối)`</w:t>
       </w:r>
       <w:r>
         <w:t xml:space="preserve"> | TP: </w:t>
@@ -13690,7 +13690,7 @@
         <w:rPr>
           <w:b/>
         </w:rPr>
-        <w:t>`478.75 - 480.25 cents`</w:t>
+        <w:t>`480.00 - 481.50 cents`</w:t>
       </w:r>
       <w:r>
         <w:t xml:space="preserve"> | SL: </w:t>
@@ -13699,7 +13699,7 @@
         <w:rPr>
           <w:b/>
         </w:rPr>
-        <w:t>`480.26 cents`</w:t>
+        <w:t>`481.71 cents`</w:t>
       </w:r>
       <w:r>
         <w:t xml:space="preserve"> | TP: </w:t>
@@ -13748,7 +13748,7 @@
         <w:rPr>
           <w:b/>
         </w:rPr>
-        <w:t>`450.72 - 456.75 cents`</w:t>
+        <w:t>`449.92 - 456.75 cents`</w:t>
       </w:r>
     </w:p>
     <w:p>
@@ -14155,7 +14155,7 @@
             </w:pPr>
             <w:r/>
             <w:r>
-              <w:t>477.50</w:t>
+              <w:t>478.75</w:t>
             </w:r>
           </w:p>
         </w:tc>
@@ -14183,7 +14183,7 @@
             </w:pPr>
             <w:r/>
             <w:r>
-              <w:t>481.25</w:t>
+              <w:t>482.50</w:t>
             </w:r>
           </w:p>
         </w:tc>
@@ -14211,7 +14211,7 @@
             </w:pPr>
             <w:r/>
             <w:r>
-              <w:t>474.25</w:t>
+              <w:t>475.50</w:t>
             </w:r>
           </w:p>
         </w:tc>
@@ -14242,7 +14242,7 @@
               <w:rPr>
                 <w:b/>
               </w:rPr>
-              <w:t>477.75</w:t>
+              <w:t>479.00</w:t>
             </w:r>
           </w:p>
         </w:tc>
@@ -14390,7 +14390,7 @@
             </w:pPr>
             <w:r/>
             <w:r>
-              <w:t>477.75</w:t>
+              <w:t>479.00</w:t>
             </w:r>
           </w:p>
         </w:tc>
@@ -14418,7 +14418,7 @@
             </w:pPr>
             <w:r/>
             <w:r>
-              <w:t>480.50</w:t>
+              <w:t>481.75</w:t>
             </w:r>
           </w:p>
         </w:tc>
@@ -14446,7 +14446,7 @@
             </w:pPr>
             <w:r/>
             <w:r>
-              <w:t>474.00</w:t>
+              <w:t>475.25</w:t>
             </w:r>
           </w:p>
         </w:tc>
@@ -14477,7 +14477,7 @@
               <w:rPr>
                 <w:b/>
               </w:rPr>
-              <w:t>477.25</w:t>
+              <w:t>478.50</w:t>
             </w:r>
           </w:p>
         </w:tc>
@@ -14625,7 +14625,7 @@
             </w:pPr>
             <w:r/>
             <w:r>
-              <w:t>477.25</w:t>
+              <w:t>478.50</w:t>
             </w:r>
           </w:p>
         </w:tc>
@@ -14653,7 +14653,7 @@
             </w:pPr>
             <w:r/>
             <w:r>
-              <w:t>480.25</w:t>
+              <w:t>481.50</w:t>
             </w:r>
           </w:p>
         </w:tc>
@@ -14681,7 +14681,7 @@
             </w:pPr>
             <w:r/>
             <w:r>
-              <w:t>473.25</w:t>
+              <w:t>474.50</w:t>
             </w:r>
           </w:p>
         </w:tc>
@@ -14712,7 +14712,7 @@
               <w:rPr>
                 <w:b/>
               </w:rPr>
-              <w:t>478.00</w:t>
+              <w:t>479.25</w:t>
             </w:r>
           </w:p>
         </w:tc>
@@ -14860,7 +14860,7 @@
             </w:pPr>
             <w:r/>
             <w:r>
-              <w:t>478.00</w:t>
+              <w:t>479.25</w:t>
             </w:r>
           </w:p>
         </w:tc>
@@ -14888,7 +14888,7 @@
             </w:pPr>
             <w:r/>
             <w:r>
-              <w:t>482.50</w:t>
+              <w:t>483.75</w:t>
             </w:r>
           </w:p>
         </w:tc>
@@ -14916,7 +14916,7 @@
             </w:pPr>
             <w:r/>
             <w:r>
-              <w:t>473.00</w:t>
+              <w:t>474.25</w:t>
             </w:r>
           </w:p>
         </w:tc>
@@ -14947,7 +14947,7 @@
               <w:rPr>
                 <w:b/>
               </w:rPr>
-              <w:t>478.75</w:t>
+              <w:t>480.00</w:t>
             </w:r>
           </w:p>
         </w:tc>
@@ -15095,7 +15095,7 @@
             </w:pPr>
             <w:r/>
             <w:r>
-              <w:t>478.75</w:t>
+              <w:t>480.00</w:t>
             </w:r>
           </w:p>
         </w:tc>
@@ -15123,7 +15123,7 @@
             </w:pPr>
             <w:r/>
             <w:r>
-              <w:t>484.25</w:t>
+              <w:t>485.50</w:t>
             </w:r>
           </w:p>
         </w:tc>
@@ -15151,7 +15151,7 @@
             </w:pPr>
             <w:r/>
             <w:r>
-              <w:t>472.50</w:t>
+              <w:t>473.75</w:t>
             </w:r>
           </w:p>
         </w:tc>
@@ -15182,7 +15182,7 @@
               <w:rPr>
                 <w:b/>
               </w:rPr>
-              <w:t>481.00</w:t>
+              <w:t>482.25</w:t>
             </w:r>
           </w:p>
         </w:tc>
@@ -15330,7 +15330,7 @@
             </w:pPr>
             <w:r/>
             <w:r>
-              <w:t>481.00</w:t>
+              <w:t>482.25</w:t>
             </w:r>
           </w:p>
         </w:tc>
@@ -15358,7 +15358,7 @@
             </w:pPr>
             <w:r/>
             <w:r>
-              <w:t>484.00</w:t>
+              <w:t>485.25</w:t>
             </w:r>
           </w:p>
         </w:tc>
@@ -15386,7 +15386,7 @@
             </w:pPr>
             <w:r/>
             <w:r>
-              <w:t>476.75</w:t>
+              <w:t>478.00</w:t>
             </w:r>
           </w:p>
         </w:tc>
@@ -15417,7 +15417,7 @@
               <w:rPr>
                 <w:b/>
               </w:rPr>
-              <w:t>481.25</w:t>
+              <w:t>482.50</w:t>
             </w:r>
           </w:p>
         </w:tc>
@@ -15565,7 +15565,7 @@
             </w:pPr>
             <w:r/>
             <w:r>
-              <w:t>481.25</w:t>
+              <w:t>482.50</w:t>
             </w:r>
           </w:p>
         </w:tc>
@@ -15593,7 +15593,7 @@
             </w:pPr>
             <w:r/>
             <w:r>
-              <w:t>484.50</w:t>
+              <w:t>485.75</w:t>
             </w:r>
           </w:p>
         </w:tc>
@@ -15621,7 +15621,7 @@
             </w:pPr>
             <w:r/>
             <w:r>
-              <w:t>474.75</w:t>
+              <w:t>476.00</w:t>
             </w:r>
           </w:p>
         </w:tc>
@@ -15652,7 +15652,7 @@
               <w:rPr>
                 <w:b/>
               </w:rPr>
-              <w:t>482.00</w:t>
+              <w:t>483.25</w:t>
             </w:r>
           </w:p>
         </w:tc>
@@ -15800,7 +15800,7 @@
             </w:pPr>
             <w:r/>
             <w:r>
-              <w:t>482.00</w:t>
+              <w:t>483.25</w:t>
             </w:r>
           </w:p>
         </w:tc>
@@ -15828,7 +15828,7 @@
             </w:pPr>
             <w:r/>
             <w:r>
-              <w:t>485.00</w:t>
+              <w:t>486.25</w:t>
             </w:r>
           </w:p>
         </w:tc>
@@ -15856,7 +15856,7 @@
             </w:pPr>
             <w:r/>
             <w:r>
-              <w:t>477.50</w:t>
+              <w:t>478.75</w:t>
             </w:r>
           </w:p>
         </w:tc>
@@ -15887,7 +15887,7 @@
               <w:rPr>
                 <w:b/>
               </w:rPr>
-              <w:t>481.50</w:t>
+              <w:t>482.75</w:t>
             </w:r>
           </w:p>
         </w:tc>
@@ -16035,7 +16035,7 @@
             </w:pPr>
             <w:r/>
             <w:r>
-              <w:t>481.50</w:t>
+              <w:t>482.75</w:t>
             </w:r>
           </w:p>
         </w:tc>
@@ -16063,7 +16063,7 @@
             </w:pPr>
             <w:r/>
             <w:r>
-              <w:t>485.50</w:t>
+              <w:t>486.75</w:t>
             </w:r>
           </w:p>
         </w:tc>
@@ -16091,7 +16091,7 @@
             </w:pPr>
             <w:r/>
             <w:r>
-              <w:t>475.75</w:t>
+              <w:t>477.00</w:t>
             </w:r>
           </w:p>
         </w:tc>
@@ -16122,7 +16122,7 @@
               <w:rPr>
                 <w:b/>
               </w:rPr>
-              <w:t>482.00</w:t>
+              <w:t>483.25</w:t>
             </w:r>
           </w:p>
         </w:tc>
@@ -16270,7 +16270,7 @@
             </w:pPr>
             <w:r/>
             <w:r>
-              <w:t>482.00</w:t>
+              <w:t>483.25</w:t>
             </w:r>
           </w:p>
         </w:tc>
@@ -16298,7 +16298,7 @@
             </w:pPr>
             <w:r/>
             <w:r>
-              <w:t>484.50</w:t>
+              <w:t>485.75</w:t>
             </w:r>
           </w:p>
         </w:tc>
@@ -16326,7 +16326,7 @@
             </w:pPr>
             <w:r/>
             <w:r>
-              <w:t>478.75</w:t>
+              <w:t>480.00</w:t>
             </w:r>
           </w:p>
         </w:tc>
@@ -16357,7 +16357,7 @@
               <w:rPr>
                 <w:b/>
               </w:rPr>
-              <w:t>482.50</w:t>
+              <w:t>483.75</w:t>
             </w:r>
           </w:p>
         </w:tc>
@@ -16505,7 +16505,7 @@
             </w:pPr>
             <w:r/>
             <w:r>
-              <w:t>482.50</w:t>
+              <w:t>483.75</w:t>
             </w:r>
           </w:p>
         </w:tc>
@@ -16533,7 +16533,7 @@
             </w:pPr>
             <w:r/>
             <w:r>
-              <w:t>486.00</w:t>
+              <w:t>487.25</w:t>
             </w:r>
           </w:p>
         </w:tc>
@@ -16561,7 +16561,7 @@
             </w:pPr>
             <w:r/>
             <w:r>
-              <w:t>476.50</w:t>
+              <w:t>477.75</w:t>
             </w:r>
           </w:p>
         </w:tc>
@@ -16592,7 +16592,7 @@
               <w:rPr>
                 <w:b/>
               </w:rPr>
-              <w:t>483.50</w:t>
+              <w:t>484.75</w:t>
             </w:r>
           </w:p>
         </w:tc>
@@ -16740,7 +16740,7 @@
             </w:pPr>
             <w:r/>
             <w:r>
-              <w:t>483.50</w:t>
+              <w:t>484.75</w:t>
             </w:r>
           </w:p>
         </w:tc>
@@ -16768,7 +16768,7 @@
             </w:pPr>
             <w:r/>
             <w:r>
-              <w:t>486.25</w:t>
+              <w:t>487.50</w:t>
             </w:r>
           </w:p>
         </w:tc>
@@ -16796,7 +16796,7 @@
             </w:pPr>
             <w:r/>
             <w:r>
-              <w:t>481.00</w:t>
+              <w:t>482.25</w:t>
             </w:r>
           </w:p>
         </w:tc>
@@ -16827,7 +16827,7 @@
               <w:rPr>
                 <w:b/>
               </w:rPr>
-              <w:t>483.50</w:t>
+              <w:t>484.75</w:t>
             </w:r>
           </w:p>
         </w:tc>
@@ -16975,7 +16975,7 @@
             </w:pPr>
             <w:r/>
             <w:r>
-              <w:t>483.50</w:t>
+              <w:t>484.75</w:t>
             </w:r>
           </w:p>
         </w:tc>
@@ -17003,7 +17003,7 @@
             </w:pPr>
             <w:r/>
             <w:r>
-              <w:t>486.25</w:t>
+              <w:t>487.50</w:t>
             </w:r>
           </w:p>
         </w:tc>
@@ -17031,7 +17031,7 @@
             </w:pPr>
             <w:r/>
             <w:r>
-              <w:t>481.00</w:t>
+              <w:t>482.25</w:t>
             </w:r>
           </w:p>
         </w:tc>
@@ -17062,7 +17062,7 @@
               <w:rPr>
                 <w:b/>
               </w:rPr>
-              <w:t>483.00</w:t>
+              <w:t>484.25</w:t>
             </w:r>
           </w:p>
         </w:tc>
@@ -17210,7 +17210,7 @@
             </w:pPr>
             <w:r/>
             <w:r>
-              <w:t>483.00</w:t>
+              <w:t>484.25</w:t>
             </w:r>
           </w:p>
         </w:tc>
@@ -17238,7 +17238,7 @@
             </w:pPr>
             <w:r/>
             <w:r>
-              <w:t>486.00</w:t>
+              <w:t>487.25</w:t>
             </w:r>
           </w:p>
         </w:tc>
@@ -17266,7 +17266,7 @@
             </w:pPr>
             <w:r/>
             <w:r>
-              <w:t>479.75</w:t>
+              <w:t>481.00</w:t>
             </w:r>
           </w:p>
         </w:tc>
@@ -17297,7 +17297,7 @@
               <w:rPr>
                 <w:b/>
               </w:rPr>
-              <w:t>482.75</w:t>
+              <w:t>484.00</w:t>
             </w:r>
           </w:p>
         </w:tc>
@@ -17445,7 +17445,7 @@
             </w:pPr>
             <w:r/>
             <w:r>
-              <w:t>482.75</w:t>
+              <w:t>484.00</w:t>
             </w:r>
           </w:p>
         </w:tc>
@@ -17473,7 +17473,7 @@
             </w:pPr>
             <w:r/>
             <w:r>
-              <w:t>486.75</w:t>
+              <w:t>488.00</w:t>
             </w:r>
           </w:p>
         </w:tc>
@@ -17501,7 +17501,7 @@
             </w:pPr>
             <w:r/>
             <w:r>
-              <w:t>477.50</w:t>
+              <w:t>478.75</w:t>
             </w:r>
           </w:p>
         </w:tc>
@@ -17532,7 +17532,7 @@
               <w:rPr>
                 <w:b/>
               </w:rPr>
-              <w:t>483.25</w:t>
+              <w:t>484.50</w:t>
             </w:r>
           </w:p>
         </w:tc>
@@ -17680,7 +17680,7 @@
             </w:pPr>
             <w:r/>
             <w:r>
-              <w:t>483.25</w:t>
+              <w:t>484.50</w:t>
             </w:r>
           </w:p>
         </w:tc>
@@ -17708,7 +17708,7 @@
             </w:pPr>
             <w:r/>
             <w:r>
-              <w:t>488.00</w:t>
+              <w:t>489.25</w:t>
             </w:r>
           </w:p>
         </w:tc>
@@ -17736,7 +17736,7 @@
             </w:pPr>
             <w:r/>
             <w:r>
-              <w:t>476.25</w:t>
+              <w:t>477.50</w:t>
             </w:r>
           </w:p>
         </w:tc>
@@ -17767,7 +17767,7 @@
               <w:rPr>
                 <w:b/>
               </w:rPr>
-              <w:t>485.25</w:t>
+              <w:t>486.50</w:t>
             </w:r>
           </w:p>
         </w:tc>
@@ -17915,7 +17915,7 @@
             </w:pPr>
             <w:r/>
             <w:r>
-              <w:t>485.25</w:t>
+              <w:t>486.50</w:t>
             </w:r>
           </w:p>
         </w:tc>
@@ -17943,7 +17943,7 @@
             </w:pPr>
             <w:r/>
             <w:r>
-              <w:t>493.25</w:t>
+              <w:t>494.50</w:t>
             </w:r>
           </w:p>
         </w:tc>
@@ -17971,7 +17971,7 @@
             </w:pPr>
             <w:r/>
             <w:r>
-              <w:t>478.25</w:t>
+              <w:t>479.50</w:t>
             </w:r>
           </w:p>
         </w:tc>
@@ -18002,7 +18002,7 @@
               <w:rPr>
                 <w:b/>
               </w:rPr>
-              <w:t>486.75</w:t>
+              <w:t>488.00</w:t>
             </w:r>
           </w:p>
         </w:tc>
@@ -18150,7 +18150,7 @@
             </w:pPr>
             <w:r/>
             <w:r>
-              <w:t>486.75</w:t>
+              <w:t>488.00</w:t>
             </w:r>
           </w:p>
         </w:tc>
@@ -18178,7 +18178,7 @@
             </w:pPr>
             <w:r/>
             <w:r>
-              <w:t>491.25</w:t>
+              <w:t>492.50</w:t>
             </w:r>
           </w:p>
         </w:tc>
@@ -18206,7 +18206,7 @@
             </w:pPr>
             <w:r/>
             <w:r>
-              <w:t>482.50</w:t>
+              <w:t>483.75</w:t>
             </w:r>
           </w:p>
         </w:tc>
@@ -18237,7 +18237,7 @@
               <w:rPr>
                 <w:b/>
               </w:rPr>
-              <w:t>486.25</w:t>
+              <w:t>487.50</w:t>
             </w:r>
           </w:p>
         </w:tc>
@@ -18385,7 +18385,7 @@
             </w:pPr>
             <w:r/>
             <w:r>
-              <w:t>486.25</w:t>
+              <w:t>487.50</w:t>
             </w:r>
           </w:p>
         </w:tc>
@@ -18413,7 +18413,7 @@
             </w:pPr>
             <w:r/>
             <w:r>
-              <w:t>488.50</w:t>
+              <w:t>489.75</w:t>
             </w:r>
           </w:p>
         </w:tc>
@@ -18441,7 +18441,7 @@
             </w:pPr>
             <w:r/>
             <w:r>
-              <w:t>483.50</w:t>
+              <w:t>484.75</w:t>
             </w:r>
           </w:p>
         </w:tc>
@@ -18472,7 +18472,7 @@
               <w:rPr>
                 <w:b/>
               </w:rPr>
-              <w:t>486.00</w:t>
+              <w:t>487.25</w:t>
             </w:r>
           </w:p>
         </w:tc>
@@ -18620,7 +18620,7 @@
             </w:pPr>
             <w:r/>
             <w:r>
-              <w:t>486.00</w:t>
+              <w:t>487.25</w:t>
             </w:r>
           </w:p>
         </w:tc>
@@ -18648,7 +18648,7 @@
             </w:pPr>
             <w:r/>
             <w:r>
-              <w:t>488.00</w:t>
+              <w:t>489.25</w:t>
             </w:r>
           </w:p>
         </w:tc>
@@ -18676,7 +18676,7 @@
             </w:pPr>
             <w:r/>
             <w:r>
-              <w:t>481.50</w:t>
+              <w:t>482.75</w:t>
             </w:r>
           </w:p>
         </w:tc>
@@ -18707,7 +18707,7 @@
               <w:rPr>
                 <w:b/>
               </w:rPr>
-              <w:t>486.25</w:t>
+              <w:t>487.50</w:t>
             </w:r>
           </w:p>
         </w:tc>
@@ -18855,7 +18855,7 @@
             </w:pPr>
             <w:r/>
             <w:r>
-              <w:t>486.25</w:t>
+              <w:t>487.50</w:t>
             </w:r>
           </w:p>
         </w:tc>
@@ -18883,7 +18883,7 @@
             </w:pPr>
             <w:r/>
             <w:r>
-              <w:t>490.00</w:t>
+              <w:t>491.25</w:t>
             </w:r>
           </w:p>
         </w:tc>
@@ -18911,7 +18911,7 @@
             </w:pPr>
             <w:r/>
             <w:r>
-              <w:t>483.50</w:t>
+              <w:t>484.75</w:t>
             </w:r>
           </w:p>
         </w:tc>
@@ -18942,7 +18942,7 @@
               <w:rPr>
                 <w:b/>
               </w:rPr>
-              <w:t>486.75</w:t>
+              <w:t>488.00</w:t>
             </w:r>
           </w:p>
         </w:tc>
@@ -19090,7 +19090,7 @@
             </w:pPr>
             <w:r/>
             <w:r>
-              <w:t>486.75</w:t>
+              <w:t>488.00</w:t>
             </w:r>
           </w:p>
         </w:tc>
@@ -19118,7 +19118,7 @@
             </w:pPr>
             <w:r/>
             <w:r>
-              <w:t>489.75</w:t>
+              <w:t>491.00</w:t>
             </w:r>
           </w:p>
         </w:tc>
@@ -19146,7 +19146,7 @@
             </w:pPr>
             <w:r/>
             <w:r>
-              <w:t>482.25</w:t>
+              <w:t>483.50</w:t>
             </w:r>
           </w:p>
         </w:tc>
@@ -19177,7 +19177,7 @@
               <w:rPr>
                 <w:b/>
               </w:rPr>
-              <w:t>487.00</w:t>
+              <w:t>488.25</w:t>
             </w:r>
           </w:p>
         </w:tc>
@@ -19325,7 +19325,7 @@
             </w:pPr>
             <w:r/>
             <w:r>
-              <w:t>487.00</w:t>
+              <w:t>488.25</w:t>
             </w:r>
           </w:p>
         </w:tc>
@@ -19353,7 +19353,7 @@
             </w:pPr>
             <w:r/>
             <w:r>
-              <w:t>491.25</w:t>
+              <w:t>492.50</w:t>
             </w:r>
           </w:p>
         </w:tc>
@@ -19381,7 +19381,7 @@
             </w:pPr>
             <w:r/>
             <w:r>
-              <w:t>483.75</w:t>
+              <w:t>485.00</w:t>
             </w:r>
           </w:p>
         </w:tc>
@@ -19412,7 +19412,7 @@
               <w:rPr>
                 <w:b/>
               </w:rPr>
-              <w:t>487.75</w:t>
+              <w:t>489.00</w:t>
             </w:r>
           </w:p>
         </w:tc>
@@ -19560,7 +19560,7 @@
             </w:pPr>
             <w:r/>
             <w:r>
-              <w:t>487.75</w:t>
+              <w:t>489.00</w:t>
             </w:r>
           </w:p>
         </w:tc>
@@ -19588,7 +19588,7 @@
             </w:pPr>
             <w:r/>
             <w:r>
-              <w:t>491.25</w:t>
+              <w:t>492.50</w:t>
             </w:r>
           </w:p>
         </w:tc>
@@ -19616,7 +19616,7 @@
             </w:pPr>
             <w:r/>
             <w:r>
-              <w:t>485.50</w:t>
+              <w:t>486.75</w:t>
             </w:r>
           </w:p>
         </w:tc>
@@ -19647,7 +19647,7 @@
               <w:rPr>
                 <w:b/>
               </w:rPr>
-              <w:t>487.75</w:t>
+              <w:t>489.00</w:t>
             </w:r>
           </w:p>
         </w:tc>
@@ -19795,7 +19795,7 @@
             </w:pPr>
             <w:r/>
             <w:r>
-              <w:t>487.75</w:t>
+              <w:t>489.00</w:t>
             </w:r>
           </w:p>
         </w:tc>
@@ -19823,7 +19823,7 @@
             </w:pPr>
             <w:r/>
             <w:r>
-              <w:t>491.50</w:t>
+              <w:t>492.75</w:t>
             </w:r>
           </w:p>
         </w:tc>
@@ -19851,7 +19851,7 @@
             </w:pPr>
             <w:r/>
             <w:r>
-              <w:t>484.25</w:t>
+              <w:t>485.50</w:t>
             </w:r>
           </w:p>
         </w:tc>
@@ -19882,7 +19882,7 @@
               <w:rPr>
                 <w:b/>
               </w:rPr>
-              <w:t>487.50</w:t>
+              <w:t>488.75</w:t>
             </w:r>
           </w:p>
         </w:tc>
@@ -20030,7 +20030,7 @@
             </w:pPr>
             <w:r/>
             <w:r>
-              <w:t>487.50</w:t>
+              <w:t>488.75</w:t>
             </w:r>
           </w:p>
         </w:tc>
@@ -20058,7 +20058,7 @@
             </w:pPr>
             <w:r/>
             <w:r>
-              <w:t>491.00</w:t>
+              <w:t>492.25</w:t>
             </w:r>
           </w:p>
         </w:tc>
@@ -20086,7 +20086,7 @@
             </w:pPr>
             <w:r/>
             <w:r>
-              <w:t>484.25</w:t>
+              <w:t>485.50</w:t>
             </w:r>
           </w:p>
         </w:tc>
@@ -20117,7 +20117,7 @@
               <w:rPr>
                 <w:b/>
               </w:rPr>
-              <w:t>487.25</w:t>
+              <w:t>488.50</w:t>
             </w:r>
           </w:p>
         </w:tc>
@@ -20265,7 +20265,7 @@
             </w:pPr>
             <w:r/>
             <w:r>
-              <w:t>487.25</w:t>
+              <w:t>488.50</w:t>
             </w:r>
           </w:p>
         </w:tc>
@@ -20293,7 +20293,7 @@
             </w:pPr>
             <w:r/>
             <w:r>
-              <w:t>490.25</w:t>
+              <w:t>491.50</w:t>
             </w:r>
           </w:p>
         </w:tc>
@@ -20321,7 +20321,7 @@
             </w:pPr>
             <w:r/>
             <w:r>
-              <w:t>484.50</w:t>
+              <w:t>485.75</w:t>
             </w:r>
           </w:p>
         </w:tc>
@@ -20352,7 +20352,7 @@
               <w:rPr>
                 <w:b/>
               </w:rPr>
-              <w:t>487.50</w:t>
+              <w:t>488.75</w:t>
             </w:r>
           </w:p>
         </w:tc>
@@ -20500,7 +20500,7 @@
             </w:pPr>
             <w:r/>
             <w:r>
-              <w:t>487.50</w:t>
+              <w:t>488.75</w:t>
             </w:r>
           </w:p>
         </w:tc>
@@ -20528,7 +20528,7 @@
             </w:pPr>
             <w:r/>
             <w:r>
-              <w:t>490.50</w:t>
+              <w:t>491.75</w:t>
             </w:r>
           </w:p>
         </w:tc>
@@ -20556,7 +20556,7 @@
             </w:pPr>
             <w:r/>
             <w:r>
-              <w:t>484.75</w:t>
+              <w:t>486.00</w:t>
             </w:r>
           </w:p>
         </w:tc>
@@ -20587,7 +20587,7 @@
               <w:rPr>
                 <w:b/>
               </w:rPr>
-              <w:t>487.50</w:t>
+              <w:t>488.75</w:t>
             </w:r>
           </w:p>
         </w:tc>
@@ -20735,7 +20735,7 @@
             </w:pPr>
             <w:r/>
             <w:r>
-              <w:t>487.50</w:t>
+              <w:t>488.75</w:t>
             </w:r>
           </w:p>
         </w:tc>
@@ -20763,7 +20763,7 @@
             </w:pPr>
             <w:r/>
             <w:r>
-              <w:t>491.50</w:t>
+              <w:t>492.75</w:t>
             </w:r>
           </w:p>
         </w:tc>
@@ -20791,7 +20791,7 @@
             </w:pPr>
             <w:r/>
             <w:r>
-              <w:t>484.00</w:t>
+              <w:t>485.25</w:t>
             </w:r>
           </w:p>
         </w:tc>
@@ -20822,7 +20822,7 @@
               <w:rPr>
                 <w:b/>
               </w:rPr>
-              <w:t>488.00</w:t>
+              <w:t>489.25</w:t>
             </w:r>
           </w:p>
         </w:tc>
@@ -20970,7 +20970,7 @@
             </w:pPr>
             <w:r/>
             <w:r>
-              <w:t>488.00</w:t>
+              <w:t>489.25</w:t>
             </w:r>
           </w:p>
         </w:tc>
@@ -20998,7 +20998,7 @@
             </w:pPr>
             <w:r/>
             <w:r>
-              <w:t>492.00</w:t>
+              <w:t>493.25</w:t>
             </w:r>
           </w:p>
         </w:tc>
@@ -21026,7 +21026,7 @@
             </w:pPr>
             <w:r/>
             <w:r>
-              <w:t>486.25</w:t>
+              <w:t>487.50</w:t>
             </w:r>
           </w:p>
         </w:tc>
@@ -21057,7 +21057,7 @@
               <w:rPr>
                 <w:b/>
               </w:rPr>
-              <w:t>487.75</w:t>
+              <w:t>489.00</w:t>
             </w:r>
           </w:p>
         </w:tc>
@@ -21780,7 +21780,7 @@
         <w:t>Giá Chốt Phiên (Close):</w:t>
       </w:r>
       <w:r>
-        <w:t xml:space="preserve"> 664.25 cents | </w:t>
+        <w:t xml:space="preserve"> 671.00 cents | </w:t>
       </w:r>
       <w:r>
         <w:rPr>
@@ -21795,10 +21795,10 @@
         <w:rPr>
           <w:b/>
         </w:rPr>
-        <w:t>`667.15 cents`</w:t>
+        <w:t>`672.15 cents`</w:t>
       </w:r>
       <w:r>
-        <w:t xml:space="preserve"> (+2.90).</w:t>
+        <w:t xml:space="preserve"> (+1.15).</w:t>
       </w:r>
     </w:p>
     <w:p>
@@ -21819,7 +21819,7 @@
         <w:rPr>
           <w:b/>
         </w:rPr>
-        <w:t>`15,355`</w:t>
+        <w:t>`37,446`</w:t>
       </w:r>
       <w:r>
         <w:t xml:space="preserve"> (Chênh lệch: </w:t>
@@ -21828,7 +21828,7 @@
         <w:rPr>
           <w:b/>
         </w:rPr>
-        <w:t>`-142,158`</w:t>
+        <w:t>`-120,067`</w:t>
       </w:r>
       <w:r>
         <w:t xml:space="preserve">) | OI: </w:t>
@@ -21870,7 +21870,7 @@
         <w:rPr>
           <w:b/>
         </w:rPr>
-        <w:t>`Không phát hiện mô hình nến đặc biệt`</w:t>
+        <w:t>`Bullish Engulfing (Nhấn chìm tăng trưởng)`</w:t>
       </w:r>
     </w:p>
     <w:p>
@@ -21913,10 +21913,10 @@
         <w:rPr>
           <w:b/>
         </w:rPr>
-        <w:t>TÍCH LŨY TÍCH CỰC (Accumulation):</w:t>
+        <w:t>TĂNG MẠNH MẼ (Strong Bullish Confirmation):</w:t>
       </w:r>
       <w:r>
-        <w:t xml:space="preserve"> Nến đi ngang nhưng dòng tiền âm thầm gia tăng (OI tăng), báo hiệu chuẩn bị có nhịp bứt phá tăng.</w:t>
+        <w:t xml:space="preserve"> Mô hình nến tăng được củng cố bởi dòng tiền gia tăng tích cực, hỗ trợ lực mua lên bền vững.</w:t>
       </w:r>
     </w:p>
     <w:p>
@@ -22162,7 +22162,7 @@
               <w:rPr>
                 <w:b/>
               </w:rPr>
-              <w:t>87.05</w:t>
+              <w:t>86.82</w:t>
             </w:r>
           </w:p>
         </w:tc>
@@ -22193,7 +22193,7 @@
               <w:rPr>
                 <w:b/>
               </w:rPr>
-              <w:t>-0.02%</w:t>
+              <w:t>-0.29%</w:t>
             </w:r>
           </w:p>
         </w:tc>
@@ -22285,7 +22285,7 @@
               <w:rPr>
                 <w:b/>
               </w:rPr>
-              <w:t>99.65</w:t>
+              <w:t>99.50</w:t>
             </w:r>
           </w:p>
         </w:tc>
@@ -22316,7 +22316,7 @@
               <w:rPr>
                 <w:b/>
               </w:rPr>
-              <w:t>-0.31%</w:t>
+              <w:t>-0.47%</w:t>
             </w:r>
           </w:p>
         </w:tc>
@@ -22920,7 +22920,7 @@
         <w:t xml:space="preserve"> EMA_21 </w:t>
       </w:r>
       <w:r>
-        <w:t xml:space="preserve"> (659.98) &gt; </w:t>
+        <w:t xml:space="preserve"> (660.98) &gt; </w:t>
       </w:r>
       <w:r>
         <w:rPr>
@@ -22931,7 +22931,7 @@
         <w:t xml:space="preserve"> EMA_50 </w:t>
       </w:r>
       <w:r>
-        <w:t xml:space="preserve"> (654.41).</w:t>
+        <w:t xml:space="preserve"> (655.06).</w:t>
       </w:r>
     </w:p>
     <w:p>
@@ -22952,7 +22952,7 @@
         <w:rPr>
           <w:b/>
         </w:rPr>
-        <w:t>`61.53`</w:t>
+        <w:t>`69.78`</w:t>
       </w:r>
       <w:r>
         <w:t xml:space="preserve"> | ATR (14) = </w:t>
@@ -22961,7 +22961,7 @@
         <w:rPr>
           <w:b/>
         </w:rPr>
-        <w:t>`4.00`</w:t>
+        <w:t>`4.83`</w:t>
       </w:r>
       <w:r>
         <w:t xml:space="preserve"> cents | Volatility = </w:t>
@@ -22970,7 +22970,7 @@
         <w:rPr>
           <w:b/>
         </w:rPr>
-        <w:t>`4.50 cents`</w:t>
+        <w:t>`10.25 cents`</w:t>
       </w:r>
       <w:r>
         <w:t>.</w:t>
@@ -22994,7 +22994,7 @@
         <w:rPr>
           <w:b/>
         </w:rPr>
-        <w:t>`659.50`</w:t>
+        <w:t>`667.25`</w:t>
       </w:r>
       <w:r>
         <w:t xml:space="preserve"> | S2: </w:t>
@@ -23012,7 +23012,7 @@
         <w:rPr>
           <w:b/>
         </w:rPr>
-        <w:t>`667.00`</w:t>
+        <w:t>`678.00`</w:t>
       </w:r>
       <w:r>
         <w:t xml:space="preserve"> | R2: </w:t>
@@ -23745,7 +23745,7 @@
           <w:b/>
           <w:color w:val="B91C1C"/>
         </w:rPr>
-        <w:t>`659.98 - 654.41 cents (Canh bán hồi kỹ thuật H1)`</w:t>
+        <w:t>`660.98 - 655.06 cents (Canh bán hồi kỹ thuật H1)`</w:t>
       </w:r>
       <w:r>
         <w:t xml:space="preserve"> | SL: </w:t>
@@ -23754,7 +23754,7 @@
         <w:rPr>
           <w:b/>
         </w:rPr>
-        <w:t>`717.25 cents (Trên kháng cự R2 + 1.5x ATR)`</w:t>
+        <w:t>`718.50 cents (Trên kháng cự R2 + 1.5x ATR)`</w:t>
       </w:r>
       <w:r>
         <w:t xml:space="preserve"> | TP: </w:t>
@@ -23765,7 +23765,7 @@
           <w:color w:val="D97706"/>
           <w:sz w:val="19"/>
         </w:rPr>
-        <w:t xml:space="preserve"> 659.50 cents </w:t>
+        <w:t xml:space="preserve"> 667.25 cents </w:t>
       </w:r>
       <w:r>
         <w:t xml:space="preserve"> / </w:t>
@@ -23816,7 +23816,7 @@
         <w:rPr>
           <w:b/>
         </w:rPr>
-        <w:t>`657.50 - 659.50 cents`</w:t>
+        <w:t>`665.25 - 667.25 cents`</w:t>
       </w:r>
       <w:r>
         <w:t xml:space="preserve"> | SL: </w:t>
@@ -23825,7 +23825,7 @@
         <w:rPr>
           <w:b/>
         </w:rPr>
-        <w:t>`622.75 cents`</w:t>
+        <w:t>`621.92 cents`</w:t>
       </w:r>
       <w:r>
         <w:t xml:space="preserve"> | TP: </w:t>
@@ -23834,7 +23834,7 @@
         <w:rPr>
           <w:b/>
         </w:rPr>
-        <w:t>`667.00 cents (Đón sóng hồi trung hạn ~14.5 giá)`</w:t>
+        <w:t>`678.00 cents (Đón sóng hồi trung hạn ~14.5 giá)`</w:t>
       </w:r>
       <w:r>
         <w:t>.</w:t>
@@ -23862,7 +23862,7 @@
         <w:rPr>
           <w:b/>
         </w:rPr>
-        <w:t>`667.00 - 669.00 cents`</w:t>
+        <w:t>`678.00 - 680.00 cents`</w:t>
       </w:r>
       <w:r>
         <w:t xml:space="preserve"> | SL: </w:t>
@@ -23871,7 +23871,7 @@
         <w:rPr>
           <w:b/>
         </w:rPr>
-        <w:t>`671.00 cents`</w:t>
+        <w:t>`682.83 cents`</w:t>
       </w:r>
       <w:r>
         <w:t xml:space="preserve"> | TP: </w:t>
@@ -23920,7 +23920,7 @@
         <w:rPr>
           <w:b/>
         </w:rPr>
-        <w:t>`628.39 - 644.50 cents`</w:t>
+        <w:t>`625.87 - 644.50 cents`</w:t>
       </w:r>
     </w:p>
     <w:p>
@@ -24327,7 +24327,7 @@
             </w:pPr>
             <w:r/>
             <w:r>
-              <w:t>664.25</w:t>
+              <w:t>671.00</w:t>
             </w:r>
           </w:p>
         </w:tc>
@@ -24355,7 +24355,7 @@
             </w:pPr>
             <w:r/>
             <w:r>
-              <w:t>675.50</w:t>
+              <w:t>682.25</w:t>
             </w:r>
           </w:p>
         </w:tc>
@@ -24383,7 +24383,7 @@
             </w:pPr>
             <w:r/>
             <w:r>
-              <w:t>658.75</w:t>
+              <w:t>665.50</w:t>
             </w:r>
           </w:p>
         </w:tc>
@@ -24414,7 +24414,7 @@
               <w:rPr>
                 <w:b/>
               </w:rPr>
-              <w:t>663.50</w:t>
+              <w:t>670.25</w:t>
             </w:r>
           </w:p>
         </w:tc>
@@ -24562,7 +24562,7 @@
             </w:pPr>
             <w:r/>
             <w:r>
-              <w:t>663.50</w:t>
+              <w:t>670.25</w:t>
             </w:r>
           </w:p>
         </w:tc>
@@ -24590,7 +24590,7 @@
             </w:pPr>
             <w:r/>
             <w:r>
-              <w:t>671.00</w:t>
+              <w:t>677.75</w:t>
             </w:r>
           </w:p>
         </w:tc>
@@ -24618,7 +24618,7 @@
             </w:pPr>
             <w:r/>
             <w:r>
-              <w:t>657.50</w:t>
+              <w:t>664.25</w:t>
             </w:r>
           </w:p>
         </w:tc>
@@ -24649,7 +24649,7 @@
               <w:rPr>
                 <w:b/>
               </w:rPr>
-              <w:t>663.00</w:t>
+              <w:t>669.75</w:t>
             </w:r>
           </w:p>
         </w:tc>
@@ -24797,7 +24797,7 @@
             </w:pPr>
             <w:r/>
             <w:r>
-              <w:t>663.00</w:t>
+              <w:t>669.75</w:t>
             </w:r>
           </w:p>
         </w:tc>
@@ -24825,7 +24825,7 @@
             </w:pPr>
             <w:r/>
             <w:r>
-              <w:t>676.75</w:t>
+              <w:t>683.50</w:t>
             </w:r>
           </w:p>
         </w:tc>
@@ -24853,7 +24853,7 @@
             </w:pPr>
             <w:r/>
             <w:r>
-              <w:t>648.25</w:t>
+              <w:t>655.00</w:t>
             </w:r>
           </w:p>
         </w:tc>
@@ -24884,7 +24884,7 @@
               <w:rPr>
                 <w:b/>
               </w:rPr>
-              <w:t>665.00</w:t>
+              <w:t>671.75</w:t>
             </w:r>
           </w:p>
         </w:tc>
@@ -25032,7 +25032,7 @@
             </w:pPr>
             <w:r/>
             <w:r>
-              <w:t>665.00</w:t>
+              <w:t>671.75</w:t>
             </w:r>
           </w:p>
         </w:tc>
@@ -25060,7 +25060,7 @@
             </w:pPr>
             <w:r/>
             <w:r>
-              <w:t>678.25</w:t>
+              <w:t>685.00</w:t>
             </w:r>
           </w:p>
         </w:tc>
@@ -25088,7 +25088,7 @@
             </w:pPr>
             <w:r/>
             <w:r>
-              <w:t>656.75</w:t>
+              <w:t>663.50</w:t>
             </w:r>
           </w:p>
         </w:tc>
@@ -25119,7 +25119,7 @@
               <w:rPr>
                 <w:b/>
               </w:rPr>
-              <w:t>666.25</w:t>
+              <w:t>673.00</w:t>
             </w:r>
           </w:p>
         </w:tc>
@@ -25267,7 +25267,7 @@
             </w:pPr>
             <w:r/>
             <w:r>
-              <w:t>666.25</w:t>
+              <w:t>673.00</w:t>
             </w:r>
           </w:p>
         </w:tc>
@@ -25295,7 +25295,7 @@
             </w:pPr>
             <w:r/>
             <w:r>
-              <w:t>682.75</w:t>
+              <w:t>689.50</w:t>
             </w:r>
           </w:p>
         </w:tc>
@@ -25323,7 +25323,7 @@
             </w:pPr>
             <w:r/>
             <w:r>
-              <w:t>655.75</w:t>
+              <w:t>662.50</w:t>
             </w:r>
           </w:p>
         </w:tc>
@@ -25354,7 +25354,7 @@
               <w:rPr>
                 <w:b/>
               </w:rPr>
-              <w:t>670.75</w:t>
+              <w:t>677.50</w:t>
             </w:r>
           </w:p>
         </w:tc>
@@ -25502,7 +25502,7 @@
             </w:pPr>
             <w:r/>
             <w:r>
-              <w:t>670.75</w:t>
+              <w:t>677.50</w:t>
             </w:r>
           </w:p>
         </w:tc>
@@ -25530,7 +25530,7 @@
             </w:pPr>
             <w:r/>
             <w:r>
-              <w:t>678.50</w:t>
+              <w:t>685.25</w:t>
             </w:r>
           </w:p>
         </w:tc>
@@ -25558,7 +25558,7 @@
             </w:pPr>
             <w:r/>
             <w:r>
-              <w:t>659.75</w:t>
+              <w:t>666.50</w:t>
             </w:r>
           </w:p>
         </w:tc>
@@ -25589,7 +25589,7 @@
               <w:rPr>
                 <w:b/>
               </w:rPr>
-              <w:t>672.00</w:t>
+              <w:t>678.75</w:t>
             </w:r>
           </w:p>
         </w:tc>
@@ -25737,7 +25737,7 @@
             </w:pPr>
             <w:r/>
             <w:r>
-              <w:t>672.00</w:t>
+              <w:t>678.75</w:t>
             </w:r>
           </w:p>
         </w:tc>
@@ -25765,7 +25765,7 @@
             </w:pPr>
             <w:r/>
             <w:r>
-              <w:t>680.25</w:t>
+              <w:t>687.00</w:t>
             </w:r>
           </w:p>
         </w:tc>
@@ -25793,7 +25793,7 @@
             </w:pPr>
             <w:r/>
             <w:r>
-              <w:t>661.50</w:t>
+              <w:t>668.25</w:t>
             </w:r>
           </w:p>
         </w:tc>
@@ -25824,7 +25824,7 @@
               <w:rPr>
                 <w:b/>
               </w:rPr>
-              <w:t>673.75</w:t>
+              <w:t>680.50</w:t>
             </w:r>
           </w:p>
         </w:tc>
@@ -25972,7 +25972,7 @@
             </w:pPr>
             <w:r/>
             <w:r>
-              <w:t>673.75</w:t>
+              <w:t>680.50</w:t>
             </w:r>
           </w:p>
         </w:tc>
@@ -26000,7 +26000,7 @@
             </w:pPr>
             <w:r/>
             <w:r>
-              <w:t>686.00</w:t>
+              <w:t>692.75</w:t>
             </w:r>
           </w:p>
         </w:tc>
@@ -26028,7 +26028,7 @@
             </w:pPr>
             <w:r/>
             <w:r>
-              <w:t>664.00</w:t>
+              <w:t>670.75</w:t>
             </w:r>
           </w:p>
         </w:tc>
@@ -26059,7 +26059,7 @@
               <w:rPr>
                 <w:b/>
               </w:rPr>
-              <w:t>672.75</w:t>
+              <w:t>679.50</w:t>
             </w:r>
           </w:p>
         </w:tc>
@@ -26207,7 +26207,7 @@
             </w:pPr>
             <w:r/>
             <w:r>
-              <w:t>672.75</w:t>
+              <w:t>679.50</w:t>
             </w:r>
           </w:p>
         </w:tc>
@@ -26235,7 +26235,7 @@
             </w:pPr>
             <w:r/>
             <w:r>
-              <w:t>683.25</w:t>
+              <w:t>690.00</w:t>
             </w:r>
           </w:p>
         </w:tc>
@@ -26263,7 +26263,7 @@
             </w:pPr>
             <w:r/>
             <w:r>
-              <w:t>658.00</w:t>
+              <w:t>664.75</w:t>
             </w:r>
           </w:p>
         </w:tc>
@@ -26294,7 +26294,7 @@
               <w:rPr>
                 <w:b/>
               </w:rPr>
-              <w:t>675.00</w:t>
+              <w:t>681.75</w:t>
             </w:r>
           </w:p>
         </w:tc>
@@ -26442,7 +26442,7 @@
             </w:pPr>
             <w:r/>
             <w:r>
-              <w:t>675.00</w:t>
+              <w:t>681.75</w:t>
             </w:r>
           </w:p>
         </w:tc>
@@ -26470,7 +26470,7 @@
             </w:pPr>
             <w:r/>
             <w:r>
-              <w:t>685.50</w:t>
+              <w:t>692.25</w:t>
             </w:r>
           </w:p>
         </w:tc>
@@ -26498,7 +26498,7 @@
             </w:pPr>
             <w:r/>
             <w:r>
-              <w:t>668.75</w:t>
+              <w:t>675.50</w:t>
             </w:r>
           </w:p>
         </w:tc>
@@ -26529,7 +26529,7 @@
               <w:rPr>
                 <w:b/>
               </w:rPr>
-              <w:t>675.75</w:t>
+              <w:t>682.50</w:t>
             </w:r>
           </w:p>
         </w:tc>
@@ -26677,7 +26677,7 @@
             </w:pPr>
             <w:r/>
             <w:r>
-              <w:t>675.75</w:t>
+              <w:t>682.50</w:t>
             </w:r>
           </w:p>
         </w:tc>
@@ -26705,7 +26705,7 @@
             </w:pPr>
             <w:r/>
             <w:r>
-              <w:t>690.00</w:t>
+              <w:t>696.75</w:t>
             </w:r>
           </w:p>
         </w:tc>
@@ -26733,7 +26733,7 @@
             </w:pPr>
             <w:r/>
             <w:r>
-              <w:t>661.00</w:t>
+              <w:t>667.75</w:t>
             </w:r>
           </w:p>
         </w:tc>
@@ -26764,7 +26764,7 @@
               <w:rPr>
                 <w:b/>
               </w:rPr>
-              <w:t>677.75</w:t>
+              <w:t>684.50</w:t>
             </w:r>
           </w:p>
         </w:tc>
@@ -26912,7 +26912,7 @@
             </w:pPr>
             <w:r/>
             <w:r>
-              <w:t>677.75</w:t>
+              <w:t>684.50</w:t>
             </w:r>
           </w:p>
         </w:tc>
@@ -26940,7 +26940,7 @@
             </w:pPr>
             <w:r/>
             <w:r>
-              <w:t>684.25</w:t>
+              <w:t>691.00</w:t>
             </w:r>
           </w:p>
         </w:tc>
@@ -26968,7 +26968,7 @@
             </w:pPr>
             <w:r/>
             <w:r>
-              <w:t>671.00</w:t>
+              <w:t>677.75</w:t>
             </w:r>
           </w:p>
         </w:tc>
@@ -26999,7 +26999,7 @@
               <w:rPr>
                 <w:b/>
               </w:rPr>
-              <w:t>678.00</w:t>
+              <w:t>684.75</w:t>
             </w:r>
           </w:p>
         </w:tc>
@@ -27147,7 +27147,7 @@
             </w:pPr>
             <w:r/>
             <w:r>
-              <w:t>678.00</w:t>
+              <w:t>684.75</w:t>
             </w:r>
           </w:p>
         </w:tc>
@@ -27175,7 +27175,7 @@
             </w:pPr>
             <w:r/>
             <w:r>
-              <w:t>688.25</w:t>
+              <w:t>695.00</w:t>
             </w:r>
           </w:p>
         </w:tc>
@@ -27203,7 +27203,7 @@
             </w:pPr>
             <w:r/>
             <w:r>
-              <w:t>670.00</w:t>
+              <w:t>676.75</w:t>
             </w:r>
           </w:p>
         </w:tc>
@@ -27234,7 +27234,7 @@
               <w:rPr>
                 <w:b/>
               </w:rPr>
-              <w:t>678.50</w:t>
+              <w:t>685.25</w:t>
             </w:r>
           </w:p>
         </w:tc>
@@ -27382,7 +27382,7 @@
             </w:pPr>
             <w:r/>
             <w:r>
-              <w:t>678.50</w:t>
+              <w:t>685.25</w:t>
             </w:r>
           </w:p>
         </w:tc>
@@ -27410,7 +27410,7 @@
             </w:pPr>
             <w:r/>
             <w:r>
-              <w:t>685.50</w:t>
+              <w:t>692.25</w:t>
             </w:r>
           </w:p>
         </w:tc>
@@ -27438,7 +27438,7 @@
             </w:pPr>
             <w:r/>
             <w:r>
-              <w:t>672.50</w:t>
+              <w:t>679.25</w:t>
             </w:r>
           </w:p>
         </w:tc>
@@ -27469,7 +27469,7 @@
               <w:rPr>
                 <w:b/>
               </w:rPr>
-              <w:t>677.75</w:t>
+              <w:t>684.50</w:t>
             </w:r>
           </w:p>
         </w:tc>
@@ -27617,7 +27617,7 @@
             </w:pPr>
             <w:r/>
             <w:r>
-              <w:t>677.75</w:t>
+              <w:t>684.50</w:t>
             </w:r>
           </w:p>
         </w:tc>
@@ -27645,7 +27645,7 @@
             </w:pPr>
             <w:r/>
             <w:r>
-              <w:t>691.25</w:t>
+              <w:t>698.00</w:t>
             </w:r>
           </w:p>
         </w:tc>
@@ -27673,7 +27673,7 @@
             </w:pPr>
             <w:r/>
             <w:r>
-              <w:t>664.75</w:t>
+              <w:t>671.50</w:t>
             </w:r>
           </w:p>
         </w:tc>
@@ -27704,7 +27704,7 @@
               <w:rPr>
                 <w:b/>
               </w:rPr>
-              <w:t>679.50</w:t>
+              <w:t>686.25</w:t>
             </w:r>
           </w:p>
         </w:tc>
@@ -27852,7 +27852,7 @@
             </w:pPr>
             <w:r/>
             <w:r>
-              <w:t>679.50</w:t>
+              <w:t>686.25</w:t>
             </w:r>
           </w:p>
         </w:tc>
@@ -27880,7 +27880,7 @@
             </w:pPr>
             <w:r/>
             <w:r>
-              <w:t>688.75</w:t>
+              <w:t>695.50</w:t>
             </w:r>
           </w:p>
         </w:tc>
@@ -27908,7 +27908,7 @@
             </w:pPr>
             <w:r/>
             <w:r>
-              <w:t>668.75</w:t>
+              <w:t>675.50</w:t>
             </w:r>
           </w:p>
         </w:tc>
@@ -27939,7 +27939,7 @@
               <w:rPr>
                 <w:b/>
               </w:rPr>
-              <w:t>680.00</w:t>
+              <w:t>686.75</w:t>
             </w:r>
           </w:p>
         </w:tc>
@@ -28087,7 +28087,7 @@
             </w:pPr>
             <w:r/>
             <w:r>
-              <w:t>680.00</w:t>
+              <w:t>686.75</w:t>
             </w:r>
           </w:p>
         </w:tc>
@@ -28115,7 +28115,7 @@
             </w:pPr>
             <w:r/>
             <w:r>
-              <w:t>692.25</w:t>
+              <w:t>699.00</w:t>
             </w:r>
           </w:p>
         </w:tc>
@@ -28143,7 +28143,7 @@
             </w:pPr>
             <w:r/>
             <w:r>
-              <w:t>665.75</w:t>
+              <w:t>672.50</w:t>
             </w:r>
           </w:p>
         </w:tc>
@@ -28174,7 +28174,7 @@
               <w:rPr>
                 <w:b/>
               </w:rPr>
-              <w:t>678.50</w:t>
+              <w:t>685.25</w:t>
             </w:r>
           </w:p>
         </w:tc>
@@ -28322,7 +28322,7 @@
             </w:pPr>
             <w:r/>
             <w:r>
-              <w:t>678.50</w:t>
+              <w:t>685.25</w:t>
             </w:r>
           </w:p>
         </w:tc>
@@ -28350,7 +28350,7 @@
             </w:pPr>
             <w:r/>
             <w:r>
-              <w:t>685.50</w:t>
+              <w:t>692.25</w:t>
             </w:r>
           </w:p>
         </w:tc>
@@ -28378,7 +28378,7 @@
             </w:pPr>
             <w:r/>
             <w:r>
-              <w:t>669.00</w:t>
+              <w:t>675.75</w:t>
             </w:r>
           </w:p>
         </w:tc>
@@ -28409,7 +28409,7 @@
               <w:rPr>
                 <w:b/>
               </w:rPr>
-              <w:t>679.00</w:t>
+              <w:t>685.75</w:t>
             </w:r>
           </w:p>
         </w:tc>
@@ -28557,7 +28557,7 @@
             </w:pPr>
             <w:r/>
             <w:r>
-              <w:t>679.00</w:t>
+              <w:t>685.75</w:t>
             </w:r>
           </w:p>
         </w:tc>
@@ -28585,7 +28585,7 @@
             </w:pPr>
             <w:r/>
             <w:r>
-              <w:t>689.50</w:t>
+              <w:t>696.25</w:t>
             </w:r>
           </w:p>
         </w:tc>
@@ -28613,7 +28613,7 @@
             </w:pPr>
             <w:r/>
             <w:r>
-              <w:t>671.75</w:t>
+              <w:t>678.50</w:t>
             </w:r>
           </w:p>
         </w:tc>
@@ -28644,7 +28644,7 @@
               <w:rPr>
                 <w:b/>
               </w:rPr>
-              <w:t>678.75</w:t>
+              <w:t>685.50</w:t>
             </w:r>
           </w:p>
         </w:tc>
@@ -28792,7 +28792,7 @@
             </w:pPr>
             <w:r/>
             <w:r>
-              <w:t>678.75</w:t>
+              <w:t>685.50</w:t>
             </w:r>
           </w:p>
         </w:tc>
@@ -28820,7 +28820,7 @@
             </w:pPr>
             <w:r/>
             <w:r>
-              <w:t>688.50</w:t>
+              <w:t>695.25</w:t>
             </w:r>
           </w:p>
         </w:tc>
@@ -28848,7 +28848,7 @@
             </w:pPr>
             <w:r/>
             <w:r>
-              <w:t>669.00</w:t>
+              <w:t>675.75</w:t>
             </w:r>
           </w:p>
         </w:tc>
@@ -28879,7 +28879,7 @@
               <w:rPr>
                 <w:b/>
               </w:rPr>
-              <w:t>679.25</w:t>
+              <w:t>686.00</w:t>
             </w:r>
           </w:p>
         </w:tc>
@@ -29027,7 +29027,7 @@
             </w:pPr>
             <w:r/>
             <w:r>
-              <w:t>679.25</w:t>
+              <w:t>686.00</w:t>
             </w:r>
           </w:p>
         </w:tc>
@@ -29055,7 +29055,7 @@
             </w:pPr>
             <w:r/>
             <w:r>
-              <w:t>690.00</w:t>
+              <w:t>696.75</w:t>
             </w:r>
           </w:p>
         </w:tc>
@@ -29083,7 +29083,7 @@
             </w:pPr>
             <w:r/>
             <w:r>
-              <w:t>672.00</w:t>
+              <w:t>678.75</w:t>
             </w:r>
           </w:p>
         </w:tc>
@@ -29114,7 +29114,7 @@
               <w:rPr>
                 <w:b/>
               </w:rPr>
-              <w:t>680.00</w:t>
+              <w:t>686.75</w:t>
             </w:r>
           </w:p>
         </w:tc>
@@ -29262,7 +29262,7 @@
             </w:pPr>
             <w:r/>
             <w:r>
-              <w:t>680.00</w:t>
+              <w:t>686.75</w:t>
             </w:r>
           </w:p>
         </w:tc>
@@ -29290,7 +29290,7 @@
             </w:pPr>
             <w:r/>
             <w:r>
-              <w:t>686.50</w:t>
+              <w:t>693.25</w:t>
             </w:r>
           </w:p>
         </w:tc>
@@ -29318,7 +29318,7 @@
             </w:pPr>
             <w:r/>
             <w:r>
-              <w:t>671.50</w:t>
+              <w:t>678.25</w:t>
             </w:r>
           </w:p>
         </w:tc>
@@ -29349,7 +29349,7 @@
               <w:rPr>
                 <w:b/>
               </w:rPr>
-              <w:t>680.50</w:t>
+              <w:t>687.25</w:t>
             </w:r>
           </w:p>
         </w:tc>
@@ -29497,7 +29497,7 @@
             </w:pPr>
             <w:r/>
             <w:r>
-              <w:t>680.50</w:t>
+              <w:t>687.25</w:t>
             </w:r>
           </w:p>
         </w:tc>
@@ -29525,7 +29525,7 @@
             </w:pPr>
             <w:r/>
             <w:r>
-              <w:t>691.50</w:t>
+              <w:t>698.25</w:t>
             </w:r>
           </w:p>
         </w:tc>
@@ -29553,7 +29553,7 @@
             </w:pPr>
             <w:r/>
             <w:r>
-              <w:t>668.75</w:t>
+              <w:t>675.50</w:t>
             </w:r>
           </w:p>
         </w:tc>
@@ -29584,7 +29584,7 @@
               <w:rPr>
                 <w:b/>
               </w:rPr>
-              <w:t>684.00</w:t>
+              <w:t>690.75</w:t>
             </w:r>
           </w:p>
         </w:tc>
@@ -29732,7 +29732,7 @@
             </w:pPr>
             <w:r/>
             <w:r>
-              <w:t>684.00</w:t>
+              <w:t>690.75</w:t>
             </w:r>
           </w:p>
         </w:tc>
@@ -29760,7 +29760,7 @@
             </w:pPr>
             <w:r/>
             <w:r>
-              <w:t>689.50</w:t>
+              <w:t>696.25</w:t>
             </w:r>
           </w:p>
         </w:tc>
@@ -29788,7 +29788,7 @@
             </w:pPr>
             <w:r/>
             <w:r>
-              <w:t>676.25</w:t>
+              <w:t>683.00</w:t>
             </w:r>
           </w:p>
         </w:tc>
@@ -29819,7 +29819,7 @@
               <w:rPr>
                 <w:b/>
               </w:rPr>
-              <w:t>684.75</w:t>
+              <w:t>691.50</w:t>
             </w:r>
           </w:p>
         </w:tc>
@@ -29967,7 +29967,7 @@
             </w:pPr>
             <w:r/>
             <w:r>
-              <w:t>684.75</w:t>
+              <w:t>691.50</w:t>
             </w:r>
           </w:p>
         </w:tc>
@@ -29995,7 +29995,7 @@
             </w:pPr>
             <w:r/>
             <w:r>
-              <w:t>694.00</w:t>
+              <w:t>700.75</w:t>
             </w:r>
           </w:p>
         </w:tc>
@@ -30023,7 +30023,7 @@
             </w:pPr>
             <w:r/>
             <w:r>
-              <w:t>678.25</w:t>
+              <w:t>685.00</w:t>
             </w:r>
           </w:p>
         </w:tc>
@@ -30054,7 +30054,7 @@
               <w:rPr>
                 <w:b/>
               </w:rPr>
-              <w:t>684.00</w:t>
+              <w:t>690.75</w:t>
             </w:r>
           </w:p>
         </w:tc>
@@ -30202,7 +30202,7 @@
             </w:pPr>
             <w:r/>
             <w:r>
-              <w:t>684.00</w:t>
+              <w:t>690.75</w:t>
             </w:r>
           </w:p>
         </w:tc>
@@ -30230,7 +30230,7 @@
             </w:pPr>
             <w:r/>
             <w:r>
-              <w:t>691.50</w:t>
+              <w:t>698.25</w:t>
             </w:r>
           </w:p>
         </w:tc>
@@ -30258,7 +30258,7 @@
             </w:pPr>
             <w:r/>
             <w:r>
-              <w:t>678.00</w:t>
+              <w:t>684.75</w:t>
             </w:r>
           </w:p>
         </w:tc>
@@ -30289,7 +30289,7 @@
               <w:rPr>
                 <w:b/>
               </w:rPr>
-              <w:t>683.00</w:t>
+              <w:t>689.75</w:t>
             </w:r>
           </w:p>
         </w:tc>
@@ -30437,7 +30437,7 @@
             </w:pPr>
             <w:r/>
             <w:r>
-              <w:t>683.00</w:t>
+              <w:t>689.75</w:t>
             </w:r>
           </w:p>
         </w:tc>
@@ -30465,7 +30465,7 @@
             </w:pPr>
             <w:r/>
             <w:r>
-              <w:t>690.00</w:t>
+              <w:t>696.75</w:t>
             </w:r>
           </w:p>
         </w:tc>
@@ -30493,7 +30493,7 @@
             </w:pPr>
             <w:r/>
             <w:r>
-              <w:t>669.50</w:t>
+              <w:t>676.25</w:t>
             </w:r>
           </w:p>
         </w:tc>
@@ -30524,7 +30524,7 @@
               <w:rPr>
                 <w:b/>
               </w:rPr>
-              <w:t>683.75</w:t>
+              <w:t>690.50</w:t>
             </w:r>
           </w:p>
         </w:tc>
@@ -30672,7 +30672,7 @@
             </w:pPr>
             <w:r/>
             <w:r>
-              <w:t>683.75</w:t>
+              <w:t>690.50</w:t>
             </w:r>
           </w:p>
         </w:tc>
@@ -30700,7 +30700,7 @@
             </w:pPr>
             <w:r/>
             <w:r>
-              <w:t>693.00</w:t>
+              <w:t>699.75</w:t>
             </w:r>
           </w:p>
         </w:tc>
@@ -30728,7 +30728,7 @@
             </w:pPr>
             <w:r/>
             <w:r>
-              <w:t>676.50</w:t>
+              <w:t>683.25</w:t>
             </w:r>
           </w:p>
         </w:tc>
@@ -30759,7 +30759,7 @@
               <w:rPr>
                 <w:b/>
               </w:rPr>
-              <w:t>683.50</w:t>
+              <w:t>690.25</w:t>
             </w:r>
           </w:p>
         </w:tc>
@@ -30907,7 +30907,7 @@
             </w:pPr>
             <w:r/>
             <w:r>
-              <w:t>683.50</w:t>
+              <w:t>690.25</w:t>
             </w:r>
           </w:p>
         </w:tc>
@@ -30935,7 +30935,7 @@
             </w:pPr>
             <w:r/>
             <w:r>
-              <w:t>692.00</w:t>
+              <w:t>698.75</w:t>
             </w:r>
           </w:p>
         </w:tc>
@@ -30963,7 +30963,7 @@
             </w:pPr>
             <w:r/>
             <w:r>
-              <w:t>669.50</w:t>
+              <w:t>676.25</w:t>
             </w:r>
           </w:p>
         </w:tc>
@@ -30994,7 +30994,7 @@
               <w:rPr>
                 <w:b/>
               </w:rPr>
-              <w:t>685.25</w:t>
+              <w:t>692.00</w:t>
             </w:r>
           </w:p>
         </w:tc>
@@ -31142,7 +31142,7 @@
             </w:pPr>
             <w:r/>
             <w:r>
-              <w:t>685.25</w:t>
+              <w:t>692.00</w:t>
             </w:r>
           </w:p>
         </w:tc>
@@ -31170,7 +31170,7 @@
             </w:pPr>
             <w:r/>
             <w:r>
-              <w:t>691.50</w:t>
+              <w:t>698.25</w:t>
             </w:r>
           </w:p>
         </w:tc>
@@ -31198,7 +31198,7 @@
             </w:pPr>
             <w:r/>
             <w:r>
-              <w:t>678.75</w:t>
+              <w:t>685.50</w:t>
             </w:r>
           </w:p>
         </w:tc>
@@ -31229,7 +31229,7 @@
               <w:rPr>
                 <w:b/>
               </w:rPr>
-              <w:t>684.50</w:t>
+              <w:t>691.25</w:t>
             </w:r>
           </w:p>
         </w:tc>

--- a/Daily Reports/14_08_2026-CBOT Reports.docx
+++ b/Daily Reports/14_08_2026-CBOT Reports.docx
@@ -104,7 +104,7 @@
           <w:color w:val="5C768D"/>
           <w:sz w:val="19"/>
         </w:rPr>
-        <w:t>Cập nhật tự động qua `macro_tracker.py` vào lúc 22:01 ICT ngày 14/08/2026</w:t>
+        <w:t>Cập nhật tự động qua `macro_tracker.py` vào lúc 23:18 ICT ngày 14/08/2026</w:t>
       </w:r>
     </w:p>
     <w:tbl>
@@ -313,7 +313,7 @@
               <w:rPr>
                 <w:b/>
               </w:rPr>
-              <w:t>87.80 / thùng</w:t>
+              <w:t>87.71 / thùng</w:t>
             </w:r>
           </w:p>
         </w:tc>
@@ -344,7 +344,7 @@
               <w:rPr>
                 <w:b/>
               </w:rPr>
-              <w:t>+0.84%</w:t>
+              <w:t>+0.73%</w:t>
             </w:r>
           </w:p>
         </w:tc>
@@ -442,7 +442,7 @@
               <w:rPr>
                 <w:b/>
               </w:rPr>
-              <w:t>99.54</w:t>
+              <w:t>99.55</w:t>
             </w:r>
           </w:p>
         </w:tc>
@@ -473,7 +473,7 @@
               <w:rPr>
                 <w:b/>
               </w:rPr>
-              <w:t>-0.42%</w:t>
+              <w:t>-0.41%</w:t>
             </w:r>
           </w:p>
         </w:tc>
@@ -1218,7 +1218,7 @@
         <w:rPr>
           <w:b/>
         </w:rPr>
-        <w:t>`87.80` (+0.84%)</w:t>
+        <w:t>`87.71` (+0.73%)</w:t>
       </w:r>
       <w:r>
         <w:t xml:space="preserve"> | DXY: </w:t>
@@ -1227,7 +1227,7 @@
         <w:rPr>
           <w:b/>
         </w:rPr>
-        <w:t>`99.54` (-0.42%)</w:t>
+        <w:t>`99.55` (-0.41%)</w:t>
       </w:r>
       <w:r>
         <w:t xml:space="preserve"> | Lúa mì CBOT: </w:t>
@@ -1236,7 +1236,7 @@
         <w:rPr>
           <w:b/>
         </w:rPr>
-        <w:t>`672.25` (+5.17%)</w:t>
+        <w:t>`676.25` (+5.86%)</w:t>
       </w:r>
       <w:r>
         <w:t>.</w:t>
@@ -1306,7 +1306,7 @@
           <w:color w:val="5C768D"/>
           <w:sz w:val="19"/>
         </w:rPr>
-        <w:t>Cập nhật tự động lúc 22:01 ICT ngày 14/08/2026 — Nguồn: NOAA, USDA, BOM Australia</w:t>
+        <w:t>Cập nhật tự động lúc 23:18 ICT ngày 14/08/2026 — Nguồn: NOAA, USDA, BOM Australia</w:t>
       </w:r>
     </w:p>
     <w:p>
@@ -3574,7 +3574,7 @@
               <w:rPr>
                 <w:b/>
               </w:rPr>
-              <w:t>479.50</w:t>
+              <w:t>480.25</w:t>
             </w:r>
           </w:p>
         </w:tc>
@@ -3605,7 +3605,7 @@
               <w:rPr>
                 <w:b/>
               </w:rPr>
-              <w:t>481.04 (+1.54)</w:t>
+              <w:t>481.56 (+1.31)</w:t>
             </w:r>
           </w:p>
         </w:tc>
@@ -3633,7 +3633,7 @@
             </w:pPr>
             <w:r/>
             <w:r>
-              <w:t>Bullish (476.21 &gt; 473.42)</w:t>
+              <w:t>Bullish (476.95 &gt; 473.96)</w:t>
             </w:r>
           </w:p>
         </w:tc>
@@ -3661,7 +3661,7 @@
             </w:pPr>
             <w:r/>
             <w:r>
-              <w:t>2.50 cents</w:t>
+              <w:t>1.00 cents</w:t>
             </w:r>
           </w:p>
         </w:tc>
@@ -3822,7 +3822,7 @@
               <w:rPr>
                 <w:b/>
               </w:rPr>
-              <w:t>672.50</w:t>
+              <w:t>676.25</w:t>
             </w:r>
           </w:p>
         </w:tc>
@@ -3853,7 +3853,7 @@
               <w:rPr>
                 <w:b/>
               </w:rPr>
-              <w:t>673.70 (+1.20)</w:t>
+              <w:t>675.48 (-0.77)</w:t>
             </w:r>
           </w:p>
         </w:tc>
@@ -3881,7 +3881,7 @@
             </w:pPr>
             <w:r/>
             <w:r>
-              <w:t>Bullish (662.24 &gt; 655.84)</w:t>
+              <w:t>Bullish (664.70 &gt; 657.42)</w:t>
             </w:r>
           </w:p>
         </w:tc>
@@ -3909,7 +3909,7 @@
             </w:pPr>
             <w:r/>
             <w:r>
-              <w:t>6.50 cents</w:t>
+              <w:t>1.75 cents</w:t>
             </w:r>
           </w:p>
         </w:tc>
@@ -4347,7 +4347,7 @@
                 <w:b/>
                 <w:color w:val="15803D"/>
               </w:rPr>
-              <w:t>477.00 - 476.21 cents (Canh mua vùng hỗ trợ)</w:t>
+              <w:t>479.25 - 476.95 cents (Canh mua vùng hỗ trợ)</w:t>
             </w:r>
           </w:p>
         </w:tc>
@@ -4378,7 +4378,7 @@
               <w:rPr>
                 <w:b/>
               </w:rPr>
-              <w:t>453.90 cents (Dưới cản S2 + 1.5x ATR)</w:t>
+              <w:t>454.03 cents (Dưới cản S2 + 1.5x ATR)</w:t>
             </w:r>
           </w:p>
         </w:tc>
@@ -4559,7 +4559,7 @@
               <w:rPr>
                 <w:b/>
               </w:rPr>
-              <w:t>475.50 - 477.00 cents</w:t>
+              <w:t>477.75 - 479.25 cents</w:t>
             </w:r>
           </w:p>
         </w:tc>
@@ -4590,7 +4590,7 @@
               <w:rPr>
                 <w:b/>
               </w:rPr>
-              <w:t>454.85 cents (Chống quét SL tuyệt đối)</w:t>
+              <w:t>454.94 cents (Chống quét SL tuyệt đối)</w:t>
             </w:r>
           </w:p>
         </w:tc>
@@ -4783,7 +4783,7 @@
               <w:rPr>
                 <w:b/>
               </w:rPr>
-              <w:t>483.40 cents</w:t>
+              <w:t>483.31 cents</w:t>
             </w:r>
           </w:p>
         </w:tc>
@@ -4945,7 +4945,7 @@
               <w:rPr>
                 <w:b/>
               </w:rPr>
-              <w:t>449.15 - 456.75 cents</w:t>
+              <w:t>449.50 - 456.75 cents</w:t>
             </w:r>
           </w:p>
         </w:tc>
@@ -5126,7 +5126,7 @@
                 <w:b/>
                 <w:color w:val="B91C1C"/>
               </w:rPr>
-              <w:t>662.24 - 655.84 cents (Canh bán hồi kỹ thuật H1)</w:t>
+              <w:t>664.70 - 657.42 cents (Canh bán hồi kỹ thuật H1)</w:t>
             </w:r>
           </w:p>
         </w:tc>
@@ -5157,7 +5157,7 @@
               <w:rPr>
                 <w:b/>
               </w:rPr>
-              <w:t>719.09 cents (Trên kháng cự R2 + 1.5x ATR)</w:t>
+              <w:t>718.18 cents (Trên kháng cự R2 + 1.5x ATR)</w:t>
             </w:r>
           </w:p>
         </w:tc>
@@ -5193,7 +5193,7 @@
                 <w:color w:val="D97706"/>
                 <w:sz w:val="19"/>
               </w:rPr>
-              <w:t xml:space="preserve"> 669.50 cents </w:t>
+              <w:t xml:space="preserve"> 673.00 cents </w:t>
             </w:r>
             <w:r>
               <w:t xml:space="preserve"> / TP2: </w:t>
@@ -5335,7 +5335,7 @@
               <w:rPr>
                 <w:b/>
               </w:rPr>
-              <w:t>667.50 - 669.50 cents</w:t>
+              <w:t>671.00 - 673.00 cents</w:t>
             </w:r>
           </w:p>
         </w:tc>
@@ -5366,7 +5366,7 @@
               <w:rPr>
                 <w:b/>
               </w:rPr>
-              <w:t>621.52 cents</w:t>
+              <w:t>622.13 cents</w:t>
             </w:r>
           </w:p>
         </w:tc>
@@ -5397,7 +5397,7 @@
               <w:rPr>
                 <w:b/>
               </w:rPr>
-              <w:t>678.00 cents (Đón sóng hồi trung hạn ~14.5 giá)</w:t>
+              <w:t>678.75 cents (Đón sóng hồi trung hạn ~14.5 giá)</w:t>
             </w:r>
           </w:p>
         </w:tc>
@@ -5528,7 +5528,7 @@
               <w:rPr>
                 <w:b/>
               </w:rPr>
-              <w:t>678.00 - 680.00 cents</w:t>
+              <w:t>678.75 - 680.75 cents</w:t>
             </w:r>
           </w:p>
         </w:tc>
@@ -5559,7 +5559,7 @@
               <w:rPr>
                 <w:b/>
               </w:rPr>
-              <w:t>683.23 cents</w:t>
+              <w:t>683.37 cents</w:t>
             </w:r>
           </w:p>
         </w:tc>
@@ -5721,7 +5721,7 @@
               <w:rPr>
                 <w:b/>
               </w:rPr>
-              <w:t>624.73 - 644.50 cents</w:t>
+              <w:t>626.91 - 644.50 cents</w:t>
             </w:r>
           </w:p>
         </w:tc>
@@ -11599,7 +11599,7 @@
         <w:t>Giá Chốt Phiên (Close):</w:t>
       </w:r>
       <w:r>
-        <w:t xml:space="preserve"> 479.50 cents | </w:t>
+        <w:t xml:space="preserve"> 480.25 cents | </w:t>
       </w:r>
       <w:r>
         <w:rPr>
@@ -11614,10 +11614,10 @@
         <w:rPr>
           <w:b/>
         </w:rPr>
-        <w:t>`481.04 cents`</w:t>
+        <w:t>`481.56 cents`</w:t>
       </w:r>
       <w:r>
-        <w:t xml:space="preserve"> (+1.54).</w:t>
+        <w:t xml:space="preserve"> (+1.31).</w:t>
       </w:r>
     </w:p>
     <w:p>
@@ -11638,7 +11638,7 @@
         <w:rPr>
           <w:b/>
         </w:rPr>
-        <w:t>`121,167`</w:t>
+        <w:t>`155,707`</w:t>
       </w:r>
       <w:r>
         <w:t xml:space="preserve"> (Chênh lệch: </w:t>
@@ -11647,7 +11647,7 @@
         <w:rPr>
           <w:b/>
         </w:rPr>
-        <w:t>`-308,614`</w:t>
+        <w:t>`-274,074`</w:t>
       </w:r>
       <w:r>
         <w:t xml:space="preserve">) | OI: </w:t>
@@ -11689,7 +11689,7 @@
         <w:rPr>
           <w:b/>
         </w:rPr>
-        <w:t>`Không phát hiện mô hình nến đặc biệt`</w:t>
+        <w:t>`Doji (Nến lưỡng lự thế trận)`</w:t>
       </w:r>
     </w:p>
     <w:p>
@@ -11980,7 +11980,7 @@
               <w:rPr>
                 <w:b/>
               </w:rPr>
-              <w:t>87.80</w:t>
+              <w:t>87.71</w:t>
             </w:r>
           </w:p>
         </w:tc>
@@ -12011,7 +12011,7 @@
               <w:rPr>
                 <w:b/>
               </w:rPr>
-              <w:t>+0.84%</w:t>
+              <w:t>+0.73%</w:t>
             </w:r>
           </w:p>
         </w:tc>
@@ -12103,7 +12103,7 @@
               <w:rPr>
                 <w:b/>
               </w:rPr>
-              <w:t>99.54</w:t>
+              <w:t>99.55</w:t>
             </w:r>
           </w:p>
         </w:tc>
@@ -12134,7 +12134,7 @@
               <w:rPr>
                 <w:b/>
               </w:rPr>
-              <w:t>-0.42%</w:t>
+              <w:t>-0.41%</w:t>
             </w:r>
           </w:p>
         </w:tc>
@@ -12738,7 +12738,7 @@
         <w:t xml:space="preserve"> EMA_21 </w:t>
       </w:r>
       <w:r>
-        <w:t xml:space="preserve"> (476.21) &gt; </w:t>
+        <w:t xml:space="preserve"> (476.95) &gt; </w:t>
       </w:r>
       <w:r>
         <w:rPr>
@@ -12749,7 +12749,7 @@
         <w:t xml:space="preserve"> EMA_50 </w:t>
       </w:r>
       <w:r>
-        <w:t xml:space="preserve"> (473.42).</w:t>
+        <w:t xml:space="preserve"> (473.96).</w:t>
       </w:r>
     </w:p>
     <w:p>
@@ -12770,7 +12770,7 @@
         <w:rPr>
           <w:b/>
         </w:rPr>
-        <w:t>`65.69`</w:t>
+        <w:t>`66.88`</w:t>
       </w:r>
       <w:r>
         <w:t xml:space="preserve"> | ATR (14) = </w:t>
@@ -12779,7 +12779,7 @@
         <w:rPr>
           <w:b/>
         </w:rPr>
-        <w:t>`1.90`</w:t>
+        <w:t>`1.81`</w:t>
       </w:r>
       <w:r>
         <w:t xml:space="preserve"> cents | Volatility = </w:t>
@@ -12788,7 +12788,7 @@
         <w:rPr>
           <w:b/>
         </w:rPr>
-        <w:t>`2.50 cents`</w:t>
+        <w:t>`1.00 cents`</w:t>
       </w:r>
       <w:r>
         <w:t>.</w:t>
@@ -12812,7 +12812,7 @@
         <w:rPr>
           <w:b/>
         </w:rPr>
-        <w:t>`477.00`</w:t>
+        <w:t>`479.25`</w:t>
       </w:r>
       <w:r>
         <w:t xml:space="preserve"> | S2: </w:t>
@@ -13573,7 +13573,7 @@
           <w:b/>
           <w:color w:val="15803D"/>
         </w:rPr>
-        <w:t>`477.00 - 476.21 cents (Canh mua vùng hỗ trợ)`</w:t>
+        <w:t>`479.25 - 476.95 cents (Canh mua vùng hỗ trợ)`</w:t>
       </w:r>
       <w:r>
         <w:t xml:space="preserve"> | SL: </w:t>
@@ -13582,7 +13582,7 @@
         <w:rPr>
           <w:b/>
         </w:rPr>
-        <w:t>`453.90 cents (Dưới cản S2 + 1.5x ATR)`</w:t>
+        <w:t>`454.03 cents (Dưới cản S2 + 1.5x ATR)`</w:t>
       </w:r>
       <w:r>
         <w:t xml:space="preserve"> | TP: </w:t>
@@ -13644,7 +13644,7 @@
         <w:rPr>
           <w:b/>
         </w:rPr>
-        <w:t>`475.50 - 477.00 cents`</w:t>
+        <w:t>`477.75 - 479.25 cents`</w:t>
       </w:r>
       <w:r>
         <w:t xml:space="preserve"> | SL: </w:t>
@@ -13653,7 +13653,7 @@
         <w:rPr>
           <w:b/>
         </w:rPr>
-        <w:t>`454.85 cents (Chống quét SL tuyệt đối)`</w:t>
+        <w:t>`454.94 cents (Chống quét SL tuyệt đối)`</w:t>
       </w:r>
       <w:r>
         <w:t xml:space="preserve"> | TP: </w:t>
@@ -13699,7 +13699,7 @@
         <w:rPr>
           <w:b/>
         </w:rPr>
-        <w:t>`483.40 cents`</w:t>
+        <w:t>`483.31 cents`</w:t>
       </w:r>
       <w:r>
         <w:t xml:space="preserve"> | TP: </w:t>
@@ -13748,7 +13748,7 @@
         <w:rPr>
           <w:b/>
         </w:rPr>
-        <w:t>`449.15 - 456.75 cents`</w:t>
+        <w:t>`449.50 - 456.75 cents`</w:t>
       </w:r>
     </w:p>
     <w:p>
@@ -14155,7 +14155,7 @@
             </w:pPr>
             <w:r/>
             <w:r>
-              <w:t>479.50</w:t>
+              <w:t>480.25</w:t>
             </w:r>
           </w:p>
         </w:tc>
@@ -14183,7 +14183,7 @@
             </w:pPr>
             <w:r/>
             <w:r>
-              <w:t>483.25</w:t>
+              <w:t>484.00</w:t>
             </w:r>
           </w:p>
         </w:tc>
@@ -14211,7 +14211,7 @@
             </w:pPr>
             <w:r/>
             <w:r>
-              <w:t>476.25</w:t>
+              <w:t>477.00</w:t>
             </w:r>
           </w:p>
         </w:tc>
@@ -14242,7 +14242,7 @@
               <w:rPr>
                 <w:b/>
               </w:rPr>
-              <w:t>479.75</w:t>
+              <w:t>480.50</w:t>
             </w:r>
           </w:p>
         </w:tc>
@@ -14390,7 +14390,7 @@
             </w:pPr>
             <w:r/>
             <w:r>
-              <w:t>479.75</w:t>
+              <w:t>480.50</w:t>
             </w:r>
           </w:p>
         </w:tc>
@@ -14418,7 +14418,7 @@
             </w:pPr>
             <w:r/>
             <w:r>
-              <w:t>482.50</w:t>
+              <w:t>483.25</w:t>
             </w:r>
           </w:p>
         </w:tc>
@@ -14446,7 +14446,7 @@
             </w:pPr>
             <w:r/>
             <w:r>
-              <w:t>476.00</w:t>
+              <w:t>476.75</w:t>
             </w:r>
           </w:p>
         </w:tc>
@@ -14477,7 +14477,7 @@
               <w:rPr>
                 <w:b/>
               </w:rPr>
-              <w:t>479.25</w:t>
+              <w:t>480.00</w:t>
             </w:r>
           </w:p>
         </w:tc>
@@ -14625,7 +14625,7 @@
             </w:pPr>
             <w:r/>
             <w:r>
-              <w:t>479.25</w:t>
+              <w:t>480.00</w:t>
             </w:r>
           </w:p>
         </w:tc>
@@ -14653,7 +14653,7 @@
             </w:pPr>
             <w:r/>
             <w:r>
-              <w:t>482.25</w:t>
+              <w:t>483.00</w:t>
             </w:r>
           </w:p>
         </w:tc>
@@ -14681,7 +14681,7 @@
             </w:pPr>
             <w:r/>
             <w:r>
-              <w:t>475.25</w:t>
+              <w:t>476.00</w:t>
             </w:r>
           </w:p>
         </w:tc>
@@ -14712,7 +14712,7 @@
               <w:rPr>
                 <w:b/>
               </w:rPr>
-              <w:t>480.00</w:t>
+              <w:t>480.75</w:t>
             </w:r>
           </w:p>
         </w:tc>
@@ -14860,7 +14860,7 @@
             </w:pPr>
             <w:r/>
             <w:r>
-              <w:t>480.00</w:t>
+              <w:t>480.75</w:t>
             </w:r>
           </w:p>
         </w:tc>
@@ -14888,7 +14888,7 @@
             </w:pPr>
             <w:r/>
             <w:r>
-              <w:t>484.50</w:t>
+              <w:t>485.25</w:t>
             </w:r>
           </w:p>
         </w:tc>
@@ -14916,7 +14916,7 @@
             </w:pPr>
             <w:r/>
             <w:r>
-              <w:t>475.00</w:t>
+              <w:t>475.75</w:t>
             </w:r>
           </w:p>
         </w:tc>
@@ -14947,7 +14947,7 @@
               <w:rPr>
                 <w:b/>
               </w:rPr>
-              <w:t>480.75</w:t>
+              <w:t>481.50</w:t>
             </w:r>
           </w:p>
         </w:tc>
@@ -15095,7 +15095,7 @@
             </w:pPr>
             <w:r/>
             <w:r>
-              <w:t>480.75</w:t>
+              <w:t>481.50</w:t>
             </w:r>
           </w:p>
         </w:tc>
@@ -15123,7 +15123,7 @@
             </w:pPr>
             <w:r/>
             <w:r>
-              <w:t>486.25</w:t>
+              <w:t>487.00</w:t>
             </w:r>
           </w:p>
         </w:tc>
@@ -15151,7 +15151,7 @@
             </w:pPr>
             <w:r/>
             <w:r>
-              <w:t>474.50</w:t>
+              <w:t>475.25</w:t>
             </w:r>
           </w:p>
         </w:tc>
@@ -15182,7 +15182,7 @@
               <w:rPr>
                 <w:b/>
               </w:rPr>
-              <w:t>483.00</w:t>
+              <w:t>483.75</w:t>
             </w:r>
           </w:p>
         </w:tc>
@@ -15330,7 +15330,7 @@
             </w:pPr>
             <w:r/>
             <w:r>
-              <w:t>483.00</w:t>
+              <w:t>483.75</w:t>
             </w:r>
           </w:p>
         </w:tc>
@@ -15358,7 +15358,7 @@
             </w:pPr>
             <w:r/>
             <w:r>
-              <w:t>486.00</w:t>
+              <w:t>486.75</w:t>
             </w:r>
           </w:p>
         </w:tc>
@@ -15386,7 +15386,7 @@
             </w:pPr>
             <w:r/>
             <w:r>
-              <w:t>478.75</w:t>
+              <w:t>479.50</w:t>
             </w:r>
           </w:p>
         </w:tc>
@@ -15417,7 +15417,7 @@
               <w:rPr>
                 <w:b/>
               </w:rPr>
-              <w:t>483.25</w:t>
+              <w:t>484.00</w:t>
             </w:r>
           </w:p>
         </w:tc>
@@ -15565,7 +15565,7 @@
             </w:pPr>
             <w:r/>
             <w:r>
-              <w:t>483.25</w:t>
+              <w:t>484.00</w:t>
             </w:r>
           </w:p>
         </w:tc>
@@ -15593,7 +15593,7 @@
             </w:pPr>
             <w:r/>
             <w:r>
-              <w:t>486.50</w:t>
+              <w:t>487.25</w:t>
             </w:r>
           </w:p>
         </w:tc>
@@ -15621,7 +15621,7 @@
             </w:pPr>
             <w:r/>
             <w:r>
-              <w:t>476.75</w:t>
+              <w:t>477.50</w:t>
             </w:r>
           </w:p>
         </w:tc>
@@ -15652,7 +15652,7 @@
               <w:rPr>
                 <w:b/>
               </w:rPr>
-              <w:t>484.00</w:t>
+              <w:t>484.75</w:t>
             </w:r>
           </w:p>
         </w:tc>
@@ -15800,7 +15800,7 @@
             </w:pPr>
             <w:r/>
             <w:r>
-              <w:t>484.00</w:t>
+              <w:t>484.75</w:t>
             </w:r>
           </w:p>
         </w:tc>
@@ -15828,7 +15828,7 @@
             </w:pPr>
             <w:r/>
             <w:r>
-              <w:t>487.00</w:t>
+              <w:t>487.75</w:t>
             </w:r>
           </w:p>
         </w:tc>
@@ -15856,7 +15856,7 @@
             </w:pPr>
             <w:r/>
             <w:r>
-              <w:t>479.50</w:t>
+              <w:t>480.25</w:t>
             </w:r>
           </w:p>
         </w:tc>
@@ -15887,7 +15887,7 @@
               <w:rPr>
                 <w:b/>
               </w:rPr>
-              <w:t>483.50</w:t>
+              <w:t>484.25</w:t>
             </w:r>
           </w:p>
         </w:tc>
@@ -16035,7 +16035,7 @@
             </w:pPr>
             <w:r/>
             <w:r>
-              <w:t>483.50</w:t>
+              <w:t>484.25</w:t>
             </w:r>
           </w:p>
         </w:tc>
@@ -16063,7 +16063,7 @@
             </w:pPr>
             <w:r/>
             <w:r>
-              <w:t>487.50</w:t>
+              <w:t>488.25</w:t>
             </w:r>
           </w:p>
         </w:tc>
@@ -16091,7 +16091,7 @@
             </w:pPr>
             <w:r/>
             <w:r>
-              <w:t>477.75</w:t>
+              <w:t>478.50</w:t>
             </w:r>
           </w:p>
         </w:tc>
@@ -16122,7 +16122,7 @@
               <w:rPr>
                 <w:b/>
               </w:rPr>
-              <w:t>484.00</w:t>
+              <w:t>484.75</w:t>
             </w:r>
           </w:p>
         </w:tc>
@@ -16270,7 +16270,7 @@
             </w:pPr>
             <w:r/>
             <w:r>
-              <w:t>484.00</w:t>
+              <w:t>484.75</w:t>
             </w:r>
           </w:p>
         </w:tc>
@@ -16298,7 +16298,7 @@
             </w:pPr>
             <w:r/>
             <w:r>
-              <w:t>486.50</w:t>
+              <w:t>487.25</w:t>
             </w:r>
           </w:p>
         </w:tc>
@@ -16326,7 +16326,7 @@
             </w:pPr>
             <w:r/>
             <w:r>
-              <w:t>480.75</w:t>
+              <w:t>481.50</w:t>
             </w:r>
           </w:p>
         </w:tc>
@@ -16357,7 +16357,7 @@
               <w:rPr>
                 <w:b/>
               </w:rPr>
-              <w:t>484.50</w:t>
+              <w:t>485.25</w:t>
             </w:r>
           </w:p>
         </w:tc>
@@ -16505,7 +16505,7 @@
             </w:pPr>
             <w:r/>
             <w:r>
-              <w:t>484.50</w:t>
+              <w:t>485.25</w:t>
             </w:r>
           </w:p>
         </w:tc>
@@ -16533,7 +16533,7 @@
             </w:pPr>
             <w:r/>
             <w:r>
-              <w:t>488.00</w:t>
+              <w:t>488.75</w:t>
             </w:r>
           </w:p>
         </w:tc>
@@ -16561,7 +16561,7 @@
             </w:pPr>
             <w:r/>
             <w:r>
-              <w:t>478.50</w:t>
+              <w:t>479.25</w:t>
             </w:r>
           </w:p>
         </w:tc>
@@ -16569,6 +16569,711 @@
           <w:tcPr>
             <w:tcW w:type="dxa" w:w="1728"/>
             <w:shd w:fill="F8FAFC"/>
+            <w:tcMar>
+              <w:top w:w="100" w:type="dxa"/>
+              <w:bottom w:w="100" w:type="dxa"/>
+              <w:left w:w="120" w:type="dxa"/>
+              <w:right w:w="120" w:type="dxa"/>
+            </w:tcMar>
+            <w:tcBorders>
+              <w:top w:val="single" w:sz="4" w:space="0" w:color="CCCCCC"/>
+              <w:bottom w:val="single" w:sz="4" w:space="0" w:color="CCCCCC"/>
+              <w:left w:val="single" w:sz="4" w:space="0" w:color="CCCCCC"/>
+              <w:right w:val="single" w:sz="4" w:space="0" w:color="CCCCCC"/>
+            </w:tcBorders>
+          </w:tcPr>
+          <w:p>
+            <w:pPr>
+              <w:spacing w:before="60" w:after="60" w:line="252" w:lineRule="auto"/>
+              <w:jc w:val="left"/>
+            </w:pPr>
+            <w:r/>
+            <w:r>
+              <w:rPr>
+                <w:b/>
+              </w:rPr>
+              <w:t>486.25</w:t>
+            </w:r>
+          </w:p>
+        </w:tc>
+        <w:tc>
+          <w:tcPr>
+            <w:tcW w:type="dxa" w:w="3456"/>
+            <w:shd w:fill="F8FAFC"/>
+            <w:tcMar>
+              <w:top w:w="100" w:type="dxa"/>
+              <w:bottom w:w="100" w:type="dxa"/>
+              <w:left w:w="120" w:type="dxa"/>
+              <w:right w:w="120" w:type="dxa"/>
+            </w:tcMar>
+            <w:tcBorders>
+              <w:top w:val="single" w:sz="4" w:space="0" w:color="CCCCCC"/>
+              <w:bottom w:val="single" w:sz="4" w:space="0" w:color="CCCCCC"/>
+              <w:left w:val="single" w:sz="4" w:space="0" w:color="CCCCCC"/>
+              <w:right w:val="single" w:sz="4" w:space="0" w:color="CCCCCC"/>
+            </w:tcBorders>
+          </w:tcPr>
+          <w:p>
+            <w:pPr>
+              <w:spacing w:before="60" w:after="60" w:line="252" w:lineRule="auto"/>
+              <w:jc w:val="left"/>
+            </w:pPr>
+            <w:r/>
+            <w:r>
+              <w:rPr>
+                <w:b/>
+              </w:rPr>
+              <w:t>+1.00</w:t>
+            </w:r>
+          </w:p>
+        </w:tc>
+        <w:tc>
+          <w:tcPr>
+            <w:tcW w:type="dxa" w:w="1440"/>
+            <w:shd w:fill="F8FAFC"/>
+            <w:tcMar>
+              <w:top w:w="100" w:type="dxa"/>
+              <w:bottom w:w="100" w:type="dxa"/>
+              <w:left w:w="120" w:type="dxa"/>
+              <w:right w:w="120" w:type="dxa"/>
+            </w:tcMar>
+            <w:tcBorders>
+              <w:top w:val="single" w:sz="4" w:space="0" w:color="CCCCCC"/>
+              <w:bottom w:val="single" w:sz="4" w:space="0" w:color="CCCCCC"/>
+              <w:left w:val="single" w:sz="4" w:space="0" w:color="CCCCCC"/>
+              <w:right w:val="single" w:sz="4" w:space="0" w:color="CCCCCC"/>
+            </w:tcBorders>
+          </w:tcPr>
+          <w:p>
+            <w:pPr>
+              <w:spacing w:before="60" w:after="60" w:line="252" w:lineRule="auto"/>
+              <w:jc w:val="left"/>
+            </w:pPr>
+            <w:r/>
+            <w:r>
+              <w:t>BULL</w:t>
+            </w:r>
+          </w:p>
+        </w:tc>
+      </w:tr>
+      <w:tr>
+        <w:tc>
+          <w:tcPr>
+            <w:tcW w:type="dxa" w:w="1584"/>
+            <w:shd w:fill="FFFFFF"/>
+            <w:tcMar>
+              <w:top w:w="100" w:type="dxa"/>
+              <w:bottom w:w="100" w:type="dxa"/>
+              <w:left w:w="120" w:type="dxa"/>
+              <w:right w:w="120" w:type="dxa"/>
+            </w:tcMar>
+            <w:tcBorders>
+              <w:top w:val="single" w:sz="4" w:space="0" w:color="CCCCCC"/>
+              <w:bottom w:val="single" w:sz="4" w:space="0" w:color="CCCCCC"/>
+              <w:left w:val="single" w:sz="4" w:space="0" w:color="CCCCCC"/>
+              <w:right w:val="single" w:sz="4" w:space="0" w:color="CCCCCC"/>
+            </w:tcBorders>
+          </w:tcPr>
+          <w:p>
+            <w:pPr>
+              <w:spacing w:before="60" w:after="60" w:line="252" w:lineRule="auto"/>
+              <w:jc w:val="left"/>
+            </w:pPr>
+            <w:r/>
+            <w:r>
+              <w:rPr>
+                <w:b/>
+              </w:rPr>
+              <w:t>Tue 18/08</w:t>
+            </w:r>
+          </w:p>
+        </w:tc>
+        <w:tc>
+          <w:tcPr>
+            <w:tcW w:type="dxa" w:w="864"/>
+            <w:shd w:fill="FFFFFF"/>
+            <w:tcMar>
+              <w:top w:w="100" w:type="dxa"/>
+              <w:bottom w:w="100" w:type="dxa"/>
+              <w:left w:w="120" w:type="dxa"/>
+              <w:right w:w="120" w:type="dxa"/>
+            </w:tcMar>
+            <w:tcBorders>
+              <w:top w:val="single" w:sz="4" w:space="0" w:color="CCCCCC"/>
+              <w:bottom w:val="single" w:sz="4" w:space="0" w:color="CCCCCC"/>
+              <w:left w:val="single" w:sz="4" w:space="0" w:color="CCCCCC"/>
+              <w:right w:val="single" w:sz="4" w:space="0" w:color="CCCCCC"/>
+            </w:tcBorders>
+          </w:tcPr>
+          <w:p>
+            <w:pPr>
+              <w:spacing w:before="60" w:after="60" w:line="252" w:lineRule="auto"/>
+              <w:jc w:val="left"/>
+            </w:pPr>
+            <w:r/>
+            <w:r>
+              <w:t>NY Close 23-01</w:t>
+            </w:r>
+          </w:p>
+        </w:tc>
+        <w:tc>
+          <w:tcPr>
+            <w:tcW w:type="dxa" w:w="1440"/>
+            <w:shd w:fill="FFFFFF"/>
+            <w:tcMar>
+              <w:top w:w="100" w:type="dxa"/>
+              <w:bottom w:w="100" w:type="dxa"/>
+              <w:left w:w="120" w:type="dxa"/>
+              <w:right w:w="120" w:type="dxa"/>
+            </w:tcMar>
+            <w:tcBorders>
+              <w:top w:val="single" w:sz="4" w:space="0" w:color="CCCCCC"/>
+              <w:bottom w:val="single" w:sz="4" w:space="0" w:color="CCCCCC"/>
+              <w:left w:val="single" w:sz="4" w:space="0" w:color="CCCCCC"/>
+              <w:right w:val="single" w:sz="4" w:space="0" w:color="CCCCCC"/>
+            </w:tcBorders>
+          </w:tcPr>
+          <w:p>
+            <w:pPr>
+              <w:spacing w:before="60" w:after="60" w:line="252" w:lineRule="auto"/>
+              <w:jc w:val="left"/>
+            </w:pPr>
+            <w:r/>
+            <w:r>
+              <w:t>486.25</w:t>
+            </w:r>
+          </w:p>
+        </w:tc>
+        <w:tc>
+          <w:tcPr>
+            <w:tcW w:type="dxa" w:w="2016"/>
+            <w:shd w:fill="FFFFFF"/>
+            <w:tcMar>
+              <w:top w:w="100" w:type="dxa"/>
+              <w:bottom w:w="100" w:type="dxa"/>
+              <w:left w:w="120" w:type="dxa"/>
+              <w:right w:w="120" w:type="dxa"/>
+            </w:tcMar>
+            <w:tcBorders>
+              <w:top w:val="single" w:sz="4" w:space="0" w:color="CCCCCC"/>
+              <w:bottom w:val="single" w:sz="4" w:space="0" w:color="CCCCCC"/>
+              <w:left w:val="single" w:sz="4" w:space="0" w:color="CCCCCC"/>
+              <w:right w:val="single" w:sz="4" w:space="0" w:color="CCCCCC"/>
+            </w:tcBorders>
+          </w:tcPr>
+          <w:p>
+            <w:pPr>
+              <w:spacing w:before="60" w:after="60" w:line="252" w:lineRule="auto"/>
+              <w:jc w:val="left"/>
+            </w:pPr>
+            <w:r/>
+            <w:r>
+              <w:t>489.00</w:t>
+            </w:r>
+          </w:p>
+        </w:tc>
+        <w:tc>
+          <w:tcPr>
+            <w:tcW w:type="dxa" w:w="1152"/>
+            <w:shd w:fill="FFFFFF"/>
+            <w:tcMar>
+              <w:top w:w="100" w:type="dxa"/>
+              <w:bottom w:w="100" w:type="dxa"/>
+              <w:left w:w="120" w:type="dxa"/>
+              <w:right w:w="120" w:type="dxa"/>
+            </w:tcMar>
+            <w:tcBorders>
+              <w:top w:val="single" w:sz="4" w:space="0" w:color="CCCCCC"/>
+              <w:bottom w:val="single" w:sz="4" w:space="0" w:color="CCCCCC"/>
+              <w:left w:val="single" w:sz="4" w:space="0" w:color="CCCCCC"/>
+              <w:right w:val="single" w:sz="4" w:space="0" w:color="CCCCCC"/>
+            </w:tcBorders>
+          </w:tcPr>
+          <w:p>
+            <w:pPr>
+              <w:spacing w:before="60" w:after="60" w:line="252" w:lineRule="auto"/>
+              <w:jc w:val="left"/>
+            </w:pPr>
+            <w:r/>
+            <w:r>
+              <w:t>483.75</w:t>
+            </w:r>
+          </w:p>
+        </w:tc>
+        <w:tc>
+          <w:tcPr>
+            <w:tcW w:type="dxa" w:w="1728"/>
+            <w:shd w:fill="FFFFFF"/>
+            <w:tcMar>
+              <w:top w:w="100" w:type="dxa"/>
+              <w:bottom w:w="100" w:type="dxa"/>
+              <w:left w:w="120" w:type="dxa"/>
+              <w:right w:w="120" w:type="dxa"/>
+            </w:tcMar>
+            <w:tcBorders>
+              <w:top w:val="single" w:sz="4" w:space="0" w:color="CCCCCC"/>
+              <w:bottom w:val="single" w:sz="4" w:space="0" w:color="CCCCCC"/>
+              <w:left w:val="single" w:sz="4" w:space="0" w:color="CCCCCC"/>
+              <w:right w:val="single" w:sz="4" w:space="0" w:color="CCCCCC"/>
+            </w:tcBorders>
+          </w:tcPr>
+          <w:p>
+            <w:pPr>
+              <w:spacing w:before="60" w:after="60" w:line="252" w:lineRule="auto"/>
+              <w:jc w:val="left"/>
+            </w:pPr>
+            <w:r/>
+            <w:r>
+              <w:rPr>
+                <w:b/>
+              </w:rPr>
+              <w:t>486.25</w:t>
+            </w:r>
+          </w:p>
+        </w:tc>
+        <w:tc>
+          <w:tcPr>
+            <w:tcW w:type="dxa" w:w="3456"/>
+            <w:shd w:fill="FFFFFF"/>
+            <w:tcMar>
+              <w:top w:w="100" w:type="dxa"/>
+              <w:bottom w:w="100" w:type="dxa"/>
+              <w:left w:w="120" w:type="dxa"/>
+              <w:right w:w="120" w:type="dxa"/>
+            </w:tcMar>
+            <w:tcBorders>
+              <w:top w:val="single" w:sz="4" w:space="0" w:color="CCCCCC"/>
+              <w:bottom w:val="single" w:sz="4" w:space="0" w:color="CCCCCC"/>
+              <w:left w:val="single" w:sz="4" w:space="0" w:color="CCCCCC"/>
+              <w:right w:val="single" w:sz="4" w:space="0" w:color="CCCCCC"/>
+            </w:tcBorders>
+          </w:tcPr>
+          <w:p>
+            <w:pPr>
+              <w:spacing w:before="60" w:after="60" w:line="252" w:lineRule="auto"/>
+              <w:jc w:val="left"/>
+            </w:pPr>
+            <w:r/>
+            <w:r>
+              <w:rPr>
+                <w:b/>
+              </w:rPr>
+              <w:t>+0.00</w:t>
+            </w:r>
+          </w:p>
+        </w:tc>
+        <w:tc>
+          <w:tcPr>
+            <w:tcW w:type="dxa" w:w="1440"/>
+            <w:shd w:fill="FFFFFF"/>
+            <w:tcMar>
+              <w:top w:w="100" w:type="dxa"/>
+              <w:bottom w:w="100" w:type="dxa"/>
+              <w:left w:w="120" w:type="dxa"/>
+              <w:right w:w="120" w:type="dxa"/>
+            </w:tcMar>
+            <w:tcBorders>
+              <w:top w:val="single" w:sz="4" w:space="0" w:color="CCCCCC"/>
+              <w:bottom w:val="single" w:sz="4" w:space="0" w:color="CCCCCC"/>
+              <w:left w:val="single" w:sz="4" w:space="0" w:color="CCCCCC"/>
+              <w:right w:val="single" w:sz="4" w:space="0" w:color="CCCCCC"/>
+            </w:tcBorders>
+          </w:tcPr>
+          <w:p>
+            <w:pPr>
+              <w:spacing w:before="60" w:after="60" w:line="252" w:lineRule="auto"/>
+              <w:jc w:val="left"/>
+            </w:pPr>
+            <w:r/>
+            <w:r>
+              <w:t>BULL</w:t>
+            </w:r>
+          </w:p>
+        </w:tc>
+      </w:tr>
+      <w:tr>
+        <w:tc>
+          <w:tcPr>
+            <w:tcW w:type="dxa" w:w="1584"/>
+            <w:shd w:fill="F8FAFC"/>
+            <w:tcMar>
+              <w:top w:w="100" w:type="dxa"/>
+              <w:bottom w:w="100" w:type="dxa"/>
+              <w:left w:w="120" w:type="dxa"/>
+              <w:right w:w="120" w:type="dxa"/>
+            </w:tcMar>
+            <w:tcBorders>
+              <w:top w:val="single" w:sz="4" w:space="0" w:color="CCCCCC"/>
+              <w:bottom w:val="single" w:sz="4" w:space="0" w:color="CCCCCC"/>
+              <w:left w:val="single" w:sz="4" w:space="0" w:color="CCCCCC"/>
+              <w:right w:val="single" w:sz="4" w:space="0" w:color="CCCCCC"/>
+            </w:tcBorders>
+          </w:tcPr>
+          <w:p>
+            <w:pPr>
+              <w:spacing w:before="60" w:after="60" w:line="252" w:lineRule="auto"/>
+              <w:jc w:val="left"/>
+            </w:pPr>
+            <w:r/>
+            <w:r>
+              <w:rPr>
+                <w:b/>
+              </w:rPr>
+              <w:t>Wed 19/08</w:t>
+            </w:r>
+          </w:p>
+        </w:tc>
+        <w:tc>
+          <w:tcPr>
+            <w:tcW w:type="dxa" w:w="864"/>
+            <w:shd w:fill="F8FAFC"/>
+            <w:tcMar>
+              <w:top w:w="100" w:type="dxa"/>
+              <w:bottom w:w="100" w:type="dxa"/>
+              <w:left w:w="120" w:type="dxa"/>
+              <w:right w:w="120" w:type="dxa"/>
+            </w:tcMar>
+            <w:tcBorders>
+              <w:top w:val="single" w:sz="4" w:space="0" w:color="CCCCCC"/>
+              <w:bottom w:val="single" w:sz="4" w:space="0" w:color="CCCCCC"/>
+              <w:left w:val="single" w:sz="4" w:space="0" w:color="CCCCCC"/>
+              <w:right w:val="single" w:sz="4" w:space="0" w:color="CCCCCC"/>
+            </w:tcBorders>
+          </w:tcPr>
+          <w:p>
+            <w:pPr>
+              <w:spacing w:before="60" w:after="60" w:line="252" w:lineRule="auto"/>
+              <w:jc w:val="left"/>
+            </w:pPr>
+            <w:r/>
+            <w:r>
+              <w:t>Asia 07-11</w:t>
+            </w:r>
+          </w:p>
+        </w:tc>
+        <w:tc>
+          <w:tcPr>
+            <w:tcW w:type="dxa" w:w="1440"/>
+            <w:shd w:fill="F8FAFC"/>
+            <w:tcMar>
+              <w:top w:w="100" w:type="dxa"/>
+              <w:bottom w:w="100" w:type="dxa"/>
+              <w:left w:w="120" w:type="dxa"/>
+              <w:right w:w="120" w:type="dxa"/>
+            </w:tcMar>
+            <w:tcBorders>
+              <w:top w:val="single" w:sz="4" w:space="0" w:color="CCCCCC"/>
+              <w:bottom w:val="single" w:sz="4" w:space="0" w:color="CCCCCC"/>
+              <w:left w:val="single" w:sz="4" w:space="0" w:color="CCCCCC"/>
+              <w:right w:val="single" w:sz="4" w:space="0" w:color="CCCCCC"/>
+            </w:tcBorders>
+          </w:tcPr>
+          <w:p>
+            <w:pPr>
+              <w:spacing w:before="60" w:after="60" w:line="252" w:lineRule="auto"/>
+              <w:jc w:val="left"/>
+            </w:pPr>
+            <w:r/>
+            <w:r>
+              <w:t>486.25</w:t>
+            </w:r>
+          </w:p>
+        </w:tc>
+        <w:tc>
+          <w:tcPr>
+            <w:tcW w:type="dxa" w:w="2016"/>
+            <w:shd w:fill="F8FAFC"/>
+            <w:tcMar>
+              <w:top w:w="100" w:type="dxa"/>
+              <w:bottom w:w="100" w:type="dxa"/>
+              <w:left w:w="120" w:type="dxa"/>
+              <w:right w:w="120" w:type="dxa"/>
+            </w:tcMar>
+            <w:tcBorders>
+              <w:top w:val="single" w:sz="4" w:space="0" w:color="CCCCCC"/>
+              <w:bottom w:val="single" w:sz="4" w:space="0" w:color="CCCCCC"/>
+              <w:left w:val="single" w:sz="4" w:space="0" w:color="CCCCCC"/>
+              <w:right w:val="single" w:sz="4" w:space="0" w:color="CCCCCC"/>
+            </w:tcBorders>
+          </w:tcPr>
+          <w:p>
+            <w:pPr>
+              <w:spacing w:before="60" w:after="60" w:line="252" w:lineRule="auto"/>
+              <w:jc w:val="left"/>
+            </w:pPr>
+            <w:r/>
+            <w:r>
+              <w:t>489.00</w:t>
+            </w:r>
+          </w:p>
+        </w:tc>
+        <w:tc>
+          <w:tcPr>
+            <w:tcW w:type="dxa" w:w="1152"/>
+            <w:shd w:fill="F8FAFC"/>
+            <w:tcMar>
+              <w:top w:w="100" w:type="dxa"/>
+              <w:bottom w:w="100" w:type="dxa"/>
+              <w:left w:w="120" w:type="dxa"/>
+              <w:right w:w="120" w:type="dxa"/>
+            </w:tcMar>
+            <w:tcBorders>
+              <w:top w:val="single" w:sz="4" w:space="0" w:color="CCCCCC"/>
+              <w:bottom w:val="single" w:sz="4" w:space="0" w:color="CCCCCC"/>
+              <w:left w:val="single" w:sz="4" w:space="0" w:color="CCCCCC"/>
+              <w:right w:val="single" w:sz="4" w:space="0" w:color="CCCCCC"/>
+            </w:tcBorders>
+          </w:tcPr>
+          <w:p>
+            <w:pPr>
+              <w:spacing w:before="60" w:after="60" w:line="252" w:lineRule="auto"/>
+              <w:jc w:val="left"/>
+            </w:pPr>
+            <w:r/>
+            <w:r>
+              <w:t>483.75</w:t>
+            </w:r>
+          </w:p>
+        </w:tc>
+        <w:tc>
+          <w:tcPr>
+            <w:tcW w:type="dxa" w:w="1728"/>
+            <w:shd w:fill="F8FAFC"/>
+            <w:tcMar>
+              <w:top w:w="100" w:type="dxa"/>
+              <w:bottom w:w="100" w:type="dxa"/>
+              <w:left w:w="120" w:type="dxa"/>
+              <w:right w:w="120" w:type="dxa"/>
+            </w:tcMar>
+            <w:tcBorders>
+              <w:top w:val="single" w:sz="4" w:space="0" w:color="CCCCCC"/>
+              <w:bottom w:val="single" w:sz="4" w:space="0" w:color="CCCCCC"/>
+              <w:left w:val="single" w:sz="4" w:space="0" w:color="CCCCCC"/>
+              <w:right w:val="single" w:sz="4" w:space="0" w:color="CCCCCC"/>
+            </w:tcBorders>
+          </w:tcPr>
+          <w:p>
+            <w:pPr>
+              <w:spacing w:before="60" w:after="60" w:line="252" w:lineRule="auto"/>
+              <w:jc w:val="left"/>
+            </w:pPr>
+            <w:r/>
+            <w:r>
+              <w:rPr>
+                <w:b/>
+              </w:rPr>
+              <w:t>485.75</w:t>
+            </w:r>
+          </w:p>
+        </w:tc>
+        <w:tc>
+          <w:tcPr>
+            <w:tcW w:type="dxa" w:w="3456"/>
+            <w:shd w:fill="F8FAFC"/>
+            <w:tcMar>
+              <w:top w:w="100" w:type="dxa"/>
+              <w:bottom w:w="100" w:type="dxa"/>
+              <w:left w:w="120" w:type="dxa"/>
+              <w:right w:w="120" w:type="dxa"/>
+            </w:tcMar>
+            <w:tcBorders>
+              <w:top w:val="single" w:sz="4" w:space="0" w:color="CCCCCC"/>
+              <w:bottom w:val="single" w:sz="4" w:space="0" w:color="CCCCCC"/>
+              <w:left w:val="single" w:sz="4" w:space="0" w:color="CCCCCC"/>
+              <w:right w:val="single" w:sz="4" w:space="0" w:color="CCCCCC"/>
+            </w:tcBorders>
+          </w:tcPr>
+          <w:p>
+            <w:pPr>
+              <w:spacing w:before="60" w:after="60" w:line="252" w:lineRule="auto"/>
+              <w:jc w:val="left"/>
+            </w:pPr>
+            <w:r/>
+            <w:r>
+              <w:rPr>
+                <w:b/>
+              </w:rPr>
+              <w:t>-0.50</w:t>
+            </w:r>
+          </w:p>
+        </w:tc>
+        <w:tc>
+          <w:tcPr>
+            <w:tcW w:type="dxa" w:w="1440"/>
+            <w:shd w:fill="F8FAFC"/>
+            <w:tcMar>
+              <w:top w:w="100" w:type="dxa"/>
+              <w:bottom w:w="100" w:type="dxa"/>
+              <w:left w:w="120" w:type="dxa"/>
+              <w:right w:w="120" w:type="dxa"/>
+            </w:tcMar>
+            <w:tcBorders>
+              <w:top w:val="single" w:sz="4" w:space="0" w:color="CCCCCC"/>
+              <w:bottom w:val="single" w:sz="4" w:space="0" w:color="CCCCCC"/>
+              <w:left w:val="single" w:sz="4" w:space="0" w:color="CCCCCC"/>
+              <w:right w:val="single" w:sz="4" w:space="0" w:color="CCCCCC"/>
+            </w:tcBorders>
+          </w:tcPr>
+          <w:p>
+            <w:pPr>
+              <w:spacing w:before="60" w:after="60" w:line="252" w:lineRule="auto"/>
+              <w:jc w:val="left"/>
+            </w:pPr>
+            <w:r/>
+            <w:r>
+              <w:t>BEAR</w:t>
+            </w:r>
+          </w:p>
+        </w:tc>
+      </w:tr>
+      <w:tr>
+        <w:tc>
+          <w:tcPr>
+            <w:tcW w:type="dxa" w:w="1584"/>
+            <w:shd w:fill="FFFFFF"/>
+            <w:tcMar>
+              <w:top w:w="100" w:type="dxa"/>
+              <w:bottom w:w="100" w:type="dxa"/>
+              <w:left w:w="120" w:type="dxa"/>
+              <w:right w:w="120" w:type="dxa"/>
+            </w:tcMar>
+            <w:tcBorders>
+              <w:top w:val="single" w:sz="4" w:space="0" w:color="CCCCCC"/>
+              <w:bottom w:val="single" w:sz="4" w:space="0" w:color="CCCCCC"/>
+              <w:left w:val="single" w:sz="4" w:space="0" w:color="CCCCCC"/>
+              <w:right w:val="single" w:sz="4" w:space="0" w:color="CCCCCC"/>
+            </w:tcBorders>
+          </w:tcPr>
+          <w:p>
+            <w:pPr>
+              <w:spacing w:before="60" w:after="60" w:line="252" w:lineRule="auto"/>
+              <w:jc w:val="left"/>
+            </w:pPr>
+            <w:r/>
+            <w:r>
+              <w:rPr>
+                <w:b/>
+              </w:rPr>
+              <w:t>Wed 19/08</w:t>
+            </w:r>
+          </w:p>
+        </w:tc>
+        <w:tc>
+          <w:tcPr>
+            <w:tcW w:type="dxa" w:w="864"/>
+            <w:shd w:fill="FFFFFF"/>
+            <w:tcMar>
+              <w:top w:w="100" w:type="dxa"/>
+              <w:bottom w:w="100" w:type="dxa"/>
+              <w:left w:w="120" w:type="dxa"/>
+              <w:right w:w="120" w:type="dxa"/>
+            </w:tcMar>
+            <w:tcBorders>
+              <w:top w:val="single" w:sz="4" w:space="0" w:color="CCCCCC"/>
+              <w:bottom w:val="single" w:sz="4" w:space="0" w:color="CCCCCC"/>
+              <w:left w:val="single" w:sz="4" w:space="0" w:color="CCCCCC"/>
+              <w:right w:val="single" w:sz="4" w:space="0" w:color="CCCCCC"/>
+            </w:tcBorders>
+          </w:tcPr>
+          <w:p>
+            <w:pPr>
+              <w:spacing w:before="60" w:after="60" w:line="252" w:lineRule="auto"/>
+              <w:jc w:val="left"/>
+            </w:pPr>
+            <w:r/>
+            <w:r>
+              <w:t>Asia 11-15</w:t>
+            </w:r>
+          </w:p>
+        </w:tc>
+        <w:tc>
+          <w:tcPr>
+            <w:tcW w:type="dxa" w:w="1440"/>
+            <w:shd w:fill="FFFFFF"/>
+            <w:tcMar>
+              <w:top w:w="100" w:type="dxa"/>
+              <w:bottom w:w="100" w:type="dxa"/>
+              <w:left w:w="120" w:type="dxa"/>
+              <w:right w:w="120" w:type="dxa"/>
+            </w:tcMar>
+            <w:tcBorders>
+              <w:top w:val="single" w:sz="4" w:space="0" w:color="CCCCCC"/>
+              <w:bottom w:val="single" w:sz="4" w:space="0" w:color="CCCCCC"/>
+              <w:left w:val="single" w:sz="4" w:space="0" w:color="CCCCCC"/>
+              <w:right w:val="single" w:sz="4" w:space="0" w:color="CCCCCC"/>
+            </w:tcBorders>
+          </w:tcPr>
+          <w:p>
+            <w:pPr>
+              <w:spacing w:before="60" w:after="60" w:line="252" w:lineRule="auto"/>
+              <w:jc w:val="left"/>
+            </w:pPr>
+            <w:r/>
+            <w:r>
+              <w:t>485.75</w:t>
+            </w:r>
+          </w:p>
+        </w:tc>
+        <w:tc>
+          <w:tcPr>
+            <w:tcW w:type="dxa" w:w="2016"/>
+            <w:shd w:fill="FFFFFF"/>
+            <w:tcMar>
+              <w:top w:w="100" w:type="dxa"/>
+              <w:bottom w:w="100" w:type="dxa"/>
+              <w:left w:w="120" w:type="dxa"/>
+              <w:right w:w="120" w:type="dxa"/>
+            </w:tcMar>
+            <w:tcBorders>
+              <w:top w:val="single" w:sz="4" w:space="0" w:color="CCCCCC"/>
+              <w:bottom w:val="single" w:sz="4" w:space="0" w:color="CCCCCC"/>
+              <w:left w:val="single" w:sz="4" w:space="0" w:color="CCCCCC"/>
+              <w:right w:val="single" w:sz="4" w:space="0" w:color="CCCCCC"/>
+            </w:tcBorders>
+          </w:tcPr>
+          <w:p>
+            <w:pPr>
+              <w:spacing w:before="60" w:after="60" w:line="252" w:lineRule="auto"/>
+              <w:jc w:val="left"/>
+            </w:pPr>
+            <w:r/>
+            <w:r>
+              <w:t>488.75</w:t>
+            </w:r>
+          </w:p>
+        </w:tc>
+        <w:tc>
+          <w:tcPr>
+            <w:tcW w:type="dxa" w:w="1152"/>
+            <w:shd w:fill="FFFFFF"/>
+            <w:tcMar>
+              <w:top w:w="100" w:type="dxa"/>
+              <w:bottom w:w="100" w:type="dxa"/>
+              <w:left w:w="120" w:type="dxa"/>
+              <w:right w:w="120" w:type="dxa"/>
+            </w:tcMar>
+            <w:tcBorders>
+              <w:top w:val="single" w:sz="4" w:space="0" w:color="CCCCCC"/>
+              <w:bottom w:val="single" w:sz="4" w:space="0" w:color="CCCCCC"/>
+              <w:left w:val="single" w:sz="4" w:space="0" w:color="CCCCCC"/>
+              <w:right w:val="single" w:sz="4" w:space="0" w:color="CCCCCC"/>
+            </w:tcBorders>
+          </w:tcPr>
+          <w:p>
+            <w:pPr>
+              <w:spacing w:before="60" w:after="60" w:line="252" w:lineRule="auto"/>
+              <w:jc w:val="left"/>
+            </w:pPr>
+            <w:r/>
+            <w:r>
+              <w:t>482.50</w:t>
+            </w:r>
+          </w:p>
+        </w:tc>
+        <w:tc>
+          <w:tcPr>
+            <w:tcW w:type="dxa" w:w="1728"/>
+            <w:shd w:fill="FFFFFF"/>
             <w:tcMar>
               <w:top w:w="100" w:type="dxa"/>
               <w:bottom w:w="100" w:type="dxa"/>
@@ -16599,7 +17304,7 @@
         <w:tc>
           <w:tcPr>
             <w:tcW w:type="dxa" w:w="3456"/>
-            <w:shd w:fill="F8FAFC"/>
+            <w:shd w:fill="FFFFFF"/>
             <w:tcMar>
               <w:top w:w="100" w:type="dxa"/>
               <w:bottom w:w="100" w:type="dxa"/>
@@ -16623,35 +17328,35 @@
               <w:rPr>
                 <w:b/>
               </w:rPr>
-              <w:t>+1.00</w:t>
+              <w:t>-0.25</w:t>
             </w:r>
           </w:p>
         </w:tc>
         <w:tc>
           <w:tcPr>
             <w:tcW w:type="dxa" w:w="1440"/>
-            <w:shd w:fill="F8FAFC"/>
-            <w:tcMar>
-              <w:top w:w="100" w:type="dxa"/>
-              <w:bottom w:w="100" w:type="dxa"/>
-              <w:left w:w="120" w:type="dxa"/>
-              <w:right w:w="120" w:type="dxa"/>
-            </w:tcMar>
-            <w:tcBorders>
-              <w:top w:val="single" w:sz="4" w:space="0" w:color="CCCCCC"/>
-              <w:bottom w:val="single" w:sz="4" w:space="0" w:color="CCCCCC"/>
-              <w:left w:val="single" w:sz="4" w:space="0" w:color="CCCCCC"/>
-              <w:right w:val="single" w:sz="4" w:space="0" w:color="CCCCCC"/>
-            </w:tcBorders>
-          </w:tcPr>
-          <w:p>
-            <w:pPr>
-              <w:spacing w:before="60" w:after="60" w:line="252" w:lineRule="auto"/>
-              <w:jc w:val="left"/>
-            </w:pPr>
-            <w:r/>
-            <w:r>
-              <w:t>BULL</w:t>
+            <w:shd w:fill="FFFFFF"/>
+            <w:tcMar>
+              <w:top w:w="100" w:type="dxa"/>
+              <w:bottom w:w="100" w:type="dxa"/>
+              <w:left w:w="120" w:type="dxa"/>
+              <w:right w:w="120" w:type="dxa"/>
+            </w:tcMar>
+            <w:tcBorders>
+              <w:top w:val="single" w:sz="4" w:space="0" w:color="CCCCCC"/>
+              <w:bottom w:val="single" w:sz="4" w:space="0" w:color="CCCCCC"/>
+              <w:left w:val="single" w:sz="4" w:space="0" w:color="CCCCCC"/>
+              <w:right w:val="single" w:sz="4" w:space="0" w:color="CCCCCC"/>
+            </w:tcBorders>
+          </w:tcPr>
+          <w:p>
+            <w:pPr>
+              <w:spacing w:before="60" w:after="60" w:line="252" w:lineRule="auto"/>
+              <w:jc w:val="left"/>
+            </w:pPr>
+            <w:r/>
+            <w:r>
+              <w:t>BEAR</w:t>
             </w:r>
           </w:p>
         </w:tc>
@@ -16660,7 +17365,7 @@
         <w:tc>
           <w:tcPr>
             <w:tcW w:type="dxa" w:w="1584"/>
-            <w:shd w:fill="FFFFFF"/>
+            <w:shd w:fill="F8FAFC"/>
             <w:tcMar>
               <w:top w:w="100" w:type="dxa"/>
               <w:bottom w:w="100" w:type="dxa"/>
@@ -16684,42 +17389,42 @@
               <w:rPr>
                 <w:b/>
               </w:rPr>
-              <w:t>Tue 18/08</w:t>
+              <w:t>Wed 19/08</w:t>
             </w:r>
           </w:p>
         </w:tc>
         <w:tc>
           <w:tcPr>
             <w:tcW w:type="dxa" w:w="864"/>
-            <w:shd w:fill="FFFFFF"/>
-            <w:tcMar>
-              <w:top w:w="100" w:type="dxa"/>
-              <w:bottom w:w="100" w:type="dxa"/>
-              <w:left w:w="120" w:type="dxa"/>
-              <w:right w:w="120" w:type="dxa"/>
-            </w:tcMar>
-            <w:tcBorders>
-              <w:top w:val="single" w:sz="4" w:space="0" w:color="CCCCCC"/>
-              <w:bottom w:val="single" w:sz="4" w:space="0" w:color="CCCCCC"/>
-              <w:left w:val="single" w:sz="4" w:space="0" w:color="CCCCCC"/>
-              <w:right w:val="single" w:sz="4" w:space="0" w:color="CCCCCC"/>
-            </w:tcBorders>
-          </w:tcPr>
-          <w:p>
-            <w:pPr>
-              <w:spacing w:before="60" w:after="60" w:line="252" w:lineRule="auto"/>
-              <w:jc w:val="left"/>
-            </w:pPr>
-            <w:r/>
-            <w:r>
-              <w:t>NY Close 23-01</w:t>
+            <w:shd w:fill="F8FAFC"/>
+            <w:tcMar>
+              <w:top w:w="100" w:type="dxa"/>
+              <w:bottom w:w="100" w:type="dxa"/>
+              <w:left w:w="120" w:type="dxa"/>
+              <w:right w:w="120" w:type="dxa"/>
+            </w:tcMar>
+            <w:tcBorders>
+              <w:top w:val="single" w:sz="4" w:space="0" w:color="CCCCCC"/>
+              <w:bottom w:val="single" w:sz="4" w:space="0" w:color="CCCCCC"/>
+              <w:left w:val="single" w:sz="4" w:space="0" w:color="CCCCCC"/>
+              <w:right w:val="single" w:sz="4" w:space="0" w:color="CCCCCC"/>
+            </w:tcBorders>
+          </w:tcPr>
+          <w:p>
+            <w:pPr>
+              <w:spacing w:before="60" w:after="60" w:line="252" w:lineRule="auto"/>
+              <w:jc w:val="left"/>
+            </w:pPr>
+            <w:r/>
+            <w:r>
+              <w:t>London 15-19</w:t>
             </w:r>
           </w:p>
         </w:tc>
         <w:tc>
           <w:tcPr>
             <w:tcW w:type="dxa" w:w="1440"/>
-            <w:shd w:fill="FFFFFF"/>
+            <w:shd w:fill="F8FAFC"/>
             <w:tcMar>
               <w:top w:w="100" w:type="dxa"/>
               <w:bottom w:w="100" w:type="dxa"/>
@@ -16747,63 +17452,63 @@
         <w:tc>
           <w:tcPr>
             <w:tcW w:type="dxa" w:w="2016"/>
-            <w:shd w:fill="FFFFFF"/>
-            <w:tcMar>
-              <w:top w:w="100" w:type="dxa"/>
-              <w:bottom w:w="100" w:type="dxa"/>
-              <w:left w:w="120" w:type="dxa"/>
-              <w:right w:w="120" w:type="dxa"/>
-            </w:tcMar>
-            <w:tcBorders>
-              <w:top w:val="single" w:sz="4" w:space="0" w:color="CCCCCC"/>
-              <w:bottom w:val="single" w:sz="4" w:space="0" w:color="CCCCCC"/>
-              <w:left w:val="single" w:sz="4" w:space="0" w:color="CCCCCC"/>
-              <w:right w:val="single" w:sz="4" w:space="0" w:color="CCCCCC"/>
-            </w:tcBorders>
-          </w:tcPr>
-          <w:p>
-            <w:pPr>
-              <w:spacing w:before="60" w:after="60" w:line="252" w:lineRule="auto"/>
-              <w:jc w:val="left"/>
-            </w:pPr>
-            <w:r/>
-            <w:r>
-              <w:t>488.25</w:t>
+            <w:shd w:fill="F8FAFC"/>
+            <w:tcMar>
+              <w:top w:w="100" w:type="dxa"/>
+              <w:bottom w:w="100" w:type="dxa"/>
+              <w:left w:w="120" w:type="dxa"/>
+              <w:right w:w="120" w:type="dxa"/>
+            </w:tcMar>
+            <w:tcBorders>
+              <w:top w:val="single" w:sz="4" w:space="0" w:color="CCCCCC"/>
+              <w:bottom w:val="single" w:sz="4" w:space="0" w:color="CCCCCC"/>
+              <w:left w:val="single" w:sz="4" w:space="0" w:color="CCCCCC"/>
+              <w:right w:val="single" w:sz="4" w:space="0" w:color="CCCCCC"/>
+            </w:tcBorders>
+          </w:tcPr>
+          <w:p>
+            <w:pPr>
+              <w:spacing w:before="60" w:after="60" w:line="252" w:lineRule="auto"/>
+              <w:jc w:val="left"/>
+            </w:pPr>
+            <w:r/>
+            <w:r>
+              <w:t>489.50</w:t>
             </w:r>
           </w:p>
         </w:tc>
         <w:tc>
           <w:tcPr>
             <w:tcW w:type="dxa" w:w="1152"/>
-            <w:shd w:fill="FFFFFF"/>
-            <w:tcMar>
-              <w:top w:w="100" w:type="dxa"/>
-              <w:bottom w:w="100" w:type="dxa"/>
-              <w:left w:w="120" w:type="dxa"/>
-              <w:right w:w="120" w:type="dxa"/>
-            </w:tcMar>
-            <w:tcBorders>
-              <w:top w:val="single" w:sz="4" w:space="0" w:color="CCCCCC"/>
-              <w:bottom w:val="single" w:sz="4" w:space="0" w:color="CCCCCC"/>
-              <w:left w:val="single" w:sz="4" w:space="0" w:color="CCCCCC"/>
-              <w:right w:val="single" w:sz="4" w:space="0" w:color="CCCCCC"/>
-            </w:tcBorders>
-          </w:tcPr>
-          <w:p>
-            <w:pPr>
-              <w:spacing w:before="60" w:after="60" w:line="252" w:lineRule="auto"/>
-              <w:jc w:val="left"/>
-            </w:pPr>
-            <w:r/>
-            <w:r>
-              <w:t>483.00</w:t>
+            <w:shd w:fill="F8FAFC"/>
+            <w:tcMar>
+              <w:top w:w="100" w:type="dxa"/>
+              <w:bottom w:w="100" w:type="dxa"/>
+              <w:left w:w="120" w:type="dxa"/>
+              <w:right w:w="120" w:type="dxa"/>
+            </w:tcMar>
+            <w:tcBorders>
+              <w:top w:val="single" w:sz="4" w:space="0" w:color="CCCCCC"/>
+              <w:bottom w:val="single" w:sz="4" w:space="0" w:color="CCCCCC"/>
+              <w:left w:val="single" w:sz="4" w:space="0" w:color="CCCCCC"/>
+              <w:right w:val="single" w:sz="4" w:space="0" w:color="CCCCCC"/>
+            </w:tcBorders>
+          </w:tcPr>
+          <w:p>
+            <w:pPr>
+              <w:spacing w:before="60" w:after="60" w:line="252" w:lineRule="auto"/>
+              <w:jc w:val="left"/>
+            </w:pPr>
+            <w:r/>
+            <w:r>
+              <w:t>480.25</w:t>
             </w:r>
           </w:p>
         </w:tc>
         <w:tc>
           <w:tcPr>
             <w:tcW w:type="dxa" w:w="1728"/>
-            <w:shd w:fill="FFFFFF"/>
+            <w:shd w:fill="F8FAFC"/>
             <w:tcMar>
               <w:top w:w="100" w:type="dxa"/>
               <w:bottom w:w="100" w:type="dxa"/>
@@ -16827,7 +17532,2122 @@
               <w:rPr>
                 <w:b/>
               </w:rPr>
-              <w:t>485.50</w:t>
+              <w:t>486.00</w:t>
+            </w:r>
+          </w:p>
+        </w:tc>
+        <w:tc>
+          <w:tcPr>
+            <w:tcW w:type="dxa" w:w="3456"/>
+            <w:shd w:fill="F8FAFC"/>
+            <w:tcMar>
+              <w:top w:w="100" w:type="dxa"/>
+              <w:bottom w:w="100" w:type="dxa"/>
+              <w:left w:w="120" w:type="dxa"/>
+              <w:right w:w="120" w:type="dxa"/>
+            </w:tcMar>
+            <w:tcBorders>
+              <w:top w:val="single" w:sz="4" w:space="0" w:color="CCCCCC"/>
+              <w:bottom w:val="single" w:sz="4" w:space="0" w:color="CCCCCC"/>
+              <w:left w:val="single" w:sz="4" w:space="0" w:color="CCCCCC"/>
+              <w:right w:val="single" w:sz="4" w:space="0" w:color="CCCCCC"/>
+            </w:tcBorders>
+          </w:tcPr>
+          <w:p>
+            <w:pPr>
+              <w:spacing w:before="60" w:after="60" w:line="252" w:lineRule="auto"/>
+              <w:jc w:val="left"/>
+            </w:pPr>
+            <w:r/>
+            <w:r>
+              <w:rPr>
+                <w:b/>
+              </w:rPr>
+              <w:t>+0.50</w:t>
+            </w:r>
+          </w:p>
+        </w:tc>
+        <w:tc>
+          <w:tcPr>
+            <w:tcW w:type="dxa" w:w="1440"/>
+            <w:shd w:fill="F8FAFC"/>
+            <w:tcMar>
+              <w:top w:w="100" w:type="dxa"/>
+              <w:bottom w:w="100" w:type="dxa"/>
+              <w:left w:w="120" w:type="dxa"/>
+              <w:right w:w="120" w:type="dxa"/>
+            </w:tcMar>
+            <w:tcBorders>
+              <w:top w:val="single" w:sz="4" w:space="0" w:color="CCCCCC"/>
+              <w:bottom w:val="single" w:sz="4" w:space="0" w:color="CCCCCC"/>
+              <w:left w:val="single" w:sz="4" w:space="0" w:color="CCCCCC"/>
+              <w:right w:val="single" w:sz="4" w:space="0" w:color="CCCCCC"/>
+            </w:tcBorders>
+          </w:tcPr>
+          <w:p>
+            <w:pPr>
+              <w:spacing w:before="60" w:after="60" w:line="252" w:lineRule="auto"/>
+              <w:jc w:val="left"/>
+            </w:pPr>
+            <w:r/>
+            <w:r>
+              <w:t>BULL</w:t>
+            </w:r>
+          </w:p>
+        </w:tc>
+      </w:tr>
+      <w:tr>
+        <w:tc>
+          <w:tcPr>
+            <w:tcW w:type="dxa" w:w="1584"/>
+            <w:shd w:fill="FFFFFF"/>
+            <w:tcMar>
+              <w:top w:w="100" w:type="dxa"/>
+              <w:bottom w:w="100" w:type="dxa"/>
+              <w:left w:w="120" w:type="dxa"/>
+              <w:right w:w="120" w:type="dxa"/>
+            </w:tcMar>
+            <w:tcBorders>
+              <w:top w:val="single" w:sz="4" w:space="0" w:color="CCCCCC"/>
+              <w:bottom w:val="single" w:sz="4" w:space="0" w:color="CCCCCC"/>
+              <w:left w:val="single" w:sz="4" w:space="0" w:color="CCCCCC"/>
+              <w:right w:val="single" w:sz="4" w:space="0" w:color="CCCCCC"/>
+            </w:tcBorders>
+          </w:tcPr>
+          <w:p>
+            <w:pPr>
+              <w:spacing w:before="60" w:after="60" w:line="252" w:lineRule="auto"/>
+              <w:jc w:val="left"/>
+            </w:pPr>
+            <w:r/>
+            <w:r>
+              <w:rPr>
+                <w:b/>
+              </w:rPr>
+              <w:t>Wed 19/08</w:t>
+            </w:r>
+          </w:p>
+        </w:tc>
+        <w:tc>
+          <w:tcPr>
+            <w:tcW w:type="dxa" w:w="864"/>
+            <w:shd w:fill="FFFFFF"/>
+            <w:tcMar>
+              <w:top w:w="100" w:type="dxa"/>
+              <w:bottom w:w="100" w:type="dxa"/>
+              <w:left w:w="120" w:type="dxa"/>
+              <w:right w:w="120" w:type="dxa"/>
+            </w:tcMar>
+            <w:tcBorders>
+              <w:top w:val="single" w:sz="4" w:space="0" w:color="CCCCCC"/>
+              <w:bottom w:val="single" w:sz="4" w:space="0" w:color="CCCCCC"/>
+              <w:left w:val="single" w:sz="4" w:space="0" w:color="CCCCCC"/>
+              <w:right w:val="single" w:sz="4" w:space="0" w:color="CCCCCC"/>
+            </w:tcBorders>
+          </w:tcPr>
+          <w:p>
+            <w:pPr>
+              <w:spacing w:before="60" w:after="60" w:line="252" w:lineRule="auto"/>
+              <w:jc w:val="left"/>
+            </w:pPr>
+            <w:r/>
+            <w:r>
+              <w:t>Pre-NY 19-21</w:t>
+            </w:r>
+          </w:p>
+        </w:tc>
+        <w:tc>
+          <w:tcPr>
+            <w:tcW w:type="dxa" w:w="1440"/>
+            <w:shd w:fill="FFFFFF"/>
+            <w:tcMar>
+              <w:top w:w="100" w:type="dxa"/>
+              <w:bottom w:w="100" w:type="dxa"/>
+              <w:left w:w="120" w:type="dxa"/>
+              <w:right w:w="120" w:type="dxa"/>
+            </w:tcMar>
+            <w:tcBorders>
+              <w:top w:val="single" w:sz="4" w:space="0" w:color="CCCCCC"/>
+              <w:bottom w:val="single" w:sz="4" w:space="0" w:color="CCCCCC"/>
+              <w:left w:val="single" w:sz="4" w:space="0" w:color="CCCCCC"/>
+              <w:right w:val="single" w:sz="4" w:space="0" w:color="CCCCCC"/>
+            </w:tcBorders>
+          </w:tcPr>
+          <w:p>
+            <w:pPr>
+              <w:spacing w:before="60" w:after="60" w:line="252" w:lineRule="auto"/>
+              <w:jc w:val="left"/>
+            </w:pPr>
+            <w:r/>
+            <w:r>
+              <w:t>486.00</w:t>
+            </w:r>
+          </w:p>
+        </w:tc>
+        <w:tc>
+          <w:tcPr>
+            <w:tcW w:type="dxa" w:w="2016"/>
+            <w:shd w:fill="FFFFFF"/>
+            <w:tcMar>
+              <w:top w:w="100" w:type="dxa"/>
+              <w:bottom w:w="100" w:type="dxa"/>
+              <w:left w:w="120" w:type="dxa"/>
+              <w:right w:w="120" w:type="dxa"/>
+            </w:tcMar>
+            <w:tcBorders>
+              <w:top w:val="single" w:sz="4" w:space="0" w:color="CCCCCC"/>
+              <w:bottom w:val="single" w:sz="4" w:space="0" w:color="CCCCCC"/>
+              <w:left w:val="single" w:sz="4" w:space="0" w:color="CCCCCC"/>
+              <w:right w:val="single" w:sz="4" w:space="0" w:color="CCCCCC"/>
+            </w:tcBorders>
+          </w:tcPr>
+          <w:p>
+            <w:pPr>
+              <w:spacing w:before="60" w:after="60" w:line="252" w:lineRule="auto"/>
+              <w:jc w:val="left"/>
+            </w:pPr>
+            <w:r/>
+            <w:r>
+              <w:t>490.75</w:t>
+            </w:r>
+          </w:p>
+        </w:tc>
+        <w:tc>
+          <w:tcPr>
+            <w:tcW w:type="dxa" w:w="1152"/>
+            <w:shd w:fill="FFFFFF"/>
+            <w:tcMar>
+              <w:top w:w="100" w:type="dxa"/>
+              <w:bottom w:w="100" w:type="dxa"/>
+              <w:left w:w="120" w:type="dxa"/>
+              <w:right w:w="120" w:type="dxa"/>
+            </w:tcMar>
+            <w:tcBorders>
+              <w:top w:val="single" w:sz="4" w:space="0" w:color="CCCCCC"/>
+              <w:bottom w:val="single" w:sz="4" w:space="0" w:color="CCCCCC"/>
+              <w:left w:val="single" w:sz="4" w:space="0" w:color="CCCCCC"/>
+              <w:right w:val="single" w:sz="4" w:space="0" w:color="CCCCCC"/>
+            </w:tcBorders>
+          </w:tcPr>
+          <w:p>
+            <w:pPr>
+              <w:spacing w:before="60" w:after="60" w:line="252" w:lineRule="auto"/>
+              <w:jc w:val="left"/>
+            </w:pPr>
+            <w:r/>
+            <w:r>
+              <w:t>479.00</w:t>
+            </w:r>
+          </w:p>
+        </w:tc>
+        <w:tc>
+          <w:tcPr>
+            <w:tcW w:type="dxa" w:w="1728"/>
+            <w:shd w:fill="FFFFFF"/>
+            <w:tcMar>
+              <w:top w:w="100" w:type="dxa"/>
+              <w:bottom w:w="100" w:type="dxa"/>
+              <w:left w:w="120" w:type="dxa"/>
+              <w:right w:w="120" w:type="dxa"/>
+            </w:tcMar>
+            <w:tcBorders>
+              <w:top w:val="single" w:sz="4" w:space="0" w:color="CCCCCC"/>
+              <w:bottom w:val="single" w:sz="4" w:space="0" w:color="CCCCCC"/>
+              <w:left w:val="single" w:sz="4" w:space="0" w:color="CCCCCC"/>
+              <w:right w:val="single" w:sz="4" w:space="0" w:color="CCCCCC"/>
+            </w:tcBorders>
+          </w:tcPr>
+          <w:p>
+            <w:pPr>
+              <w:spacing w:before="60" w:after="60" w:line="252" w:lineRule="auto"/>
+              <w:jc w:val="left"/>
+            </w:pPr>
+            <w:r/>
+            <w:r>
+              <w:rPr>
+                <w:b/>
+              </w:rPr>
+              <w:t>488.00</w:t>
+            </w:r>
+          </w:p>
+        </w:tc>
+        <w:tc>
+          <w:tcPr>
+            <w:tcW w:type="dxa" w:w="3456"/>
+            <w:shd w:fill="FFFFFF"/>
+            <w:tcMar>
+              <w:top w:w="100" w:type="dxa"/>
+              <w:bottom w:w="100" w:type="dxa"/>
+              <w:left w:w="120" w:type="dxa"/>
+              <w:right w:w="120" w:type="dxa"/>
+            </w:tcMar>
+            <w:tcBorders>
+              <w:top w:val="single" w:sz="4" w:space="0" w:color="CCCCCC"/>
+              <w:bottom w:val="single" w:sz="4" w:space="0" w:color="CCCCCC"/>
+              <w:left w:val="single" w:sz="4" w:space="0" w:color="CCCCCC"/>
+              <w:right w:val="single" w:sz="4" w:space="0" w:color="CCCCCC"/>
+            </w:tcBorders>
+          </w:tcPr>
+          <w:p>
+            <w:pPr>
+              <w:spacing w:before="60" w:after="60" w:line="252" w:lineRule="auto"/>
+              <w:jc w:val="left"/>
+            </w:pPr>
+            <w:r/>
+            <w:r>
+              <w:rPr>
+                <w:b/>
+              </w:rPr>
+              <w:t>+2.00</w:t>
+            </w:r>
+          </w:p>
+        </w:tc>
+        <w:tc>
+          <w:tcPr>
+            <w:tcW w:type="dxa" w:w="1440"/>
+            <w:shd w:fill="FFFFFF"/>
+            <w:tcMar>
+              <w:top w:w="100" w:type="dxa"/>
+              <w:bottom w:w="100" w:type="dxa"/>
+              <w:left w:w="120" w:type="dxa"/>
+              <w:right w:w="120" w:type="dxa"/>
+            </w:tcMar>
+            <w:tcBorders>
+              <w:top w:val="single" w:sz="4" w:space="0" w:color="CCCCCC"/>
+              <w:bottom w:val="single" w:sz="4" w:space="0" w:color="CCCCCC"/>
+              <w:left w:val="single" w:sz="4" w:space="0" w:color="CCCCCC"/>
+              <w:right w:val="single" w:sz="4" w:space="0" w:color="CCCCCC"/>
+            </w:tcBorders>
+          </w:tcPr>
+          <w:p>
+            <w:pPr>
+              <w:spacing w:before="60" w:after="60" w:line="252" w:lineRule="auto"/>
+              <w:jc w:val="left"/>
+            </w:pPr>
+            <w:r/>
+            <w:r>
+              <w:t>BULL</w:t>
+            </w:r>
+          </w:p>
+        </w:tc>
+      </w:tr>
+      <w:tr>
+        <w:tc>
+          <w:tcPr>
+            <w:tcW w:type="dxa" w:w="1584"/>
+            <w:shd w:fill="F8FAFC"/>
+            <w:tcMar>
+              <w:top w:w="100" w:type="dxa"/>
+              <w:bottom w:w="100" w:type="dxa"/>
+              <w:left w:w="120" w:type="dxa"/>
+              <w:right w:w="120" w:type="dxa"/>
+            </w:tcMar>
+            <w:tcBorders>
+              <w:top w:val="single" w:sz="4" w:space="0" w:color="CCCCCC"/>
+              <w:bottom w:val="single" w:sz="4" w:space="0" w:color="CCCCCC"/>
+              <w:left w:val="single" w:sz="4" w:space="0" w:color="CCCCCC"/>
+              <w:right w:val="single" w:sz="4" w:space="0" w:color="CCCCCC"/>
+            </w:tcBorders>
+          </w:tcPr>
+          <w:p>
+            <w:pPr>
+              <w:spacing w:before="60" w:after="60" w:line="252" w:lineRule="auto"/>
+              <w:jc w:val="left"/>
+            </w:pPr>
+            <w:r/>
+            <w:r>
+              <w:rPr>
+                <w:b/>
+              </w:rPr>
+              <w:t>Wed 19/08</w:t>
+            </w:r>
+          </w:p>
+        </w:tc>
+        <w:tc>
+          <w:tcPr>
+            <w:tcW w:type="dxa" w:w="864"/>
+            <w:shd w:fill="F8FAFC"/>
+            <w:tcMar>
+              <w:top w:w="100" w:type="dxa"/>
+              <w:bottom w:w="100" w:type="dxa"/>
+              <w:left w:w="120" w:type="dxa"/>
+              <w:right w:w="120" w:type="dxa"/>
+            </w:tcMar>
+            <w:tcBorders>
+              <w:top w:val="single" w:sz="4" w:space="0" w:color="CCCCCC"/>
+              <w:bottom w:val="single" w:sz="4" w:space="0" w:color="CCCCCC"/>
+              <w:left w:val="single" w:sz="4" w:space="0" w:color="CCCCCC"/>
+              <w:right w:val="single" w:sz="4" w:space="0" w:color="CCCCCC"/>
+            </w:tcBorders>
+          </w:tcPr>
+          <w:p>
+            <w:pPr>
+              <w:spacing w:before="60" w:after="60" w:line="252" w:lineRule="auto"/>
+              <w:jc w:val="left"/>
+            </w:pPr>
+            <w:r/>
+            <w:r>
+              <w:t>NY Open 21-23</w:t>
+            </w:r>
+          </w:p>
+        </w:tc>
+        <w:tc>
+          <w:tcPr>
+            <w:tcW w:type="dxa" w:w="1440"/>
+            <w:shd w:fill="F8FAFC"/>
+            <w:tcMar>
+              <w:top w:w="100" w:type="dxa"/>
+              <w:bottom w:w="100" w:type="dxa"/>
+              <w:left w:w="120" w:type="dxa"/>
+              <w:right w:w="120" w:type="dxa"/>
+            </w:tcMar>
+            <w:tcBorders>
+              <w:top w:val="single" w:sz="4" w:space="0" w:color="CCCCCC"/>
+              <w:bottom w:val="single" w:sz="4" w:space="0" w:color="CCCCCC"/>
+              <w:left w:val="single" w:sz="4" w:space="0" w:color="CCCCCC"/>
+              <w:right w:val="single" w:sz="4" w:space="0" w:color="CCCCCC"/>
+            </w:tcBorders>
+          </w:tcPr>
+          <w:p>
+            <w:pPr>
+              <w:spacing w:before="60" w:after="60" w:line="252" w:lineRule="auto"/>
+              <w:jc w:val="left"/>
+            </w:pPr>
+            <w:r/>
+            <w:r>
+              <w:t>488.00</w:t>
+            </w:r>
+          </w:p>
+        </w:tc>
+        <w:tc>
+          <w:tcPr>
+            <w:tcW w:type="dxa" w:w="2016"/>
+            <w:shd w:fill="F8FAFC"/>
+            <w:tcMar>
+              <w:top w:w="100" w:type="dxa"/>
+              <w:bottom w:w="100" w:type="dxa"/>
+              <w:left w:w="120" w:type="dxa"/>
+              <w:right w:w="120" w:type="dxa"/>
+            </w:tcMar>
+            <w:tcBorders>
+              <w:top w:val="single" w:sz="4" w:space="0" w:color="CCCCCC"/>
+              <w:bottom w:val="single" w:sz="4" w:space="0" w:color="CCCCCC"/>
+              <w:left w:val="single" w:sz="4" w:space="0" w:color="CCCCCC"/>
+              <w:right w:val="single" w:sz="4" w:space="0" w:color="CCCCCC"/>
+            </w:tcBorders>
+          </w:tcPr>
+          <w:p>
+            <w:pPr>
+              <w:spacing w:before="60" w:after="60" w:line="252" w:lineRule="auto"/>
+              <w:jc w:val="left"/>
+            </w:pPr>
+            <w:r/>
+            <w:r>
+              <w:t>496.00</w:t>
+            </w:r>
+          </w:p>
+        </w:tc>
+        <w:tc>
+          <w:tcPr>
+            <w:tcW w:type="dxa" w:w="1152"/>
+            <w:shd w:fill="F8FAFC"/>
+            <w:tcMar>
+              <w:top w:w="100" w:type="dxa"/>
+              <w:bottom w:w="100" w:type="dxa"/>
+              <w:left w:w="120" w:type="dxa"/>
+              <w:right w:w="120" w:type="dxa"/>
+            </w:tcMar>
+            <w:tcBorders>
+              <w:top w:val="single" w:sz="4" w:space="0" w:color="CCCCCC"/>
+              <w:bottom w:val="single" w:sz="4" w:space="0" w:color="CCCCCC"/>
+              <w:left w:val="single" w:sz="4" w:space="0" w:color="CCCCCC"/>
+              <w:right w:val="single" w:sz="4" w:space="0" w:color="CCCCCC"/>
+            </w:tcBorders>
+          </w:tcPr>
+          <w:p>
+            <w:pPr>
+              <w:spacing w:before="60" w:after="60" w:line="252" w:lineRule="auto"/>
+              <w:jc w:val="left"/>
+            </w:pPr>
+            <w:r/>
+            <w:r>
+              <w:t>481.00</w:t>
+            </w:r>
+          </w:p>
+        </w:tc>
+        <w:tc>
+          <w:tcPr>
+            <w:tcW w:type="dxa" w:w="1728"/>
+            <w:shd w:fill="F8FAFC"/>
+            <w:tcMar>
+              <w:top w:w="100" w:type="dxa"/>
+              <w:bottom w:w="100" w:type="dxa"/>
+              <w:left w:w="120" w:type="dxa"/>
+              <w:right w:w="120" w:type="dxa"/>
+            </w:tcMar>
+            <w:tcBorders>
+              <w:top w:val="single" w:sz="4" w:space="0" w:color="CCCCCC"/>
+              <w:bottom w:val="single" w:sz="4" w:space="0" w:color="CCCCCC"/>
+              <w:left w:val="single" w:sz="4" w:space="0" w:color="CCCCCC"/>
+              <w:right w:val="single" w:sz="4" w:space="0" w:color="CCCCCC"/>
+            </w:tcBorders>
+          </w:tcPr>
+          <w:p>
+            <w:pPr>
+              <w:spacing w:before="60" w:after="60" w:line="252" w:lineRule="auto"/>
+              <w:jc w:val="left"/>
+            </w:pPr>
+            <w:r/>
+            <w:r>
+              <w:rPr>
+                <w:b/>
+              </w:rPr>
+              <w:t>489.50</w:t>
+            </w:r>
+          </w:p>
+        </w:tc>
+        <w:tc>
+          <w:tcPr>
+            <w:tcW w:type="dxa" w:w="3456"/>
+            <w:shd w:fill="F8FAFC"/>
+            <w:tcMar>
+              <w:top w:w="100" w:type="dxa"/>
+              <w:bottom w:w="100" w:type="dxa"/>
+              <w:left w:w="120" w:type="dxa"/>
+              <w:right w:w="120" w:type="dxa"/>
+            </w:tcMar>
+            <w:tcBorders>
+              <w:top w:val="single" w:sz="4" w:space="0" w:color="CCCCCC"/>
+              <w:bottom w:val="single" w:sz="4" w:space="0" w:color="CCCCCC"/>
+              <w:left w:val="single" w:sz="4" w:space="0" w:color="CCCCCC"/>
+              <w:right w:val="single" w:sz="4" w:space="0" w:color="CCCCCC"/>
+            </w:tcBorders>
+          </w:tcPr>
+          <w:p>
+            <w:pPr>
+              <w:spacing w:before="60" w:after="60" w:line="252" w:lineRule="auto"/>
+              <w:jc w:val="left"/>
+            </w:pPr>
+            <w:r/>
+            <w:r>
+              <w:rPr>
+                <w:b/>
+              </w:rPr>
+              <w:t>+1.50</w:t>
+            </w:r>
+          </w:p>
+        </w:tc>
+        <w:tc>
+          <w:tcPr>
+            <w:tcW w:type="dxa" w:w="1440"/>
+            <w:shd w:fill="F8FAFC"/>
+            <w:tcMar>
+              <w:top w:w="100" w:type="dxa"/>
+              <w:bottom w:w="100" w:type="dxa"/>
+              <w:left w:w="120" w:type="dxa"/>
+              <w:right w:w="120" w:type="dxa"/>
+            </w:tcMar>
+            <w:tcBorders>
+              <w:top w:val="single" w:sz="4" w:space="0" w:color="CCCCCC"/>
+              <w:bottom w:val="single" w:sz="4" w:space="0" w:color="CCCCCC"/>
+              <w:left w:val="single" w:sz="4" w:space="0" w:color="CCCCCC"/>
+              <w:right w:val="single" w:sz="4" w:space="0" w:color="CCCCCC"/>
+            </w:tcBorders>
+          </w:tcPr>
+          <w:p>
+            <w:pPr>
+              <w:spacing w:before="60" w:after="60" w:line="252" w:lineRule="auto"/>
+              <w:jc w:val="left"/>
+            </w:pPr>
+            <w:r/>
+            <w:r>
+              <w:t>BULL</w:t>
+            </w:r>
+          </w:p>
+        </w:tc>
+      </w:tr>
+      <w:tr>
+        <w:tc>
+          <w:tcPr>
+            <w:tcW w:type="dxa" w:w="1584"/>
+            <w:shd w:fill="FFFFFF"/>
+            <w:tcMar>
+              <w:top w:w="100" w:type="dxa"/>
+              <w:bottom w:w="100" w:type="dxa"/>
+              <w:left w:w="120" w:type="dxa"/>
+              <w:right w:w="120" w:type="dxa"/>
+            </w:tcMar>
+            <w:tcBorders>
+              <w:top w:val="single" w:sz="4" w:space="0" w:color="CCCCCC"/>
+              <w:bottom w:val="single" w:sz="4" w:space="0" w:color="CCCCCC"/>
+              <w:left w:val="single" w:sz="4" w:space="0" w:color="CCCCCC"/>
+              <w:right w:val="single" w:sz="4" w:space="0" w:color="CCCCCC"/>
+            </w:tcBorders>
+          </w:tcPr>
+          <w:p>
+            <w:pPr>
+              <w:spacing w:before="60" w:after="60" w:line="252" w:lineRule="auto"/>
+              <w:jc w:val="left"/>
+            </w:pPr>
+            <w:r/>
+            <w:r>
+              <w:rPr>
+                <w:b/>
+              </w:rPr>
+              <w:t>Wed 19/08</w:t>
+            </w:r>
+          </w:p>
+        </w:tc>
+        <w:tc>
+          <w:tcPr>
+            <w:tcW w:type="dxa" w:w="864"/>
+            <w:shd w:fill="FFFFFF"/>
+            <w:tcMar>
+              <w:top w:w="100" w:type="dxa"/>
+              <w:bottom w:w="100" w:type="dxa"/>
+              <w:left w:w="120" w:type="dxa"/>
+              <w:right w:w="120" w:type="dxa"/>
+            </w:tcMar>
+            <w:tcBorders>
+              <w:top w:val="single" w:sz="4" w:space="0" w:color="CCCCCC"/>
+              <w:bottom w:val="single" w:sz="4" w:space="0" w:color="CCCCCC"/>
+              <w:left w:val="single" w:sz="4" w:space="0" w:color="CCCCCC"/>
+              <w:right w:val="single" w:sz="4" w:space="0" w:color="CCCCCC"/>
+            </w:tcBorders>
+          </w:tcPr>
+          <w:p>
+            <w:pPr>
+              <w:spacing w:before="60" w:after="60" w:line="252" w:lineRule="auto"/>
+              <w:jc w:val="left"/>
+            </w:pPr>
+            <w:r/>
+            <w:r>
+              <w:t>NY Close 23-01</w:t>
+            </w:r>
+          </w:p>
+        </w:tc>
+        <w:tc>
+          <w:tcPr>
+            <w:tcW w:type="dxa" w:w="1440"/>
+            <w:shd w:fill="FFFFFF"/>
+            <w:tcMar>
+              <w:top w:w="100" w:type="dxa"/>
+              <w:bottom w:w="100" w:type="dxa"/>
+              <w:left w:w="120" w:type="dxa"/>
+              <w:right w:w="120" w:type="dxa"/>
+            </w:tcMar>
+            <w:tcBorders>
+              <w:top w:val="single" w:sz="4" w:space="0" w:color="CCCCCC"/>
+              <w:bottom w:val="single" w:sz="4" w:space="0" w:color="CCCCCC"/>
+              <w:left w:val="single" w:sz="4" w:space="0" w:color="CCCCCC"/>
+              <w:right w:val="single" w:sz="4" w:space="0" w:color="CCCCCC"/>
+            </w:tcBorders>
+          </w:tcPr>
+          <w:p>
+            <w:pPr>
+              <w:spacing w:before="60" w:after="60" w:line="252" w:lineRule="auto"/>
+              <w:jc w:val="left"/>
+            </w:pPr>
+            <w:r/>
+            <w:r>
+              <w:t>489.50</w:t>
+            </w:r>
+          </w:p>
+        </w:tc>
+        <w:tc>
+          <w:tcPr>
+            <w:tcW w:type="dxa" w:w="2016"/>
+            <w:shd w:fill="FFFFFF"/>
+            <w:tcMar>
+              <w:top w:w="100" w:type="dxa"/>
+              <w:bottom w:w="100" w:type="dxa"/>
+              <w:left w:w="120" w:type="dxa"/>
+              <w:right w:w="120" w:type="dxa"/>
+            </w:tcMar>
+            <w:tcBorders>
+              <w:top w:val="single" w:sz="4" w:space="0" w:color="CCCCCC"/>
+              <w:bottom w:val="single" w:sz="4" w:space="0" w:color="CCCCCC"/>
+              <w:left w:val="single" w:sz="4" w:space="0" w:color="CCCCCC"/>
+              <w:right w:val="single" w:sz="4" w:space="0" w:color="CCCCCC"/>
+            </w:tcBorders>
+          </w:tcPr>
+          <w:p>
+            <w:pPr>
+              <w:spacing w:before="60" w:after="60" w:line="252" w:lineRule="auto"/>
+              <w:jc w:val="left"/>
+            </w:pPr>
+            <w:r/>
+            <w:r>
+              <w:t>494.00</w:t>
+            </w:r>
+          </w:p>
+        </w:tc>
+        <w:tc>
+          <w:tcPr>
+            <w:tcW w:type="dxa" w:w="1152"/>
+            <w:shd w:fill="FFFFFF"/>
+            <w:tcMar>
+              <w:top w:w="100" w:type="dxa"/>
+              <w:bottom w:w="100" w:type="dxa"/>
+              <w:left w:w="120" w:type="dxa"/>
+              <w:right w:w="120" w:type="dxa"/>
+            </w:tcMar>
+            <w:tcBorders>
+              <w:top w:val="single" w:sz="4" w:space="0" w:color="CCCCCC"/>
+              <w:bottom w:val="single" w:sz="4" w:space="0" w:color="CCCCCC"/>
+              <w:left w:val="single" w:sz="4" w:space="0" w:color="CCCCCC"/>
+              <w:right w:val="single" w:sz="4" w:space="0" w:color="CCCCCC"/>
+            </w:tcBorders>
+          </w:tcPr>
+          <w:p>
+            <w:pPr>
+              <w:spacing w:before="60" w:after="60" w:line="252" w:lineRule="auto"/>
+              <w:jc w:val="left"/>
+            </w:pPr>
+            <w:r/>
+            <w:r>
+              <w:t>485.25</w:t>
+            </w:r>
+          </w:p>
+        </w:tc>
+        <w:tc>
+          <w:tcPr>
+            <w:tcW w:type="dxa" w:w="1728"/>
+            <w:shd w:fill="FFFFFF"/>
+            <w:tcMar>
+              <w:top w:w="100" w:type="dxa"/>
+              <w:bottom w:w="100" w:type="dxa"/>
+              <w:left w:w="120" w:type="dxa"/>
+              <w:right w:w="120" w:type="dxa"/>
+            </w:tcMar>
+            <w:tcBorders>
+              <w:top w:val="single" w:sz="4" w:space="0" w:color="CCCCCC"/>
+              <w:bottom w:val="single" w:sz="4" w:space="0" w:color="CCCCCC"/>
+              <w:left w:val="single" w:sz="4" w:space="0" w:color="CCCCCC"/>
+              <w:right w:val="single" w:sz="4" w:space="0" w:color="CCCCCC"/>
+            </w:tcBorders>
+          </w:tcPr>
+          <w:p>
+            <w:pPr>
+              <w:spacing w:before="60" w:after="60" w:line="252" w:lineRule="auto"/>
+              <w:jc w:val="left"/>
+            </w:pPr>
+            <w:r/>
+            <w:r>
+              <w:rPr>
+                <w:b/>
+              </w:rPr>
+              <w:t>489.00</w:t>
+            </w:r>
+          </w:p>
+        </w:tc>
+        <w:tc>
+          <w:tcPr>
+            <w:tcW w:type="dxa" w:w="3456"/>
+            <w:shd w:fill="FFFFFF"/>
+            <w:tcMar>
+              <w:top w:w="100" w:type="dxa"/>
+              <w:bottom w:w="100" w:type="dxa"/>
+              <w:left w:w="120" w:type="dxa"/>
+              <w:right w:w="120" w:type="dxa"/>
+            </w:tcMar>
+            <w:tcBorders>
+              <w:top w:val="single" w:sz="4" w:space="0" w:color="CCCCCC"/>
+              <w:bottom w:val="single" w:sz="4" w:space="0" w:color="CCCCCC"/>
+              <w:left w:val="single" w:sz="4" w:space="0" w:color="CCCCCC"/>
+              <w:right w:val="single" w:sz="4" w:space="0" w:color="CCCCCC"/>
+            </w:tcBorders>
+          </w:tcPr>
+          <w:p>
+            <w:pPr>
+              <w:spacing w:before="60" w:after="60" w:line="252" w:lineRule="auto"/>
+              <w:jc w:val="left"/>
+            </w:pPr>
+            <w:r/>
+            <w:r>
+              <w:rPr>
+                <w:b/>
+              </w:rPr>
+              <w:t>-0.50</w:t>
+            </w:r>
+          </w:p>
+        </w:tc>
+        <w:tc>
+          <w:tcPr>
+            <w:tcW w:type="dxa" w:w="1440"/>
+            <w:shd w:fill="FFFFFF"/>
+            <w:tcMar>
+              <w:top w:w="100" w:type="dxa"/>
+              <w:bottom w:w="100" w:type="dxa"/>
+              <w:left w:w="120" w:type="dxa"/>
+              <w:right w:w="120" w:type="dxa"/>
+            </w:tcMar>
+            <w:tcBorders>
+              <w:top w:val="single" w:sz="4" w:space="0" w:color="CCCCCC"/>
+              <w:bottom w:val="single" w:sz="4" w:space="0" w:color="CCCCCC"/>
+              <w:left w:val="single" w:sz="4" w:space="0" w:color="CCCCCC"/>
+              <w:right w:val="single" w:sz="4" w:space="0" w:color="CCCCCC"/>
+            </w:tcBorders>
+          </w:tcPr>
+          <w:p>
+            <w:pPr>
+              <w:spacing w:before="60" w:after="60" w:line="252" w:lineRule="auto"/>
+              <w:jc w:val="left"/>
+            </w:pPr>
+            <w:r/>
+            <w:r>
+              <w:t>BEAR</w:t>
+            </w:r>
+          </w:p>
+        </w:tc>
+      </w:tr>
+      <w:tr>
+        <w:tc>
+          <w:tcPr>
+            <w:tcW w:type="dxa" w:w="1584"/>
+            <w:shd w:fill="F8FAFC"/>
+            <w:tcMar>
+              <w:top w:w="100" w:type="dxa"/>
+              <w:bottom w:w="100" w:type="dxa"/>
+              <w:left w:w="120" w:type="dxa"/>
+              <w:right w:w="120" w:type="dxa"/>
+            </w:tcMar>
+            <w:tcBorders>
+              <w:top w:val="single" w:sz="4" w:space="0" w:color="CCCCCC"/>
+              <w:bottom w:val="single" w:sz="4" w:space="0" w:color="CCCCCC"/>
+              <w:left w:val="single" w:sz="4" w:space="0" w:color="CCCCCC"/>
+              <w:right w:val="single" w:sz="4" w:space="0" w:color="CCCCCC"/>
+            </w:tcBorders>
+          </w:tcPr>
+          <w:p>
+            <w:pPr>
+              <w:spacing w:before="60" w:after="60" w:line="252" w:lineRule="auto"/>
+              <w:jc w:val="left"/>
+            </w:pPr>
+            <w:r/>
+            <w:r>
+              <w:rPr>
+                <w:b/>
+              </w:rPr>
+              <w:t>Thu 20/08</w:t>
+            </w:r>
+          </w:p>
+        </w:tc>
+        <w:tc>
+          <w:tcPr>
+            <w:tcW w:type="dxa" w:w="864"/>
+            <w:shd w:fill="F8FAFC"/>
+            <w:tcMar>
+              <w:top w:w="100" w:type="dxa"/>
+              <w:bottom w:w="100" w:type="dxa"/>
+              <w:left w:w="120" w:type="dxa"/>
+              <w:right w:w="120" w:type="dxa"/>
+            </w:tcMar>
+            <w:tcBorders>
+              <w:top w:val="single" w:sz="4" w:space="0" w:color="CCCCCC"/>
+              <w:bottom w:val="single" w:sz="4" w:space="0" w:color="CCCCCC"/>
+              <w:left w:val="single" w:sz="4" w:space="0" w:color="CCCCCC"/>
+              <w:right w:val="single" w:sz="4" w:space="0" w:color="CCCCCC"/>
+            </w:tcBorders>
+          </w:tcPr>
+          <w:p>
+            <w:pPr>
+              <w:spacing w:before="60" w:after="60" w:line="252" w:lineRule="auto"/>
+              <w:jc w:val="left"/>
+            </w:pPr>
+            <w:r/>
+            <w:r>
+              <w:t>Asia 07-11</w:t>
+            </w:r>
+          </w:p>
+        </w:tc>
+        <w:tc>
+          <w:tcPr>
+            <w:tcW w:type="dxa" w:w="1440"/>
+            <w:shd w:fill="F8FAFC"/>
+            <w:tcMar>
+              <w:top w:w="100" w:type="dxa"/>
+              <w:bottom w:w="100" w:type="dxa"/>
+              <w:left w:w="120" w:type="dxa"/>
+              <w:right w:w="120" w:type="dxa"/>
+            </w:tcMar>
+            <w:tcBorders>
+              <w:top w:val="single" w:sz="4" w:space="0" w:color="CCCCCC"/>
+              <w:bottom w:val="single" w:sz="4" w:space="0" w:color="CCCCCC"/>
+              <w:left w:val="single" w:sz="4" w:space="0" w:color="CCCCCC"/>
+              <w:right w:val="single" w:sz="4" w:space="0" w:color="CCCCCC"/>
+            </w:tcBorders>
+          </w:tcPr>
+          <w:p>
+            <w:pPr>
+              <w:spacing w:before="60" w:after="60" w:line="252" w:lineRule="auto"/>
+              <w:jc w:val="left"/>
+            </w:pPr>
+            <w:r/>
+            <w:r>
+              <w:t>489.00</w:t>
+            </w:r>
+          </w:p>
+        </w:tc>
+        <w:tc>
+          <w:tcPr>
+            <w:tcW w:type="dxa" w:w="2016"/>
+            <w:shd w:fill="F8FAFC"/>
+            <w:tcMar>
+              <w:top w:w="100" w:type="dxa"/>
+              <w:bottom w:w="100" w:type="dxa"/>
+              <w:left w:w="120" w:type="dxa"/>
+              <w:right w:w="120" w:type="dxa"/>
+            </w:tcMar>
+            <w:tcBorders>
+              <w:top w:val="single" w:sz="4" w:space="0" w:color="CCCCCC"/>
+              <w:bottom w:val="single" w:sz="4" w:space="0" w:color="CCCCCC"/>
+              <w:left w:val="single" w:sz="4" w:space="0" w:color="CCCCCC"/>
+              <w:right w:val="single" w:sz="4" w:space="0" w:color="CCCCCC"/>
+            </w:tcBorders>
+          </w:tcPr>
+          <w:p>
+            <w:pPr>
+              <w:spacing w:before="60" w:after="60" w:line="252" w:lineRule="auto"/>
+              <w:jc w:val="left"/>
+            </w:pPr>
+            <w:r/>
+            <w:r>
+              <w:t>491.25</w:t>
+            </w:r>
+          </w:p>
+        </w:tc>
+        <w:tc>
+          <w:tcPr>
+            <w:tcW w:type="dxa" w:w="1152"/>
+            <w:shd w:fill="F8FAFC"/>
+            <w:tcMar>
+              <w:top w:w="100" w:type="dxa"/>
+              <w:bottom w:w="100" w:type="dxa"/>
+              <w:left w:w="120" w:type="dxa"/>
+              <w:right w:w="120" w:type="dxa"/>
+            </w:tcMar>
+            <w:tcBorders>
+              <w:top w:val="single" w:sz="4" w:space="0" w:color="CCCCCC"/>
+              <w:bottom w:val="single" w:sz="4" w:space="0" w:color="CCCCCC"/>
+              <w:left w:val="single" w:sz="4" w:space="0" w:color="CCCCCC"/>
+              <w:right w:val="single" w:sz="4" w:space="0" w:color="CCCCCC"/>
+            </w:tcBorders>
+          </w:tcPr>
+          <w:p>
+            <w:pPr>
+              <w:spacing w:before="60" w:after="60" w:line="252" w:lineRule="auto"/>
+              <w:jc w:val="left"/>
+            </w:pPr>
+            <w:r/>
+            <w:r>
+              <w:t>486.25</w:t>
+            </w:r>
+          </w:p>
+        </w:tc>
+        <w:tc>
+          <w:tcPr>
+            <w:tcW w:type="dxa" w:w="1728"/>
+            <w:shd w:fill="F8FAFC"/>
+            <w:tcMar>
+              <w:top w:w="100" w:type="dxa"/>
+              <w:bottom w:w="100" w:type="dxa"/>
+              <w:left w:w="120" w:type="dxa"/>
+              <w:right w:w="120" w:type="dxa"/>
+            </w:tcMar>
+            <w:tcBorders>
+              <w:top w:val="single" w:sz="4" w:space="0" w:color="CCCCCC"/>
+              <w:bottom w:val="single" w:sz="4" w:space="0" w:color="CCCCCC"/>
+              <w:left w:val="single" w:sz="4" w:space="0" w:color="CCCCCC"/>
+              <w:right w:val="single" w:sz="4" w:space="0" w:color="CCCCCC"/>
+            </w:tcBorders>
+          </w:tcPr>
+          <w:p>
+            <w:pPr>
+              <w:spacing w:before="60" w:after="60" w:line="252" w:lineRule="auto"/>
+              <w:jc w:val="left"/>
+            </w:pPr>
+            <w:r/>
+            <w:r>
+              <w:rPr>
+                <w:b/>
+              </w:rPr>
+              <w:t>488.75</w:t>
+            </w:r>
+          </w:p>
+        </w:tc>
+        <w:tc>
+          <w:tcPr>
+            <w:tcW w:type="dxa" w:w="3456"/>
+            <w:shd w:fill="F8FAFC"/>
+            <w:tcMar>
+              <w:top w:w="100" w:type="dxa"/>
+              <w:bottom w:w="100" w:type="dxa"/>
+              <w:left w:w="120" w:type="dxa"/>
+              <w:right w:w="120" w:type="dxa"/>
+            </w:tcMar>
+            <w:tcBorders>
+              <w:top w:val="single" w:sz="4" w:space="0" w:color="CCCCCC"/>
+              <w:bottom w:val="single" w:sz="4" w:space="0" w:color="CCCCCC"/>
+              <w:left w:val="single" w:sz="4" w:space="0" w:color="CCCCCC"/>
+              <w:right w:val="single" w:sz="4" w:space="0" w:color="CCCCCC"/>
+            </w:tcBorders>
+          </w:tcPr>
+          <w:p>
+            <w:pPr>
+              <w:spacing w:before="60" w:after="60" w:line="252" w:lineRule="auto"/>
+              <w:jc w:val="left"/>
+            </w:pPr>
+            <w:r/>
+            <w:r>
+              <w:rPr>
+                <w:b/>
+              </w:rPr>
+              <w:t>-0.25</w:t>
+            </w:r>
+          </w:p>
+        </w:tc>
+        <w:tc>
+          <w:tcPr>
+            <w:tcW w:type="dxa" w:w="1440"/>
+            <w:shd w:fill="F8FAFC"/>
+            <w:tcMar>
+              <w:top w:w="100" w:type="dxa"/>
+              <w:bottom w:w="100" w:type="dxa"/>
+              <w:left w:w="120" w:type="dxa"/>
+              <w:right w:w="120" w:type="dxa"/>
+            </w:tcMar>
+            <w:tcBorders>
+              <w:top w:val="single" w:sz="4" w:space="0" w:color="CCCCCC"/>
+              <w:bottom w:val="single" w:sz="4" w:space="0" w:color="CCCCCC"/>
+              <w:left w:val="single" w:sz="4" w:space="0" w:color="CCCCCC"/>
+              <w:right w:val="single" w:sz="4" w:space="0" w:color="CCCCCC"/>
+            </w:tcBorders>
+          </w:tcPr>
+          <w:p>
+            <w:pPr>
+              <w:spacing w:before="60" w:after="60" w:line="252" w:lineRule="auto"/>
+              <w:jc w:val="left"/>
+            </w:pPr>
+            <w:r/>
+            <w:r>
+              <w:t>BEAR</w:t>
+            </w:r>
+          </w:p>
+        </w:tc>
+      </w:tr>
+      <w:tr>
+        <w:tc>
+          <w:tcPr>
+            <w:tcW w:type="dxa" w:w="1584"/>
+            <w:shd w:fill="FFFFFF"/>
+            <w:tcMar>
+              <w:top w:w="100" w:type="dxa"/>
+              <w:bottom w:w="100" w:type="dxa"/>
+              <w:left w:w="120" w:type="dxa"/>
+              <w:right w:w="120" w:type="dxa"/>
+            </w:tcMar>
+            <w:tcBorders>
+              <w:top w:val="single" w:sz="4" w:space="0" w:color="CCCCCC"/>
+              <w:bottom w:val="single" w:sz="4" w:space="0" w:color="CCCCCC"/>
+              <w:left w:val="single" w:sz="4" w:space="0" w:color="CCCCCC"/>
+              <w:right w:val="single" w:sz="4" w:space="0" w:color="CCCCCC"/>
+            </w:tcBorders>
+          </w:tcPr>
+          <w:p>
+            <w:pPr>
+              <w:spacing w:before="60" w:after="60" w:line="252" w:lineRule="auto"/>
+              <w:jc w:val="left"/>
+            </w:pPr>
+            <w:r/>
+            <w:r>
+              <w:rPr>
+                <w:b/>
+              </w:rPr>
+              <w:t>Thu 20/08</w:t>
+            </w:r>
+          </w:p>
+        </w:tc>
+        <w:tc>
+          <w:tcPr>
+            <w:tcW w:type="dxa" w:w="864"/>
+            <w:shd w:fill="FFFFFF"/>
+            <w:tcMar>
+              <w:top w:w="100" w:type="dxa"/>
+              <w:bottom w:w="100" w:type="dxa"/>
+              <w:left w:w="120" w:type="dxa"/>
+              <w:right w:w="120" w:type="dxa"/>
+            </w:tcMar>
+            <w:tcBorders>
+              <w:top w:val="single" w:sz="4" w:space="0" w:color="CCCCCC"/>
+              <w:bottom w:val="single" w:sz="4" w:space="0" w:color="CCCCCC"/>
+              <w:left w:val="single" w:sz="4" w:space="0" w:color="CCCCCC"/>
+              <w:right w:val="single" w:sz="4" w:space="0" w:color="CCCCCC"/>
+            </w:tcBorders>
+          </w:tcPr>
+          <w:p>
+            <w:pPr>
+              <w:spacing w:before="60" w:after="60" w:line="252" w:lineRule="auto"/>
+              <w:jc w:val="left"/>
+            </w:pPr>
+            <w:r/>
+            <w:r>
+              <w:t>Asia 11-15</w:t>
+            </w:r>
+          </w:p>
+        </w:tc>
+        <w:tc>
+          <w:tcPr>
+            <w:tcW w:type="dxa" w:w="1440"/>
+            <w:shd w:fill="FFFFFF"/>
+            <w:tcMar>
+              <w:top w:w="100" w:type="dxa"/>
+              <w:bottom w:w="100" w:type="dxa"/>
+              <w:left w:w="120" w:type="dxa"/>
+              <w:right w:w="120" w:type="dxa"/>
+            </w:tcMar>
+            <w:tcBorders>
+              <w:top w:val="single" w:sz="4" w:space="0" w:color="CCCCCC"/>
+              <w:bottom w:val="single" w:sz="4" w:space="0" w:color="CCCCCC"/>
+              <w:left w:val="single" w:sz="4" w:space="0" w:color="CCCCCC"/>
+              <w:right w:val="single" w:sz="4" w:space="0" w:color="CCCCCC"/>
+            </w:tcBorders>
+          </w:tcPr>
+          <w:p>
+            <w:pPr>
+              <w:spacing w:before="60" w:after="60" w:line="252" w:lineRule="auto"/>
+              <w:jc w:val="left"/>
+            </w:pPr>
+            <w:r/>
+            <w:r>
+              <w:t>488.75</w:t>
+            </w:r>
+          </w:p>
+        </w:tc>
+        <w:tc>
+          <w:tcPr>
+            <w:tcW w:type="dxa" w:w="2016"/>
+            <w:shd w:fill="FFFFFF"/>
+            <w:tcMar>
+              <w:top w:w="100" w:type="dxa"/>
+              <w:bottom w:w="100" w:type="dxa"/>
+              <w:left w:w="120" w:type="dxa"/>
+              <w:right w:w="120" w:type="dxa"/>
+            </w:tcMar>
+            <w:tcBorders>
+              <w:top w:val="single" w:sz="4" w:space="0" w:color="CCCCCC"/>
+              <w:bottom w:val="single" w:sz="4" w:space="0" w:color="CCCCCC"/>
+              <w:left w:val="single" w:sz="4" w:space="0" w:color="CCCCCC"/>
+              <w:right w:val="single" w:sz="4" w:space="0" w:color="CCCCCC"/>
+            </w:tcBorders>
+          </w:tcPr>
+          <w:p>
+            <w:pPr>
+              <w:spacing w:before="60" w:after="60" w:line="252" w:lineRule="auto"/>
+              <w:jc w:val="left"/>
+            </w:pPr>
+            <w:r/>
+            <w:r>
+              <w:t>490.75</w:t>
+            </w:r>
+          </w:p>
+        </w:tc>
+        <w:tc>
+          <w:tcPr>
+            <w:tcW w:type="dxa" w:w="1152"/>
+            <w:shd w:fill="FFFFFF"/>
+            <w:tcMar>
+              <w:top w:w="100" w:type="dxa"/>
+              <w:bottom w:w="100" w:type="dxa"/>
+              <w:left w:w="120" w:type="dxa"/>
+              <w:right w:w="120" w:type="dxa"/>
+            </w:tcMar>
+            <w:tcBorders>
+              <w:top w:val="single" w:sz="4" w:space="0" w:color="CCCCCC"/>
+              <w:bottom w:val="single" w:sz="4" w:space="0" w:color="CCCCCC"/>
+              <w:left w:val="single" w:sz="4" w:space="0" w:color="CCCCCC"/>
+              <w:right w:val="single" w:sz="4" w:space="0" w:color="CCCCCC"/>
+            </w:tcBorders>
+          </w:tcPr>
+          <w:p>
+            <w:pPr>
+              <w:spacing w:before="60" w:after="60" w:line="252" w:lineRule="auto"/>
+              <w:jc w:val="left"/>
+            </w:pPr>
+            <w:r/>
+            <w:r>
+              <w:t>484.25</w:t>
+            </w:r>
+          </w:p>
+        </w:tc>
+        <w:tc>
+          <w:tcPr>
+            <w:tcW w:type="dxa" w:w="1728"/>
+            <w:shd w:fill="FFFFFF"/>
+            <w:tcMar>
+              <w:top w:w="100" w:type="dxa"/>
+              <w:bottom w:w="100" w:type="dxa"/>
+              <w:left w:w="120" w:type="dxa"/>
+              <w:right w:w="120" w:type="dxa"/>
+            </w:tcMar>
+            <w:tcBorders>
+              <w:top w:val="single" w:sz="4" w:space="0" w:color="CCCCCC"/>
+              <w:bottom w:val="single" w:sz="4" w:space="0" w:color="CCCCCC"/>
+              <w:left w:val="single" w:sz="4" w:space="0" w:color="CCCCCC"/>
+              <w:right w:val="single" w:sz="4" w:space="0" w:color="CCCCCC"/>
+            </w:tcBorders>
+          </w:tcPr>
+          <w:p>
+            <w:pPr>
+              <w:spacing w:before="60" w:after="60" w:line="252" w:lineRule="auto"/>
+              <w:jc w:val="left"/>
+            </w:pPr>
+            <w:r/>
+            <w:r>
+              <w:rPr>
+                <w:b/>
+              </w:rPr>
+              <w:t>489.00</w:t>
+            </w:r>
+          </w:p>
+        </w:tc>
+        <w:tc>
+          <w:tcPr>
+            <w:tcW w:type="dxa" w:w="3456"/>
+            <w:shd w:fill="FFFFFF"/>
+            <w:tcMar>
+              <w:top w:w="100" w:type="dxa"/>
+              <w:bottom w:w="100" w:type="dxa"/>
+              <w:left w:w="120" w:type="dxa"/>
+              <w:right w:w="120" w:type="dxa"/>
+            </w:tcMar>
+            <w:tcBorders>
+              <w:top w:val="single" w:sz="4" w:space="0" w:color="CCCCCC"/>
+              <w:bottom w:val="single" w:sz="4" w:space="0" w:color="CCCCCC"/>
+              <w:left w:val="single" w:sz="4" w:space="0" w:color="CCCCCC"/>
+              <w:right w:val="single" w:sz="4" w:space="0" w:color="CCCCCC"/>
+            </w:tcBorders>
+          </w:tcPr>
+          <w:p>
+            <w:pPr>
+              <w:spacing w:before="60" w:after="60" w:line="252" w:lineRule="auto"/>
+              <w:jc w:val="left"/>
+            </w:pPr>
+            <w:r/>
+            <w:r>
+              <w:rPr>
+                <w:b/>
+              </w:rPr>
+              <w:t>+0.25</w:t>
+            </w:r>
+          </w:p>
+        </w:tc>
+        <w:tc>
+          <w:tcPr>
+            <w:tcW w:type="dxa" w:w="1440"/>
+            <w:shd w:fill="FFFFFF"/>
+            <w:tcMar>
+              <w:top w:w="100" w:type="dxa"/>
+              <w:bottom w:w="100" w:type="dxa"/>
+              <w:left w:w="120" w:type="dxa"/>
+              <w:right w:w="120" w:type="dxa"/>
+            </w:tcMar>
+            <w:tcBorders>
+              <w:top w:val="single" w:sz="4" w:space="0" w:color="CCCCCC"/>
+              <w:bottom w:val="single" w:sz="4" w:space="0" w:color="CCCCCC"/>
+              <w:left w:val="single" w:sz="4" w:space="0" w:color="CCCCCC"/>
+              <w:right w:val="single" w:sz="4" w:space="0" w:color="CCCCCC"/>
+            </w:tcBorders>
+          </w:tcPr>
+          <w:p>
+            <w:pPr>
+              <w:spacing w:before="60" w:after="60" w:line="252" w:lineRule="auto"/>
+              <w:jc w:val="left"/>
+            </w:pPr>
+            <w:r/>
+            <w:r>
+              <w:t>BULL</w:t>
+            </w:r>
+          </w:p>
+        </w:tc>
+      </w:tr>
+      <w:tr>
+        <w:tc>
+          <w:tcPr>
+            <w:tcW w:type="dxa" w:w="1584"/>
+            <w:shd w:fill="F8FAFC"/>
+            <w:tcMar>
+              <w:top w:w="100" w:type="dxa"/>
+              <w:bottom w:w="100" w:type="dxa"/>
+              <w:left w:w="120" w:type="dxa"/>
+              <w:right w:w="120" w:type="dxa"/>
+            </w:tcMar>
+            <w:tcBorders>
+              <w:top w:val="single" w:sz="4" w:space="0" w:color="CCCCCC"/>
+              <w:bottom w:val="single" w:sz="4" w:space="0" w:color="CCCCCC"/>
+              <w:left w:val="single" w:sz="4" w:space="0" w:color="CCCCCC"/>
+              <w:right w:val="single" w:sz="4" w:space="0" w:color="CCCCCC"/>
+            </w:tcBorders>
+          </w:tcPr>
+          <w:p>
+            <w:pPr>
+              <w:spacing w:before="60" w:after="60" w:line="252" w:lineRule="auto"/>
+              <w:jc w:val="left"/>
+            </w:pPr>
+            <w:r/>
+            <w:r>
+              <w:rPr>
+                <w:b/>
+              </w:rPr>
+              <w:t>Thu 20/08</w:t>
+            </w:r>
+          </w:p>
+        </w:tc>
+        <w:tc>
+          <w:tcPr>
+            <w:tcW w:type="dxa" w:w="864"/>
+            <w:shd w:fill="F8FAFC"/>
+            <w:tcMar>
+              <w:top w:w="100" w:type="dxa"/>
+              <w:bottom w:w="100" w:type="dxa"/>
+              <w:left w:w="120" w:type="dxa"/>
+              <w:right w:w="120" w:type="dxa"/>
+            </w:tcMar>
+            <w:tcBorders>
+              <w:top w:val="single" w:sz="4" w:space="0" w:color="CCCCCC"/>
+              <w:bottom w:val="single" w:sz="4" w:space="0" w:color="CCCCCC"/>
+              <w:left w:val="single" w:sz="4" w:space="0" w:color="CCCCCC"/>
+              <w:right w:val="single" w:sz="4" w:space="0" w:color="CCCCCC"/>
+            </w:tcBorders>
+          </w:tcPr>
+          <w:p>
+            <w:pPr>
+              <w:spacing w:before="60" w:after="60" w:line="252" w:lineRule="auto"/>
+              <w:jc w:val="left"/>
+            </w:pPr>
+            <w:r/>
+            <w:r>
+              <w:t>London 15-19</w:t>
+            </w:r>
+          </w:p>
+        </w:tc>
+        <w:tc>
+          <w:tcPr>
+            <w:tcW w:type="dxa" w:w="1440"/>
+            <w:shd w:fill="F8FAFC"/>
+            <w:tcMar>
+              <w:top w:w="100" w:type="dxa"/>
+              <w:bottom w:w="100" w:type="dxa"/>
+              <w:left w:w="120" w:type="dxa"/>
+              <w:right w:w="120" w:type="dxa"/>
+            </w:tcMar>
+            <w:tcBorders>
+              <w:top w:val="single" w:sz="4" w:space="0" w:color="CCCCCC"/>
+              <w:bottom w:val="single" w:sz="4" w:space="0" w:color="CCCCCC"/>
+              <w:left w:val="single" w:sz="4" w:space="0" w:color="CCCCCC"/>
+              <w:right w:val="single" w:sz="4" w:space="0" w:color="CCCCCC"/>
+            </w:tcBorders>
+          </w:tcPr>
+          <w:p>
+            <w:pPr>
+              <w:spacing w:before="60" w:after="60" w:line="252" w:lineRule="auto"/>
+              <w:jc w:val="left"/>
+            </w:pPr>
+            <w:r/>
+            <w:r>
+              <w:t>489.00</w:t>
+            </w:r>
+          </w:p>
+        </w:tc>
+        <w:tc>
+          <w:tcPr>
+            <w:tcW w:type="dxa" w:w="2016"/>
+            <w:shd w:fill="F8FAFC"/>
+            <w:tcMar>
+              <w:top w:w="100" w:type="dxa"/>
+              <w:bottom w:w="100" w:type="dxa"/>
+              <w:left w:w="120" w:type="dxa"/>
+              <w:right w:w="120" w:type="dxa"/>
+            </w:tcMar>
+            <w:tcBorders>
+              <w:top w:val="single" w:sz="4" w:space="0" w:color="CCCCCC"/>
+              <w:bottom w:val="single" w:sz="4" w:space="0" w:color="CCCCCC"/>
+              <w:left w:val="single" w:sz="4" w:space="0" w:color="CCCCCC"/>
+              <w:right w:val="single" w:sz="4" w:space="0" w:color="CCCCCC"/>
+            </w:tcBorders>
+          </w:tcPr>
+          <w:p>
+            <w:pPr>
+              <w:spacing w:before="60" w:after="60" w:line="252" w:lineRule="auto"/>
+              <w:jc w:val="left"/>
+            </w:pPr>
+            <w:r/>
+            <w:r>
+              <w:t>492.75</w:t>
+            </w:r>
+          </w:p>
+        </w:tc>
+        <w:tc>
+          <w:tcPr>
+            <w:tcW w:type="dxa" w:w="1152"/>
+            <w:shd w:fill="F8FAFC"/>
+            <w:tcMar>
+              <w:top w:w="100" w:type="dxa"/>
+              <w:bottom w:w="100" w:type="dxa"/>
+              <w:left w:w="120" w:type="dxa"/>
+              <w:right w:w="120" w:type="dxa"/>
+            </w:tcMar>
+            <w:tcBorders>
+              <w:top w:val="single" w:sz="4" w:space="0" w:color="CCCCCC"/>
+              <w:bottom w:val="single" w:sz="4" w:space="0" w:color="CCCCCC"/>
+              <w:left w:val="single" w:sz="4" w:space="0" w:color="CCCCCC"/>
+              <w:right w:val="single" w:sz="4" w:space="0" w:color="CCCCCC"/>
+            </w:tcBorders>
+          </w:tcPr>
+          <w:p>
+            <w:pPr>
+              <w:spacing w:before="60" w:after="60" w:line="252" w:lineRule="auto"/>
+              <w:jc w:val="left"/>
+            </w:pPr>
+            <w:r/>
+            <w:r>
+              <w:t>486.25</w:t>
+            </w:r>
+          </w:p>
+        </w:tc>
+        <w:tc>
+          <w:tcPr>
+            <w:tcW w:type="dxa" w:w="1728"/>
+            <w:shd w:fill="F8FAFC"/>
+            <w:tcMar>
+              <w:top w:w="100" w:type="dxa"/>
+              <w:bottom w:w="100" w:type="dxa"/>
+              <w:left w:w="120" w:type="dxa"/>
+              <w:right w:w="120" w:type="dxa"/>
+            </w:tcMar>
+            <w:tcBorders>
+              <w:top w:val="single" w:sz="4" w:space="0" w:color="CCCCCC"/>
+              <w:bottom w:val="single" w:sz="4" w:space="0" w:color="CCCCCC"/>
+              <w:left w:val="single" w:sz="4" w:space="0" w:color="CCCCCC"/>
+              <w:right w:val="single" w:sz="4" w:space="0" w:color="CCCCCC"/>
+            </w:tcBorders>
+          </w:tcPr>
+          <w:p>
+            <w:pPr>
+              <w:spacing w:before="60" w:after="60" w:line="252" w:lineRule="auto"/>
+              <w:jc w:val="left"/>
+            </w:pPr>
+            <w:r/>
+            <w:r>
+              <w:rPr>
+                <w:b/>
+              </w:rPr>
+              <w:t>489.50</w:t>
+            </w:r>
+          </w:p>
+        </w:tc>
+        <w:tc>
+          <w:tcPr>
+            <w:tcW w:type="dxa" w:w="3456"/>
+            <w:shd w:fill="F8FAFC"/>
+            <w:tcMar>
+              <w:top w:w="100" w:type="dxa"/>
+              <w:bottom w:w="100" w:type="dxa"/>
+              <w:left w:w="120" w:type="dxa"/>
+              <w:right w:w="120" w:type="dxa"/>
+            </w:tcMar>
+            <w:tcBorders>
+              <w:top w:val="single" w:sz="4" w:space="0" w:color="CCCCCC"/>
+              <w:bottom w:val="single" w:sz="4" w:space="0" w:color="CCCCCC"/>
+              <w:left w:val="single" w:sz="4" w:space="0" w:color="CCCCCC"/>
+              <w:right w:val="single" w:sz="4" w:space="0" w:color="CCCCCC"/>
+            </w:tcBorders>
+          </w:tcPr>
+          <w:p>
+            <w:pPr>
+              <w:spacing w:before="60" w:after="60" w:line="252" w:lineRule="auto"/>
+              <w:jc w:val="left"/>
+            </w:pPr>
+            <w:r/>
+            <w:r>
+              <w:rPr>
+                <w:b/>
+              </w:rPr>
+              <w:t>+0.50</w:t>
+            </w:r>
+          </w:p>
+        </w:tc>
+        <w:tc>
+          <w:tcPr>
+            <w:tcW w:type="dxa" w:w="1440"/>
+            <w:shd w:fill="F8FAFC"/>
+            <w:tcMar>
+              <w:top w:w="100" w:type="dxa"/>
+              <w:bottom w:w="100" w:type="dxa"/>
+              <w:left w:w="120" w:type="dxa"/>
+              <w:right w:w="120" w:type="dxa"/>
+            </w:tcMar>
+            <w:tcBorders>
+              <w:top w:val="single" w:sz="4" w:space="0" w:color="CCCCCC"/>
+              <w:bottom w:val="single" w:sz="4" w:space="0" w:color="CCCCCC"/>
+              <w:left w:val="single" w:sz="4" w:space="0" w:color="CCCCCC"/>
+              <w:right w:val="single" w:sz="4" w:space="0" w:color="CCCCCC"/>
+            </w:tcBorders>
+          </w:tcPr>
+          <w:p>
+            <w:pPr>
+              <w:spacing w:before="60" w:after="60" w:line="252" w:lineRule="auto"/>
+              <w:jc w:val="left"/>
+            </w:pPr>
+            <w:r/>
+            <w:r>
+              <w:t>BULL</w:t>
+            </w:r>
+          </w:p>
+        </w:tc>
+      </w:tr>
+      <w:tr>
+        <w:tc>
+          <w:tcPr>
+            <w:tcW w:type="dxa" w:w="1584"/>
+            <w:shd w:fill="FFFFFF"/>
+            <w:tcMar>
+              <w:top w:w="100" w:type="dxa"/>
+              <w:bottom w:w="100" w:type="dxa"/>
+              <w:left w:w="120" w:type="dxa"/>
+              <w:right w:w="120" w:type="dxa"/>
+            </w:tcMar>
+            <w:tcBorders>
+              <w:top w:val="single" w:sz="4" w:space="0" w:color="CCCCCC"/>
+              <w:bottom w:val="single" w:sz="4" w:space="0" w:color="CCCCCC"/>
+              <w:left w:val="single" w:sz="4" w:space="0" w:color="CCCCCC"/>
+              <w:right w:val="single" w:sz="4" w:space="0" w:color="CCCCCC"/>
+            </w:tcBorders>
+          </w:tcPr>
+          <w:p>
+            <w:pPr>
+              <w:spacing w:before="60" w:after="60" w:line="252" w:lineRule="auto"/>
+              <w:jc w:val="left"/>
+            </w:pPr>
+            <w:r/>
+            <w:r>
+              <w:rPr>
+                <w:b/>
+              </w:rPr>
+              <w:t>Thu 20/08</w:t>
+            </w:r>
+          </w:p>
+        </w:tc>
+        <w:tc>
+          <w:tcPr>
+            <w:tcW w:type="dxa" w:w="864"/>
+            <w:shd w:fill="FFFFFF"/>
+            <w:tcMar>
+              <w:top w:w="100" w:type="dxa"/>
+              <w:bottom w:w="100" w:type="dxa"/>
+              <w:left w:w="120" w:type="dxa"/>
+              <w:right w:w="120" w:type="dxa"/>
+            </w:tcMar>
+            <w:tcBorders>
+              <w:top w:val="single" w:sz="4" w:space="0" w:color="CCCCCC"/>
+              <w:bottom w:val="single" w:sz="4" w:space="0" w:color="CCCCCC"/>
+              <w:left w:val="single" w:sz="4" w:space="0" w:color="CCCCCC"/>
+              <w:right w:val="single" w:sz="4" w:space="0" w:color="CCCCCC"/>
+            </w:tcBorders>
+          </w:tcPr>
+          <w:p>
+            <w:pPr>
+              <w:spacing w:before="60" w:after="60" w:line="252" w:lineRule="auto"/>
+              <w:jc w:val="left"/>
+            </w:pPr>
+            <w:r/>
+            <w:r>
+              <w:t>Pre-NY 19-21</w:t>
+            </w:r>
+          </w:p>
+        </w:tc>
+        <w:tc>
+          <w:tcPr>
+            <w:tcW w:type="dxa" w:w="1440"/>
+            <w:shd w:fill="FFFFFF"/>
+            <w:tcMar>
+              <w:top w:w="100" w:type="dxa"/>
+              <w:bottom w:w="100" w:type="dxa"/>
+              <w:left w:w="120" w:type="dxa"/>
+              <w:right w:w="120" w:type="dxa"/>
+            </w:tcMar>
+            <w:tcBorders>
+              <w:top w:val="single" w:sz="4" w:space="0" w:color="CCCCCC"/>
+              <w:bottom w:val="single" w:sz="4" w:space="0" w:color="CCCCCC"/>
+              <w:left w:val="single" w:sz="4" w:space="0" w:color="CCCCCC"/>
+              <w:right w:val="single" w:sz="4" w:space="0" w:color="CCCCCC"/>
+            </w:tcBorders>
+          </w:tcPr>
+          <w:p>
+            <w:pPr>
+              <w:spacing w:before="60" w:after="60" w:line="252" w:lineRule="auto"/>
+              <w:jc w:val="left"/>
+            </w:pPr>
+            <w:r/>
+            <w:r>
+              <w:t>489.50</w:t>
+            </w:r>
+          </w:p>
+        </w:tc>
+        <w:tc>
+          <w:tcPr>
+            <w:tcW w:type="dxa" w:w="2016"/>
+            <w:shd w:fill="FFFFFF"/>
+            <w:tcMar>
+              <w:top w:w="100" w:type="dxa"/>
+              <w:bottom w:w="100" w:type="dxa"/>
+              <w:left w:w="120" w:type="dxa"/>
+              <w:right w:w="120" w:type="dxa"/>
+            </w:tcMar>
+            <w:tcBorders>
+              <w:top w:val="single" w:sz="4" w:space="0" w:color="CCCCCC"/>
+              <w:bottom w:val="single" w:sz="4" w:space="0" w:color="CCCCCC"/>
+              <w:left w:val="single" w:sz="4" w:space="0" w:color="CCCCCC"/>
+              <w:right w:val="single" w:sz="4" w:space="0" w:color="CCCCCC"/>
+            </w:tcBorders>
+          </w:tcPr>
+          <w:p>
+            <w:pPr>
+              <w:spacing w:before="60" w:after="60" w:line="252" w:lineRule="auto"/>
+              <w:jc w:val="left"/>
+            </w:pPr>
+            <w:r/>
+            <w:r>
+              <w:t>492.50</w:t>
+            </w:r>
+          </w:p>
+        </w:tc>
+        <w:tc>
+          <w:tcPr>
+            <w:tcW w:type="dxa" w:w="1152"/>
+            <w:shd w:fill="FFFFFF"/>
+            <w:tcMar>
+              <w:top w:w="100" w:type="dxa"/>
+              <w:bottom w:w="100" w:type="dxa"/>
+              <w:left w:w="120" w:type="dxa"/>
+              <w:right w:w="120" w:type="dxa"/>
+            </w:tcMar>
+            <w:tcBorders>
+              <w:top w:val="single" w:sz="4" w:space="0" w:color="CCCCCC"/>
+              <w:bottom w:val="single" w:sz="4" w:space="0" w:color="CCCCCC"/>
+              <w:left w:val="single" w:sz="4" w:space="0" w:color="CCCCCC"/>
+              <w:right w:val="single" w:sz="4" w:space="0" w:color="CCCCCC"/>
+            </w:tcBorders>
+          </w:tcPr>
+          <w:p>
+            <w:pPr>
+              <w:spacing w:before="60" w:after="60" w:line="252" w:lineRule="auto"/>
+              <w:jc w:val="left"/>
+            </w:pPr>
+            <w:r/>
+            <w:r>
+              <w:t>485.00</w:t>
+            </w:r>
+          </w:p>
+        </w:tc>
+        <w:tc>
+          <w:tcPr>
+            <w:tcW w:type="dxa" w:w="1728"/>
+            <w:shd w:fill="FFFFFF"/>
+            <w:tcMar>
+              <w:top w:w="100" w:type="dxa"/>
+              <w:bottom w:w="100" w:type="dxa"/>
+              <w:left w:w="120" w:type="dxa"/>
+              <w:right w:w="120" w:type="dxa"/>
+            </w:tcMar>
+            <w:tcBorders>
+              <w:top w:val="single" w:sz="4" w:space="0" w:color="CCCCCC"/>
+              <w:bottom w:val="single" w:sz="4" w:space="0" w:color="CCCCCC"/>
+              <w:left w:val="single" w:sz="4" w:space="0" w:color="CCCCCC"/>
+              <w:right w:val="single" w:sz="4" w:space="0" w:color="CCCCCC"/>
+            </w:tcBorders>
+          </w:tcPr>
+          <w:p>
+            <w:pPr>
+              <w:spacing w:before="60" w:after="60" w:line="252" w:lineRule="auto"/>
+              <w:jc w:val="left"/>
+            </w:pPr>
+            <w:r/>
+            <w:r>
+              <w:rPr>
+                <w:b/>
+              </w:rPr>
+              <w:t>489.75</w:t>
+            </w:r>
+          </w:p>
+        </w:tc>
+        <w:tc>
+          <w:tcPr>
+            <w:tcW w:type="dxa" w:w="3456"/>
+            <w:shd w:fill="FFFFFF"/>
+            <w:tcMar>
+              <w:top w:w="100" w:type="dxa"/>
+              <w:bottom w:w="100" w:type="dxa"/>
+              <w:left w:w="120" w:type="dxa"/>
+              <w:right w:w="120" w:type="dxa"/>
+            </w:tcMar>
+            <w:tcBorders>
+              <w:top w:val="single" w:sz="4" w:space="0" w:color="CCCCCC"/>
+              <w:bottom w:val="single" w:sz="4" w:space="0" w:color="CCCCCC"/>
+              <w:left w:val="single" w:sz="4" w:space="0" w:color="CCCCCC"/>
+              <w:right w:val="single" w:sz="4" w:space="0" w:color="CCCCCC"/>
+            </w:tcBorders>
+          </w:tcPr>
+          <w:p>
+            <w:pPr>
+              <w:spacing w:before="60" w:after="60" w:line="252" w:lineRule="auto"/>
+              <w:jc w:val="left"/>
+            </w:pPr>
+            <w:r/>
+            <w:r>
+              <w:rPr>
+                <w:b/>
+              </w:rPr>
+              <w:t>+0.25</w:t>
+            </w:r>
+          </w:p>
+        </w:tc>
+        <w:tc>
+          <w:tcPr>
+            <w:tcW w:type="dxa" w:w="1440"/>
+            <w:shd w:fill="FFFFFF"/>
+            <w:tcMar>
+              <w:top w:w="100" w:type="dxa"/>
+              <w:bottom w:w="100" w:type="dxa"/>
+              <w:left w:w="120" w:type="dxa"/>
+              <w:right w:w="120" w:type="dxa"/>
+            </w:tcMar>
+            <w:tcBorders>
+              <w:top w:val="single" w:sz="4" w:space="0" w:color="CCCCCC"/>
+              <w:bottom w:val="single" w:sz="4" w:space="0" w:color="CCCCCC"/>
+              <w:left w:val="single" w:sz="4" w:space="0" w:color="CCCCCC"/>
+              <w:right w:val="single" w:sz="4" w:space="0" w:color="CCCCCC"/>
+            </w:tcBorders>
+          </w:tcPr>
+          <w:p>
+            <w:pPr>
+              <w:spacing w:before="60" w:after="60" w:line="252" w:lineRule="auto"/>
+              <w:jc w:val="left"/>
+            </w:pPr>
+            <w:r/>
+            <w:r>
+              <w:t>BULL</w:t>
+            </w:r>
+          </w:p>
+        </w:tc>
+      </w:tr>
+      <w:tr>
+        <w:tc>
+          <w:tcPr>
+            <w:tcW w:type="dxa" w:w="1584"/>
+            <w:shd w:fill="F8FAFC"/>
+            <w:tcMar>
+              <w:top w:w="100" w:type="dxa"/>
+              <w:bottom w:w="100" w:type="dxa"/>
+              <w:left w:w="120" w:type="dxa"/>
+              <w:right w:w="120" w:type="dxa"/>
+            </w:tcMar>
+            <w:tcBorders>
+              <w:top w:val="single" w:sz="4" w:space="0" w:color="CCCCCC"/>
+              <w:bottom w:val="single" w:sz="4" w:space="0" w:color="CCCCCC"/>
+              <w:left w:val="single" w:sz="4" w:space="0" w:color="CCCCCC"/>
+              <w:right w:val="single" w:sz="4" w:space="0" w:color="CCCCCC"/>
+            </w:tcBorders>
+          </w:tcPr>
+          <w:p>
+            <w:pPr>
+              <w:spacing w:before="60" w:after="60" w:line="252" w:lineRule="auto"/>
+              <w:jc w:val="left"/>
+            </w:pPr>
+            <w:r/>
+            <w:r>
+              <w:rPr>
+                <w:b/>
+              </w:rPr>
+              <w:t>Thu 20/08</w:t>
+            </w:r>
+          </w:p>
+        </w:tc>
+        <w:tc>
+          <w:tcPr>
+            <w:tcW w:type="dxa" w:w="864"/>
+            <w:shd w:fill="F8FAFC"/>
+            <w:tcMar>
+              <w:top w:w="100" w:type="dxa"/>
+              <w:bottom w:w="100" w:type="dxa"/>
+              <w:left w:w="120" w:type="dxa"/>
+              <w:right w:w="120" w:type="dxa"/>
+            </w:tcMar>
+            <w:tcBorders>
+              <w:top w:val="single" w:sz="4" w:space="0" w:color="CCCCCC"/>
+              <w:bottom w:val="single" w:sz="4" w:space="0" w:color="CCCCCC"/>
+              <w:left w:val="single" w:sz="4" w:space="0" w:color="CCCCCC"/>
+              <w:right w:val="single" w:sz="4" w:space="0" w:color="CCCCCC"/>
+            </w:tcBorders>
+          </w:tcPr>
+          <w:p>
+            <w:pPr>
+              <w:spacing w:before="60" w:after="60" w:line="252" w:lineRule="auto"/>
+              <w:jc w:val="left"/>
+            </w:pPr>
+            <w:r/>
+            <w:r>
+              <w:t>NY Open 21-23</w:t>
+            </w:r>
+          </w:p>
+        </w:tc>
+        <w:tc>
+          <w:tcPr>
+            <w:tcW w:type="dxa" w:w="1440"/>
+            <w:shd w:fill="F8FAFC"/>
+            <w:tcMar>
+              <w:top w:w="100" w:type="dxa"/>
+              <w:bottom w:w="100" w:type="dxa"/>
+              <w:left w:w="120" w:type="dxa"/>
+              <w:right w:w="120" w:type="dxa"/>
+            </w:tcMar>
+            <w:tcBorders>
+              <w:top w:val="single" w:sz="4" w:space="0" w:color="CCCCCC"/>
+              <w:bottom w:val="single" w:sz="4" w:space="0" w:color="CCCCCC"/>
+              <w:left w:val="single" w:sz="4" w:space="0" w:color="CCCCCC"/>
+              <w:right w:val="single" w:sz="4" w:space="0" w:color="CCCCCC"/>
+            </w:tcBorders>
+          </w:tcPr>
+          <w:p>
+            <w:pPr>
+              <w:spacing w:before="60" w:after="60" w:line="252" w:lineRule="auto"/>
+              <w:jc w:val="left"/>
+            </w:pPr>
+            <w:r/>
+            <w:r>
+              <w:t>489.75</w:t>
+            </w:r>
+          </w:p>
+        </w:tc>
+        <w:tc>
+          <w:tcPr>
+            <w:tcW w:type="dxa" w:w="2016"/>
+            <w:shd w:fill="F8FAFC"/>
+            <w:tcMar>
+              <w:top w:w="100" w:type="dxa"/>
+              <w:bottom w:w="100" w:type="dxa"/>
+              <w:left w:w="120" w:type="dxa"/>
+              <w:right w:w="120" w:type="dxa"/>
+            </w:tcMar>
+            <w:tcBorders>
+              <w:top w:val="single" w:sz="4" w:space="0" w:color="CCCCCC"/>
+              <w:bottom w:val="single" w:sz="4" w:space="0" w:color="CCCCCC"/>
+              <w:left w:val="single" w:sz="4" w:space="0" w:color="CCCCCC"/>
+              <w:right w:val="single" w:sz="4" w:space="0" w:color="CCCCCC"/>
+            </w:tcBorders>
+          </w:tcPr>
+          <w:p>
+            <w:pPr>
+              <w:spacing w:before="60" w:after="60" w:line="252" w:lineRule="auto"/>
+              <w:jc w:val="left"/>
+            </w:pPr>
+            <w:r/>
+            <w:r>
+              <w:t>494.00</w:t>
+            </w:r>
+          </w:p>
+        </w:tc>
+        <w:tc>
+          <w:tcPr>
+            <w:tcW w:type="dxa" w:w="1152"/>
+            <w:shd w:fill="F8FAFC"/>
+            <w:tcMar>
+              <w:top w:w="100" w:type="dxa"/>
+              <w:bottom w:w="100" w:type="dxa"/>
+              <w:left w:w="120" w:type="dxa"/>
+              <w:right w:w="120" w:type="dxa"/>
+            </w:tcMar>
+            <w:tcBorders>
+              <w:top w:val="single" w:sz="4" w:space="0" w:color="CCCCCC"/>
+              <w:bottom w:val="single" w:sz="4" w:space="0" w:color="CCCCCC"/>
+              <w:left w:val="single" w:sz="4" w:space="0" w:color="CCCCCC"/>
+              <w:right w:val="single" w:sz="4" w:space="0" w:color="CCCCCC"/>
+            </w:tcBorders>
+          </w:tcPr>
+          <w:p>
+            <w:pPr>
+              <w:spacing w:before="60" w:after="60" w:line="252" w:lineRule="auto"/>
+              <w:jc w:val="left"/>
+            </w:pPr>
+            <w:r/>
+            <w:r>
+              <w:t>486.50</w:t>
+            </w:r>
+          </w:p>
+        </w:tc>
+        <w:tc>
+          <w:tcPr>
+            <w:tcW w:type="dxa" w:w="1728"/>
+            <w:shd w:fill="F8FAFC"/>
+            <w:tcMar>
+              <w:top w:w="100" w:type="dxa"/>
+              <w:bottom w:w="100" w:type="dxa"/>
+              <w:left w:w="120" w:type="dxa"/>
+              <w:right w:w="120" w:type="dxa"/>
+            </w:tcMar>
+            <w:tcBorders>
+              <w:top w:val="single" w:sz="4" w:space="0" w:color="CCCCCC"/>
+              <w:bottom w:val="single" w:sz="4" w:space="0" w:color="CCCCCC"/>
+              <w:left w:val="single" w:sz="4" w:space="0" w:color="CCCCCC"/>
+              <w:right w:val="single" w:sz="4" w:space="0" w:color="CCCCCC"/>
+            </w:tcBorders>
+          </w:tcPr>
+          <w:p>
+            <w:pPr>
+              <w:spacing w:before="60" w:after="60" w:line="252" w:lineRule="auto"/>
+              <w:jc w:val="left"/>
+            </w:pPr>
+            <w:r/>
+            <w:r>
+              <w:rPr>
+                <w:b/>
+              </w:rPr>
+              <w:t>490.50</w:t>
+            </w:r>
+          </w:p>
+        </w:tc>
+        <w:tc>
+          <w:tcPr>
+            <w:tcW w:type="dxa" w:w="3456"/>
+            <w:shd w:fill="F8FAFC"/>
+            <w:tcMar>
+              <w:top w:w="100" w:type="dxa"/>
+              <w:bottom w:w="100" w:type="dxa"/>
+              <w:left w:w="120" w:type="dxa"/>
+              <w:right w:w="120" w:type="dxa"/>
+            </w:tcMar>
+            <w:tcBorders>
+              <w:top w:val="single" w:sz="4" w:space="0" w:color="CCCCCC"/>
+              <w:bottom w:val="single" w:sz="4" w:space="0" w:color="CCCCCC"/>
+              <w:left w:val="single" w:sz="4" w:space="0" w:color="CCCCCC"/>
+              <w:right w:val="single" w:sz="4" w:space="0" w:color="CCCCCC"/>
+            </w:tcBorders>
+          </w:tcPr>
+          <w:p>
+            <w:pPr>
+              <w:spacing w:before="60" w:after="60" w:line="252" w:lineRule="auto"/>
+              <w:jc w:val="left"/>
+            </w:pPr>
+            <w:r/>
+            <w:r>
+              <w:rPr>
+                <w:b/>
+              </w:rPr>
+              <w:t>+0.75</w:t>
+            </w:r>
+          </w:p>
+        </w:tc>
+        <w:tc>
+          <w:tcPr>
+            <w:tcW w:type="dxa" w:w="1440"/>
+            <w:shd w:fill="F8FAFC"/>
+            <w:tcMar>
+              <w:top w:w="100" w:type="dxa"/>
+              <w:bottom w:w="100" w:type="dxa"/>
+              <w:left w:w="120" w:type="dxa"/>
+              <w:right w:w="120" w:type="dxa"/>
+            </w:tcMar>
+            <w:tcBorders>
+              <w:top w:val="single" w:sz="4" w:space="0" w:color="CCCCCC"/>
+              <w:bottom w:val="single" w:sz="4" w:space="0" w:color="CCCCCC"/>
+              <w:left w:val="single" w:sz="4" w:space="0" w:color="CCCCCC"/>
+              <w:right w:val="single" w:sz="4" w:space="0" w:color="CCCCCC"/>
+            </w:tcBorders>
+          </w:tcPr>
+          <w:p>
+            <w:pPr>
+              <w:spacing w:before="60" w:after="60" w:line="252" w:lineRule="auto"/>
+              <w:jc w:val="left"/>
+            </w:pPr>
+            <w:r/>
+            <w:r>
+              <w:t>BULL</w:t>
+            </w:r>
+          </w:p>
+        </w:tc>
+      </w:tr>
+      <w:tr>
+        <w:tc>
+          <w:tcPr>
+            <w:tcW w:type="dxa" w:w="1584"/>
+            <w:shd w:fill="FFFFFF"/>
+            <w:tcMar>
+              <w:top w:w="100" w:type="dxa"/>
+              <w:bottom w:w="100" w:type="dxa"/>
+              <w:left w:w="120" w:type="dxa"/>
+              <w:right w:w="120" w:type="dxa"/>
+            </w:tcMar>
+            <w:tcBorders>
+              <w:top w:val="single" w:sz="4" w:space="0" w:color="CCCCCC"/>
+              <w:bottom w:val="single" w:sz="4" w:space="0" w:color="CCCCCC"/>
+              <w:left w:val="single" w:sz="4" w:space="0" w:color="CCCCCC"/>
+              <w:right w:val="single" w:sz="4" w:space="0" w:color="CCCCCC"/>
+            </w:tcBorders>
+          </w:tcPr>
+          <w:p>
+            <w:pPr>
+              <w:spacing w:before="60" w:after="60" w:line="252" w:lineRule="auto"/>
+              <w:jc w:val="left"/>
+            </w:pPr>
+            <w:r/>
+            <w:r>
+              <w:rPr>
+                <w:b/>
+              </w:rPr>
+              <w:t>Thu 20/08</w:t>
+            </w:r>
+          </w:p>
+        </w:tc>
+        <w:tc>
+          <w:tcPr>
+            <w:tcW w:type="dxa" w:w="864"/>
+            <w:shd w:fill="FFFFFF"/>
+            <w:tcMar>
+              <w:top w:w="100" w:type="dxa"/>
+              <w:bottom w:w="100" w:type="dxa"/>
+              <w:left w:w="120" w:type="dxa"/>
+              <w:right w:w="120" w:type="dxa"/>
+            </w:tcMar>
+            <w:tcBorders>
+              <w:top w:val="single" w:sz="4" w:space="0" w:color="CCCCCC"/>
+              <w:bottom w:val="single" w:sz="4" w:space="0" w:color="CCCCCC"/>
+              <w:left w:val="single" w:sz="4" w:space="0" w:color="CCCCCC"/>
+              <w:right w:val="single" w:sz="4" w:space="0" w:color="CCCCCC"/>
+            </w:tcBorders>
+          </w:tcPr>
+          <w:p>
+            <w:pPr>
+              <w:spacing w:before="60" w:after="60" w:line="252" w:lineRule="auto"/>
+              <w:jc w:val="left"/>
+            </w:pPr>
+            <w:r/>
+            <w:r>
+              <w:t>NY Close 23-01</w:t>
+            </w:r>
+          </w:p>
+        </w:tc>
+        <w:tc>
+          <w:tcPr>
+            <w:tcW w:type="dxa" w:w="1440"/>
+            <w:shd w:fill="FFFFFF"/>
+            <w:tcMar>
+              <w:top w:w="100" w:type="dxa"/>
+              <w:bottom w:w="100" w:type="dxa"/>
+              <w:left w:w="120" w:type="dxa"/>
+              <w:right w:w="120" w:type="dxa"/>
+            </w:tcMar>
+            <w:tcBorders>
+              <w:top w:val="single" w:sz="4" w:space="0" w:color="CCCCCC"/>
+              <w:bottom w:val="single" w:sz="4" w:space="0" w:color="CCCCCC"/>
+              <w:left w:val="single" w:sz="4" w:space="0" w:color="CCCCCC"/>
+              <w:right w:val="single" w:sz="4" w:space="0" w:color="CCCCCC"/>
+            </w:tcBorders>
+          </w:tcPr>
+          <w:p>
+            <w:pPr>
+              <w:spacing w:before="60" w:after="60" w:line="252" w:lineRule="auto"/>
+              <w:jc w:val="left"/>
+            </w:pPr>
+            <w:r/>
+            <w:r>
+              <w:t>490.50</w:t>
+            </w:r>
+          </w:p>
+        </w:tc>
+        <w:tc>
+          <w:tcPr>
+            <w:tcW w:type="dxa" w:w="2016"/>
+            <w:shd w:fill="FFFFFF"/>
+            <w:tcMar>
+              <w:top w:w="100" w:type="dxa"/>
+              <w:bottom w:w="100" w:type="dxa"/>
+              <w:left w:w="120" w:type="dxa"/>
+              <w:right w:w="120" w:type="dxa"/>
+            </w:tcMar>
+            <w:tcBorders>
+              <w:top w:val="single" w:sz="4" w:space="0" w:color="CCCCCC"/>
+              <w:bottom w:val="single" w:sz="4" w:space="0" w:color="CCCCCC"/>
+              <w:left w:val="single" w:sz="4" w:space="0" w:color="CCCCCC"/>
+              <w:right w:val="single" w:sz="4" w:space="0" w:color="CCCCCC"/>
+            </w:tcBorders>
+          </w:tcPr>
+          <w:p>
+            <w:pPr>
+              <w:spacing w:before="60" w:after="60" w:line="252" w:lineRule="auto"/>
+              <w:jc w:val="left"/>
+            </w:pPr>
+            <w:r/>
+            <w:r>
+              <w:t>494.00</w:t>
+            </w:r>
+          </w:p>
+        </w:tc>
+        <w:tc>
+          <w:tcPr>
+            <w:tcW w:type="dxa" w:w="1152"/>
+            <w:shd w:fill="FFFFFF"/>
+            <w:tcMar>
+              <w:top w:w="100" w:type="dxa"/>
+              <w:bottom w:w="100" w:type="dxa"/>
+              <w:left w:w="120" w:type="dxa"/>
+              <w:right w:w="120" w:type="dxa"/>
+            </w:tcMar>
+            <w:tcBorders>
+              <w:top w:val="single" w:sz="4" w:space="0" w:color="CCCCCC"/>
+              <w:bottom w:val="single" w:sz="4" w:space="0" w:color="CCCCCC"/>
+              <w:left w:val="single" w:sz="4" w:space="0" w:color="CCCCCC"/>
+              <w:right w:val="single" w:sz="4" w:space="0" w:color="CCCCCC"/>
+            </w:tcBorders>
+          </w:tcPr>
+          <w:p>
+            <w:pPr>
+              <w:spacing w:before="60" w:after="60" w:line="252" w:lineRule="auto"/>
+              <w:jc w:val="left"/>
+            </w:pPr>
+            <w:r/>
+            <w:r>
+              <w:t>488.25</w:t>
+            </w:r>
+          </w:p>
+        </w:tc>
+        <w:tc>
+          <w:tcPr>
+            <w:tcW w:type="dxa" w:w="1728"/>
+            <w:shd w:fill="FFFFFF"/>
+            <w:tcMar>
+              <w:top w:w="100" w:type="dxa"/>
+              <w:bottom w:w="100" w:type="dxa"/>
+              <w:left w:w="120" w:type="dxa"/>
+              <w:right w:w="120" w:type="dxa"/>
+            </w:tcMar>
+            <w:tcBorders>
+              <w:top w:val="single" w:sz="4" w:space="0" w:color="CCCCCC"/>
+              <w:bottom w:val="single" w:sz="4" w:space="0" w:color="CCCCCC"/>
+              <w:left w:val="single" w:sz="4" w:space="0" w:color="CCCCCC"/>
+              <w:right w:val="single" w:sz="4" w:space="0" w:color="CCCCCC"/>
+            </w:tcBorders>
+          </w:tcPr>
+          <w:p>
+            <w:pPr>
+              <w:spacing w:before="60" w:after="60" w:line="252" w:lineRule="auto"/>
+              <w:jc w:val="left"/>
+            </w:pPr>
+            <w:r/>
+            <w:r>
+              <w:rPr>
+                <w:b/>
+              </w:rPr>
+              <w:t>490.50</w:t>
             </w:r>
           </w:p>
         </w:tc>
@@ -16919,7 +19739,7 @@
               <w:rPr>
                 <w:b/>
               </w:rPr>
-              <w:t>Wed 19/08</w:t>
+              <w:t>Fri 21/08</w:t>
             </w:r>
           </w:p>
         </w:tc>
@@ -16975,7 +19795,7 @@
             </w:pPr>
             <w:r/>
             <w:r>
-              <w:t>485.50</w:t>
+              <w:t>490.50</w:t>
             </w:r>
           </w:p>
         </w:tc>
@@ -17003,7 +19823,7 @@
             </w:pPr>
             <w:r/>
             <w:r>
-              <w:t>488.25</w:t>
+              <w:t>494.25</w:t>
             </w:r>
           </w:p>
         </w:tc>
@@ -17031,7 +19851,7 @@
             </w:pPr>
             <w:r/>
             <w:r>
-              <w:t>483.00</w:t>
+              <w:t>487.00</w:t>
             </w:r>
           </w:p>
         </w:tc>
@@ -17062,7 +19882,7 @@
               <w:rPr>
                 <w:b/>
               </w:rPr>
-              <w:t>485.00</w:t>
+              <w:t>490.25</w:t>
             </w:r>
           </w:p>
         </w:tc>
@@ -17070,241 +19890,6 @@
           <w:tcPr>
             <w:tcW w:type="dxa" w:w="3456"/>
             <w:shd w:fill="F8FAFC"/>
-            <w:tcMar>
-              <w:top w:w="100" w:type="dxa"/>
-              <w:bottom w:w="100" w:type="dxa"/>
-              <w:left w:w="120" w:type="dxa"/>
-              <w:right w:w="120" w:type="dxa"/>
-            </w:tcMar>
-            <w:tcBorders>
-              <w:top w:val="single" w:sz="4" w:space="0" w:color="CCCCCC"/>
-              <w:bottom w:val="single" w:sz="4" w:space="0" w:color="CCCCCC"/>
-              <w:left w:val="single" w:sz="4" w:space="0" w:color="CCCCCC"/>
-              <w:right w:val="single" w:sz="4" w:space="0" w:color="CCCCCC"/>
-            </w:tcBorders>
-          </w:tcPr>
-          <w:p>
-            <w:pPr>
-              <w:spacing w:before="60" w:after="60" w:line="252" w:lineRule="auto"/>
-              <w:jc w:val="left"/>
-            </w:pPr>
-            <w:r/>
-            <w:r>
-              <w:rPr>
-                <w:b/>
-              </w:rPr>
-              <w:t>-0.50</w:t>
-            </w:r>
-          </w:p>
-        </w:tc>
-        <w:tc>
-          <w:tcPr>
-            <w:tcW w:type="dxa" w:w="1440"/>
-            <w:shd w:fill="F8FAFC"/>
-            <w:tcMar>
-              <w:top w:w="100" w:type="dxa"/>
-              <w:bottom w:w="100" w:type="dxa"/>
-              <w:left w:w="120" w:type="dxa"/>
-              <w:right w:w="120" w:type="dxa"/>
-            </w:tcMar>
-            <w:tcBorders>
-              <w:top w:val="single" w:sz="4" w:space="0" w:color="CCCCCC"/>
-              <w:bottom w:val="single" w:sz="4" w:space="0" w:color="CCCCCC"/>
-              <w:left w:val="single" w:sz="4" w:space="0" w:color="CCCCCC"/>
-              <w:right w:val="single" w:sz="4" w:space="0" w:color="CCCCCC"/>
-            </w:tcBorders>
-          </w:tcPr>
-          <w:p>
-            <w:pPr>
-              <w:spacing w:before="60" w:after="60" w:line="252" w:lineRule="auto"/>
-              <w:jc w:val="left"/>
-            </w:pPr>
-            <w:r/>
-            <w:r>
-              <w:t>BEAR</w:t>
-            </w:r>
-          </w:p>
-        </w:tc>
-      </w:tr>
-      <w:tr>
-        <w:tc>
-          <w:tcPr>
-            <w:tcW w:type="dxa" w:w="1584"/>
-            <w:shd w:fill="FFFFFF"/>
-            <w:tcMar>
-              <w:top w:w="100" w:type="dxa"/>
-              <w:bottom w:w="100" w:type="dxa"/>
-              <w:left w:w="120" w:type="dxa"/>
-              <w:right w:w="120" w:type="dxa"/>
-            </w:tcMar>
-            <w:tcBorders>
-              <w:top w:val="single" w:sz="4" w:space="0" w:color="CCCCCC"/>
-              <w:bottom w:val="single" w:sz="4" w:space="0" w:color="CCCCCC"/>
-              <w:left w:val="single" w:sz="4" w:space="0" w:color="CCCCCC"/>
-              <w:right w:val="single" w:sz="4" w:space="0" w:color="CCCCCC"/>
-            </w:tcBorders>
-          </w:tcPr>
-          <w:p>
-            <w:pPr>
-              <w:spacing w:before="60" w:after="60" w:line="252" w:lineRule="auto"/>
-              <w:jc w:val="left"/>
-            </w:pPr>
-            <w:r/>
-            <w:r>
-              <w:rPr>
-                <w:b/>
-              </w:rPr>
-              <w:t>Wed 19/08</w:t>
-            </w:r>
-          </w:p>
-        </w:tc>
-        <w:tc>
-          <w:tcPr>
-            <w:tcW w:type="dxa" w:w="864"/>
-            <w:shd w:fill="FFFFFF"/>
-            <w:tcMar>
-              <w:top w:w="100" w:type="dxa"/>
-              <w:bottom w:w="100" w:type="dxa"/>
-              <w:left w:w="120" w:type="dxa"/>
-              <w:right w:w="120" w:type="dxa"/>
-            </w:tcMar>
-            <w:tcBorders>
-              <w:top w:val="single" w:sz="4" w:space="0" w:color="CCCCCC"/>
-              <w:bottom w:val="single" w:sz="4" w:space="0" w:color="CCCCCC"/>
-              <w:left w:val="single" w:sz="4" w:space="0" w:color="CCCCCC"/>
-              <w:right w:val="single" w:sz="4" w:space="0" w:color="CCCCCC"/>
-            </w:tcBorders>
-          </w:tcPr>
-          <w:p>
-            <w:pPr>
-              <w:spacing w:before="60" w:after="60" w:line="252" w:lineRule="auto"/>
-              <w:jc w:val="left"/>
-            </w:pPr>
-            <w:r/>
-            <w:r>
-              <w:t>Asia 11-15</w:t>
-            </w:r>
-          </w:p>
-        </w:tc>
-        <w:tc>
-          <w:tcPr>
-            <w:tcW w:type="dxa" w:w="1440"/>
-            <w:shd w:fill="FFFFFF"/>
-            <w:tcMar>
-              <w:top w:w="100" w:type="dxa"/>
-              <w:bottom w:w="100" w:type="dxa"/>
-              <w:left w:w="120" w:type="dxa"/>
-              <w:right w:w="120" w:type="dxa"/>
-            </w:tcMar>
-            <w:tcBorders>
-              <w:top w:val="single" w:sz="4" w:space="0" w:color="CCCCCC"/>
-              <w:bottom w:val="single" w:sz="4" w:space="0" w:color="CCCCCC"/>
-              <w:left w:val="single" w:sz="4" w:space="0" w:color="CCCCCC"/>
-              <w:right w:val="single" w:sz="4" w:space="0" w:color="CCCCCC"/>
-            </w:tcBorders>
-          </w:tcPr>
-          <w:p>
-            <w:pPr>
-              <w:spacing w:before="60" w:after="60" w:line="252" w:lineRule="auto"/>
-              <w:jc w:val="left"/>
-            </w:pPr>
-            <w:r/>
-            <w:r>
-              <w:t>485.00</w:t>
-            </w:r>
-          </w:p>
-        </w:tc>
-        <w:tc>
-          <w:tcPr>
-            <w:tcW w:type="dxa" w:w="2016"/>
-            <w:shd w:fill="FFFFFF"/>
-            <w:tcMar>
-              <w:top w:w="100" w:type="dxa"/>
-              <w:bottom w:w="100" w:type="dxa"/>
-              <w:left w:w="120" w:type="dxa"/>
-              <w:right w:w="120" w:type="dxa"/>
-            </w:tcMar>
-            <w:tcBorders>
-              <w:top w:val="single" w:sz="4" w:space="0" w:color="CCCCCC"/>
-              <w:bottom w:val="single" w:sz="4" w:space="0" w:color="CCCCCC"/>
-              <w:left w:val="single" w:sz="4" w:space="0" w:color="CCCCCC"/>
-              <w:right w:val="single" w:sz="4" w:space="0" w:color="CCCCCC"/>
-            </w:tcBorders>
-          </w:tcPr>
-          <w:p>
-            <w:pPr>
-              <w:spacing w:before="60" w:after="60" w:line="252" w:lineRule="auto"/>
-              <w:jc w:val="left"/>
-            </w:pPr>
-            <w:r/>
-            <w:r>
-              <w:t>488.00</w:t>
-            </w:r>
-          </w:p>
-        </w:tc>
-        <w:tc>
-          <w:tcPr>
-            <w:tcW w:type="dxa" w:w="1152"/>
-            <w:shd w:fill="FFFFFF"/>
-            <w:tcMar>
-              <w:top w:w="100" w:type="dxa"/>
-              <w:bottom w:w="100" w:type="dxa"/>
-              <w:left w:w="120" w:type="dxa"/>
-              <w:right w:w="120" w:type="dxa"/>
-            </w:tcMar>
-            <w:tcBorders>
-              <w:top w:val="single" w:sz="4" w:space="0" w:color="CCCCCC"/>
-              <w:bottom w:val="single" w:sz="4" w:space="0" w:color="CCCCCC"/>
-              <w:left w:val="single" w:sz="4" w:space="0" w:color="CCCCCC"/>
-              <w:right w:val="single" w:sz="4" w:space="0" w:color="CCCCCC"/>
-            </w:tcBorders>
-          </w:tcPr>
-          <w:p>
-            <w:pPr>
-              <w:spacing w:before="60" w:after="60" w:line="252" w:lineRule="auto"/>
-              <w:jc w:val="left"/>
-            </w:pPr>
-            <w:r/>
-            <w:r>
-              <w:t>481.75</w:t>
-            </w:r>
-          </w:p>
-        </w:tc>
-        <w:tc>
-          <w:tcPr>
-            <w:tcW w:type="dxa" w:w="1728"/>
-            <w:shd w:fill="FFFFFF"/>
-            <w:tcMar>
-              <w:top w:w="100" w:type="dxa"/>
-              <w:bottom w:w="100" w:type="dxa"/>
-              <w:left w:w="120" w:type="dxa"/>
-              <w:right w:w="120" w:type="dxa"/>
-            </w:tcMar>
-            <w:tcBorders>
-              <w:top w:val="single" w:sz="4" w:space="0" w:color="CCCCCC"/>
-              <w:bottom w:val="single" w:sz="4" w:space="0" w:color="CCCCCC"/>
-              <w:left w:val="single" w:sz="4" w:space="0" w:color="CCCCCC"/>
-              <w:right w:val="single" w:sz="4" w:space="0" w:color="CCCCCC"/>
-            </w:tcBorders>
-          </w:tcPr>
-          <w:p>
-            <w:pPr>
-              <w:spacing w:before="60" w:after="60" w:line="252" w:lineRule="auto"/>
-              <w:jc w:val="left"/>
-            </w:pPr>
-            <w:r/>
-            <w:r>
-              <w:rPr>
-                <w:b/>
-              </w:rPr>
-              <w:t>484.75</w:t>
-            </w:r>
-          </w:p>
-        </w:tc>
-        <w:tc>
-          <w:tcPr>
-            <w:tcW w:type="dxa" w:w="3456"/>
-            <w:shd w:fill="FFFFFF"/>
             <w:tcMar>
               <w:top w:w="100" w:type="dxa"/>
               <w:bottom w:w="100" w:type="dxa"/>
@@ -17335,7 +19920,7 @@
         <w:tc>
           <w:tcPr>
             <w:tcW w:type="dxa" w:w="1440"/>
-            <w:shd w:fill="FFFFFF"/>
+            <w:shd w:fill="F8FAFC"/>
             <w:tcMar>
               <w:top w:w="100" w:type="dxa"/>
               <w:bottom w:w="100" w:type="dxa"/>
@@ -17365,7 +19950,7 @@
         <w:tc>
           <w:tcPr>
             <w:tcW w:type="dxa" w:w="1584"/>
-            <w:shd w:fill="F8FAFC"/>
+            <w:shd w:fill="FFFFFF"/>
             <w:tcMar>
               <w:top w:w="100" w:type="dxa"/>
               <w:bottom w:w="100" w:type="dxa"/>
@@ -17389,126 +19974,126 @@
               <w:rPr>
                 <w:b/>
               </w:rPr>
-              <w:t>Wed 19/08</w:t>
+              <w:t>Fri 21/08</w:t>
             </w:r>
           </w:p>
         </w:tc>
         <w:tc>
           <w:tcPr>
             <w:tcW w:type="dxa" w:w="864"/>
-            <w:shd w:fill="F8FAFC"/>
-            <w:tcMar>
-              <w:top w:w="100" w:type="dxa"/>
-              <w:bottom w:w="100" w:type="dxa"/>
-              <w:left w:w="120" w:type="dxa"/>
-              <w:right w:w="120" w:type="dxa"/>
-            </w:tcMar>
-            <w:tcBorders>
-              <w:top w:val="single" w:sz="4" w:space="0" w:color="CCCCCC"/>
-              <w:bottom w:val="single" w:sz="4" w:space="0" w:color="CCCCCC"/>
-              <w:left w:val="single" w:sz="4" w:space="0" w:color="CCCCCC"/>
-              <w:right w:val="single" w:sz="4" w:space="0" w:color="CCCCCC"/>
-            </w:tcBorders>
-          </w:tcPr>
-          <w:p>
-            <w:pPr>
-              <w:spacing w:before="60" w:after="60" w:line="252" w:lineRule="auto"/>
-              <w:jc w:val="left"/>
-            </w:pPr>
-            <w:r/>
-            <w:r>
-              <w:t>London 15-19</w:t>
+            <w:shd w:fill="FFFFFF"/>
+            <w:tcMar>
+              <w:top w:w="100" w:type="dxa"/>
+              <w:bottom w:w="100" w:type="dxa"/>
+              <w:left w:w="120" w:type="dxa"/>
+              <w:right w:w="120" w:type="dxa"/>
+            </w:tcMar>
+            <w:tcBorders>
+              <w:top w:val="single" w:sz="4" w:space="0" w:color="CCCCCC"/>
+              <w:bottom w:val="single" w:sz="4" w:space="0" w:color="CCCCCC"/>
+              <w:left w:val="single" w:sz="4" w:space="0" w:color="CCCCCC"/>
+              <w:right w:val="single" w:sz="4" w:space="0" w:color="CCCCCC"/>
+            </w:tcBorders>
+          </w:tcPr>
+          <w:p>
+            <w:pPr>
+              <w:spacing w:before="60" w:after="60" w:line="252" w:lineRule="auto"/>
+              <w:jc w:val="left"/>
+            </w:pPr>
+            <w:r/>
+            <w:r>
+              <w:t>Asia 11-15</w:t>
             </w:r>
           </w:p>
         </w:tc>
         <w:tc>
           <w:tcPr>
             <w:tcW w:type="dxa" w:w="1440"/>
-            <w:shd w:fill="F8FAFC"/>
-            <w:tcMar>
-              <w:top w:w="100" w:type="dxa"/>
-              <w:bottom w:w="100" w:type="dxa"/>
-              <w:left w:w="120" w:type="dxa"/>
-              <w:right w:w="120" w:type="dxa"/>
-            </w:tcMar>
-            <w:tcBorders>
-              <w:top w:val="single" w:sz="4" w:space="0" w:color="CCCCCC"/>
-              <w:bottom w:val="single" w:sz="4" w:space="0" w:color="CCCCCC"/>
-              <w:left w:val="single" w:sz="4" w:space="0" w:color="CCCCCC"/>
-              <w:right w:val="single" w:sz="4" w:space="0" w:color="CCCCCC"/>
-            </w:tcBorders>
-          </w:tcPr>
-          <w:p>
-            <w:pPr>
-              <w:spacing w:before="60" w:after="60" w:line="252" w:lineRule="auto"/>
-              <w:jc w:val="left"/>
-            </w:pPr>
-            <w:r/>
-            <w:r>
-              <w:t>484.75</w:t>
+            <w:shd w:fill="FFFFFF"/>
+            <w:tcMar>
+              <w:top w:w="100" w:type="dxa"/>
+              <w:bottom w:w="100" w:type="dxa"/>
+              <w:left w:w="120" w:type="dxa"/>
+              <w:right w:w="120" w:type="dxa"/>
+            </w:tcMar>
+            <w:tcBorders>
+              <w:top w:val="single" w:sz="4" w:space="0" w:color="CCCCCC"/>
+              <w:bottom w:val="single" w:sz="4" w:space="0" w:color="CCCCCC"/>
+              <w:left w:val="single" w:sz="4" w:space="0" w:color="CCCCCC"/>
+              <w:right w:val="single" w:sz="4" w:space="0" w:color="CCCCCC"/>
+            </w:tcBorders>
+          </w:tcPr>
+          <w:p>
+            <w:pPr>
+              <w:spacing w:before="60" w:after="60" w:line="252" w:lineRule="auto"/>
+              <w:jc w:val="left"/>
+            </w:pPr>
+            <w:r/>
+            <w:r>
+              <w:t>490.25</w:t>
             </w:r>
           </w:p>
         </w:tc>
         <w:tc>
           <w:tcPr>
             <w:tcW w:type="dxa" w:w="2016"/>
-            <w:shd w:fill="F8FAFC"/>
-            <w:tcMar>
-              <w:top w:w="100" w:type="dxa"/>
-              <w:bottom w:w="100" w:type="dxa"/>
-              <w:left w:w="120" w:type="dxa"/>
-              <w:right w:w="120" w:type="dxa"/>
-            </w:tcMar>
-            <w:tcBorders>
-              <w:top w:val="single" w:sz="4" w:space="0" w:color="CCCCCC"/>
-              <w:bottom w:val="single" w:sz="4" w:space="0" w:color="CCCCCC"/>
-              <w:left w:val="single" w:sz="4" w:space="0" w:color="CCCCCC"/>
-              <w:right w:val="single" w:sz="4" w:space="0" w:color="CCCCCC"/>
-            </w:tcBorders>
-          </w:tcPr>
-          <w:p>
-            <w:pPr>
-              <w:spacing w:before="60" w:after="60" w:line="252" w:lineRule="auto"/>
-              <w:jc w:val="left"/>
-            </w:pPr>
-            <w:r/>
-            <w:r>
-              <w:t>488.75</w:t>
+            <w:shd w:fill="FFFFFF"/>
+            <w:tcMar>
+              <w:top w:w="100" w:type="dxa"/>
+              <w:bottom w:w="100" w:type="dxa"/>
+              <w:left w:w="120" w:type="dxa"/>
+              <w:right w:w="120" w:type="dxa"/>
+            </w:tcMar>
+            <w:tcBorders>
+              <w:top w:val="single" w:sz="4" w:space="0" w:color="CCCCCC"/>
+              <w:bottom w:val="single" w:sz="4" w:space="0" w:color="CCCCCC"/>
+              <w:left w:val="single" w:sz="4" w:space="0" w:color="CCCCCC"/>
+              <w:right w:val="single" w:sz="4" w:space="0" w:color="CCCCCC"/>
+            </w:tcBorders>
+          </w:tcPr>
+          <w:p>
+            <w:pPr>
+              <w:spacing w:before="60" w:after="60" w:line="252" w:lineRule="auto"/>
+              <w:jc w:val="left"/>
+            </w:pPr>
+            <w:r/>
+            <w:r>
+              <w:t>493.75</w:t>
             </w:r>
           </w:p>
         </w:tc>
         <w:tc>
           <w:tcPr>
             <w:tcW w:type="dxa" w:w="1152"/>
-            <w:shd w:fill="F8FAFC"/>
-            <w:tcMar>
-              <w:top w:w="100" w:type="dxa"/>
-              <w:bottom w:w="100" w:type="dxa"/>
-              <w:left w:w="120" w:type="dxa"/>
-              <w:right w:w="120" w:type="dxa"/>
-            </w:tcMar>
-            <w:tcBorders>
-              <w:top w:val="single" w:sz="4" w:space="0" w:color="CCCCCC"/>
-              <w:bottom w:val="single" w:sz="4" w:space="0" w:color="CCCCCC"/>
-              <w:left w:val="single" w:sz="4" w:space="0" w:color="CCCCCC"/>
-              <w:right w:val="single" w:sz="4" w:space="0" w:color="CCCCCC"/>
-            </w:tcBorders>
-          </w:tcPr>
-          <w:p>
-            <w:pPr>
-              <w:spacing w:before="60" w:after="60" w:line="252" w:lineRule="auto"/>
-              <w:jc w:val="left"/>
-            </w:pPr>
-            <w:r/>
-            <w:r>
-              <w:t>479.50</w:t>
+            <w:shd w:fill="FFFFFF"/>
+            <w:tcMar>
+              <w:top w:w="100" w:type="dxa"/>
+              <w:bottom w:w="100" w:type="dxa"/>
+              <w:left w:w="120" w:type="dxa"/>
+              <w:right w:w="120" w:type="dxa"/>
+            </w:tcMar>
+            <w:tcBorders>
+              <w:top w:val="single" w:sz="4" w:space="0" w:color="CCCCCC"/>
+              <w:bottom w:val="single" w:sz="4" w:space="0" w:color="CCCCCC"/>
+              <w:left w:val="single" w:sz="4" w:space="0" w:color="CCCCCC"/>
+              <w:right w:val="single" w:sz="4" w:space="0" w:color="CCCCCC"/>
+            </w:tcBorders>
+          </w:tcPr>
+          <w:p>
+            <w:pPr>
+              <w:spacing w:before="60" w:after="60" w:line="252" w:lineRule="auto"/>
+              <w:jc w:val="left"/>
+            </w:pPr>
+            <w:r/>
+            <w:r>
+              <w:t>487.00</w:t>
             </w:r>
           </w:p>
         </w:tc>
         <w:tc>
           <w:tcPr>
             <w:tcW w:type="dxa" w:w="1728"/>
-            <w:shd w:fill="F8FAFC"/>
+            <w:shd w:fill="FFFFFF"/>
             <w:tcMar>
               <w:top w:w="100" w:type="dxa"/>
               <w:bottom w:w="100" w:type="dxa"/>
@@ -17532,7 +20117,712 @@
               <w:rPr>
                 <w:b/>
               </w:rPr>
-              <w:t>485.25</w:t>
+              <w:t>490.00</w:t>
+            </w:r>
+          </w:p>
+        </w:tc>
+        <w:tc>
+          <w:tcPr>
+            <w:tcW w:type="dxa" w:w="3456"/>
+            <w:shd w:fill="FFFFFF"/>
+            <w:tcMar>
+              <w:top w:w="100" w:type="dxa"/>
+              <w:bottom w:w="100" w:type="dxa"/>
+              <w:left w:w="120" w:type="dxa"/>
+              <w:right w:w="120" w:type="dxa"/>
+            </w:tcMar>
+            <w:tcBorders>
+              <w:top w:val="single" w:sz="4" w:space="0" w:color="CCCCCC"/>
+              <w:bottom w:val="single" w:sz="4" w:space="0" w:color="CCCCCC"/>
+              <w:left w:val="single" w:sz="4" w:space="0" w:color="CCCCCC"/>
+              <w:right w:val="single" w:sz="4" w:space="0" w:color="CCCCCC"/>
+            </w:tcBorders>
+          </w:tcPr>
+          <w:p>
+            <w:pPr>
+              <w:spacing w:before="60" w:after="60" w:line="252" w:lineRule="auto"/>
+              <w:jc w:val="left"/>
+            </w:pPr>
+            <w:r/>
+            <w:r>
+              <w:rPr>
+                <w:b/>
+              </w:rPr>
+              <w:t>-0.25</w:t>
+            </w:r>
+          </w:p>
+        </w:tc>
+        <w:tc>
+          <w:tcPr>
+            <w:tcW w:type="dxa" w:w="1440"/>
+            <w:shd w:fill="FFFFFF"/>
+            <w:tcMar>
+              <w:top w:w="100" w:type="dxa"/>
+              <w:bottom w:w="100" w:type="dxa"/>
+              <w:left w:w="120" w:type="dxa"/>
+              <w:right w:w="120" w:type="dxa"/>
+            </w:tcMar>
+            <w:tcBorders>
+              <w:top w:val="single" w:sz="4" w:space="0" w:color="CCCCCC"/>
+              <w:bottom w:val="single" w:sz="4" w:space="0" w:color="CCCCCC"/>
+              <w:left w:val="single" w:sz="4" w:space="0" w:color="CCCCCC"/>
+              <w:right w:val="single" w:sz="4" w:space="0" w:color="CCCCCC"/>
+            </w:tcBorders>
+          </w:tcPr>
+          <w:p>
+            <w:pPr>
+              <w:spacing w:before="60" w:after="60" w:line="252" w:lineRule="auto"/>
+              <w:jc w:val="left"/>
+            </w:pPr>
+            <w:r/>
+            <w:r>
+              <w:t>BEAR</w:t>
+            </w:r>
+          </w:p>
+        </w:tc>
+      </w:tr>
+      <w:tr>
+        <w:tc>
+          <w:tcPr>
+            <w:tcW w:type="dxa" w:w="1584"/>
+            <w:shd w:fill="F8FAFC"/>
+            <w:tcMar>
+              <w:top w:w="100" w:type="dxa"/>
+              <w:bottom w:w="100" w:type="dxa"/>
+              <w:left w:w="120" w:type="dxa"/>
+              <w:right w:w="120" w:type="dxa"/>
+            </w:tcMar>
+            <w:tcBorders>
+              <w:top w:val="single" w:sz="4" w:space="0" w:color="CCCCCC"/>
+              <w:bottom w:val="single" w:sz="4" w:space="0" w:color="CCCCCC"/>
+              <w:left w:val="single" w:sz="4" w:space="0" w:color="CCCCCC"/>
+              <w:right w:val="single" w:sz="4" w:space="0" w:color="CCCCCC"/>
+            </w:tcBorders>
+          </w:tcPr>
+          <w:p>
+            <w:pPr>
+              <w:spacing w:before="60" w:after="60" w:line="252" w:lineRule="auto"/>
+              <w:jc w:val="left"/>
+            </w:pPr>
+            <w:r/>
+            <w:r>
+              <w:rPr>
+                <w:b/>
+              </w:rPr>
+              <w:t>Fri 21/08</w:t>
+            </w:r>
+          </w:p>
+        </w:tc>
+        <w:tc>
+          <w:tcPr>
+            <w:tcW w:type="dxa" w:w="864"/>
+            <w:shd w:fill="F8FAFC"/>
+            <w:tcMar>
+              <w:top w:w="100" w:type="dxa"/>
+              <w:bottom w:w="100" w:type="dxa"/>
+              <w:left w:w="120" w:type="dxa"/>
+              <w:right w:w="120" w:type="dxa"/>
+            </w:tcMar>
+            <w:tcBorders>
+              <w:top w:val="single" w:sz="4" w:space="0" w:color="CCCCCC"/>
+              <w:bottom w:val="single" w:sz="4" w:space="0" w:color="CCCCCC"/>
+              <w:left w:val="single" w:sz="4" w:space="0" w:color="CCCCCC"/>
+              <w:right w:val="single" w:sz="4" w:space="0" w:color="CCCCCC"/>
+            </w:tcBorders>
+          </w:tcPr>
+          <w:p>
+            <w:pPr>
+              <w:spacing w:before="60" w:after="60" w:line="252" w:lineRule="auto"/>
+              <w:jc w:val="left"/>
+            </w:pPr>
+            <w:r/>
+            <w:r>
+              <w:t>London 15-19</w:t>
+            </w:r>
+          </w:p>
+        </w:tc>
+        <w:tc>
+          <w:tcPr>
+            <w:tcW w:type="dxa" w:w="1440"/>
+            <w:shd w:fill="F8FAFC"/>
+            <w:tcMar>
+              <w:top w:w="100" w:type="dxa"/>
+              <w:bottom w:w="100" w:type="dxa"/>
+              <w:left w:w="120" w:type="dxa"/>
+              <w:right w:w="120" w:type="dxa"/>
+            </w:tcMar>
+            <w:tcBorders>
+              <w:top w:val="single" w:sz="4" w:space="0" w:color="CCCCCC"/>
+              <w:bottom w:val="single" w:sz="4" w:space="0" w:color="CCCCCC"/>
+              <w:left w:val="single" w:sz="4" w:space="0" w:color="CCCCCC"/>
+              <w:right w:val="single" w:sz="4" w:space="0" w:color="CCCCCC"/>
+            </w:tcBorders>
+          </w:tcPr>
+          <w:p>
+            <w:pPr>
+              <w:spacing w:before="60" w:after="60" w:line="252" w:lineRule="auto"/>
+              <w:jc w:val="left"/>
+            </w:pPr>
+            <w:r/>
+            <w:r>
+              <w:t>490.00</w:t>
+            </w:r>
+          </w:p>
+        </w:tc>
+        <w:tc>
+          <w:tcPr>
+            <w:tcW w:type="dxa" w:w="2016"/>
+            <w:shd w:fill="F8FAFC"/>
+            <w:tcMar>
+              <w:top w:w="100" w:type="dxa"/>
+              <w:bottom w:w="100" w:type="dxa"/>
+              <w:left w:w="120" w:type="dxa"/>
+              <w:right w:w="120" w:type="dxa"/>
+            </w:tcMar>
+            <w:tcBorders>
+              <w:top w:val="single" w:sz="4" w:space="0" w:color="CCCCCC"/>
+              <w:bottom w:val="single" w:sz="4" w:space="0" w:color="CCCCCC"/>
+              <w:left w:val="single" w:sz="4" w:space="0" w:color="CCCCCC"/>
+              <w:right w:val="single" w:sz="4" w:space="0" w:color="CCCCCC"/>
+            </w:tcBorders>
+          </w:tcPr>
+          <w:p>
+            <w:pPr>
+              <w:spacing w:before="60" w:after="60" w:line="252" w:lineRule="auto"/>
+              <w:jc w:val="left"/>
+            </w:pPr>
+            <w:r/>
+            <w:r>
+              <w:t>493.00</w:t>
+            </w:r>
+          </w:p>
+        </w:tc>
+        <w:tc>
+          <w:tcPr>
+            <w:tcW w:type="dxa" w:w="1152"/>
+            <w:shd w:fill="F8FAFC"/>
+            <w:tcMar>
+              <w:top w:w="100" w:type="dxa"/>
+              <w:bottom w:w="100" w:type="dxa"/>
+              <w:left w:w="120" w:type="dxa"/>
+              <w:right w:w="120" w:type="dxa"/>
+            </w:tcMar>
+            <w:tcBorders>
+              <w:top w:val="single" w:sz="4" w:space="0" w:color="CCCCCC"/>
+              <w:bottom w:val="single" w:sz="4" w:space="0" w:color="CCCCCC"/>
+              <w:left w:val="single" w:sz="4" w:space="0" w:color="CCCCCC"/>
+              <w:right w:val="single" w:sz="4" w:space="0" w:color="CCCCCC"/>
+            </w:tcBorders>
+          </w:tcPr>
+          <w:p>
+            <w:pPr>
+              <w:spacing w:before="60" w:after="60" w:line="252" w:lineRule="auto"/>
+              <w:jc w:val="left"/>
+            </w:pPr>
+            <w:r/>
+            <w:r>
+              <w:t>487.25</w:t>
+            </w:r>
+          </w:p>
+        </w:tc>
+        <w:tc>
+          <w:tcPr>
+            <w:tcW w:type="dxa" w:w="1728"/>
+            <w:shd w:fill="F8FAFC"/>
+            <w:tcMar>
+              <w:top w:w="100" w:type="dxa"/>
+              <w:bottom w:w="100" w:type="dxa"/>
+              <w:left w:w="120" w:type="dxa"/>
+              <w:right w:w="120" w:type="dxa"/>
+            </w:tcMar>
+            <w:tcBorders>
+              <w:top w:val="single" w:sz="4" w:space="0" w:color="CCCCCC"/>
+              <w:bottom w:val="single" w:sz="4" w:space="0" w:color="CCCCCC"/>
+              <w:left w:val="single" w:sz="4" w:space="0" w:color="CCCCCC"/>
+              <w:right w:val="single" w:sz="4" w:space="0" w:color="CCCCCC"/>
+            </w:tcBorders>
+          </w:tcPr>
+          <w:p>
+            <w:pPr>
+              <w:spacing w:before="60" w:after="60" w:line="252" w:lineRule="auto"/>
+              <w:jc w:val="left"/>
+            </w:pPr>
+            <w:r/>
+            <w:r>
+              <w:rPr>
+                <w:b/>
+              </w:rPr>
+              <w:t>490.25</w:t>
+            </w:r>
+          </w:p>
+        </w:tc>
+        <w:tc>
+          <w:tcPr>
+            <w:tcW w:type="dxa" w:w="3456"/>
+            <w:shd w:fill="F8FAFC"/>
+            <w:tcMar>
+              <w:top w:w="100" w:type="dxa"/>
+              <w:bottom w:w="100" w:type="dxa"/>
+              <w:left w:w="120" w:type="dxa"/>
+              <w:right w:w="120" w:type="dxa"/>
+            </w:tcMar>
+            <w:tcBorders>
+              <w:top w:val="single" w:sz="4" w:space="0" w:color="CCCCCC"/>
+              <w:bottom w:val="single" w:sz="4" w:space="0" w:color="CCCCCC"/>
+              <w:left w:val="single" w:sz="4" w:space="0" w:color="CCCCCC"/>
+              <w:right w:val="single" w:sz="4" w:space="0" w:color="CCCCCC"/>
+            </w:tcBorders>
+          </w:tcPr>
+          <w:p>
+            <w:pPr>
+              <w:spacing w:before="60" w:after="60" w:line="252" w:lineRule="auto"/>
+              <w:jc w:val="left"/>
+            </w:pPr>
+            <w:r/>
+            <w:r>
+              <w:rPr>
+                <w:b/>
+              </w:rPr>
+              <w:t>+0.25</w:t>
+            </w:r>
+          </w:p>
+        </w:tc>
+        <w:tc>
+          <w:tcPr>
+            <w:tcW w:type="dxa" w:w="1440"/>
+            <w:shd w:fill="F8FAFC"/>
+            <w:tcMar>
+              <w:top w:w="100" w:type="dxa"/>
+              <w:bottom w:w="100" w:type="dxa"/>
+              <w:left w:w="120" w:type="dxa"/>
+              <w:right w:w="120" w:type="dxa"/>
+            </w:tcMar>
+            <w:tcBorders>
+              <w:top w:val="single" w:sz="4" w:space="0" w:color="CCCCCC"/>
+              <w:bottom w:val="single" w:sz="4" w:space="0" w:color="CCCCCC"/>
+              <w:left w:val="single" w:sz="4" w:space="0" w:color="CCCCCC"/>
+              <w:right w:val="single" w:sz="4" w:space="0" w:color="CCCCCC"/>
+            </w:tcBorders>
+          </w:tcPr>
+          <w:p>
+            <w:pPr>
+              <w:spacing w:before="60" w:after="60" w:line="252" w:lineRule="auto"/>
+              <w:jc w:val="left"/>
+            </w:pPr>
+            <w:r/>
+            <w:r>
+              <w:t>BULL</w:t>
+            </w:r>
+          </w:p>
+        </w:tc>
+      </w:tr>
+      <w:tr>
+        <w:tc>
+          <w:tcPr>
+            <w:tcW w:type="dxa" w:w="1584"/>
+            <w:shd w:fill="FFFFFF"/>
+            <w:tcMar>
+              <w:top w:w="100" w:type="dxa"/>
+              <w:bottom w:w="100" w:type="dxa"/>
+              <w:left w:w="120" w:type="dxa"/>
+              <w:right w:w="120" w:type="dxa"/>
+            </w:tcMar>
+            <w:tcBorders>
+              <w:top w:val="single" w:sz="4" w:space="0" w:color="CCCCCC"/>
+              <w:bottom w:val="single" w:sz="4" w:space="0" w:color="CCCCCC"/>
+              <w:left w:val="single" w:sz="4" w:space="0" w:color="CCCCCC"/>
+              <w:right w:val="single" w:sz="4" w:space="0" w:color="CCCCCC"/>
+            </w:tcBorders>
+          </w:tcPr>
+          <w:p>
+            <w:pPr>
+              <w:spacing w:before="60" w:after="60" w:line="252" w:lineRule="auto"/>
+              <w:jc w:val="left"/>
+            </w:pPr>
+            <w:r/>
+            <w:r>
+              <w:rPr>
+                <w:b/>
+              </w:rPr>
+              <w:t>Fri 21/08</w:t>
+            </w:r>
+          </w:p>
+        </w:tc>
+        <w:tc>
+          <w:tcPr>
+            <w:tcW w:type="dxa" w:w="864"/>
+            <w:shd w:fill="FFFFFF"/>
+            <w:tcMar>
+              <w:top w:w="100" w:type="dxa"/>
+              <w:bottom w:w="100" w:type="dxa"/>
+              <w:left w:w="120" w:type="dxa"/>
+              <w:right w:w="120" w:type="dxa"/>
+            </w:tcMar>
+            <w:tcBorders>
+              <w:top w:val="single" w:sz="4" w:space="0" w:color="CCCCCC"/>
+              <w:bottom w:val="single" w:sz="4" w:space="0" w:color="CCCCCC"/>
+              <w:left w:val="single" w:sz="4" w:space="0" w:color="CCCCCC"/>
+              <w:right w:val="single" w:sz="4" w:space="0" w:color="CCCCCC"/>
+            </w:tcBorders>
+          </w:tcPr>
+          <w:p>
+            <w:pPr>
+              <w:spacing w:before="60" w:after="60" w:line="252" w:lineRule="auto"/>
+              <w:jc w:val="left"/>
+            </w:pPr>
+            <w:r/>
+            <w:r>
+              <w:t>Pre-NY 19-21</w:t>
+            </w:r>
+          </w:p>
+        </w:tc>
+        <w:tc>
+          <w:tcPr>
+            <w:tcW w:type="dxa" w:w="1440"/>
+            <w:shd w:fill="FFFFFF"/>
+            <w:tcMar>
+              <w:top w:w="100" w:type="dxa"/>
+              <w:bottom w:w="100" w:type="dxa"/>
+              <w:left w:w="120" w:type="dxa"/>
+              <w:right w:w="120" w:type="dxa"/>
+            </w:tcMar>
+            <w:tcBorders>
+              <w:top w:val="single" w:sz="4" w:space="0" w:color="CCCCCC"/>
+              <w:bottom w:val="single" w:sz="4" w:space="0" w:color="CCCCCC"/>
+              <w:left w:val="single" w:sz="4" w:space="0" w:color="CCCCCC"/>
+              <w:right w:val="single" w:sz="4" w:space="0" w:color="CCCCCC"/>
+            </w:tcBorders>
+          </w:tcPr>
+          <w:p>
+            <w:pPr>
+              <w:spacing w:before="60" w:after="60" w:line="252" w:lineRule="auto"/>
+              <w:jc w:val="left"/>
+            </w:pPr>
+            <w:r/>
+            <w:r>
+              <w:t>490.25</w:t>
+            </w:r>
+          </w:p>
+        </w:tc>
+        <w:tc>
+          <w:tcPr>
+            <w:tcW w:type="dxa" w:w="2016"/>
+            <w:shd w:fill="FFFFFF"/>
+            <w:tcMar>
+              <w:top w:w="100" w:type="dxa"/>
+              <w:bottom w:w="100" w:type="dxa"/>
+              <w:left w:w="120" w:type="dxa"/>
+              <w:right w:w="120" w:type="dxa"/>
+            </w:tcMar>
+            <w:tcBorders>
+              <w:top w:val="single" w:sz="4" w:space="0" w:color="CCCCCC"/>
+              <w:bottom w:val="single" w:sz="4" w:space="0" w:color="CCCCCC"/>
+              <w:left w:val="single" w:sz="4" w:space="0" w:color="CCCCCC"/>
+              <w:right w:val="single" w:sz="4" w:space="0" w:color="CCCCCC"/>
+            </w:tcBorders>
+          </w:tcPr>
+          <w:p>
+            <w:pPr>
+              <w:spacing w:before="60" w:after="60" w:line="252" w:lineRule="auto"/>
+              <w:jc w:val="left"/>
+            </w:pPr>
+            <w:r/>
+            <w:r>
+              <w:t>493.25</w:t>
+            </w:r>
+          </w:p>
+        </w:tc>
+        <w:tc>
+          <w:tcPr>
+            <w:tcW w:type="dxa" w:w="1152"/>
+            <w:shd w:fill="FFFFFF"/>
+            <w:tcMar>
+              <w:top w:w="100" w:type="dxa"/>
+              <w:bottom w:w="100" w:type="dxa"/>
+              <w:left w:w="120" w:type="dxa"/>
+              <w:right w:w="120" w:type="dxa"/>
+            </w:tcMar>
+            <w:tcBorders>
+              <w:top w:val="single" w:sz="4" w:space="0" w:color="CCCCCC"/>
+              <w:bottom w:val="single" w:sz="4" w:space="0" w:color="CCCCCC"/>
+              <w:left w:val="single" w:sz="4" w:space="0" w:color="CCCCCC"/>
+              <w:right w:val="single" w:sz="4" w:space="0" w:color="CCCCCC"/>
+            </w:tcBorders>
+          </w:tcPr>
+          <w:p>
+            <w:pPr>
+              <w:spacing w:before="60" w:after="60" w:line="252" w:lineRule="auto"/>
+              <w:jc w:val="left"/>
+            </w:pPr>
+            <w:r/>
+            <w:r>
+              <w:t>487.50</w:t>
+            </w:r>
+          </w:p>
+        </w:tc>
+        <w:tc>
+          <w:tcPr>
+            <w:tcW w:type="dxa" w:w="1728"/>
+            <w:shd w:fill="FFFFFF"/>
+            <w:tcMar>
+              <w:top w:w="100" w:type="dxa"/>
+              <w:bottom w:w="100" w:type="dxa"/>
+              <w:left w:w="120" w:type="dxa"/>
+              <w:right w:w="120" w:type="dxa"/>
+            </w:tcMar>
+            <w:tcBorders>
+              <w:top w:val="single" w:sz="4" w:space="0" w:color="CCCCCC"/>
+              <w:bottom w:val="single" w:sz="4" w:space="0" w:color="CCCCCC"/>
+              <w:left w:val="single" w:sz="4" w:space="0" w:color="CCCCCC"/>
+              <w:right w:val="single" w:sz="4" w:space="0" w:color="CCCCCC"/>
+            </w:tcBorders>
+          </w:tcPr>
+          <w:p>
+            <w:pPr>
+              <w:spacing w:before="60" w:after="60" w:line="252" w:lineRule="auto"/>
+              <w:jc w:val="left"/>
+            </w:pPr>
+            <w:r/>
+            <w:r>
+              <w:rPr>
+                <w:b/>
+              </w:rPr>
+              <w:t>490.25</w:t>
+            </w:r>
+          </w:p>
+        </w:tc>
+        <w:tc>
+          <w:tcPr>
+            <w:tcW w:type="dxa" w:w="3456"/>
+            <w:shd w:fill="FFFFFF"/>
+            <w:tcMar>
+              <w:top w:w="100" w:type="dxa"/>
+              <w:bottom w:w="100" w:type="dxa"/>
+              <w:left w:w="120" w:type="dxa"/>
+              <w:right w:w="120" w:type="dxa"/>
+            </w:tcMar>
+            <w:tcBorders>
+              <w:top w:val="single" w:sz="4" w:space="0" w:color="CCCCCC"/>
+              <w:bottom w:val="single" w:sz="4" w:space="0" w:color="CCCCCC"/>
+              <w:left w:val="single" w:sz="4" w:space="0" w:color="CCCCCC"/>
+              <w:right w:val="single" w:sz="4" w:space="0" w:color="CCCCCC"/>
+            </w:tcBorders>
+          </w:tcPr>
+          <w:p>
+            <w:pPr>
+              <w:spacing w:before="60" w:after="60" w:line="252" w:lineRule="auto"/>
+              <w:jc w:val="left"/>
+            </w:pPr>
+            <w:r/>
+            <w:r>
+              <w:rPr>
+                <w:b/>
+              </w:rPr>
+              <w:t>+0.00</w:t>
+            </w:r>
+          </w:p>
+        </w:tc>
+        <w:tc>
+          <w:tcPr>
+            <w:tcW w:type="dxa" w:w="1440"/>
+            <w:shd w:fill="FFFFFF"/>
+            <w:tcMar>
+              <w:top w:w="100" w:type="dxa"/>
+              <w:bottom w:w="100" w:type="dxa"/>
+              <w:left w:w="120" w:type="dxa"/>
+              <w:right w:w="120" w:type="dxa"/>
+            </w:tcMar>
+            <w:tcBorders>
+              <w:top w:val="single" w:sz="4" w:space="0" w:color="CCCCCC"/>
+              <w:bottom w:val="single" w:sz="4" w:space="0" w:color="CCCCCC"/>
+              <w:left w:val="single" w:sz="4" w:space="0" w:color="CCCCCC"/>
+              <w:right w:val="single" w:sz="4" w:space="0" w:color="CCCCCC"/>
+            </w:tcBorders>
+          </w:tcPr>
+          <w:p>
+            <w:pPr>
+              <w:spacing w:before="60" w:after="60" w:line="252" w:lineRule="auto"/>
+              <w:jc w:val="left"/>
+            </w:pPr>
+            <w:r/>
+            <w:r>
+              <w:t>BEAR</w:t>
+            </w:r>
+          </w:p>
+        </w:tc>
+      </w:tr>
+      <w:tr>
+        <w:tc>
+          <w:tcPr>
+            <w:tcW w:type="dxa" w:w="1584"/>
+            <w:shd w:fill="F8FAFC"/>
+            <w:tcMar>
+              <w:top w:w="100" w:type="dxa"/>
+              <w:bottom w:w="100" w:type="dxa"/>
+              <w:left w:w="120" w:type="dxa"/>
+              <w:right w:w="120" w:type="dxa"/>
+            </w:tcMar>
+            <w:tcBorders>
+              <w:top w:val="single" w:sz="4" w:space="0" w:color="CCCCCC"/>
+              <w:bottom w:val="single" w:sz="4" w:space="0" w:color="CCCCCC"/>
+              <w:left w:val="single" w:sz="4" w:space="0" w:color="CCCCCC"/>
+              <w:right w:val="single" w:sz="4" w:space="0" w:color="CCCCCC"/>
+            </w:tcBorders>
+          </w:tcPr>
+          <w:p>
+            <w:pPr>
+              <w:spacing w:before="60" w:after="60" w:line="252" w:lineRule="auto"/>
+              <w:jc w:val="left"/>
+            </w:pPr>
+            <w:r/>
+            <w:r>
+              <w:rPr>
+                <w:b/>
+              </w:rPr>
+              <w:t>Fri 21/08</w:t>
+            </w:r>
+          </w:p>
+        </w:tc>
+        <w:tc>
+          <w:tcPr>
+            <w:tcW w:type="dxa" w:w="864"/>
+            <w:shd w:fill="F8FAFC"/>
+            <w:tcMar>
+              <w:top w:w="100" w:type="dxa"/>
+              <w:bottom w:w="100" w:type="dxa"/>
+              <w:left w:w="120" w:type="dxa"/>
+              <w:right w:w="120" w:type="dxa"/>
+            </w:tcMar>
+            <w:tcBorders>
+              <w:top w:val="single" w:sz="4" w:space="0" w:color="CCCCCC"/>
+              <w:bottom w:val="single" w:sz="4" w:space="0" w:color="CCCCCC"/>
+              <w:left w:val="single" w:sz="4" w:space="0" w:color="CCCCCC"/>
+              <w:right w:val="single" w:sz="4" w:space="0" w:color="CCCCCC"/>
+            </w:tcBorders>
+          </w:tcPr>
+          <w:p>
+            <w:pPr>
+              <w:spacing w:before="60" w:after="60" w:line="252" w:lineRule="auto"/>
+              <w:jc w:val="left"/>
+            </w:pPr>
+            <w:r/>
+            <w:r>
+              <w:t>NY Open 21-23</w:t>
+            </w:r>
+          </w:p>
+        </w:tc>
+        <w:tc>
+          <w:tcPr>
+            <w:tcW w:type="dxa" w:w="1440"/>
+            <w:shd w:fill="F8FAFC"/>
+            <w:tcMar>
+              <w:top w:w="100" w:type="dxa"/>
+              <w:bottom w:w="100" w:type="dxa"/>
+              <w:left w:w="120" w:type="dxa"/>
+              <w:right w:w="120" w:type="dxa"/>
+            </w:tcMar>
+            <w:tcBorders>
+              <w:top w:val="single" w:sz="4" w:space="0" w:color="CCCCCC"/>
+              <w:bottom w:val="single" w:sz="4" w:space="0" w:color="CCCCCC"/>
+              <w:left w:val="single" w:sz="4" w:space="0" w:color="CCCCCC"/>
+              <w:right w:val="single" w:sz="4" w:space="0" w:color="CCCCCC"/>
+            </w:tcBorders>
+          </w:tcPr>
+          <w:p>
+            <w:pPr>
+              <w:spacing w:before="60" w:after="60" w:line="252" w:lineRule="auto"/>
+              <w:jc w:val="left"/>
+            </w:pPr>
+            <w:r/>
+            <w:r>
+              <w:t>490.25</w:t>
+            </w:r>
+          </w:p>
+        </w:tc>
+        <w:tc>
+          <w:tcPr>
+            <w:tcW w:type="dxa" w:w="2016"/>
+            <w:shd w:fill="F8FAFC"/>
+            <w:tcMar>
+              <w:top w:w="100" w:type="dxa"/>
+              <w:bottom w:w="100" w:type="dxa"/>
+              <w:left w:w="120" w:type="dxa"/>
+              <w:right w:w="120" w:type="dxa"/>
+            </w:tcMar>
+            <w:tcBorders>
+              <w:top w:val="single" w:sz="4" w:space="0" w:color="CCCCCC"/>
+              <w:bottom w:val="single" w:sz="4" w:space="0" w:color="CCCCCC"/>
+              <w:left w:val="single" w:sz="4" w:space="0" w:color="CCCCCC"/>
+              <w:right w:val="single" w:sz="4" w:space="0" w:color="CCCCCC"/>
+            </w:tcBorders>
+          </w:tcPr>
+          <w:p>
+            <w:pPr>
+              <w:spacing w:before="60" w:after="60" w:line="252" w:lineRule="auto"/>
+              <w:jc w:val="left"/>
+            </w:pPr>
+            <w:r/>
+            <w:r>
+              <w:t>494.25</w:t>
+            </w:r>
+          </w:p>
+        </w:tc>
+        <w:tc>
+          <w:tcPr>
+            <w:tcW w:type="dxa" w:w="1152"/>
+            <w:shd w:fill="F8FAFC"/>
+            <w:tcMar>
+              <w:top w:w="100" w:type="dxa"/>
+              <w:bottom w:w="100" w:type="dxa"/>
+              <w:left w:w="120" w:type="dxa"/>
+              <w:right w:w="120" w:type="dxa"/>
+            </w:tcMar>
+            <w:tcBorders>
+              <w:top w:val="single" w:sz="4" w:space="0" w:color="CCCCCC"/>
+              <w:bottom w:val="single" w:sz="4" w:space="0" w:color="CCCCCC"/>
+              <w:left w:val="single" w:sz="4" w:space="0" w:color="CCCCCC"/>
+              <w:right w:val="single" w:sz="4" w:space="0" w:color="CCCCCC"/>
+            </w:tcBorders>
+          </w:tcPr>
+          <w:p>
+            <w:pPr>
+              <w:spacing w:before="60" w:after="60" w:line="252" w:lineRule="auto"/>
+              <w:jc w:val="left"/>
+            </w:pPr>
+            <w:r/>
+            <w:r>
+              <w:t>486.75</w:t>
+            </w:r>
+          </w:p>
+        </w:tc>
+        <w:tc>
+          <w:tcPr>
+            <w:tcW w:type="dxa" w:w="1728"/>
+            <w:shd w:fill="F8FAFC"/>
+            <w:tcMar>
+              <w:top w:w="100" w:type="dxa"/>
+              <w:bottom w:w="100" w:type="dxa"/>
+              <w:left w:w="120" w:type="dxa"/>
+              <w:right w:w="120" w:type="dxa"/>
+            </w:tcMar>
+            <w:tcBorders>
+              <w:top w:val="single" w:sz="4" w:space="0" w:color="CCCCCC"/>
+              <w:bottom w:val="single" w:sz="4" w:space="0" w:color="CCCCCC"/>
+              <w:left w:val="single" w:sz="4" w:space="0" w:color="CCCCCC"/>
+              <w:right w:val="single" w:sz="4" w:space="0" w:color="CCCCCC"/>
+            </w:tcBorders>
+          </w:tcPr>
+          <w:p>
+            <w:pPr>
+              <w:spacing w:before="60" w:after="60" w:line="252" w:lineRule="auto"/>
+              <w:jc w:val="left"/>
+            </w:pPr>
+            <w:r/>
+            <w:r>
+              <w:rPr>
+                <w:b/>
+              </w:rPr>
+              <w:t>490.75</w:t>
             </w:r>
           </w:p>
         </w:tc>
@@ -17624,7 +20914,7 @@
               <w:rPr>
                 <w:b/>
               </w:rPr>
-              <w:t>Wed 19/08</w:t>
+              <w:t>Fri 21/08</w:t>
             </w:r>
           </w:p>
         </w:tc>
@@ -17652,7 +20942,7 @@
             </w:pPr>
             <w:r/>
             <w:r>
-              <w:t>Pre-NY 19-21</w:t>
+              <w:t>NY Close 23-01</w:t>
             </w:r>
           </w:p>
         </w:tc>
@@ -17680,7 +20970,7 @@
             </w:pPr>
             <w:r/>
             <w:r>
-              <w:t>485.25</w:t>
+              <w:t>490.75</w:t>
             </w:r>
           </w:p>
         </w:tc>
@@ -17708,7 +20998,7 @@
             </w:pPr>
             <w:r/>
             <w:r>
-              <w:t>490.00</w:t>
+              <w:t>494.75</w:t>
             </w:r>
           </w:p>
         </w:tc>
@@ -17736,7 +21026,7 @@
             </w:pPr>
             <w:r/>
             <w:r>
-              <w:t>478.25</w:t>
+              <w:t>489.00</w:t>
             </w:r>
           </w:p>
         </w:tc>
@@ -17767,3297 +21057,7 @@
               <w:rPr>
                 <w:b/>
               </w:rPr>
-              <w:t>487.25</w:t>
-            </w:r>
-          </w:p>
-        </w:tc>
-        <w:tc>
-          <w:tcPr>
-            <w:tcW w:type="dxa" w:w="3456"/>
-            <w:shd w:fill="FFFFFF"/>
-            <w:tcMar>
-              <w:top w:w="100" w:type="dxa"/>
-              <w:bottom w:w="100" w:type="dxa"/>
-              <w:left w:w="120" w:type="dxa"/>
-              <w:right w:w="120" w:type="dxa"/>
-            </w:tcMar>
-            <w:tcBorders>
-              <w:top w:val="single" w:sz="4" w:space="0" w:color="CCCCCC"/>
-              <w:bottom w:val="single" w:sz="4" w:space="0" w:color="CCCCCC"/>
-              <w:left w:val="single" w:sz="4" w:space="0" w:color="CCCCCC"/>
-              <w:right w:val="single" w:sz="4" w:space="0" w:color="CCCCCC"/>
-            </w:tcBorders>
-          </w:tcPr>
-          <w:p>
-            <w:pPr>
-              <w:spacing w:before="60" w:after="60" w:line="252" w:lineRule="auto"/>
-              <w:jc w:val="left"/>
-            </w:pPr>
-            <w:r/>
-            <w:r>
-              <w:rPr>
-                <w:b/>
-              </w:rPr>
-              <w:t>+2.00</w:t>
-            </w:r>
-          </w:p>
-        </w:tc>
-        <w:tc>
-          <w:tcPr>
-            <w:tcW w:type="dxa" w:w="1440"/>
-            <w:shd w:fill="FFFFFF"/>
-            <w:tcMar>
-              <w:top w:w="100" w:type="dxa"/>
-              <w:bottom w:w="100" w:type="dxa"/>
-              <w:left w:w="120" w:type="dxa"/>
-              <w:right w:w="120" w:type="dxa"/>
-            </w:tcMar>
-            <w:tcBorders>
-              <w:top w:val="single" w:sz="4" w:space="0" w:color="CCCCCC"/>
-              <w:bottom w:val="single" w:sz="4" w:space="0" w:color="CCCCCC"/>
-              <w:left w:val="single" w:sz="4" w:space="0" w:color="CCCCCC"/>
-              <w:right w:val="single" w:sz="4" w:space="0" w:color="CCCCCC"/>
-            </w:tcBorders>
-          </w:tcPr>
-          <w:p>
-            <w:pPr>
-              <w:spacing w:before="60" w:after="60" w:line="252" w:lineRule="auto"/>
-              <w:jc w:val="left"/>
-            </w:pPr>
-            <w:r/>
-            <w:r>
-              <w:t>BULL</w:t>
-            </w:r>
-          </w:p>
-        </w:tc>
-      </w:tr>
-      <w:tr>
-        <w:tc>
-          <w:tcPr>
-            <w:tcW w:type="dxa" w:w="1584"/>
-            <w:shd w:fill="F8FAFC"/>
-            <w:tcMar>
-              <w:top w:w="100" w:type="dxa"/>
-              <w:bottom w:w="100" w:type="dxa"/>
-              <w:left w:w="120" w:type="dxa"/>
-              <w:right w:w="120" w:type="dxa"/>
-            </w:tcMar>
-            <w:tcBorders>
-              <w:top w:val="single" w:sz="4" w:space="0" w:color="CCCCCC"/>
-              <w:bottom w:val="single" w:sz="4" w:space="0" w:color="CCCCCC"/>
-              <w:left w:val="single" w:sz="4" w:space="0" w:color="CCCCCC"/>
-              <w:right w:val="single" w:sz="4" w:space="0" w:color="CCCCCC"/>
-            </w:tcBorders>
-          </w:tcPr>
-          <w:p>
-            <w:pPr>
-              <w:spacing w:before="60" w:after="60" w:line="252" w:lineRule="auto"/>
-              <w:jc w:val="left"/>
-            </w:pPr>
-            <w:r/>
-            <w:r>
-              <w:rPr>
-                <w:b/>
-              </w:rPr>
-              <w:t>Wed 19/08</w:t>
-            </w:r>
-          </w:p>
-        </w:tc>
-        <w:tc>
-          <w:tcPr>
-            <w:tcW w:type="dxa" w:w="864"/>
-            <w:shd w:fill="F8FAFC"/>
-            <w:tcMar>
-              <w:top w:w="100" w:type="dxa"/>
-              <w:bottom w:w="100" w:type="dxa"/>
-              <w:left w:w="120" w:type="dxa"/>
-              <w:right w:w="120" w:type="dxa"/>
-            </w:tcMar>
-            <w:tcBorders>
-              <w:top w:val="single" w:sz="4" w:space="0" w:color="CCCCCC"/>
-              <w:bottom w:val="single" w:sz="4" w:space="0" w:color="CCCCCC"/>
-              <w:left w:val="single" w:sz="4" w:space="0" w:color="CCCCCC"/>
-              <w:right w:val="single" w:sz="4" w:space="0" w:color="CCCCCC"/>
-            </w:tcBorders>
-          </w:tcPr>
-          <w:p>
-            <w:pPr>
-              <w:spacing w:before="60" w:after="60" w:line="252" w:lineRule="auto"/>
-              <w:jc w:val="left"/>
-            </w:pPr>
-            <w:r/>
-            <w:r>
-              <w:t>NY Open 21-23</w:t>
-            </w:r>
-          </w:p>
-        </w:tc>
-        <w:tc>
-          <w:tcPr>
-            <w:tcW w:type="dxa" w:w="1440"/>
-            <w:shd w:fill="F8FAFC"/>
-            <w:tcMar>
-              <w:top w:w="100" w:type="dxa"/>
-              <w:bottom w:w="100" w:type="dxa"/>
-              <w:left w:w="120" w:type="dxa"/>
-              <w:right w:w="120" w:type="dxa"/>
-            </w:tcMar>
-            <w:tcBorders>
-              <w:top w:val="single" w:sz="4" w:space="0" w:color="CCCCCC"/>
-              <w:bottom w:val="single" w:sz="4" w:space="0" w:color="CCCCCC"/>
-              <w:left w:val="single" w:sz="4" w:space="0" w:color="CCCCCC"/>
-              <w:right w:val="single" w:sz="4" w:space="0" w:color="CCCCCC"/>
-            </w:tcBorders>
-          </w:tcPr>
-          <w:p>
-            <w:pPr>
-              <w:spacing w:before="60" w:after="60" w:line="252" w:lineRule="auto"/>
-              <w:jc w:val="left"/>
-            </w:pPr>
-            <w:r/>
-            <w:r>
-              <w:t>487.25</w:t>
-            </w:r>
-          </w:p>
-        </w:tc>
-        <w:tc>
-          <w:tcPr>
-            <w:tcW w:type="dxa" w:w="2016"/>
-            <w:shd w:fill="F8FAFC"/>
-            <w:tcMar>
-              <w:top w:w="100" w:type="dxa"/>
-              <w:bottom w:w="100" w:type="dxa"/>
-              <w:left w:w="120" w:type="dxa"/>
-              <w:right w:w="120" w:type="dxa"/>
-            </w:tcMar>
-            <w:tcBorders>
-              <w:top w:val="single" w:sz="4" w:space="0" w:color="CCCCCC"/>
-              <w:bottom w:val="single" w:sz="4" w:space="0" w:color="CCCCCC"/>
-              <w:left w:val="single" w:sz="4" w:space="0" w:color="CCCCCC"/>
-              <w:right w:val="single" w:sz="4" w:space="0" w:color="CCCCCC"/>
-            </w:tcBorders>
-          </w:tcPr>
-          <w:p>
-            <w:pPr>
-              <w:spacing w:before="60" w:after="60" w:line="252" w:lineRule="auto"/>
-              <w:jc w:val="left"/>
-            </w:pPr>
-            <w:r/>
-            <w:r>
-              <w:t>495.25</w:t>
-            </w:r>
-          </w:p>
-        </w:tc>
-        <w:tc>
-          <w:tcPr>
-            <w:tcW w:type="dxa" w:w="1152"/>
-            <w:shd w:fill="F8FAFC"/>
-            <w:tcMar>
-              <w:top w:w="100" w:type="dxa"/>
-              <w:bottom w:w="100" w:type="dxa"/>
-              <w:left w:w="120" w:type="dxa"/>
-              <w:right w:w="120" w:type="dxa"/>
-            </w:tcMar>
-            <w:tcBorders>
-              <w:top w:val="single" w:sz="4" w:space="0" w:color="CCCCCC"/>
-              <w:bottom w:val="single" w:sz="4" w:space="0" w:color="CCCCCC"/>
-              <w:left w:val="single" w:sz="4" w:space="0" w:color="CCCCCC"/>
-              <w:right w:val="single" w:sz="4" w:space="0" w:color="CCCCCC"/>
-            </w:tcBorders>
-          </w:tcPr>
-          <w:p>
-            <w:pPr>
-              <w:spacing w:before="60" w:after="60" w:line="252" w:lineRule="auto"/>
-              <w:jc w:val="left"/>
-            </w:pPr>
-            <w:r/>
-            <w:r>
-              <w:t>480.25</w:t>
-            </w:r>
-          </w:p>
-        </w:tc>
-        <w:tc>
-          <w:tcPr>
-            <w:tcW w:type="dxa" w:w="1728"/>
-            <w:shd w:fill="F8FAFC"/>
-            <w:tcMar>
-              <w:top w:w="100" w:type="dxa"/>
-              <w:bottom w:w="100" w:type="dxa"/>
-              <w:left w:w="120" w:type="dxa"/>
-              <w:right w:w="120" w:type="dxa"/>
-            </w:tcMar>
-            <w:tcBorders>
-              <w:top w:val="single" w:sz="4" w:space="0" w:color="CCCCCC"/>
-              <w:bottom w:val="single" w:sz="4" w:space="0" w:color="CCCCCC"/>
-              <w:left w:val="single" w:sz="4" w:space="0" w:color="CCCCCC"/>
-              <w:right w:val="single" w:sz="4" w:space="0" w:color="CCCCCC"/>
-            </w:tcBorders>
-          </w:tcPr>
-          <w:p>
-            <w:pPr>
-              <w:spacing w:before="60" w:after="60" w:line="252" w:lineRule="auto"/>
-              <w:jc w:val="left"/>
-            </w:pPr>
-            <w:r/>
-            <w:r>
-              <w:rPr>
-                <w:b/>
-              </w:rPr>
-              <w:t>488.75</w:t>
-            </w:r>
-          </w:p>
-        </w:tc>
-        <w:tc>
-          <w:tcPr>
-            <w:tcW w:type="dxa" w:w="3456"/>
-            <w:shd w:fill="F8FAFC"/>
-            <w:tcMar>
-              <w:top w:w="100" w:type="dxa"/>
-              <w:bottom w:w="100" w:type="dxa"/>
-              <w:left w:w="120" w:type="dxa"/>
-              <w:right w:w="120" w:type="dxa"/>
-            </w:tcMar>
-            <w:tcBorders>
-              <w:top w:val="single" w:sz="4" w:space="0" w:color="CCCCCC"/>
-              <w:bottom w:val="single" w:sz="4" w:space="0" w:color="CCCCCC"/>
-              <w:left w:val="single" w:sz="4" w:space="0" w:color="CCCCCC"/>
-              <w:right w:val="single" w:sz="4" w:space="0" w:color="CCCCCC"/>
-            </w:tcBorders>
-          </w:tcPr>
-          <w:p>
-            <w:pPr>
-              <w:spacing w:before="60" w:after="60" w:line="252" w:lineRule="auto"/>
-              <w:jc w:val="left"/>
-            </w:pPr>
-            <w:r/>
-            <w:r>
-              <w:rPr>
-                <w:b/>
-              </w:rPr>
-              <w:t>+1.50</w:t>
-            </w:r>
-          </w:p>
-        </w:tc>
-        <w:tc>
-          <w:tcPr>
-            <w:tcW w:type="dxa" w:w="1440"/>
-            <w:shd w:fill="F8FAFC"/>
-            <w:tcMar>
-              <w:top w:w="100" w:type="dxa"/>
-              <w:bottom w:w="100" w:type="dxa"/>
-              <w:left w:w="120" w:type="dxa"/>
-              <w:right w:w="120" w:type="dxa"/>
-            </w:tcMar>
-            <w:tcBorders>
-              <w:top w:val="single" w:sz="4" w:space="0" w:color="CCCCCC"/>
-              <w:bottom w:val="single" w:sz="4" w:space="0" w:color="CCCCCC"/>
-              <w:left w:val="single" w:sz="4" w:space="0" w:color="CCCCCC"/>
-              <w:right w:val="single" w:sz="4" w:space="0" w:color="CCCCCC"/>
-            </w:tcBorders>
-          </w:tcPr>
-          <w:p>
-            <w:pPr>
-              <w:spacing w:before="60" w:after="60" w:line="252" w:lineRule="auto"/>
-              <w:jc w:val="left"/>
-            </w:pPr>
-            <w:r/>
-            <w:r>
-              <w:t>BULL</w:t>
-            </w:r>
-          </w:p>
-        </w:tc>
-      </w:tr>
-      <w:tr>
-        <w:tc>
-          <w:tcPr>
-            <w:tcW w:type="dxa" w:w="1584"/>
-            <w:shd w:fill="FFFFFF"/>
-            <w:tcMar>
-              <w:top w:w="100" w:type="dxa"/>
-              <w:bottom w:w="100" w:type="dxa"/>
-              <w:left w:w="120" w:type="dxa"/>
-              <w:right w:w="120" w:type="dxa"/>
-            </w:tcMar>
-            <w:tcBorders>
-              <w:top w:val="single" w:sz="4" w:space="0" w:color="CCCCCC"/>
-              <w:bottom w:val="single" w:sz="4" w:space="0" w:color="CCCCCC"/>
-              <w:left w:val="single" w:sz="4" w:space="0" w:color="CCCCCC"/>
-              <w:right w:val="single" w:sz="4" w:space="0" w:color="CCCCCC"/>
-            </w:tcBorders>
-          </w:tcPr>
-          <w:p>
-            <w:pPr>
-              <w:spacing w:before="60" w:after="60" w:line="252" w:lineRule="auto"/>
-              <w:jc w:val="left"/>
-            </w:pPr>
-            <w:r/>
-            <w:r>
-              <w:rPr>
-                <w:b/>
-              </w:rPr>
-              <w:t>Wed 19/08</w:t>
-            </w:r>
-          </w:p>
-        </w:tc>
-        <w:tc>
-          <w:tcPr>
-            <w:tcW w:type="dxa" w:w="864"/>
-            <w:shd w:fill="FFFFFF"/>
-            <w:tcMar>
-              <w:top w:w="100" w:type="dxa"/>
-              <w:bottom w:w="100" w:type="dxa"/>
-              <w:left w:w="120" w:type="dxa"/>
-              <w:right w:w="120" w:type="dxa"/>
-            </w:tcMar>
-            <w:tcBorders>
-              <w:top w:val="single" w:sz="4" w:space="0" w:color="CCCCCC"/>
-              <w:bottom w:val="single" w:sz="4" w:space="0" w:color="CCCCCC"/>
-              <w:left w:val="single" w:sz="4" w:space="0" w:color="CCCCCC"/>
-              <w:right w:val="single" w:sz="4" w:space="0" w:color="CCCCCC"/>
-            </w:tcBorders>
-          </w:tcPr>
-          <w:p>
-            <w:pPr>
-              <w:spacing w:before="60" w:after="60" w:line="252" w:lineRule="auto"/>
-              <w:jc w:val="left"/>
-            </w:pPr>
-            <w:r/>
-            <w:r>
-              <w:t>NY Close 23-01</w:t>
-            </w:r>
-          </w:p>
-        </w:tc>
-        <w:tc>
-          <w:tcPr>
-            <w:tcW w:type="dxa" w:w="1440"/>
-            <w:shd w:fill="FFFFFF"/>
-            <w:tcMar>
-              <w:top w:w="100" w:type="dxa"/>
-              <w:bottom w:w="100" w:type="dxa"/>
-              <w:left w:w="120" w:type="dxa"/>
-              <w:right w:w="120" w:type="dxa"/>
-            </w:tcMar>
-            <w:tcBorders>
-              <w:top w:val="single" w:sz="4" w:space="0" w:color="CCCCCC"/>
-              <w:bottom w:val="single" w:sz="4" w:space="0" w:color="CCCCCC"/>
-              <w:left w:val="single" w:sz="4" w:space="0" w:color="CCCCCC"/>
-              <w:right w:val="single" w:sz="4" w:space="0" w:color="CCCCCC"/>
-            </w:tcBorders>
-          </w:tcPr>
-          <w:p>
-            <w:pPr>
-              <w:spacing w:before="60" w:after="60" w:line="252" w:lineRule="auto"/>
-              <w:jc w:val="left"/>
-            </w:pPr>
-            <w:r/>
-            <w:r>
-              <w:t>488.75</w:t>
-            </w:r>
-          </w:p>
-        </w:tc>
-        <w:tc>
-          <w:tcPr>
-            <w:tcW w:type="dxa" w:w="2016"/>
-            <w:shd w:fill="FFFFFF"/>
-            <w:tcMar>
-              <w:top w:w="100" w:type="dxa"/>
-              <w:bottom w:w="100" w:type="dxa"/>
-              <w:left w:w="120" w:type="dxa"/>
-              <w:right w:w="120" w:type="dxa"/>
-            </w:tcMar>
-            <w:tcBorders>
-              <w:top w:val="single" w:sz="4" w:space="0" w:color="CCCCCC"/>
-              <w:bottom w:val="single" w:sz="4" w:space="0" w:color="CCCCCC"/>
-              <w:left w:val="single" w:sz="4" w:space="0" w:color="CCCCCC"/>
-              <w:right w:val="single" w:sz="4" w:space="0" w:color="CCCCCC"/>
-            </w:tcBorders>
-          </w:tcPr>
-          <w:p>
-            <w:pPr>
-              <w:spacing w:before="60" w:after="60" w:line="252" w:lineRule="auto"/>
-              <w:jc w:val="left"/>
-            </w:pPr>
-            <w:r/>
-            <w:r>
-              <w:t>493.25</w:t>
-            </w:r>
-          </w:p>
-        </w:tc>
-        <w:tc>
-          <w:tcPr>
-            <w:tcW w:type="dxa" w:w="1152"/>
-            <w:shd w:fill="FFFFFF"/>
-            <w:tcMar>
-              <w:top w:w="100" w:type="dxa"/>
-              <w:bottom w:w="100" w:type="dxa"/>
-              <w:left w:w="120" w:type="dxa"/>
-              <w:right w:w="120" w:type="dxa"/>
-            </w:tcMar>
-            <w:tcBorders>
-              <w:top w:val="single" w:sz="4" w:space="0" w:color="CCCCCC"/>
-              <w:bottom w:val="single" w:sz="4" w:space="0" w:color="CCCCCC"/>
-              <w:left w:val="single" w:sz="4" w:space="0" w:color="CCCCCC"/>
-              <w:right w:val="single" w:sz="4" w:space="0" w:color="CCCCCC"/>
-            </w:tcBorders>
-          </w:tcPr>
-          <w:p>
-            <w:pPr>
-              <w:spacing w:before="60" w:after="60" w:line="252" w:lineRule="auto"/>
-              <w:jc w:val="left"/>
-            </w:pPr>
-            <w:r/>
-            <w:r>
-              <w:t>484.50</w:t>
-            </w:r>
-          </w:p>
-        </w:tc>
-        <w:tc>
-          <w:tcPr>
-            <w:tcW w:type="dxa" w:w="1728"/>
-            <w:shd w:fill="FFFFFF"/>
-            <w:tcMar>
-              <w:top w:w="100" w:type="dxa"/>
-              <w:bottom w:w="100" w:type="dxa"/>
-              <w:left w:w="120" w:type="dxa"/>
-              <w:right w:w="120" w:type="dxa"/>
-            </w:tcMar>
-            <w:tcBorders>
-              <w:top w:val="single" w:sz="4" w:space="0" w:color="CCCCCC"/>
-              <w:bottom w:val="single" w:sz="4" w:space="0" w:color="CCCCCC"/>
-              <w:left w:val="single" w:sz="4" w:space="0" w:color="CCCCCC"/>
-              <w:right w:val="single" w:sz="4" w:space="0" w:color="CCCCCC"/>
-            </w:tcBorders>
-          </w:tcPr>
-          <w:p>
-            <w:pPr>
-              <w:spacing w:before="60" w:after="60" w:line="252" w:lineRule="auto"/>
-              <w:jc w:val="left"/>
-            </w:pPr>
-            <w:r/>
-            <w:r>
-              <w:rPr>
-                <w:b/>
-              </w:rPr>
-              <w:t>488.25</w:t>
-            </w:r>
-          </w:p>
-        </w:tc>
-        <w:tc>
-          <w:tcPr>
-            <w:tcW w:type="dxa" w:w="3456"/>
-            <w:shd w:fill="FFFFFF"/>
-            <w:tcMar>
-              <w:top w:w="100" w:type="dxa"/>
-              <w:bottom w:w="100" w:type="dxa"/>
-              <w:left w:w="120" w:type="dxa"/>
-              <w:right w:w="120" w:type="dxa"/>
-            </w:tcMar>
-            <w:tcBorders>
-              <w:top w:val="single" w:sz="4" w:space="0" w:color="CCCCCC"/>
-              <w:bottom w:val="single" w:sz="4" w:space="0" w:color="CCCCCC"/>
-              <w:left w:val="single" w:sz="4" w:space="0" w:color="CCCCCC"/>
-              <w:right w:val="single" w:sz="4" w:space="0" w:color="CCCCCC"/>
-            </w:tcBorders>
-          </w:tcPr>
-          <w:p>
-            <w:pPr>
-              <w:spacing w:before="60" w:after="60" w:line="252" w:lineRule="auto"/>
-              <w:jc w:val="left"/>
-            </w:pPr>
-            <w:r/>
-            <w:r>
-              <w:rPr>
-                <w:b/>
-              </w:rPr>
-              <w:t>-0.50</w:t>
-            </w:r>
-          </w:p>
-        </w:tc>
-        <w:tc>
-          <w:tcPr>
-            <w:tcW w:type="dxa" w:w="1440"/>
-            <w:shd w:fill="FFFFFF"/>
-            <w:tcMar>
-              <w:top w:w="100" w:type="dxa"/>
-              <w:bottom w:w="100" w:type="dxa"/>
-              <w:left w:w="120" w:type="dxa"/>
-              <w:right w:w="120" w:type="dxa"/>
-            </w:tcMar>
-            <w:tcBorders>
-              <w:top w:val="single" w:sz="4" w:space="0" w:color="CCCCCC"/>
-              <w:bottom w:val="single" w:sz="4" w:space="0" w:color="CCCCCC"/>
-              <w:left w:val="single" w:sz="4" w:space="0" w:color="CCCCCC"/>
-              <w:right w:val="single" w:sz="4" w:space="0" w:color="CCCCCC"/>
-            </w:tcBorders>
-          </w:tcPr>
-          <w:p>
-            <w:pPr>
-              <w:spacing w:before="60" w:after="60" w:line="252" w:lineRule="auto"/>
-              <w:jc w:val="left"/>
-            </w:pPr>
-            <w:r/>
-            <w:r>
-              <w:t>BEAR</w:t>
-            </w:r>
-          </w:p>
-        </w:tc>
-      </w:tr>
-      <w:tr>
-        <w:tc>
-          <w:tcPr>
-            <w:tcW w:type="dxa" w:w="1584"/>
-            <w:shd w:fill="F8FAFC"/>
-            <w:tcMar>
-              <w:top w:w="100" w:type="dxa"/>
-              <w:bottom w:w="100" w:type="dxa"/>
-              <w:left w:w="120" w:type="dxa"/>
-              <w:right w:w="120" w:type="dxa"/>
-            </w:tcMar>
-            <w:tcBorders>
-              <w:top w:val="single" w:sz="4" w:space="0" w:color="CCCCCC"/>
-              <w:bottom w:val="single" w:sz="4" w:space="0" w:color="CCCCCC"/>
-              <w:left w:val="single" w:sz="4" w:space="0" w:color="CCCCCC"/>
-              <w:right w:val="single" w:sz="4" w:space="0" w:color="CCCCCC"/>
-            </w:tcBorders>
-          </w:tcPr>
-          <w:p>
-            <w:pPr>
-              <w:spacing w:before="60" w:after="60" w:line="252" w:lineRule="auto"/>
-              <w:jc w:val="left"/>
-            </w:pPr>
-            <w:r/>
-            <w:r>
-              <w:rPr>
-                <w:b/>
-              </w:rPr>
-              <w:t>Thu 20/08</w:t>
-            </w:r>
-          </w:p>
-        </w:tc>
-        <w:tc>
-          <w:tcPr>
-            <w:tcW w:type="dxa" w:w="864"/>
-            <w:shd w:fill="F8FAFC"/>
-            <w:tcMar>
-              <w:top w:w="100" w:type="dxa"/>
-              <w:bottom w:w="100" w:type="dxa"/>
-              <w:left w:w="120" w:type="dxa"/>
-              <w:right w:w="120" w:type="dxa"/>
-            </w:tcMar>
-            <w:tcBorders>
-              <w:top w:val="single" w:sz="4" w:space="0" w:color="CCCCCC"/>
-              <w:bottom w:val="single" w:sz="4" w:space="0" w:color="CCCCCC"/>
-              <w:left w:val="single" w:sz="4" w:space="0" w:color="CCCCCC"/>
-              <w:right w:val="single" w:sz="4" w:space="0" w:color="CCCCCC"/>
-            </w:tcBorders>
-          </w:tcPr>
-          <w:p>
-            <w:pPr>
-              <w:spacing w:before="60" w:after="60" w:line="252" w:lineRule="auto"/>
-              <w:jc w:val="left"/>
-            </w:pPr>
-            <w:r/>
-            <w:r>
-              <w:t>Asia 07-11</w:t>
-            </w:r>
-          </w:p>
-        </w:tc>
-        <w:tc>
-          <w:tcPr>
-            <w:tcW w:type="dxa" w:w="1440"/>
-            <w:shd w:fill="F8FAFC"/>
-            <w:tcMar>
-              <w:top w:w="100" w:type="dxa"/>
-              <w:bottom w:w="100" w:type="dxa"/>
-              <w:left w:w="120" w:type="dxa"/>
-              <w:right w:w="120" w:type="dxa"/>
-            </w:tcMar>
-            <w:tcBorders>
-              <w:top w:val="single" w:sz="4" w:space="0" w:color="CCCCCC"/>
-              <w:bottom w:val="single" w:sz="4" w:space="0" w:color="CCCCCC"/>
-              <w:left w:val="single" w:sz="4" w:space="0" w:color="CCCCCC"/>
-              <w:right w:val="single" w:sz="4" w:space="0" w:color="CCCCCC"/>
-            </w:tcBorders>
-          </w:tcPr>
-          <w:p>
-            <w:pPr>
-              <w:spacing w:before="60" w:after="60" w:line="252" w:lineRule="auto"/>
-              <w:jc w:val="left"/>
-            </w:pPr>
-            <w:r/>
-            <w:r>
-              <w:t>488.25</w:t>
-            </w:r>
-          </w:p>
-        </w:tc>
-        <w:tc>
-          <w:tcPr>
-            <w:tcW w:type="dxa" w:w="2016"/>
-            <w:shd w:fill="F8FAFC"/>
-            <w:tcMar>
-              <w:top w:w="100" w:type="dxa"/>
-              <w:bottom w:w="100" w:type="dxa"/>
-              <w:left w:w="120" w:type="dxa"/>
-              <w:right w:w="120" w:type="dxa"/>
-            </w:tcMar>
-            <w:tcBorders>
-              <w:top w:val="single" w:sz="4" w:space="0" w:color="CCCCCC"/>
-              <w:bottom w:val="single" w:sz="4" w:space="0" w:color="CCCCCC"/>
-              <w:left w:val="single" w:sz="4" w:space="0" w:color="CCCCCC"/>
-              <w:right w:val="single" w:sz="4" w:space="0" w:color="CCCCCC"/>
-            </w:tcBorders>
-          </w:tcPr>
-          <w:p>
-            <w:pPr>
-              <w:spacing w:before="60" w:after="60" w:line="252" w:lineRule="auto"/>
-              <w:jc w:val="left"/>
-            </w:pPr>
-            <w:r/>
-            <w:r>
               <w:t>490.50</w:t>
-            </w:r>
-          </w:p>
-        </w:tc>
-        <w:tc>
-          <w:tcPr>
-            <w:tcW w:type="dxa" w:w="1152"/>
-            <w:shd w:fill="F8FAFC"/>
-            <w:tcMar>
-              <w:top w:w="100" w:type="dxa"/>
-              <w:bottom w:w="100" w:type="dxa"/>
-              <w:left w:w="120" w:type="dxa"/>
-              <w:right w:w="120" w:type="dxa"/>
-            </w:tcMar>
-            <w:tcBorders>
-              <w:top w:val="single" w:sz="4" w:space="0" w:color="CCCCCC"/>
-              <w:bottom w:val="single" w:sz="4" w:space="0" w:color="CCCCCC"/>
-              <w:left w:val="single" w:sz="4" w:space="0" w:color="CCCCCC"/>
-              <w:right w:val="single" w:sz="4" w:space="0" w:color="CCCCCC"/>
-            </w:tcBorders>
-          </w:tcPr>
-          <w:p>
-            <w:pPr>
-              <w:spacing w:before="60" w:after="60" w:line="252" w:lineRule="auto"/>
-              <w:jc w:val="left"/>
-            </w:pPr>
-            <w:r/>
-            <w:r>
-              <w:t>485.50</w:t>
-            </w:r>
-          </w:p>
-        </w:tc>
-        <w:tc>
-          <w:tcPr>
-            <w:tcW w:type="dxa" w:w="1728"/>
-            <w:shd w:fill="F8FAFC"/>
-            <w:tcMar>
-              <w:top w:w="100" w:type="dxa"/>
-              <w:bottom w:w="100" w:type="dxa"/>
-              <w:left w:w="120" w:type="dxa"/>
-              <w:right w:w="120" w:type="dxa"/>
-            </w:tcMar>
-            <w:tcBorders>
-              <w:top w:val="single" w:sz="4" w:space="0" w:color="CCCCCC"/>
-              <w:bottom w:val="single" w:sz="4" w:space="0" w:color="CCCCCC"/>
-              <w:left w:val="single" w:sz="4" w:space="0" w:color="CCCCCC"/>
-              <w:right w:val="single" w:sz="4" w:space="0" w:color="CCCCCC"/>
-            </w:tcBorders>
-          </w:tcPr>
-          <w:p>
-            <w:pPr>
-              <w:spacing w:before="60" w:after="60" w:line="252" w:lineRule="auto"/>
-              <w:jc w:val="left"/>
-            </w:pPr>
-            <w:r/>
-            <w:r>
-              <w:rPr>
-                <w:b/>
-              </w:rPr>
-              <w:t>488.00</w:t>
-            </w:r>
-          </w:p>
-        </w:tc>
-        <w:tc>
-          <w:tcPr>
-            <w:tcW w:type="dxa" w:w="3456"/>
-            <w:shd w:fill="F8FAFC"/>
-            <w:tcMar>
-              <w:top w:w="100" w:type="dxa"/>
-              <w:bottom w:w="100" w:type="dxa"/>
-              <w:left w:w="120" w:type="dxa"/>
-              <w:right w:w="120" w:type="dxa"/>
-            </w:tcMar>
-            <w:tcBorders>
-              <w:top w:val="single" w:sz="4" w:space="0" w:color="CCCCCC"/>
-              <w:bottom w:val="single" w:sz="4" w:space="0" w:color="CCCCCC"/>
-              <w:left w:val="single" w:sz="4" w:space="0" w:color="CCCCCC"/>
-              <w:right w:val="single" w:sz="4" w:space="0" w:color="CCCCCC"/>
-            </w:tcBorders>
-          </w:tcPr>
-          <w:p>
-            <w:pPr>
-              <w:spacing w:before="60" w:after="60" w:line="252" w:lineRule="auto"/>
-              <w:jc w:val="left"/>
-            </w:pPr>
-            <w:r/>
-            <w:r>
-              <w:rPr>
-                <w:b/>
-              </w:rPr>
-              <w:t>-0.25</w:t>
-            </w:r>
-          </w:p>
-        </w:tc>
-        <w:tc>
-          <w:tcPr>
-            <w:tcW w:type="dxa" w:w="1440"/>
-            <w:shd w:fill="F8FAFC"/>
-            <w:tcMar>
-              <w:top w:w="100" w:type="dxa"/>
-              <w:bottom w:w="100" w:type="dxa"/>
-              <w:left w:w="120" w:type="dxa"/>
-              <w:right w:w="120" w:type="dxa"/>
-            </w:tcMar>
-            <w:tcBorders>
-              <w:top w:val="single" w:sz="4" w:space="0" w:color="CCCCCC"/>
-              <w:bottom w:val="single" w:sz="4" w:space="0" w:color="CCCCCC"/>
-              <w:left w:val="single" w:sz="4" w:space="0" w:color="CCCCCC"/>
-              <w:right w:val="single" w:sz="4" w:space="0" w:color="CCCCCC"/>
-            </w:tcBorders>
-          </w:tcPr>
-          <w:p>
-            <w:pPr>
-              <w:spacing w:before="60" w:after="60" w:line="252" w:lineRule="auto"/>
-              <w:jc w:val="left"/>
-            </w:pPr>
-            <w:r/>
-            <w:r>
-              <w:t>BEAR</w:t>
-            </w:r>
-          </w:p>
-        </w:tc>
-      </w:tr>
-      <w:tr>
-        <w:tc>
-          <w:tcPr>
-            <w:tcW w:type="dxa" w:w="1584"/>
-            <w:shd w:fill="FFFFFF"/>
-            <w:tcMar>
-              <w:top w:w="100" w:type="dxa"/>
-              <w:bottom w:w="100" w:type="dxa"/>
-              <w:left w:w="120" w:type="dxa"/>
-              <w:right w:w="120" w:type="dxa"/>
-            </w:tcMar>
-            <w:tcBorders>
-              <w:top w:val="single" w:sz="4" w:space="0" w:color="CCCCCC"/>
-              <w:bottom w:val="single" w:sz="4" w:space="0" w:color="CCCCCC"/>
-              <w:left w:val="single" w:sz="4" w:space="0" w:color="CCCCCC"/>
-              <w:right w:val="single" w:sz="4" w:space="0" w:color="CCCCCC"/>
-            </w:tcBorders>
-          </w:tcPr>
-          <w:p>
-            <w:pPr>
-              <w:spacing w:before="60" w:after="60" w:line="252" w:lineRule="auto"/>
-              <w:jc w:val="left"/>
-            </w:pPr>
-            <w:r/>
-            <w:r>
-              <w:rPr>
-                <w:b/>
-              </w:rPr>
-              <w:t>Thu 20/08</w:t>
-            </w:r>
-          </w:p>
-        </w:tc>
-        <w:tc>
-          <w:tcPr>
-            <w:tcW w:type="dxa" w:w="864"/>
-            <w:shd w:fill="FFFFFF"/>
-            <w:tcMar>
-              <w:top w:w="100" w:type="dxa"/>
-              <w:bottom w:w="100" w:type="dxa"/>
-              <w:left w:w="120" w:type="dxa"/>
-              <w:right w:w="120" w:type="dxa"/>
-            </w:tcMar>
-            <w:tcBorders>
-              <w:top w:val="single" w:sz="4" w:space="0" w:color="CCCCCC"/>
-              <w:bottom w:val="single" w:sz="4" w:space="0" w:color="CCCCCC"/>
-              <w:left w:val="single" w:sz="4" w:space="0" w:color="CCCCCC"/>
-              <w:right w:val="single" w:sz="4" w:space="0" w:color="CCCCCC"/>
-            </w:tcBorders>
-          </w:tcPr>
-          <w:p>
-            <w:pPr>
-              <w:spacing w:before="60" w:after="60" w:line="252" w:lineRule="auto"/>
-              <w:jc w:val="left"/>
-            </w:pPr>
-            <w:r/>
-            <w:r>
-              <w:t>Asia 11-15</w:t>
-            </w:r>
-          </w:p>
-        </w:tc>
-        <w:tc>
-          <w:tcPr>
-            <w:tcW w:type="dxa" w:w="1440"/>
-            <w:shd w:fill="FFFFFF"/>
-            <w:tcMar>
-              <w:top w:w="100" w:type="dxa"/>
-              <w:bottom w:w="100" w:type="dxa"/>
-              <w:left w:w="120" w:type="dxa"/>
-              <w:right w:w="120" w:type="dxa"/>
-            </w:tcMar>
-            <w:tcBorders>
-              <w:top w:val="single" w:sz="4" w:space="0" w:color="CCCCCC"/>
-              <w:bottom w:val="single" w:sz="4" w:space="0" w:color="CCCCCC"/>
-              <w:left w:val="single" w:sz="4" w:space="0" w:color="CCCCCC"/>
-              <w:right w:val="single" w:sz="4" w:space="0" w:color="CCCCCC"/>
-            </w:tcBorders>
-          </w:tcPr>
-          <w:p>
-            <w:pPr>
-              <w:spacing w:before="60" w:after="60" w:line="252" w:lineRule="auto"/>
-              <w:jc w:val="left"/>
-            </w:pPr>
-            <w:r/>
-            <w:r>
-              <w:t>488.00</w:t>
-            </w:r>
-          </w:p>
-        </w:tc>
-        <w:tc>
-          <w:tcPr>
-            <w:tcW w:type="dxa" w:w="2016"/>
-            <w:shd w:fill="FFFFFF"/>
-            <w:tcMar>
-              <w:top w:w="100" w:type="dxa"/>
-              <w:bottom w:w="100" w:type="dxa"/>
-              <w:left w:w="120" w:type="dxa"/>
-              <w:right w:w="120" w:type="dxa"/>
-            </w:tcMar>
-            <w:tcBorders>
-              <w:top w:val="single" w:sz="4" w:space="0" w:color="CCCCCC"/>
-              <w:bottom w:val="single" w:sz="4" w:space="0" w:color="CCCCCC"/>
-              <w:left w:val="single" w:sz="4" w:space="0" w:color="CCCCCC"/>
-              <w:right w:val="single" w:sz="4" w:space="0" w:color="CCCCCC"/>
-            </w:tcBorders>
-          </w:tcPr>
-          <w:p>
-            <w:pPr>
-              <w:spacing w:before="60" w:after="60" w:line="252" w:lineRule="auto"/>
-              <w:jc w:val="left"/>
-            </w:pPr>
-            <w:r/>
-            <w:r>
-              <w:t>490.00</w:t>
-            </w:r>
-          </w:p>
-        </w:tc>
-        <w:tc>
-          <w:tcPr>
-            <w:tcW w:type="dxa" w:w="1152"/>
-            <w:shd w:fill="FFFFFF"/>
-            <w:tcMar>
-              <w:top w:w="100" w:type="dxa"/>
-              <w:bottom w:w="100" w:type="dxa"/>
-              <w:left w:w="120" w:type="dxa"/>
-              <w:right w:w="120" w:type="dxa"/>
-            </w:tcMar>
-            <w:tcBorders>
-              <w:top w:val="single" w:sz="4" w:space="0" w:color="CCCCCC"/>
-              <w:bottom w:val="single" w:sz="4" w:space="0" w:color="CCCCCC"/>
-              <w:left w:val="single" w:sz="4" w:space="0" w:color="CCCCCC"/>
-              <w:right w:val="single" w:sz="4" w:space="0" w:color="CCCCCC"/>
-            </w:tcBorders>
-          </w:tcPr>
-          <w:p>
-            <w:pPr>
-              <w:spacing w:before="60" w:after="60" w:line="252" w:lineRule="auto"/>
-              <w:jc w:val="left"/>
-            </w:pPr>
-            <w:r/>
-            <w:r>
-              <w:t>483.50</w:t>
-            </w:r>
-          </w:p>
-        </w:tc>
-        <w:tc>
-          <w:tcPr>
-            <w:tcW w:type="dxa" w:w="1728"/>
-            <w:shd w:fill="FFFFFF"/>
-            <w:tcMar>
-              <w:top w:w="100" w:type="dxa"/>
-              <w:bottom w:w="100" w:type="dxa"/>
-              <w:left w:w="120" w:type="dxa"/>
-              <w:right w:w="120" w:type="dxa"/>
-            </w:tcMar>
-            <w:tcBorders>
-              <w:top w:val="single" w:sz="4" w:space="0" w:color="CCCCCC"/>
-              <w:bottom w:val="single" w:sz="4" w:space="0" w:color="CCCCCC"/>
-              <w:left w:val="single" w:sz="4" w:space="0" w:color="CCCCCC"/>
-              <w:right w:val="single" w:sz="4" w:space="0" w:color="CCCCCC"/>
-            </w:tcBorders>
-          </w:tcPr>
-          <w:p>
-            <w:pPr>
-              <w:spacing w:before="60" w:after="60" w:line="252" w:lineRule="auto"/>
-              <w:jc w:val="left"/>
-            </w:pPr>
-            <w:r/>
-            <w:r>
-              <w:rPr>
-                <w:b/>
-              </w:rPr>
-              <w:t>488.25</w:t>
-            </w:r>
-          </w:p>
-        </w:tc>
-        <w:tc>
-          <w:tcPr>
-            <w:tcW w:type="dxa" w:w="3456"/>
-            <w:shd w:fill="FFFFFF"/>
-            <w:tcMar>
-              <w:top w:w="100" w:type="dxa"/>
-              <w:bottom w:w="100" w:type="dxa"/>
-              <w:left w:w="120" w:type="dxa"/>
-              <w:right w:w="120" w:type="dxa"/>
-            </w:tcMar>
-            <w:tcBorders>
-              <w:top w:val="single" w:sz="4" w:space="0" w:color="CCCCCC"/>
-              <w:bottom w:val="single" w:sz="4" w:space="0" w:color="CCCCCC"/>
-              <w:left w:val="single" w:sz="4" w:space="0" w:color="CCCCCC"/>
-              <w:right w:val="single" w:sz="4" w:space="0" w:color="CCCCCC"/>
-            </w:tcBorders>
-          </w:tcPr>
-          <w:p>
-            <w:pPr>
-              <w:spacing w:before="60" w:after="60" w:line="252" w:lineRule="auto"/>
-              <w:jc w:val="left"/>
-            </w:pPr>
-            <w:r/>
-            <w:r>
-              <w:rPr>
-                <w:b/>
-              </w:rPr>
-              <w:t>+0.25</w:t>
-            </w:r>
-          </w:p>
-        </w:tc>
-        <w:tc>
-          <w:tcPr>
-            <w:tcW w:type="dxa" w:w="1440"/>
-            <w:shd w:fill="FFFFFF"/>
-            <w:tcMar>
-              <w:top w:w="100" w:type="dxa"/>
-              <w:bottom w:w="100" w:type="dxa"/>
-              <w:left w:w="120" w:type="dxa"/>
-              <w:right w:w="120" w:type="dxa"/>
-            </w:tcMar>
-            <w:tcBorders>
-              <w:top w:val="single" w:sz="4" w:space="0" w:color="CCCCCC"/>
-              <w:bottom w:val="single" w:sz="4" w:space="0" w:color="CCCCCC"/>
-              <w:left w:val="single" w:sz="4" w:space="0" w:color="CCCCCC"/>
-              <w:right w:val="single" w:sz="4" w:space="0" w:color="CCCCCC"/>
-            </w:tcBorders>
-          </w:tcPr>
-          <w:p>
-            <w:pPr>
-              <w:spacing w:before="60" w:after="60" w:line="252" w:lineRule="auto"/>
-              <w:jc w:val="left"/>
-            </w:pPr>
-            <w:r/>
-            <w:r>
-              <w:t>BULL</w:t>
-            </w:r>
-          </w:p>
-        </w:tc>
-      </w:tr>
-      <w:tr>
-        <w:tc>
-          <w:tcPr>
-            <w:tcW w:type="dxa" w:w="1584"/>
-            <w:shd w:fill="F8FAFC"/>
-            <w:tcMar>
-              <w:top w:w="100" w:type="dxa"/>
-              <w:bottom w:w="100" w:type="dxa"/>
-              <w:left w:w="120" w:type="dxa"/>
-              <w:right w:w="120" w:type="dxa"/>
-            </w:tcMar>
-            <w:tcBorders>
-              <w:top w:val="single" w:sz="4" w:space="0" w:color="CCCCCC"/>
-              <w:bottom w:val="single" w:sz="4" w:space="0" w:color="CCCCCC"/>
-              <w:left w:val="single" w:sz="4" w:space="0" w:color="CCCCCC"/>
-              <w:right w:val="single" w:sz="4" w:space="0" w:color="CCCCCC"/>
-            </w:tcBorders>
-          </w:tcPr>
-          <w:p>
-            <w:pPr>
-              <w:spacing w:before="60" w:after="60" w:line="252" w:lineRule="auto"/>
-              <w:jc w:val="left"/>
-            </w:pPr>
-            <w:r/>
-            <w:r>
-              <w:rPr>
-                <w:b/>
-              </w:rPr>
-              <w:t>Thu 20/08</w:t>
-            </w:r>
-          </w:p>
-        </w:tc>
-        <w:tc>
-          <w:tcPr>
-            <w:tcW w:type="dxa" w:w="864"/>
-            <w:shd w:fill="F8FAFC"/>
-            <w:tcMar>
-              <w:top w:w="100" w:type="dxa"/>
-              <w:bottom w:w="100" w:type="dxa"/>
-              <w:left w:w="120" w:type="dxa"/>
-              <w:right w:w="120" w:type="dxa"/>
-            </w:tcMar>
-            <w:tcBorders>
-              <w:top w:val="single" w:sz="4" w:space="0" w:color="CCCCCC"/>
-              <w:bottom w:val="single" w:sz="4" w:space="0" w:color="CCCCCC"/>
-              <w:left w:val="single" w:sz="4" w:space="0" w:color="CCCCCC"/>
-              <w:right w:val="single" w:sz="4" w:space="0" w:color="CCCCCC"/>
-            </w:tcBorders>
-          </w:tcPr>
-          <w:p>
-            <w:pPr>
-              <w:spacing w:before="60" w:after="60" w:line="252" w:lineRule="auto"/>
-              <w:jc w:val="left"/>
-            </w:pPr>
-            <w:r/>
-            <w:r>
-              <w:t>London 15-19</w:t>
-            </w:r>
-          </w:p>
-        </w:tc>
-        <w:tc>
-          <w:tcPr>
-            <w:tcW w:type="dxa" w:w="1440"/>
-            <w:shd w:fill="F8FAFC"/>
-            <w:tcMar>
-              <w:top w:w="100" w:type="dxa"/>
-              <w:bottom w:w="100" w:type="dxa"/>
-              <w:left w:w="120" w:type="dxa"/>
-              <w:right w:w="120" w:type="dxa"/>
-            </w:tcMar>
-            <w:tcBorders>
-              <w:top w:val="single" w:sz="4" w:space="0" w:color="CCCCCC"/>
-              <w:bottom w:val="single" w:sz="4" w:space="0" w:color="CCCCCC"/>
-              <w:left w:val="single" w:sz="4" w:space="0" w:color="CCCCCC"/>
-              <w:right w:val="single" w:sz="4" w:space="0" w:color="CCCCCC"/>
-            </w:tcBorders>
-          </w:tcPr>
-          <w:p>
-            <w:pPr>
-              <w:spacing w:before="60" w:after="60" w:line="252" w:lineRule="auto"/>
-              <w:jc w:val="left"/>
-            </w:pPr>
-            <w:r/>
-            <w:r>
-              <w:t>488.25</w:t>
-            </w:r>
-          </w:p>
-        </w:tc>
-        <w:tc>
-          <w:tcPr>
-            <w:tcW w:type="dxa" w:w="2016"/>
-            <w:shd w:fill="F8FAFC"/>
-            <w:tcMar>
-              <w:top w:w="100" w:type="dxa"/>
-              <w:bottom w:w="100" w:type="dxa"/>
-              <w:left w:w="120" w:type="dxa"/>
-              <w:right w:w="120" w:type="dxa"/>
-            </w:tcMar>
-            <w:tcBorders>
-              <w:top w:val="single" w:sz="4" w:space="0" w:color="CCCCCC"/>
-              <w:bottom w:val="single" w:sz="4" w:space="0" w:color="CCCCCC"/>
-              <w:left w:val="single" w:sz="4" w:space="0" w:color="CCCCCC"/>
-              <w:right w:val="single" w:sz="4" w:space="0" w:color="CCCCCC"/>
-            </w:tcBorders>
-          </w:tcPr>
-          <w:p>
-            <w:pPr>
-              <w:spacing w:before="60" w:after="60" w:line="252" w:lineRule="auto"/>
-              <w:jc w:val="left"/>
-            </w:pPr>
-            <w:r/>
-            <w:r>
-              <w:t>492.00</w:t>
-            </w:r>
-          </w:p>
-        </w:tc>
-        <w:tc>
-          <w:tcPr>
-            <w:tcW w:type="dxa" w:w="1152"/>
-            <w:shd w:fill="F8FAFC"/>
-            <w:tcMar>
-              <w:top w:w="100" w:type="dxa"/>
-              <w:bottom w:w="100" w:type="dxa"/>
-              <w:left w:w="120" w:type="dxa"/>
-              <w:right w:w="120" w:type="dxa"/>
-            </w:tcMar>
-            <w:tcBorders>
-              <w:top w:val="single" w:sz="4" w:space="0" w:color="CCCCCC"/>
-              <w:bottom w:val="single" w:sz="4" w:space="0" w:color="CCCCCC"/>
-              <w:left w:val="single" w:sz="4" w:space="0" w:color="CCCCCC"/>
-              <w:right w:val="single" w:sz="4" w:space="0" w:color="CCCCCC"/>
-            </w:tcBorders>
-          </w:tcPr>
-          <w:p>
-            <w:pPr>
-              <w:spacing w:before="60" w:after="60" w:line="252" w:lineRule="auto"/>
-              <w:jc w:val="left"/>
-            </w:pPr>
-            <w:r/>
-            <w:r>
-              <w:t>485.50</w:t>
-            </w:r>
-          </w:p>
-        </w:tc>
-        <w:tc>
-          <w:tcPr>
-            <w:tcW w:type="dxa" w:w="1728"/>
-            <w:shd w:fill="F8FAFC"/>
-            <w:tcMar>
-              <w:top w:w="100" w:type="dxa"/>
-              <w:bottom w:w="100" w:type="dxa"/>
-              <w:left w:w="120" w:type="dxa"/>
-              <w:right w:w="120" w:type="dxa"/>
-            </w:tcMar>
-            <w:tcBorders>
-              <w:top w:val="single" w:sz="4" w:space="0" w:color="CCCCCC"/>
-              <w:bottom w:val="single" w:sz="4" w:space="0" w:color="CCCCCC"/>
-              <w:left w:val="single" w:sz="4" w:space="0" w:color="CCCCCC"/>
-              <w:right w:val="single" w:sz="4" w:space="0" w:color="CCCCCC"/>
-            </w:tcBorders>
-          </w:tcPr>
-          <w:p>
-            <w:pPr>
-              <w:spacing w:before="60" w:after="60" w:line="252" w:lineRule="auto"/>
-              <w:jc w:val="left"/>
-            </w:pPr>
-            <w:r/>
-            <w:r>
-              <w:rPr>
-                <w:b/>
-              </w:rPr>
-              <w:t>488.75</w:t>
-            </w:r>
-          </w:p>
-        </w:tc>
-        <w:tc>
-          <w:tcPr>
-            <w:tcW w:type="dxa" w:w="3456"/>
-            <w:shd w:fill="F8FAFC"/>
-            <w:tcMar>
-              <w:top w:w="100" w:type="dxa"/>
-              <w:bottom w:w="100" w:type="dxa"/>
-              <w:left w:w="120" w:type="dxa"/>
-              <w:right w:w="120" w:type="dxa"/>
-            </w:tcMar>
-            <w:tcBorders>
-              <w:top w:val="single" w:sz="4" w:space="0" w:color="CCCCCC"/>
-              <w:bottom w:val="single" w:sz="4" w:space="0" w:color="CCCCCC"/>
-              <w:left w:val="single" w:sz="4" w:space="0" w:color="CCCCCC"/>
-              <w:right w:val="single" w:sz="4" w:space="0" w:color="CCCCCC"/>
-            </w:tcBorders>
-          </w:tcPr>
-          <w:p>
-            <w:pPr>
-              <w:spacing w:before="60" w:after="60" w:line="252" w:lineRule="auto"/>
-              <w:jc w:val="left"/>
-            </w:pPr>
-            <w:r/>
-            <w:r>
-              <w:rPr>
-                <w:b/>
-              </w:rPr>
-              <w:t>+0.50</w:t>
-            </w:r>
-          </w:p>
-        </w:tc>
-        <w:tc>
-          <w:tcPr>
-            <w:tcW w:type="dxa" w:w="1440"/>
-            <w:shd w:fill="F8FAFC"/>
-            <w:tcMar>
-              <w:top w:w="100" w:type="dxa"/>
-              <w:bottom w:w="100" w:type="dxa"/>
-              <w:left w:w="120" w:type="dxa"/>
-              <w:right w:w="120" w:type="dxa"/>
-            </w:tcMar>
-            <w:tcBorders>
-              <w:top w:val="single" w:sz="4" w:space="0" w:color="CCCCCC"/>
-              <w:bottom w:val="single" w:sz="4" w:space="0" w:color="CCCCCC"/>
-              <w:left w:val="single" w:sz="4" w:space="0" w:color="CCCCCC"/>
-              <w:right w:val="single" w:sz="4" w:space="0" w:color="CCCCCC"/>
-            </w:tcBorders>
-          </w:tcPr>
-          <w:p>
-            <w:pPr>
-              <w:spacing w:before="60" w:after="60" w:line="252" w:lineRule="auto"/>
-              <w:jc w:val="left"/>
-            </w:pPr>
-            <w:r/>
-            <w:r>
-              <w:t>BULL</w:t>
-            </w:r>
-          </w:p>
-        </w:tc>
-      </w:tr>
-      <w:tr>
-        <w:tc>
-          <w:tcPr>
-            <w:tcW w:type="dxa" w:w="1584"/>
-            <w:shd w:fill="FFFFFF"/>
-            <w:tcMar>
-              <w:top w:w="100" w:type="dxa"/>
-              <w:bottom w:w="100" w:type="dxa"/>
-              <w:left w:w="120" w:type="dxa"/>
-              <w:right w:w="120" w:type="dxa"/>
-            </w:tcMar>
-            <w:tcBorders>
-              <w:top w:val="single" w:sz="4" w:space="0" w:color="CCCCCC"/>
-              <w:bottom w:val="single" w:sz="4" w:space="0" w:color="CCCCCC"/>
-              <w:left w:val="single" w:sz="4" w:space="0" w:color="CCCCCC"/>
-              <w:right w:val="single" w:sz="4" w:space="0" w:color="CCCCCC"/>
-            </w:tcBorders>
-          </w:tcPr>
-          <w:p>
-            <w:pPr>
-              <w:spacing w:before="60" w:after="60" w:line="252" w:lineRule="auto"/>
-              <w:jc w:val="left"/>
-            </w:pPr>
-            <w:r/>
-            <w:r>
-              <w:rPr>
-                <w:b/>
-              </w:rPr>
-              <w:t>Thu 20/08</w:t>
-            </w:r>
-          </w:p>
-        </w:tc>
-        <w:tc>
-          <w:tcPr>
-            <w:tcW w:type="dxa" w:w="864"/>
-            <w:shd w:fill="FFFFFF"/>
-            <w:tcMar>
-              <w:top w:w="100" w:type="dxa"/>
-              <w:bottom w:w="100" w:type="dxa"/>
-              <w:left w:w="120" w:type="dxa"/>
-              <w:right w:w="120" w:type="dxa"/>
-            </w:tcMar>
-            <w:tcBorders>
-              <w:top w:val="single" w:sz="4" w:space="0" w:color="CCCCCC"/>
-              <w:bottom w:val="single" w:sz="4" w:space="0" w:color="CCCCCC"/>
-              <w:left w:val="single" w:sz="4" w:space="0" w:color="CCCCCC"/>
-              <w:right w:val="single" w:sz="4" w:space="0" w:color="CCCCCC"/>
-            </w:tcBorders>
-          </w:tcPr>
-          <w:p>
-            <w:pPr>
-              <w:spacing w:before="60" w:after="60" w:line="252" w:lineRule="auto"/>
-              <w:jc w:val="left"/>
-            </w:pPr>
-            <w:r/>
-            <w:r>
-              <w:t>Pre-NY 19-21</w:t>
-            </w:r>
-          </w:p>
-        </w:tc>
-        <w:tc>
-          <w:tcPr>
-            <w:tcW w:type="dxa" w:w="1440"/>
-            <w:shd w:fill="FFFFFF"/>
-            <w:tcMar>
-              <w:top w:w="100" w:type="dxa"/>
-              <w:bottom w:w="100" w:type="dxa"/>
-              <w:left w:w="120" w:type="dxa"/>
-              <w:right w:w="120" w:type="dxa"/>
-            </w:tcMar>
-            <w:tcBorders>
-              <w:top w:val="single" w:sz="4" w:space="0" w:color="CCCCCC"/>
-              <w:bottom w:val="single" w:sz="4" w:space="0" w:color="CCCCCC"/>
-              <w:left w:val="single" w:sz="4" w:space="0" w:color="CCCCCC"/>
-              <w:right w:val="single" w:sz="4" w:space="0" w:color="CCCCCC"/>
-            </w:tcBorders>
-          </w:tcPr>
-          <w:p>
-            <w:pPr>
-              <w:spacing w:before="60" w:after="60" w:line="252" w:lineRule="auto"/>
-              <w:jc w:val="left"/>
-            </w:pPr>
-            <w:r/>
-            <w:r>
-              <w:t>488.75</w:t>
-            </w:r>
-          </w:p>
-        </w:tc>
-        <w:tc>
-          <w:tcPr>
-            <w:tcW w:type="dxa" w:w="2016"/>
-            <w:shd w:fill="FFFFFF"/>
-            <w:tcMar>
-              <w:top w:w="100" w:type="dxa"/>
-              <w:bottom w:w="100" w:type="dxa"/>
-              <w:left w:w="120" w:type="dxa"/>
-              <w:right w:w="120" w:type="dxa"/>
-            </w:tcMar>
-            <w:tcBorders>
-              <w:top w:val="single" w:sz="4" w:space="0" w:color="CCCCCC"/>
-              <w:bottom w:val="single" w:sz="4" w:space="0" w:color="CCCCCC"/>
-              <w:left w:val="single" w:sz="4" w:space="0" w:color="CCCCCC"/>
-              <w:right w:val="single" w:sz="4" w:space="0" w:color="CCCCCC"/>
-            </w:tcBorders>
-          </w:tcPr>
-          <w:p>
-            <w:pPr>
-              <w:spacing w:before="60" w:after="60" w:line="252" w:lineRule="auto"/>
-              <w:jc w:val="left"/>
-            </w:pPr>
-            <w:r/>
-            <w:r>
-              <w:t>491.75</w:t>
-            </w:r>
-          </w:p>
-        </w:tc>
-        <w:tc>
-          <w:tcPr>
-            <w:tcW w:type="dxa" w:w="1152"/>
-            <w:shd w:fill="FFFFFF"/>
-            <w:tcMar>
-              <w:top w:w="100" w:type="dxa"/>
-              <w:bottom w:w="100" w:type="dxa"/>
-              <w:left w:w="120" w:type="dxa"/>
-              <w:right w:w="120" w:type="dxa"/>
-            </w:tcMar>
-            <w:tcBorders>
-              <w:top w:val="single" w:sz="4" w:space="0" w:color="CCCCCC"/>
-              <w:bottom w:val="single" w:sz="4" w:space="0" w:color="CCCCCC"/>
-              <w:left w:val="single" w:sz="4" w:space="0" w:color="CCCCCC"/>
-              <w:right w:val="single" w:sz="4" w:space="0" w:color="CCCCCC"/>
-            </w:tcBorders>
-          </w:tcPr>
-          <w:p>
-            <w:pPr>
-              <w:spacing w:before="60" w:after="60" w:line="252" w:lineRule="auto"/>
-              <w:jc w:val="left"/>
-            </w:pPr>
-            <w:r/>
-            <w:r>
-              <w:t>484.25</w:t>
-            </w:r>
-          </w:p>
-        </w:tc>
-        <w:tc>
-          <w:tcPr>
-            <w:tcW w:type="dxa" w:w="1728"/>
-            <w:shd w:fill="FFFFFF"/>
-            <w:tcMar>
-              <w:top w:w="100" w:type="dxa"/>
-              <w:bottom w:w="100" w:type="dxa"/>
-              <w:left w:w="120" w:type="dxa"/>
-              <w:right w:w="120" w:type="dxa"/>
-            </w:tcMar>
-            <w:tcBorders>
-              <w:top w:val="single" w:sz="4" w:space="0" w:color="CCCCCC"/>
-              <w:bottom w:val="single" w:sz="4" w:space="0" w:color="CCCCCC"/>
-              <w:left w:val="single" w:sz="4" w:space="0" w:color="CCCCCC"/>
-              <w:right w:val="single" w:sz="4" w:space="0" w:color="CCCCCC"/>
-            </w:tcBorders>
-          </w:tcPr>
-          <w:p>
-            <w:pPr>
-              <w:spacing w:before="60" w:after="60" w:line="252" w:lineRule="auto"/>
-              <w:jc w:val="left"/>
-            </w:pPr>
-            <w:r/>
-            <w:r>
-              <w:rPr>
-                <w:b/>
-              </w:rPr>
-              <w:t>489.00</w:t>
-            </w:r>
-          </w:p>
-        </w:tc>
-        <w:tc>
-          <w:tcPr>
-            <w:tcW w:type="dxa" w:w="3456"/>
-            <w:shd w:fill="FFFFFF"/>
-            <w:tcMar>
-              <w:top w:w="100" w:type="dxa"/>
-              <w:bottom w:w="100" w:type="dxa"/>
-              <w:left w:w="120" w:type="dxa"/>
-              <w:right w:w="120" w:type="dxa"/>
-            </w:tcMar>
-            <w:tcBorders>
-              <w:top w:val="single" w:sz="4" w:space="0" w:color="CCCCCC"/>
-              <w:bottom w:val="single" w:sz="4" w:space="0" w:color="CCCCCC"/>
-              <w:left w:val="single" w:sz="4" w:space="0" w:color="CCCCCC"/>
-              <w:right w:val="single" w:sz="4" w:space="0" w:color="CCCCCC"/>
-            </w:tcBorders>
-          </w:tcPr>
-          <w:p>
-            <w:pPr>
-              <w:spacing w:before="60" w:after="60" w:line="252" w:lineRule="auto"/>
-              <w:jc w:val="left"/>
-            </w:pPr>
-            <w:r/>
-            <w:r>
-              <w:rPr>
-                <w:b/>
-              </w:rPr>
-              <w:t>+0.25</w:t>
-            </w:r>
-          </w:p>
-        </w:tc>
-        <w:tc>
-          <w:tcPr>
-            <w:tcW w:type="dxa" w:w="1440"/>
-            <w:shd w:fill="FFFFFF"/>
-            <w:tcMar>
-              <w:top w:w="100" w:type="dxa"/>
-              <w:bottom w:w="100" w:type="dxa"/>
-              <w:left w:w="120" w:type="dxa"/>
-              <w:right w:w="120" w:type="dxa"/>
-            </w:tcMar>
-            <w:tcBorders>
-              <w:top w:val="single" w:sz="4" w:space="0" w:color="CCCCCC"/>
-              <w:bottom w:val="single" w:sz="4" w:space="0" w:color="CCCCCC"/>
-              <w:left w:val="single" w:sz="4" w:space="0" w:color="CCCCCC"/>
-              <w:right w:val="single" w:sz="4" w:space="0" w:color="CCCCCC"/>
-            </w:tcBorders>
-          </w:tcPr>
-          <w:p>
-            <w:pPr>
-              <w:spacing w:before="60" w:after="60" w:line="252" w:lineRule="auto"/>
-              <w:jc w:val="left"/>
-            </w:pPr>
-            <w:r/>
-            <w:r>
-              <w:t>BULL</w:t>
-            </w:r>
-          </w:p>
-        </w:tc>
-      </w:tr>
-      <w:tr>
-        <w:tc>
-          <w:tcPr>
-            <w:tcW w:type="dxa" w:w="1584"/>
-            <w:shd w:fill="F8FAFC"/>
-            <w:tcMar>
-              <w:top w:w="100" w:type="dxa"/>
-              <w:bottom w:w="100" w:type="dxa"/>
-              <w:left w:w="120" w:type="dxa"/>
-              <w:right w:w="120" w:type="dxa"/>
-            </w:tcMar>
-            <w:tcBorders>
-              <w:top w:val="single" w:sz="4" w:space="0" w:color="CCCCCC"/>
-              <w:bottom w:val="single" w:sz="4" w:space="0" w:color="CCCCCC"/>
-              <w:left w:val="single" w:sz="4" w:space="0" w:color="CCCCCC"/>
-              <w:right w:val="single" w:sz="4" w:space="0" w:color="CCCCCC"/>
-            </w:tcBorders>
-          </w:tcPr>
-          <w:p>
-            <w:pPr>
-              <w:spacing w:before="60" w:after="60" w:line="252" w:lineRule="auto"/>
-              <w:jc w:val="left"/>
-            </w:pPr>
-            <w:r/>
-            <w:r>
-              <w:rPr>
-                <w:b/>
-              </w:rPr>
-              <w:t>Thu 20/08</w:t>
-            </w:r>
-          </w:p>
-        </w:tc>
-        <w:tc>
-          <w:tcPr>
-            <w:tcW w:type="dxa" w:w="864"/>
-            <w:shd w:fill="F8FAFC"/>
-            <w:tcMar>
-              <w:top w:w="100" w:type="dxa"/>
-              <w:bottom w:w="100" w:type="dxa"/>
-              <w:left w:w="120" w:type="dxa"/>
-              <w:right w:w="120" w:type="dxa"/>
-            </w:tcMar>
-            <w:tcBorders>
-              <w:top w:val="single" w:sz="4" w:space="0" w:color="CCCCCC"/>
-              <w:bottom w:val="single" w:sz="4" w:space="0" w:color="CCCCCC"/>
-              <w:left w:val="single" w:sz="4" w:space="0" w:color="CCCCCC"/>
-              <w:right w:val="single" w:sz="4" w:space="0" w:color="CCCCCC"/>
-            </w:tcBorders>
-          </w:tcPr>
-          <w:p>
-            <w:pPr>
-              <w:spacing w:before="60" w:after="60" w:line="252" w:lineRule="auto"/>
-              <w:jc w:val="left"/>
-            </w:pPr>
-            <w:r/>
-            <w:r>
-              <w:t>NY Open 21-23</w:t>
-            </w:r>
-          </w:p>
-        </w:tc>
-        <w:tc>
-          <w:tcPr>
-            <w:tcW w:type="dxa" w:w="1440"/>
-            <w:shd w:fill="F8FAFC"/>
-            <w:tcMar>
-              <w:top w:w="100" w:type="dxa"/>
-              <w:bottom w:w="100" w:type="dxa"/>
-              <w:left w:w="120" w:type="dxa"/>
-              <w:right w:w="120" w:type="dxa"/>
-            </w:tcMar>
-            <w:tcBorders>
-              <w:top w:val="single" w:sz="4" w:space="0" w:color="CCCCCC"/>
-              <w:bottom w:val="single" w:sz="4" w:space="0" w:color="CCCCCC"/>
-              <w:left w:val="single" w:sz="4" w:space="0" w:color="CCCCCC"/>
-              <w:right w:val="single" w:sz="4" w:space="0" w:color="CCCCCC"/>
-            </w:tcBorders>
-          </w:tcPr>
-          <w:p>
-            <w:pPr>
-              <w:spacing w:before="60" w:after="60" w:line="252" w:lineRule="auto"/>
-              <w:jc w:val="left"/>
-            </w:pPr>
-            <w:r/>
-            <w:r>
-              <w:t>489.00</w:t>
-            </w:r>
-          </w:p>
-        </w:tc>
-        <w:tc>
-          <w:tcPr>
-            <w:tcW w:type="dxa" w:w="2016"/>
-            <w:shd w:fill="F8FAFC"/>
-            <w:tcMar>
-              <w:top w:w="100" w:type="dxa"/>
-              <w:bottom w:w="100" w:type="dxa"/>
-              <w:left w:w="120" w:type="dxa"/>
-              <w:right w:w="120" w:type="dxa"/>
-            </w:tcMar>
-            <w:tcBorders>
-              <w:top w:val="single" w:sz="4" w:space="0" w:color="CCCCCC"/>
-              <w:bottom w:val="single" w:sz="4" w:space="0" w:color="CCCCCC"/>
-              <w:left w:val="single" w:sz="4" w:space="0" w:color="CCCCCC"/>
-              <w:right w:val="single" w:sz="4" w:space="0" w:color="CCCCCC"/>
-            </w:tcBorders>
-          </w:tcPr>
-          <w:p>
-            <w:pPr>
-              <w:spacing w:before="60" w:after="60" w:line="252" w:lineRule="auto"/>
-              <w:jc w:val="left"/>
-            </w:pPr>
-            <w:r/>
-            <w:r>
-              <w:t>493.25</w:t>
-            </w:r>
-          </w:p>
-        </w:tc>
-        <w:tc>
-          <w:tcPr>
-            <w:tcW w:type="dxa" w:w="1152"/>
-            <w:shd w:fill="F8FAFC"/>
-            <w:tcMar>
-              <w:top w:w="100" w:type="dxa"/>
-              <w:bottom w:w="100" w:type="dxa"/>
-              <w:left w:w="120" w:type="dxa"/>
-              <w:right w:w="120" w:type="dxa"/>
-            </w:tcMar>
-            <w:tcBorders>
-              <w:top w:val="single" w:sz="4" w:space="0" w:color="CCCCCC"/>
-              <w:bottom w:val="single" w:sz="4" w:space="0" w:color="CCCCCC"/>
-              <w:left w:val="single" w:sz="4" w:space="0" w:color="CCCCCC"/>
-              <w:right w:val="single" w:sz="4" w:space="0" w:color="CCCCCC"/>
-            </w:tcBorders>
-          </w:tcPr>
-          <w:p>
-            <w:pPr>
-              <w:spacing w:before="60" w:after="60" w:line="252" w:lineRule="auto"/>
-              <w:jc w:val="left"/>
-            </w:pPr>
-            <w:r/>
-            <w:r>
-              <w:t>485.75</w:t>
-            </w:r>
-          </w:p>
-        </w:tc>
-        <w:tc>
-          <w:tcPr>
-            <w:tcW w:type="dxa" w:w="1728"/>
-            <w:shd w:fill="F8FAFC"/>
-            <w:tcMar>
-              <w:top w:w="100" w:type="dxa"/>
-              <w:bottom w:w="100" w:type="dxa"/>
-              <w:left w:w="120" w:type="dxa"/>
-              <w:right w:w="120" w:type="dxa"/>
-            </w:tcMar>
-            <w:tcBorders>
-              <w:top w:val="single" w:sz="4" w:space="0" w:color="CCCCCC"/>
-              <w:bottom w:val="single" w:sz="4" w:space="0" w:color="CCCCCC"/>
-              <w:left w:val="single" w:sz="4" w:space="0" w:color="CCCCCC"/>
-              <w:right w:val="single" w:sz="4" w:space="0" w:color="CCCCCC"/>
-            </w:tcBorders>
-          </w:tcPr>
-          <w:p>
-            <w:pPr>
-              <w:spacing w:before="60" w:after="60" w:line="252" w:lineRule="auto"/>
-              <w:jc w:val="left"/>
-            </w:pPr>
-            <w:r/>
-            <w:r>
-              <w:rPr>
-                <w:b/>
-              </w:rPr>
-              <w:t>489.75</w:t>
-            </w:r>
-          </w:p>
-        </w:tc>
-        <w:tc>
-          <w:tcPr>
-            <w:tcW w:type="dxa" w:w="3456"/>
-            <w:shd w:fill="F8FAFC"/>
-            <w:tcMar>
-              <w:top w:w="100" w:type="dxa"/>
-              <w:bottom w:w="100" w:type="dxa"/>
-              <w:left w:w="120" w:type="dxa"/>
-              <w:right w:w="120" w:type="dxa"/>
-            </w:tcMar>
-            <w:tcBorders>
-              <w:top w:val="single" w:sz="4" w:space="0" w:color="CCCCCC"/>
-              <w:bottom w:val="single" w:sz="4" w:space="0" w:color="CCCCCC"/>
-              <w:left w:val="single" w:sz="4" w:space="0" w:color="CCCCCC"/>
-              <w:right w:val="single" w:sz="4" w:space="0" w:color="CCCCCC"/>
-            </w:tcBorders>
-          </w:tcPr>
-          <w:p>
-            <w:pPr>
-              <w:spacing w:before="60" w:after="60" w:line="252" w:lineRule="auto"/>
-              <w:jc w:val="left"/>
-            </w:pPr>
-            <w:r/>
-            <w:r>
-              <w:rPr>
-                <w:b/>
-              </w:rPr>
-              <w:t>+0.75</w:t>
-            </w:r>
-          </w:p>
-        </w:tc>
-        <w:tc>
-          <w:tcPr>
-            <w:tcW w:type="dxa" w:w="1440"/>
-            <w:shd w:fill="F8FAFC"/>
-            <w:tcMar>
-              <w:top w:w="100" w:type="dxa"/>
-              <w:bottom w:w="100" w:type="dxa"/>
-              <w:left w:w="120" w:type="dxa"/>
-              <w:right w:w="120" w:type="dxa"/>
-            </w:tcMar>
-            <w:tcBorders>
-              <w:top w:val="single" w:sz="4" w:space="0" w:color="CCCCCC"/>
-              <w:bottom w:val="single" w:sz="4" w:space="0" w:color="CCCCCC"/>
-              <w:left w:val="single" w:sz="4" w:space="0" w:color="CCCCCC"/>
-              <w:right w:val="single" w:sz="4" w:space="0" w:color="CCCCCC"/>
-            </w:tcBorders>
-          </w:tcPr>
-          <w:p>
-            <w:pPr>
-              <w:spacing w:before="60" w:after="60" w:line="252" w:lineRule="auto"/>
-              <w:jc w:val="left"/>
-            </w:pPr>
-            <w:r/>
-            <w:r>
-              <w:t>BULL</w:t>
-            </w:r>
-          </w:p>
-        </w:tc>
-      </w:tr>
-      <w:tr>
-        <w:tc>
-          <w:tcPr>
-            <w:tcW w:type="dxa" w:w="1584"/>
-            <w:shd w:fill="FFFFFF"/>
-            <w:tcMar>
-              <w:top w:w="100" w:type="dxa"/>
-              <w:bottom w:w="100" w:type="dxa"/>
-              <w:left w:w="120" w:type="dxa"/>
-              <w:right w:w="120" w:type="dxa"/>
-            </w:tcMar>
-            <w:tcBorders>
-              <w:top w:val="single" w:sz="4" w:space="0" w:color="CCCCCC"/>
-              <w:bottom w:val="single" w:sz="4" w:space="0" w:color="CCCCCC"/>
-              <w:left w:val="single" w:sz="4" w:space="0" w:color="CCCCCC"/>
-              <w:right w:val="single" w:sz="4" w:space="0" w:color="CCCCCC"/>
-            </w:tcBorders>
-          </w:tcPr>
-          <w:p>
-            <w:pPr>
-              <w:spacing w:before="60" w:after="60" w:line="252" w:lineRule="auto"/>
-              <w:jc w:val="left"/>
-            </w:pPr>
-            <w:r/>
-            <w:r>
-              <w:rPr>
-                <w:b/>
-              </w:rPr>
-              <w:t>Thu 20/08</w:t>
-            </w:r>
-          </w:p>
-        </w:tc>
-        <w:tc>
-          <w:tcPr>
-            <w:tcW w:type="dxa" w:w="864"/>
-            <w:shd w:fill="FFFFFF"/>
-            <w:tcMar>
-              <w:top w:w="100" w:type="dxa"/>
-              <w:bottom w:w="100" w:type="dxa"/>
-              <w:left w:w="120" w:type="dxa"/>
-              <w:right w:w="120" w:type="dxa"/>
-            </w:tcMar>
-            <w:tcBorders>
-              <w:top w:val="single" w:sz="4" w:space="0" w:color="CCCCCC"/>
-              <w:bottom w:val="single" w:sz="4" w:space="0" w:color="CCCCCC"/>
-              <w:left w:val="single" w:sz="4" w:space="0" w:color="CCCCCC"/>
-              <w:right w:val="single" w:sz="4" w:space="0" w:color="CCCCCC"/>
-            </w:tcBorders>
-          </w:tcPr>
-          <w:p>
-            <w:pPr>
-              <w:spacing w:before="60" w:after="60" w:line="252" w:lineRule="auto"/>
-              <w:jc w:val="left"/>
-            </w:pPr>
-            <w:r/>
-            <w:r>
-              <w:t>NY Close 23-01</w:t>
-            </w:r>
-          </w:p>
-        </w:tc>
-        <w:tc>
-          <w:tcPr>
-            <w:tcW w:type="dxa" w:w="1440"/>
-            <w:shd w:fill="FFFFFF"/>
-            <w:tcMar>
-              <w:top w:w="100" w:type="dxa"/>
-              <w:bottom w:w="100" w:type="dxa"/>
-              <w:left w:w="120" w:type="dxa"/>
-              <w:right w:w="120" w:type="dxa"/>
-            </w:tcMar>
-            <w:tcBorders>
-              <w:top w:val="single" w:sz="4" w:space="0" w:color="CCCCCC"/>
-              <w:bottom w:val="single" w:sz="4" w:space="0" w:color="CCCCCC"/>
-              <w:left w:val="single" w:sz="4" w:space="0" w:color="CCCCCC"/>
-              <w:right w:val="single" w:sz="4" w:space="0" w:color="CCCCCC"/>
-            </w:tcBorders>
-          </w:tcPr>
-          <w:p>
-            <w:pPr>
-              <w:spacing w:before="60" w:after="60" w:line="252" w:lineRule="auto"/>
-              <w:jc w:val="left"/>
-            </w:pPr>
-            <w:r/>
-            <w:r>
-              <w:t>489.75</w:t>
-            </w:r>
-          </w:p>
-        </w:tc>
-        <w:tc>
-          <w:tcPr>
-            <w:tcW w:type="dxa" w:w="2016"/>
-            <w:shd w:fill="FFFFFF"/>
-            <w:tcMar>
-              <w:top w:w="100" w:type="dxa"/>
-              <w:bottom w:w="100" w:type="dxa"/>
-              <w:left w:w="120" w:type="dxa"/>
-              <w:right w:w="120" w:type="dxa"/>
-            </w:tcMar>
-            <w:tcBorders>
-              <w:top w:val="single" w:sz="4" w:space="0" w:color="CCCCCC"/>
-              <w:bottom w:val="single" w:sz="4" w:space="0" w:color="CCCCCC"/>
-              <w:left w:val="single" w:sz="4" w:space="0" w:color="CCCCCC"/>
-              <w:right w:val="single" w:sz="4" w:space="0" w:color="CCCCCC"/>
-            </w:tcBorders>
-          </w:tcPr>
-          <w:p>
-            <w:pPr>
-              <w:spacing w:before="60" w:after="60" w:line="252" w:lineRule="auto"/>
-              <w:jc w:val="left"/>
-            </w:pPr>
-            <w:r/>
-            <w:r>
-              <w:t>493.25</w:t>
-            </w:r>
-          </w:p>
-        </w:tc>
-        <w:tc>
-          <w:tcPr>
-            <w:tcW w:type="dxa" w:w="1152"/>
-            <w:shd w:fill="FFFFFF"/>
-            <w:tcMar>
-              <w:top w:w="100" w:type="dxa"/>
-              <w:bottom w:w="100" w:type="dxa"/>
-              <w:left w:w="120" w:type="dxa"/>
-              <w:right w:w="120" w:type="dxa"/>
-            </w:tcMar>
-            <w:tcBorders>
-              <w:top w:val="single" w:sz="4" w:space="0" w:color="CCCCCC"/>
-              <w:bottom w:val="single" w:sz="4" w:space="0" w:color="CCCCCC"/>
-              <w:left w:val="single" w:sz="4" w:space="0" w:color="CCCCCC"/>
-              <w:right w:val="single" w:sz="4" w:space="0" w:color="CCCCCC"/>
-            </w:tcBorders>
-          </w:tcPr>
-          <w:p>
-            <w:pPr>
-              <w:spacing w:before="60" w:after="60" w:line="252" w:lineRule="auto"/>
-              <w:jc w:val="left"/>
-            </w:pPr>
-            <w:r/>
-            <w:r>
-              <w:t>487.50</w:t>
-            </w:r>
-          </w:p>
-        </w:tc>
-        <w:tc>
-          <w:tcPr>
-            <w:tcW w:type="dxa" w:w="1728"/>
-            <w:shd w:fill="FFFFFF"/>
-            <w:tcMar>
-              <w:top w:w="100" w:type="dxa"/>
-              <w:bottom w:w="100" w:type="dxa"/>
-              <w:left w:w="120" w:type="dxa"/>
-              <w:right w:w="120" w:type="dxa"/>
-            </w:tcMar>
-            <w:tcBorders>
-              <w:top w:val="single" w:sz="4" w:space="0" w:color="CCCCCC"/>
-              <w:bottom w:val="single" w:sz="4" w:space="0" w:color="CCCCCC"/>
-              <w:left w:val="single" w:sz="4" w:space="0" w:color="CCCCCC"/>
-              <w:right w:val="single" w:sz="4" w:space="0" w:color="CCCCCC"/>
-            </w:tcBorders>
-          </w:tcPr>
-          <w:p>
-            <w:pPr>
-              <w:spacing w:before="60" w:after="60" w:line="252" w:lineRule="auto"/>
-              <w:jc w:val="left"/>
-            </w:pPr>
-            <w:r/>
-            <w:r>
-              <w:rPr>
-                <w:b/>
-              </w:rPr>
-              <w:t>489.75</w:t>
-            </w:r>
-          </w:p>
-        </w:tc>
-        <w:tc>
-          <w:tcPr>
-            <w:tcW w:type="dxa" w:w="3456"/>
-            <w:shd w:fill="FFFFFF"/>
-            <w:tcMar>
-              <w:top w:w="100" w:type="dxa"/>
-              <w:bottom w:w="100" w:type="dxa"/>
-              <w:left w:w="120" w:type="dxa"/>
-              <w:right w:w="120" w:type="dxa"/>
-            </w:tcMar>
-            <w:tcBorders>
-              <w:top w:val="single" w:sz="4" w:space="0" w:color="CCCCCC"/>
-              <w:bottom w:val="single" w:sz="4" w:space="0" w:color="CCCCCC"/>
-              <w:left w:val="single" w:sz="4" w:space="0" w:color="CCCCCC"/>
-              <w:right w:val="single" w:sz="4" w:space="0" w:color="CCCCCC"/>
-            </w:tcBorders>
-          </w:tcPr>
-          <w:p>
-            <w:pPr>
-              <w:spacing w:before="60" w:after="60" w:line="252" w:lineRule="auto"/>
-              <w:jc w:val="left"/>
-            </w:pPr>
-            <w:r/>
-            <w:r>
-              <w:rPr>
-                <w:b/>
-              </w:rPr>
-              <w:t>+0.00</w:t>
-            </w:r>
-          </w:p>
-        </w:tc>
-        <w:tc>
-          <w:tcPr>
-            <w:tcW w:type="dxa" w:w="1440"/>
-            <w:shd w:fill="FFFFFF"/>
-            <w:tcMar>
-              <w:top w:w="100" w:type="dxa"/>
-              <w:bottom w:w="100" w:type="dxa"/>
-              <w:left w:w="120" w:type="dxa"/>
-              <w:right w:w="120" w:type="dxa"/>
-            </w:tcMar>
-            <w:tcBorders>
-              <w:top w:val="single" w:sz="4" w:space="0" w:color="CCCCCC"/>
-              <w:bottom w:val="single" w:sz="4" w:space="0" w:color="CCCCCC"/>
-              <w:left w:val="single" w:sz="4" w:space="0" w:color="CCCCCC"/>
-              <w:right w:val="single" w:sz="4" w:space="0" w:color="CCCCCC"/>
-            </w:tcBorders>
-          </w:tcPr>
-          <w:p>
-            <w:pPr>
-              <w:spacing w:before="60" w:after="60" w:line="252" w:lineRule="auto"/>
-              <w:jc w:val="left"/>
-            </w:pPr>
-            <w:r/>
-            <w:r>
-              <w:t>BULL</w:t>
-            </w:r>
-          </w:p>
-        </w:tc>
-      </w:tr>
-      <w:tr>
-        <w:tc>
-          <w:tcPr>
-            <w:tcW w:type="dxa" w:w="1584"/>
-            <w:shd w:fill="F8FAFC"/>
-            <w:tcMar>
-              <w:top w:w="100" w:type="dxa"/>
-              <w:bottom w:w="100" w:type="dxa"/>
-              <w:left w:w="120" w:type="dxa"/>
-              <w:right w:w="120" w:type="dxa"/>
-            </w:tcMar>
-            <w:tcBorders>
-              <w:top w:val="single" w:sz="4" w:space="0" w:color="CCCCCC"/>
-              <w:bottom w:val="single" w:sz="4" w:space="0" w:color="CCCCCC"/>
-              <w:left w:val="single" w:sz="4" w:space="0" w:color="CCCCCC"/>
-              <w:right w:val="single" w:sz="4" w:space="0" w:color="CCCCCC"/>
-            </w:tcBorders>
-          </w:tcPr>
-          <w:p>
-            <w:pPr>
-              <w:spacing w:before="60" w:after="60" w:line="252" w:lineRule="auto"/>
-              <w:jc w:val="left"/>
-            </w:pPr>
-            <w:r/>
-            <w:r>
-              <w:rPr>
-                <w:b/>
-              </w:rPr>
-              <w:t>Fri 21/08</w:t>
-            </w:r>
-          </w:p>
-        </w:tc>
-        <w:tc>
-          <w:tcPr>
-            <w:tcW w:type="dxa" w:w="864"/>
-            <w:shd w:fill="F8FAFC"/>
-            <w:tcMar>
-              <w:top w:w="100" w:type="dxa"/>
-              <w:bottom w:w="100" w:type="dxa"/>
-              <w:left w:w="120" w:type="dxa"/>
-              <w:right w:w="120" w:type="dxa"/>
-            </w:tcMar>
-            <w:tcBorders>
-              <w:top w:val="single" w:sz="4" w:space="0" w:color="CCCCCC"/>
-              <w:bottom w:val="single" w:sz="4" w:space="0" w:color="CCCCCC"/>
-              <w:left w:val="single" w:sz="4" w:space="0" w:color="CCCCCC"/>
-              <w:right w:val="single" w:sz="4" w:space="0" w:color="CCCCCC"/>
-            </w:tcBorders>
-          </w:tcPr>
-          <w:p>
-            <w:pPr>
-              <w:spacing w:before="60" w:after="60" w:line="252" w:lineRule="auto"/>
-              <w:jc w:val="left"/>
-            </w:pPr>
-            <w:r/>
-            <w:r>
-              <w:t>Asia 07-11</w:t>
-            </w:r>
-          </w:p>
-        </w:tc>
-        <w:tc>
-          <w:tcPr>
-            <w:tcW w:type="dxa" w:w="1440"/>
-            <w:shd w:fill="F8FAFC"/>
-            <w:tcMar>
-              <w:top w:w="100" w:type="dxa"/>
-              <w:bottom w:w="100" w:type="dxa"/>
-              <w:left w:w="120" w:type="dxa"/>
-              <w:right w:w="120" w:type="dxa"/>
-            </w:tcMar>
-            <w:tcBorders>
-              <w:top w:val="single" w:sz="4" w:space="0" w:color="CCCCCC"/>
-              <w:bottom w:val="single" w:sz="4" w:space="0" w:color="CCCCCC"/>
-              <w:left w:val="single" w:sz="4" w:space="0" w:color="CCCCCC"/>
-              <w:right w:val="single" w:sz="4" w:space="0" w:color="CCCCCC"/>
-            </w:tcBorders>
-          </w:tcPr>
-          <w:p>
-            <w:pPr>
-              <w:spacing w:before="60" w:after="60" w:line="252" w:lineRule="auto"/>
-              <w:jc w:val="left"/>
-            </w:pPr>
-            <w:r/>
-            <w:r>
-              <w:t>489.75</w:t>
-            </w:r>
-          </w:p>
-        </w:tc>
-        <w:tc>
-          <w:tcPr>
-            <w:tcW w:type="dxa" w:w="2016"/>
-            <w:shd w:fill="F8FAFC"/>
-            <w:tcMar>
-              <w:top w:w="100" w:type="dxa"/>
-              <w:bottom w:w="100" w:type="dxa"/>
-              <w:left w:w="120" w:type="dxa"/>
-              <w:right w:w="120" w:type="dxa"/>
-            </w:tcMar>
-            <w:tcBorders>
-              <w:top w:val="single" w:sz="4" w:space="0" w:color="CCCCCC"/>
-              <w:bottom w:val="single" w:sz="4" w:space="0" w:color="CCCCCC"/>
-              <w:left w:val="single" w:sz="4" w:space="0" w:color="CCCCCC"/>
-              <w:right w:val="single" w:sz="4" w:space="0" w:color="CCCCCC"/>
-            </w:tcBorders>
-          </w:tcPr>
-          <w:p>
-            <w:pPr>
-              <w:spacing w:before="60" w:after="60" w:line="252" w:lineRule="auto"/>
-              <w:jc w:val="left"/>
-            </w:pPr>
-            <w:r/>
-            <w:r>
-              <w:t>493.50</w:t>
-            </w:r>
-          </w:p>
-        </w:tc>
-        <w:tc>
-          <w:tcPr>
-            <w:tcW w:type="dxa" w:w="1152"/>
-            <w:shd w:fill="F8FAFC"/>
-            <w:tcMar>
-              <w:top w:w="100" w:type="dxa"/>
-              <w:bottom w:w="100" w:type="dxa"/>
-              <w:left w:w="120" w:type="dxa"/>
-              <w:right w:w="120" w:type="dxa"/>
-            </w:tcMar>
-            <w:tcBorders>
-              <w:top w:val="single" w:sz="4" w:space="0" w:color="CCCCCC"/>
-              <w:bottom w:val="single" w:sz="4" w:space="0" w:color="CCCCCC"/>
-              <w:left w:val="single" w:sz="4" w:space="0" w:color="CCCCCC"/>
-              <w:right w:val="single" w:sz="4" w:space="0" w:color="CCCCCC"/>
-            </w:tcBorders>
-          </w:tcPr>
-          <w:p>
-            <w:pPr>
-              <w:spacing w:before="60" w:after="60" w:line="252" w:lineRule="auto"/>
-              <w:jc w:val="left"/>
-            </w:pPr>
-            <w:r/>
-            <w:r>
-              <w:t>486.25</w:t>
-            </w:r>
-          </w:p>
-        </w:tc>
-        <w:tc>
-          <w:tcPr>
-            <w:tcW w:type="dxa" w:w="1728"/>
-            <w:shd w:fill="F8FAFC"/>
-            <w:tcMar>
-              <w:top w:w="100" w:type="dxa"/>
-              <w:bottom w:w="100" w:type="dxa"/>
-              <w:left w:w="120" w:type="dxa"/>
-              <w:right w:w="120" w:type="dxa"/>
-            </w:tcMar>
-            <w:tcBorders>
-              <w:top w:val="single" w:sz="4" w:space="0" w:color="CCCCCC"/>
-              <w:bottom w:val="single" w:sz="4" w:space="0" w:color="CCCCCC"/>
-              <w:left w:val="single" w:sz="4" w:space="0" w:color="CCCCCC"/>
-              <w:right w:val="single" w:sz="4" w:space="0" w:color="CCCCCC"/>
-            </w:tcBorders>
-          </w:tcPr>
-          <w:p>
-            <w:pPr>
-              <w:spacing w:before="60" w:after="60" w:line="252" w:lineRule="auto"/>
-              <w:jc w:val="left"/>
-            </w:pPr>
-            <w:r/>
-            <w:r>
-              <w:rPr>
-                <w:b/>
-              </w:rPr>
-              <w:t>489.50</w:t>
-            </w:r>
-          </w:p>
-        </w:tc>
-        <w:tc>
-          <w:tcPr>
-            <w:tcW w:type="dxa" w:w="3456"/>
-            <w:shd w:fill="F8FAFC"/>
-            <w:tcMar>
-              <w:top w:w="100" w:type="dxa"/>
-              <w:bottom w:w="100" w:type="dxa"/>
-              <w:left w:w="120" w:type="dxa"/>
-              <w:right w:w="120" w:type="dxa"/>
-            </w:tcMar>
-            <w:tcBorders>
-              <w:top w:val="single" w:sz="4" w:space="0" w:color="CCCCCC"/>
-              <w:bottom w:val="single" w:sz="4" w:space="0" w:color="CCCCCC"/>
-              <w:left w:val="single" w:sz="4" w:space="0" w:color="CCCCCC"/>
-              <w:right w:val="single" w:sz="4" w:space="0" w:color="CCCCCC"/>
-            </w:tcBorders>
-          </w:tcPr>
-          <w:p>
-            <w:pPr>
-              <w:spacing w:before="60" w:after="60" w:line="252" w:lineRule="auto"/>
-              <w:jc w:val="left"/>
-            </w:pPr>
-            <w:r/>
-            <w:r>
-              <w:rPr>
-                <w:b/>
-              </w:rPr>
-              <w:t>-0.25</w:t>
-            </w:r>
-          </w:p>
-        </w:tc>
-        <w:tc>
-          <w:tcPr>
-            <w:tcW w:type="dxa" w:w="1440"/>
-            <w:shd w:fill="F8FAFC"/>
-            <w:tcMar>
-              <w:top w:w="100" w:type="dxa"/>
-              <w:bottom w:w="100" w:type="dxa"/>
-              <w:left w:w="120" w:type="dxa"/>
-              <w:right w:w="120" w:type="dxa"/>
-            </w:tcMar>
-            <w:tcBorders>
-              <w:top w:val="single" w:sz="4" w:space="0" w:color="CCCCCC"/>
-              <w:bottom w:val="single" w:sz="4" w:space="0" w:color="CCCCCC"/>
-              <w:left w:val="single" w:sz="4" w:space="0" w:color="CCCCCC"/>
-              <w:right w:val="single" w:sz="4" w:space="0" w:color="CCCCCC"/>
-            </w:tcBorders>
-          </w:tcPr>
-          <w:p>
-            <w:pPr>
-              <w:spacing w:before="60" w:after="60" w:line="252" w:lineRule="auto"/>
-              <w:jc w:val="left"/>
-            </w:pPr>
-            <w:r/>
-            <w:r>
-              <w:t>BEAR</w:t>
-            </w:r>
-          </w:p>
-        </w:tc>
-      </w:tr>
-      <w:tr>
-        <w:tc>
-          <w:tcPr>
-            <w:tcW w:type="dxa" w:w="1584"/>
-            <w:shd w:fill="FFFFFF"/>
-            <w:tcMar>
-              <w:top w:w="100" w:type="dxa"/>
-              <w:bottom w:w="100" w:type="dxa"/>
-              <w:left w:w="120" w:type="dxa"/>
-              <w:right w:w="120" w:type="dxa"/>
-            </w:tcMar>
-            <w:tcBorders>
-              <w:top w:val="single" w:sz="4" w:space="0" w:color="CCCCCC"/>
-              <w:bottom w:val="single" w:sz="4" w:space="0" w:color="CCCCCC"/>
-              <w:left w:val="single" w:sz="4" w:space="0" w:color="CCCCCC"/>
-              <w:right w:val="single" w:sz="4" w:space="0" w:color="CCCCCC"/>
-            </w:tcBorders>
-          </w:tcPr>
-          <w:p>
-            <w:pPr>
-              <w:spacing w:before="60" w:after="60" w:line="252" w:lineRule="auto"/>
-              <w:jc w:val="left"/>
-            </w:pPr>
-            <w:r/>
-            <w:r>
-              <w:rPr>
-                <w:b/>
-              </w:rPr>
-              <w:t>Fri 21/08</w:t>
-            </w:r>
-          </w:p>
-        </w:tc>
-        <w:tc>
-          <w:tcPr>
-            <w:tcW w:type="dxa" w:w="864"/>
-            <w:shd w:fill="FFFFFF"/>
-            <w:tcMar>
-              <w:top w:w="100" w:type="dxa"/>
-              <w:bottom w:w="100" w:type="dxa"/>
-              <w:left w:w="120" w:type="dxa"/>
-              <w:right w:w="120" w:type="dxa"/>
-            </w:tcMar>
-            <w:tcBorders>
-              <w:top w:val="single" w:sz="4" w:space="0" w:color="CCCCCC"/>
-              <w:bottom w:val="single" w:sz="4" w:space="0" w:color="CCCCCC"/>
-              <w:left w:val="single" w:sz="4" w:space="0" w:color="CCCCCC"/>
-              <w:right w:val="single" w:sz="4" w:space="0" w:color="CCCCCC"/>
-            </w:tcBorders>
-          </w:tcPr>
-          <w:p>
-            <w:pPr>
-              <w:spacing w:before="60" w:after="60" w:line="252" w:lineRule="auto"/>
-              <w:jc w:val="left"/>
-            </w:pPr>
-            <w:r/>
-            <w:r>
-              <w:t>Asia 11-15</w:t>
-            </w:r>
-          </w:p>
-        </w:tc>
-        <w:tc>
-          <w:tcPr>
-            <w:tcW w:type="dxa" w:w="1440"/>
-            <w:shd w:fill="FFFFFF"/>
-            <w:tcMar>
-              <w:top w:w="100" w:type="dxa"/>
-              <w:bottom w:w="100" w:type="dxa"/>
-              <w:left w:w="120" w:type="dxa"/>
-              <w:right w:w="120" w:type="dxa"/>
-            </w:tcMar>
-            <w:tcBorders>
-              <w:top w:val="single" w:sz="4" w:space="0" w:color="CCCCCC"/>
-              <w:bottom w:val="single" w:sz="4" w:space="0" w:color="CCCCCC"/>
-              <w:left w:val="single" w:sz="4" w:space="0" w:color="CCCCCC"/>
-              <w:right w:val="single" w:sz="4" w:space="0" w:color="CCCCCC"/>
-            </w:tcBorders>
-          </w:tcPr>
-          <w:p>
-            <w:pPr>
-              <w:spacing w:before="60" w:after="60" w:line="252" w:lineRule="auto"/>
-              <w:jc w:val="left"/>
-            </w:pPr>
-            <w:r/>
-            <w:r>
-              <w:t>489.50</w:t>
-            </w:r>
-          </w:p>
-        </w:tc>
-        <w:tc>
-          <w:tcPr>
-            <w:tcW w:type="dxa" w:w="2016"/>
-            <w:shd w:fill="FFFFFF"/>
-            <w:tcMar>
-              <w:top w:w="100" w:type="dxa"/>
-              <w:bottom w:w="100" w:type="dxa"/>
-              <w:left w:w="120" w:type="dxa"/>
-              <w:right w:w="120" w:type="dxa"/>
-            </w:tcMar>
-            <w:tcBorders>
-              <w:top w:val="single" w:sz="4" w:space="0" w:color="CCCCCC"/>
-              <w:bottom w:val="single" w:sz="4" w:space="0" w:color="CCCCCC"/>
-              <w:left w:val="single" w:sz="4" w:space="0" w:color="CCCCCC"/>
-              <w:right w:val="single" w:sz="4" w:space="0" w:color="CCCCCC"/>
-            </w:tcBorders>
-          </w:tcPr>
-          <w:p>
-            <w:pPr>
-              <w:spacing w:before="60" w:after="60" w:line="252" w:lineRule="auto"/>
-              <w:jc w:val="left"/>
-            </w:pPr>
-            <w:r/>
-            <w:r>
-              <w:t>493.00</w:t>
-            </w:r>
-          </w:p>
-        </w:tc>
-        <w:tc>
-          <w:tcPr>
-            <w:tcW w:type="dxa" w:w="1152"/>
-            <w:shd w:fill="FFFFFF"/>
-            <w:tcMar>
-              <w:top w:w="100" w:type="dxa"/>
-              <w:bottom w:w="100" w:type="dxa"/>
-              <w:left w:w="120" w:type="dxa"/>
-              <w:right w:w="120" w:type="dxa"/>
-            </w:tcMar>
-            <w:tcBorders>
-              <w:top w:val="single" w:sz="4" w:space="0" w:color="CCCCCC"/>
-              <w:bottom w:val="single" w:sz="4" w:space="0" w:color="CCCCCC"/>
-              <w:left w:val="single" w:sz="4" w:space="0" w:color="CCCCCC"/>
-              <w:right w:val="single" w:sz="4" w:space="0" w:color="CCCCCC"/>
-            </w:tcBorders>
-          </w:tcPr>
-          <w:p>
-            <w:pPr>
-              <w:spacing w:before="60" w:after="60" w:line="252" w:lineRule="auto"/>
-              <w:jc w:val="left"/>
-            </w:pPr>
-            <w:r/>
-            <w:r>
-              <w:t>486.25</w:t>
-            </w:r>
-          </w:p>
-        </w:tc>
-        <w:tc>
-          <w:tcPr>
-            <w:tcW w:type="dxa" w:w="1728"/>
-            <w:shd w:fill="FFFFFF"/>
-            <w:tcMar>
-              <w:top w:w="100" w:type="dxa"/>
-              <w:bottom w:w="100" w:type="dxa"/>
-              <w:left w:w="120" w:type="dxa"/>
-              <w:right w:w="120" w:type="dxa"/>
-            </w:tcMar>
-            <w:tcBorders>
-              <w:top w:val="single" w:sz="4" w:space="0" w:color="CCCCCC"/>
-              <w:bottom w:val="single" w:sz="4" w:space="0" w:color="CCCCCC"/>
-              <w:left w:val="single" w:sz="4" w:space="0" w:color="CCCCCC"/>
-              <w:right w:val="single" w:sz="4" w:space="0" w:color="CCCCCC"/>
-            </w:tcBorders>
-          </w:tcPr>
-          <w:p>
-            <w:pPr>
-              <w:spacing w:before="60" w:after="60" w:line="252" w:lineRule="auto"/>
-              <w:jc w:val="left"/>
-            </w:pPr>
-            <w:r/>
-            <w:r>
-              <w:rPr>
-                <w:b/>
-              </w:rPr>
-              <w:t>489.25</w:t>
-            </w:r>
-          </w:p>
-        </w:tc>
-        <w:tc>
-          <w:tcPr>
-            <w:tcW w:type="dxa" w:w="3456"/>
-            <w:shd w:fill="FFFFFF"/>
-            <w:tcMar>
-              <w:top w:w="100" w:type="dxa"/>
-              <w:bottom w:w="100" w:type="dxa"/>
-              <w:left w:w="120" w:type="dxa"/>
-              <w:right w:w="120" w:type="dxa"/>
-            </w:tcMar>
-            <w:tcBorders>
-              <w:top w:val="single" w:sz="4" w:space="0" w:color="CCCCCC"/>
-              <w:bottom w:val="single" w:sz="4" w:space="0" w:color="CCCCCC"/>
-              <w:left w:val="single" w:sz="4" w:space="0" w:color="CCCCCC"/>
-              <w:right w:val="single" w:sz="4" w:space="0" w:color="CCCCCC"/>
-            </w:tcBorders>
-          </w:tcPr>
-          <w:p>
-            <w:pPr>
-              <w:spacing w:before="60" w:after="60" w:line="252" w:lineRule="auto"/>
-              <w:jc w:val="left"/>
-            </w:pPr>
-            <w:r/>
-            <w:r>
-              <w:rPr>
-                <w:b/>
-              </w:rPr>
-              <w:t>-0.25</w:t>
-            </w:r>
-          </w:p>
-        </w:tc>
-        <w:tc>
-          <w:tcPr>
-            <w:tcW w:type="dxa" w:w="1440"/>
-            <w:shd w:fill="FFFFFF"/>
-            <w:tcMar>
-              <w:top w:w="100" w:type="dxa"/>
-              <w:bottom w:w="100" w:type="dxa"/>
-              <w:left w:w="120" w:type="dxa"/>
-              <w:right w:w="120" w:type="dxa"/>
-            </w:tcMar>
-            <w:tcBorders>
-              <w:top w:val="single" w:sz="4" w:space="0" w:color="CCCCCC"/>
-              <w:bottom w:val="single" w:sz="4" w:space="0" w:color="CCCCCC"/>
-              <w:left w:val="single" w:sz="4" w:space="0" w:color="CCCCCC"/>
-              <w:right w:val="single" w:sz="4" w:space="0" w:color="CCCCCC"/>
-            </w:tcBorders>
-          </w:tcPr>
-          <w:p>
-            <w:pPr>
-              <w:spacing w:before="60" w:after="60" w:line="252" w:lineRule="auto"/>
-              <w:jc w:val="left"/>
-            </w:pPr>
-            <w:r/>
-            <w:r>
-              <w:t>BEAR</w:t>
-            </w:r>
-          </w:p>
-        </w:tc>
-      </w:tr>
-      <w:tr>
-        <w:tc>
-          <w:tcPr>
-            <w:tcW w:type="dxa" w:w="1584"/>
-            <w:shd w:fill="F8FAFC"/>
-            <w:tcMar>
-              <w:top w:w="100" w:type="dxa"/>
-              <w:bottom w:w="100" w:type="dxa"/>
-              <w:left w:w="120" w:type="dxa"/>
-              <w:right w:w="120" w:type="dxa"/>
-            </w:tcMar>
-            <w:tcBorders>
-              <w:top w:val="single" w:sz="4" w:space="0" w:color="CCCCCC"/>
-              <w:bottom w:val="single" w:sz="4" w:space="0" w:color="CCCCCC"/>
-              <w:left w:val="single" w:sz="4" w:space="0" w:color="CCCCCC"/>
-              <w:right w:val="single" w:sz="4" w:space="0" w:color="CCCCCC"/>
-            </w:tcBorders>
-          </w:tcPr>
-          <w:p>
-            <w:pPr>
-              <w:spacing w:before="60" w:after="60" w:line="252" w:lineRule="auto"/>
-              <w:jc w:val="left"/>
-            </w:pPr>
-            <w:r/>
-            <w:r>
-              <w:rPr>
-                <w:b/>
-              </w:rPr>
-              <w:t>Fri 21/08</w:t>
-            </w:r>
-          </w:p>
-        </w:tc>
-        <w:tc>
-          <w:tcPr>
-            <w:tcW w:type="dxa" w:w="864"/>
-            <w:shd w:fill="F8FAFC"/>
-            <w:tcMar>
-              <w:top w:w="100" w:type="dxa"/>
-              <w:bottom w:w="100" w:type="dxa"/>
-              <w:left w:w="120" w:type="dxa"/>
-              <w:right w:w="120" w:type="dxa"/>
-            </w:tcMar>
-            <w:tcBorders>
-              <w:top w:val="single" w:sz="4" w:space="0" w:color="CCCCCC"/>
-              <w:bottom w:val="single" w:sz="4" w:space="0" w:color="CCCCCC"/>
-              <w:left w:val="single" w:sz="4" w:space="0" w:color="CCCCCC"/>
-              <w:right w:val="single" w:sz="4" w:space="0" w:color="CCCCCC"/>
-            </w:tcBorders>
-          </w:tcPr>
-          <w:p>
-            <w:pPr>
-              <w:spacing w:before="60" w:after="60" w:line="252" w:lineRule="auto"/>
-              <w:jc w:val="left"/>
-            </w:pPr>
-            <w:r/>
-            <w:r>
-              <w:t>London 15-19</w:t>
-            </w:r>
-          </w:p>
-        </w:tc>
-        <w:tc>
-          <w:tcPr>
-            <w:tcW w:type="dxa" w:w="1440"/>
-            <w:shd w:fill="F8FAFC"/>
-            <w:tcMar>
-              <w:top w:w="100" w:type="dxa"/>
-              <w:bottom w:w="100" w:type="dxa"/>
-              <w:left w:w="120" w:type="dxa"/>
-              <w:right w:w="120" w:type="dxa"/>
-            </w:tcMar>
-            <w:tcBorders>
-              <w:top w:val="single" w:sz="4" w:space="0" w:color="CCCCCC"/>
-              <w:bottom w:val="single" w:sz="4" w:space="0" w:color="CCCCCC"/>
-              <w:left w:val="single" w:sz="4" w:space="0" w:color="CCCCCC"/>
-              <w:right w:val="single" w:sz="4" w:space="0" w:color="CCCCCC"/>
-            </w:tcBorders>
-          </w:tcPr>
-          <w:p>
-            <w:pPr>
-              <w:spacing w:before="60" w:after="60" w:line="252" w:lineRule="auto"/>
-              <w:jc w:val="left"/>
-            </w:pPr>
-            <w:r/>
-            <w:r>
-              <w:t>489.25</w:t>
-            </w:r>
-          </w:p>
-        </w:tc>
-        <w:tc>
-          <w:tcPr>
-            <w:tcW w:type="dxa" w:w="2016"/>
-            <w:shd w:fill="F8FAFC"/>
-            <w:tcMar>
-              <w:top w:w="100" w:type="dxa"/>
-              <w:bottom w:w="100" w:type="dxa"/>
-              <w:left w:w="120" w:type="dxa"/>
-              <w:right w:w="120" w:type="dxa"/>
-            </w:tcMar>
-            <w:tcBorders>
-              <w:top w:val="single" w:sz="4" w:space="0" w:color="CCCCCC"/>
-              <w:bottom w:val="single" w:sz="4" w:space="0" w:color="CCCCCC"/>
-              <w:left w:val="single" w:sz="4" w:space="0" w:color="CCCCCC"/>
-              <w:right w:val="single" w:sz="4" w:space="0" w:color="CCCCCC"/>
-            </w:tcBorders>
-          </w:tcPr>
-          <w:p>
-            <w:pPr>
-              <w:spacing w:before="60" w:after="60" w:line="252" w:lineRule="auto"/>
-              <w:jc w:val="left"/>
-            </w:pPr>
-            <w:r/>
-            <w:r>
-              <w:t>492.25</w:t>
-            </w:r>
-          </w:p>
-        </w:tc>
-        <w:tc>
-          <w:tcPr>
-            <w:tcW w:type="dxa" w:w="1152"/>
-            <w:shd w:fill="F8FAFC"/>
-            <w:tcMar>
-              <w:top w:w="100" w:type="dxa"/>
-              <w:bottom w:w="100" w:type="dxa"/>
-              <w:left w:w="120" w:type="dxa"/>
-              <w:right w:w="120" w:type="dxa"/>
-            </w:tcMar>
-            <w:tcBorders>
-              <w:top w:val="single" w:sz="4" w:space="0" w:color="CCCCCC"/>
-              <w:bottom w:val="single" w:sz="4" w:space="0" w:color="CCCCCC"/>
-              <w:left w:val="single" w:sz="4" w:space="0" w:color="CCCCCC"/>
-              <w:right w:val="single" w:sz="4" w:space="0" w:color="CCCCCC"/>
-            </w:tcBorders>
-          </w:tcPr>
-          <w:p>
-            <w:pPr>
-              <w:spacing w:before="60" w:after="60" w:line="252" w:lineRule="auto"/>
-              <w:jc w:val="left"/>
-            </w:pPr>
-            <w:r/>
-            <w:r>
-              <w:t>486.50</w:t>
-            </w:r>
-          </w:p>
-        </w:tc>
-        <w:tc>
-          <w:tcPr>
-            <w:tcW w:type="dxa" w:w="1728"/>
-            <w:shd w:fill="F8FAFC"/>
-            <w:tcMar>
-              <w:top w:w="100" w:type="dxa"/>
-              <w:bottom w:w="100" w:type="dxa"/>
-              <w:left w:w="120" w:type="dxa"/>
-              <w:right w:w="120" w:type="dxa"/>
-            </w:tcMar>
-            <w:tcBorders>
-              <w:top w:val="single" w:sz="4" w:space="0" w:color="CCCCCC"/>
-              <w:bottom w:val="single" w:sz="4" w:space="0" w:color="CCCCCC"/>
-              <w:left w:val="single" w:sz="4" w:space="0" w:color="CCCCCC"/>
-              <w:right w:val="single" w:sz="4" w:space="0" w:color="CCCCCC"/>
-            </w:tcBorders>
-          </w:tcPr>
-          <w:p>
-            <w:pPr>
-              <w:spacing w:before="60" w:after="60" w:line="252" w:lineRule="auto"/>
-              <w:jc w:val="left"/>
-            </w:pPr>
-            <w:r/>
-            <w:r>
-              <w:rPr>
-                <w:b/>
-              </w:rPr>
-              <w:t>489.50</w:t>
-            </w:r>
-          </w:p>
-        </w:tc>
-        <w:tc>
-          <w:tcPr>
-            <w:tcW w:type="dxa" w:w="3456"/>
-            <w:shd w:fill="F8FAFC"/>
-            <w:tcMar>
-              <w:top w:w="100" w:type="dxa"/>
-              <w:bottom w:w="100" w:type="dxa"/>
-              <w:left w:w="120" w:type="dxa"/>
-              <w:right w:w="120" w:type="dxa"/>
-            </w:tcMar>
-            <w:tcBorders>
-              <w:top w:val="single" w:sz="4" w:space="0" w:color="CCCCCC"/>
-              <w:bottom w:val="single" w:sz="4" w:space="0" w:color="CCCCCC"/>
-              <w:left w:val="single" w:sz="4" w:space="0" w:color="CCCCCC"/>
-              <w:right w:val="single" w:sz="4" w:space="0" w:color="CCCCCC"/>
-            </w:tcBorders>
-          </w:tcPr>
-          <w:p>
-            <w:pPr>
-              <w:spacing w:before="60" w:after="60" w:line="252" w:lineRule="auto"/>
-              <w:jc w:val="left"/>
-            </w:pPr>
-            <w:r/>
-            <w:r>
-              <w:rPr>
-                <w:b/>
-              </w:rPr>
-              <w:t>+0.25</w:t>
-            </w:r>
-          </w:p>
-        </w:tc>
-        <w:tc>
-          <w:tcPr>
-            <w:tcW w:type="dxa" w:w="1440"/>
-            <w:shd w:fill="F8FAFC"/>
-            <w:tcMar>
-              <w:top w:w="100" w:type="dxa"/>
-              <w:bottom w:w="100" w:type="dxa"/>
-              <w:left w:w="120" w:type="dxa"/>
-              <w:right w:w="120" w:type="dxa"/>
-            </w:tcMar>
-            <w:tcBorders>
-              <w:top w:val="single" w:sz="4" w:space="0" w:color="CCCCCC"/>
-              <w:bottom w:val="single" w:sz="4" w:space="0" w:color="CCCCCC"/>
-              <w:left w:val="single" w:sz="4" w:space="0" w:color="CCCCCC"/>
-              <w:right w:val="single" w:sz="4" w:space="0" w:color="CCCCCC"/>
-            </w:tcBorders>
-          </w:tcPr>
-          <w:p>
-            <w:pPr>
-              <w:spacing w:before="60" w:after="60" w:line="252" w:lineRule="auto"/>
-              <w:jc w:val="left"/>
-            </w:pPr>
-            <w:r/>
-            <w:r>
-              <w:t>BULL</w:t>
-            </w:r>
-          </w:p>
-        </w:tc>
-      </w:tr>
-      <w:tr>
-        <w:tc>
-          <w:tcPr>
-            <w:tcW w:type="dxa" w:w="1584"/>
-            <w:shd w:fill="FFFFFF"/>
-            <w:tcMar>
-              <w:top w:w="100" w:type="dxa"/>
-              <w:bottom w:w="100" w:type="dxa"/>
-              <w:left w:w="120" w:type="dxa"/>
-              <w:right w:w="120" w:type="dxa"/>
-            </w:tcMar>
-            <w:tcBorders>
-              <w:top w:val="single" w:sz="4" w:space="0" w:color="CCCCCC"/>
-              <w:bottom w:val="single" w:sz="4" w:space="0" w:color="CCCCCC"/>
-              <w:left w:val="single" w:sz="4" w:space="0" w:color="CCCCCC"/>
-              <w:right w:val="single" w:sz="4" w:space="0" w:color="CCCCCC"/>
-            </w:tcBorders>
-          </w:tcPr>
-          <w:p>
-            <w:pPr>
-              <w:spacing w:before="60" w:after="60" w:line="252" w:lineRule="auto"/>
-              <w:jc w:val="left"/>
-            </w:pPr>
-            <w:r/>
-            <w:r>
-              <w:rPr>
-                <w:b/>
-              </w:rPr>
-              <w:t>Fri 21/08</w:t>
-            </w:r>
-          </w:p>
-        </w:tc>
-        <w:tc>
-          <w:tcPr>
-            <w:tcW w:type="dxa" w:w="864"/>
-            <w:shd w:fill="FFFFFF"/>
-            <w:tcMar>
-              <w:top w:w="100" w:type="dxa"/>
-              <w:bottom w:w="100" w:type="dxa"/>
-              <w:left w:w="120" w:type="dxa"/>
-              <w:right w:w="120" w:type="dxa"/>
-            </w:tcMar>
-            <w:tcBorders>
-              <w:top w:val="single" w:sz="4" w:space="0" w:color="CCCCCC"/>
-              <w:bottom w:val="single" w:sz="4" w:space="0" w:color="CCCCCC"/>
-              <w:left w:val="single" w:sz="4" w:space="0" w:color="CCCCCC"/>
-              <w:right w:val="single" w:sz="4" w:space="0" w:color="CCCCCC"/>
-            </w:tcBorders>
-          </w:tcPr>
-          <w:p>
-            <w:pPr>
-              <w:spacing w:before="60" w:after="60" w:line="252" w:lineRule="auto"/>
-              <w:jc w:val="left"/>
-            </w:pPr>
-            <w:r/>
-            <w:r>
-              <w:t>Pre-NY 19-21</w:t>
-            </w:r>
-          </w:p>
-        </w:tc>
-        <w:tc>
-          <w:tcPr>
-            <w:tcW w:type="dxa" w:w="1440"/>
-            <w:shd w:fill="FFFFFF"/>
-            <w:tcMar>
-              <w:top w:w="100" w:type="dxa"/>
-              <w:bottom w:w="100" w:type="dxa"/>
-              <w:left w:w="120" w:type="dxa"/>
-              <w:right w:w="120" w:type="dxa"/>
-            </w:tcMar>
-            <w:tcBorders>
-              <w:top w:val="single" w:sz="4" w:space="0" w:color="CCCCCC"/>
-              <w:bottom w:val="single" w:sz="4" w:space="0" w:color="CCCCCC"/>
-              <w:left w:val="single" w:sz="4" w:space="0" w:color="CCCCCC"/>
-              <w:right w:val="single" w:sz="4" w:space="0" w:color="CCCCCC"/>
-            </w:tcBorders>
-          </w:tcPr>
-          <w:p>
-            <w:pPr>
-              <w:spacing w:before="60" w:after="60" w:line="252" w:lineRule="auto"/>
-              <w:jc w:val="left"/>
-            </w:pPr>
-            <w:r/>
-            <w:r>
-              <w:t>489.50</w:t>
-            </w:r>
-          </w:p>
-        </w:tc>
-        <w:tc>
-          <w:tcPr>
-            <w:tcW w:type="dxa" w:w="2016"/>
-            <w:shd w:fill="FFFFFF"/>
-            <w:tcMar>
-              <w:top w:w="100" w:type="dxa"/>
-              <w:bottom w:w="100" w:type="dxa"/>
-              <w:left w:w="120" w:type="dxa"/>
-              <w:right w:w="120" w:type="dxa"/>
-            </w:tcMar>
-            <w:tcBorders>
-              <w:top w:val="single" w:sz="4" w:space="0" w:color="CCCCCC"/>
-              <w:bottom w:val="single" w:sz="4" w:space="0" w:color="CCCCCC"/>
-              <w:left w:val="single" w:sz="4" w:space="0" w:color="CCCCCC"/>
-              <w:right w:val="single" w:sz="4" w:space="0" w:color="CCCCCC"/>
-            </w:tcBorders>
-          </w:tcPr>
-          <w:p>
-            <w:pPr>
-              <w:spacing w:before="60" w:after="60" w:line="252" w:lineRule="auto"/>
-              <w:jc w:val="left"/>
-            </w:pPr>
-            <w:r/>
-            <w:r>
-              <w:t>492.50</w:t>
-            </w:r>
-          </w:p>
-        </w:tc>
-        <w:tc>
-          <w:tcPr>
-            <w:tcW w:type="dxa" w:w="1152"/>
-            <w:shd w:fill="FFFFFF"/>
-            <w:tcMar>
-              <w:top w:w="100" w:type="dxa"/>
-              <w:bottom w:w="100" w:type="dxa"/>
-              <w:left w:w="120" w:type="dxa"/>
-              <w:right w:w="120" w:type="dxa"/>
-            </w:tcMar>
-            <w:tcBorders>
-              <w:top w:val="single" w:sz="4" w:space="0" w:color="CCCCCC"/>
-              <w:bottom w:val="single" w:sz="4" w:space="0" w:color="CCCCCC"/>
-              <w:left w:val="single" w:sz="4" w:space="0" w:color="CCCCCC"/>
-              <w:right w:val="single" w:sz="4" w:space="0" w:color="CCCCCC"/>
-            </w:tcBorders>
-          </w:tcPr>
-          <w:p>
-            <w:pPr>
-              <w:spacing w:before="60" w:after="60" w:line="252" w:lineRule="auto"/>
-              <w:jc w:val="left"/>
-            </w:pPr>
-            <w:r/>
-            <w:r>
-              <w:t>486.75</w:t>
-            </w:r>
-          </w:p>
-        </w:tc>
-        <w:tc>
-          <w:tcPr>
-            <w:tcW w:type="dxa" w:w="1728"/>
-            <w:shd w:fill="FFFFFF"/>
-            <w:tcMar>
-              <w:top w:w="100" w:type="dxa"/>
-              <w:bottom w:w="100" w:type="dxa"/>
-              <w:left w:w="120" w:type="dxa"/>
-              <w:right w:w="120" w:type="dxa"/>
-            </w:tcMar>
-            <w:tcBorders>
-              <w:top w:val="single" w:sz="4" w:space="0" w:color="CCCCCC"/>
-              <w:bottom w:val="single" w:sz="4" w:space="0" w:color="CCCCCC"/>
-              <w:left w:val="single" w:sz="4" w:space="0" w:color="CCCCCC"/>
-              <w:right w:val="single" w:sz="4" w:space="0" w:color="CCCCCC"/>
-            </w:tcBorders>
-          </w:tcPr>
-          <w:p>
-            <w:pPr>
-              <w:spacing w:before="60" w:after="60" w:line="252" w:lineRule="auto"/>
-              <w:jc w:val="left"/>
-            </w:pPr>
-            <w:r/>
-            <w:r>
-              <w:rPr>
-                <w:b/>
-              </w:rPr>
-              <w:t>489.50</w:t>
-            </w:r>
-          </w:p>
-        </w:tc>
-        <w:tc>
-          <w:tcPr>
-            <w:tcW w:type="dxa" w:w="3456"/>
-            <w:shd w:fill="FFFFFF"/>
-            <w:tcMar>
-              <w:top w:w="100" w:type="dxa"/>
-              <w:bottom w:w="100" w:type="dxa"/>
-              <w:left w:w="120" w:type="dxa"/>
-              <w:right w:w="120" w:type="dxa"/>
-            </w:tcMar>
-            <w:tcBorders>
-              <w:top w:val="single" w:sz="4" w:space="0" w:color="CCCCCC"/>
-              <w:bottom w:val="single" w:sz="4" w:space="0" w:color="CCCCCC"/>
-              <w:left w:val="single" w:sz="4" w:space="0" w:color="CCCCCC"/>
-              <w:right w:val="single" w:sz="4" w:space="0" w:color="CCCCCC"/>
-            </w:tcBorders>
-          </w:tcPr>
-          <w:p>
-            <w:pPr>
-              <w:spacing w:before="60" w:after="60" w:line="252" w:lineRule="auto"/>
-              <w:jc w:val="left"/>
-            </w:pPr>
-            <w:r/>
-            <w:r>
-              <w:rPr>
-                <w:b/>
-              </w:rPr>
-              <w:t>+0.00</w:t>
-            </w:r>
-          </w:p>
-        </w:tc>
-        <w:tc>
-          <w:tcPr>
-            <w:tcW w:type="dxa" w:w="1440"/>
-            <w:shd w:fill="FFFFFF"/>
-            <w:tcMar>
-              <w:top w:w="100" w:type="dxa"/>
-              <w:bottom w:w="100" w:type="dxa"/>
-              <w:left w:w="120" w:type="dxa"/>
-              <w:right w:w="120" w:type="dxa"/>
-            </w:tcMar>
-            <w:tcBorders>
-              <w:top w:val="single" w:sz="4" w:space="0" w:color="CCCCCC"/>
-              <w:bottom w:val="single" w:sz="4" w:space="0" w:color="CCCCCC"/>
-              <w:left w:val="single" w:sz="4" w:space="0" w:color="CCCCCC"/>
-              <w:right w:val="single" w:sz="4" w:space="0" w:color="CCCCCC"/>
-            </w:tcBorders>
-          </w:tcPr>
-          <w:p>
-            <w:pPr>
-              <w:spacing w:before="60" w:after="60" w:line="252" w:lineRule="auto"/>
-              <w:jc w:val="left"/>
-            </w:pPr>
-            <w:r/>
-            <w:r>
-              <w:t>BEAR</w:t>
-            </w:r>
-          </w:p>
-        </w:tc>
-      </w:tr>
-      <w:tr>
-        <w:tc>
-          <w:tcPr>
-            <w:tcW w:type="dxa" w:w="1584"/>
-            <w:shd w:fill="F8FAFC"/>
-            <w:tcMar>
-              <w:top w:w="100" w:type="dxa"/>
-              <w:bottom w:w="100" w:type="dxa"/>
-              <w:left w:w="120" w:type="dxa"/>
-              <w:right w:w="120" w:type="dxa"/>
-            </w:tcMar>
-            <w:tcBorders>
-              <w:top w:val="single" w:sz="4" w:space="0" w:color="CCCCCC"/>
-              <w:bottom w:val="single" w:sz="4" w:space="0" w:color="CCCCCC"/>
-              <w:left w:val="single" w:sz="4" w:space="0" w:color="CCCCCC"/>
-              <w:right w:val="single" w:sz="4" w:space="0" w:color="CCCCCC"/>
-            </w:tcBorders>
-          </w:tcPr>
-          <w:p>
-            <w:pPr>
-              <w:spacing w:before="60" w:after="60" w:line="252" w:lineRule="auto"/>
-              <w:jc w:val="left"/>
-            </w:pPr>
-            <w:r/>
-            <w:r>
-              <w:rPr>
-                <w:b/>
-              </w:rPr>
-              <w:t>Fri 21/08</w:t>
-            </w:r>
-          </w:p>
-        </w:tc>
-        <w:tc>
-          <w:tcPr>
-            <w:tcW w:type="dxa" w:w="864"/>
-            <w:shd w:fill="F8FAFC"/>
-            <w:tcMar>
-              <w:top w:w="100" w:type="dxa"/>
-              <w:bottom w:w="100" w:type="dxa"/>
-              <w:left w:w="120" w:type="dxa"/>
-              <w:right w:w="120" w:type="dxa"/>
-            </w:tcMar>
-            <w:tcBorders>
-              <w:top w:val="single" w:sz="4" w:space="0" w:color="CCCCCC"/>
-              <w:bottom w:val="single" w:sz="4" w:space="0" w:color="CCCCCC"/>
-              <w:left w:val="single" w:sz="4" w:space="0" w:color="CCCCCC"/>
-              <w:right w:val="single" w:sz="4" w:space="0" w:color="CCCCCC"/>
-            </w:tcBorders>
-          </w:tcPr>
-          <w:p>
-            <w:pPr>
-              <w:spacing w:before="60" w:after="60" w:line="252" w:lineRule="auto"/>
-              <w:jc w:val="left"/>
-            </w:pPr>
-            <w:r/>
-            <w:r>
-              <w:t>NY Open 21-23</w:t>
-            </w:r>
-          </w:p>
-        </w:tc>
-        <w:tc>
-          <w:tcPr>
-            <w:tcW w:type="dxa" w:w="1440"/>
-            <w:shd w:fill="F8FAFC"/>
-            <w:tcMar>
-              <w:top w:w="100" w:type="dxa"/>
-              <w:bottom w:w="100" w:type="dxa"/>
-              <w:left w:w="120" w:type="dxa"/>
-              <w:right w:w="120" w:type="dxa"/>
-            </w:tcMar>
-            <w:tcBorders>
-              <w:top w:val="single" w:sz="4" w:space="0" w:color="CCCCCC"/>
-              <w:bottom w:val="single" w:sz="4" w:space="0" w:color="CCCCCC"/>
-              <w:left w:val="single" w:sz="4" w:space="0" w:color="CCCCCC"/>
-              <w:right w:val="single" w:sz="4" w:space="0" w:color="CCCCCC"/>
-            </w:tcBorders>
-          </w:tcPr>
-          <w:p>
-            <w:pPr>
-              <w:spacing w:before="60" w:after="60" w:line="252" w:lineRule="auto"/>
-              <w:jc w:val="left"/>
-            </w:pPr>
-            <w:r/>
-            <w:r>
-              <w:t>489.50</w:t>
-            </w:r>
-          </w:p>
-        </w:tc>
-        <w:tc>
-          <w:tcPr>
-            <w:tcW w:type="dxa" w:w="2016"/>
-            <w:shd w:fill="F8FAFC"/>
-            <w:tcMar>
-              <w:top w:w="100" w:type="dxa"/>
-              <w:bottom w:w="100" w:type="dxa"/>
-              <w:left w:w="120" w:type="dxa"/>
-              <w:right w:w="120" w:type="dxa"/>
-            </w:tcMar>
-            <w:tcBorders>
-              <w:top w:val="single" w:sz="4" w:space="0" w:color="CCCCCC"/>
-              <w:bottom w:val="single" w:sz="4" w:space="0" w:color="CCCCCC"/>
-              <w:left w:val="single" w:sz="4" w:space="0" w:color="CCCCCC"/>
-              <w:right w:val="single" w:sz="4" w:space="0" w:color="CCCCCC"/>
-            </w:tcBorders>
-          </w:tcPr>
-          <w:p>
-            <w:pPr>
-              <w:spacing w:before="60" w:after="60" w:line="252" w:lineRule="auto"/>
-              <w:jc w:val="left"/>
-            </w:pPr>
-            <w:r/>
-            <w:r>
-              <w:t>493.50</w:t>
-            </w:r>
-          </w:p>
-        </w:tc>
-        <w:tc>
-          <w:tcPr>
-            <w:tcW w:type="dxa" w:w="1152"/>
-            <w:shd w:fill="F8FAFC"/>
-            <w:tcMar>
-              <w:top w:w="100" w:type="dxa"/>
-              <w:bottom w:w="100" w:type="dxa"/>
-              <w:left w:w="120" w:type="dxa"/>
-              <w:right w:w="120" w:type="dxa"/>
-            </w:tcMar>
-            <w:tcBorders>
-              <w:top w:val="single" w:sz="4" w:space="0" w:color="CCCCCC"/>
-              <w:bottom w:val="single" w:sz="4" w:space="0" w:color="CCCCCC"/>
-              <w:left w:val="single" w:sz="4" w:space="0" w:color="CCCCCC"/>
-              <w:right w:val="single" w:sz="4" w:space="0" w:color="CCCCCC"/>
-            </w:tcBorders>
-          </w:tcPr>
-          <w:p>
-            <w:pPr>
-              <w:spacing w:before="60" w:after="60" w:line="252" w:lineRule="auto"/>
-              <w:jc w:val="left"/>
-            </w:pPr>
-            <w:r/>
-            <w:r>
-              <w:t>486.00</w:t>
-            </w:r>
-          </w:p>
-        </w:tc>
-        <w:tc>
-          <w:tcPr>
-            <w:tcW w:type="dxa" w:w="1728"/>
-            <w:shd w:fill="F8FAFC"/>
-            <w:tcMar>
-              <w:top w:w="100" w:type="dxa"/>
-              <w:bottom w:w="100" w:type="dxa"/>
-              <w:left w:w="120" w:type="dxa"/>
-              <w:right w:w="120" w:type="dxa"/>
-            </w:tcMar>
-            <w:tcBorders>
-              <w:top w:val="single" w:sz="4" w:space="0" w:color="CCCCCC"/>
-              <w:bottom w:val="single" w:sz="4" w:space="0" w:color="CCCCCC"/>
-              <w:left w:val="single" w:sz="4" w:space="0" w:color="CCCCCC"/>
-              <w:right w:val="single" w:sz="4" w:space="0" w:color="CCCCCC"/>
-            </w:tcBorders>
-          </w:tcPr>
-          <w:p>
-            <w:pPr>
-              <w:spacing w:before="60" w:after="60" w:line="252" w:lineRule="auto"/>
-              <w:jc w:val="left"/>
-            </w:pPr>
-            <w:r/>
-            <w:r>
-              <w:rPr>
-                <w:b/>
-              </w:rPr>
-              <w:t>490.00</w:t>
-            </w:r>
-          </w:p>
-        </w:tc>
-        <w:tc>
-          <w:tcPr>
-            <w:tcW w:type="dxa" w:w="3456"/>
-            <w:shd w:fill="F8FAFC"/>
-            <w:tcMar>
-              <w:top w:w="100" w:type="dxa"/>
-              <w:bottom w:w="100" w:type="dxa"/>
-              <w:left w:w="120" w:type="dxa"/>
-              <w:right w:w="120" w:type="dxa"/>
-            </w:tcMar>
-            <w:tcBorders>
-              <w:top w:val="single" w:sz="4" w:space="0" w:color="CCCCCC"/>
-              <w:bottom w:val="single" w:sz="4" w:space="0" w:color="CCCCCC"/>
-              <w:left w:val="single" w:sz="4" w:space="0" w:color="CCCCCC"/>
-              <w:right w:val="single" w:sz="4" w:space="0" w:color="CCCCCC"/>
-            </w:tcBorders>
-          </w:tcPr>
-          <w:p>
-            <w:pPr>
-              <w:spacing w:before="60" w:after="60" w:line="252" w:lineRule="auto"/>
-              <w:jc w:val="left"/>
-            </w:pPr>
-            <w:r/>
-            <w:r>
-              <w:rPr>
-                <w:b/>
-              </w:rPr>
-              <w:t>+0.50</w:t>
-            </w:r>
-          </w:p>
-        </w:tc>
-        <w:tc>
-          <w:tcPr>
-            <w:tcW w:type="dxa" w:w="1440"/>
-            <w:shd w:fill="F8FAFC"/>
-            <w:tcMar>
-              <w:top w:w="100" w:type="dxa"/>
-              <w:bottom w:w="100" w:type="dxa"/>
-              <w:left w:w="120" w:type="dxa"/>
-              <w:right w:w="120" w:type="dxa"/>
-            </w:tcMar>
-            <w:tcBorders>
-              <w:top w:val="single" w:sz="4" w:space="0" w:color="CCCCCC"/>
-              <w:bottom w:val="single" w:sz="4" w:space="0" w:color="CCCCCC"/>
-              <w:left w:val="single" w:sz="4" w:space="0" w:color="CCCCCC"/>
-              <w:right w:val="single" w:sz="4" w:space="0" w:color="CCCCCC"/>
-            </w:tcBorders>
-          </w:tcPr>
-          <w:p>
-            <w:pPr>
-              <w:spacing w:before="60" w:after="60" w:line="252" w:lineRule="auto"/>
-              <w:jc w:val="left"/>
-            </w:pPr>
-            <w:r/>
-            <w:r>
-              <w:t>BULL</w:t>
-            </w:r>
-          </w:p>
-        </w:tc>
-      </w:tr>
-      <w:tr>
-        <w:tc>
-          <w:tcPr>
-            <w:tcW w:type="dxa" w:w="1584"/>
-            <w:shd w:fill="FFFFFF"/>
-            <w:tcMar>
-              <w:top w:w="100" w:type="dxa"/>
-              <w:bottom w:w="100" w:type="dxa"/>
-              <w:left w:w="120" w:type="dxa"/>
-              <w:right w:w="120" w:type="dxa"/>
-            </w:tcMar>
-            <w:tcBorders>
-              <w:top w:val="single" w:sz="4" w:space="0" w:color="CCCCCC"/>
-              <w:bottom w:val="single" w:sz="4" w:space="0" w:color="CCCCCC"/>
-              <w:left w:val="single" w:sz="4" w:space="0" w:color="CCCCCC"/>
-              <w:right w:val="single" w:sz="4" w:space="0" w:color="CCCCCC"/>
-            </w:tcBorders>
-          </w:tcPr>
-          <w:p>
-            <w:pPr>
-              <w:spacing w:before="60" w:after="60" w:line="252" w:lineRule="auto"/>
-              <w:jc w:val="left"/>
-            </w:pPr>
-            <w:r/>
-            <w:r>
-              <w:rPr>
-                <w:b/>
-              </w:rPr>
-              <w:t>Fri 21/08</w:t>
-            </w:r>
-          </w:p>
-        </w:tc>
-        <w:tc>
-          <w:tcPr>
-            <w:tcW w:type="dxa" w:w="864"/>
-            <w:shd w:fill="FFFFFF"/>
-            <w:tcMar>
-              <w:top w:w="100" w:type="dxa"/>
-              <w:bottom w:w="100" w:type="dxa"/>
-              <w:left w:w="120" w:type="dxa"/>
-              <w:right w:w="120" w:type="dxa"/>
-            </w:tcMar>
-            <w:tcBorders>
-              <w:top w:val="single" w:sz="4" w:space="0" w:color="CCCCCC"/>
-              <w:bottom w:val="single" w:sz="4" w:space="0" w:color="CCCCCC"/>
-              <w:left w:val="single" w:sz="4" w:space="0" w:color="CCCCCC"/>
-              <w:right w:val="single" w:sz="4" w:space="0" w:color="CCCCCC"/>
-            </w:tcBorders>
-          </w:tcPr>
-          <w:p>
-            <w:pPr>
-              <w:spacing w:before="60" w:after="60" w:line="252" w:lineRule="auto"/>
-              <w:jc w:val="left"/>
-            </w:pPr>
-            <w:r/>
-            <w:r>
-              <w:t>NY Close 23-01</w:t>
-            </w:r>
-          </w:p>
-        </w:tc>
-        <w:tc>
-          <w:tcPr>
-            <w:tcW w:type="dxa" w:w="1440"/>
-            <w:shd w:fill="FFFFFF"/>
-            <w:tcMar>
-              <w:top w:w="100" w:type="dxa"/>
-              <w:bottom w:w="100" w:type="dxa"/>
-              <w:left w:w="120" w:type="dxa"/>
-              <w:right w:w="120" w:type="dxa"/>
-            </w:tcMar>
-            <w:tcBorders>
-              <w:top w:val="single" w:sz="4" w:space="0" w:color="CCCCCC"/>
-              <w:bottom w:val="single" w:sz="4" w:space="0" w:color="CCCCCC"/>
-              <w:left w:val="single" w:sz="4" w:space="0" w:color="CCCCCC"/>
-              <w:right w:val="single" w:sz="4" w:space="0" w:color="CCCCCC"/>
-            </w:tcBorders>
-          </w:tcPr>
-          <w:p>
-            <w:pPr>
-              <w:spacing w:before="60" w:after="60" w:line="252" w:lineRule="auto"/>
-              <w:jc w:val="left"/>
-            </w:pPr>
-            <w:r/>
-            <w:r>
-              <w:t>490.00</w:t>
-            </w:r>
-          </w:p>
-        </w:tc>
-        <w:tc>
-          <w:tcPr>
-            <w:tcW w:type="dxa" w:w="2016"/>
-            <w:shd w:fill="FFFFFF"/>
-            <w:tcMar>
-              <w:top w:w="100" w:type="dxa"/>
-              <w:bottom w:w="100" w:type="dxa"/>
-              <w:left w:w="120" w:type="dxa"/>
-              <w:right w:w="120" w:type="dxa"/>
-            </w:tcMar>
-            <w:tcBorders>
-              <w:top w:val="single" w:sz="4" w:space="0" w:color="CCCCCC"/>
-              <w:bottom w:val="single" w:sz="4" w:space="0" w:color="CCCCCC"/>
-              <w:left w:val="single" w:sz="4" w:space="0" w:color="CCCCCC"/>
-              <w:right w:val="single" w:sz="4" w:space="0" w:color="CCCCCC"/>
-            </w:tcBorders>
-          </w:tcPr>
-          <w:p>
-            <w:pPr>
-              <w:spacing w:before="60" w:after="60" w:line="252" w:lineRule="auto"/>
-              <w:jc w:val="left"/>
-            </w:pPr>
-            <w:r/>
-            <w:r>
-              <w:t>494.00</w:t>
-            </w:r>
-          </w:p>
-        </w:tc>
-        <w:tc>
-          <w:tcPr>
-            <w:tcW w:type="dxa" w:w="1152"/>
-            <w:shd w:fill="FFFFFF"/>
-            <w:tcMar>
-              <w:top w:w="100" w:type="dxa"/>
-              <w:bottom w:w="100" w:type="dxa"/>
-              <w:left w:w="120" w:type="dxa"/>
-              <w:right w:w="120" w:type="dxa"/>
-            </w:tcMar>
-            <w:tcBorders>
-              <w:top w:val="single" w:sz="4" w:space="0" w:color="CCCCCC"/>
-              <w:bottom w:val="single" w:sz="4" w:space="0" w:color="CCCCCC"/>
-              <w:left w:val="single" w:sz="4" w:space="0" w:color="CCCCCC"/>
-              <w:right w:val="single" w:sz="4" w:space="0" w:color="CCCCCC"/>
-            </w:tcBorders>
-          </w:tcPr>
-          <w:p>
-            <w:pPr>
-              <w:spacing w:before="60" w:after="60" w:line="252" w:lineRule="auto"/>
-              <w:jc w:val="left"/>
-            </w:pPr>
-            <w:r/>
-            <w:r>
-              <w:t>488.25</w:t>
-            </w:r>
-          </w:p>
-        </w:tc>
-        <w:tc>
-          <w:tcPr>
-            <w:tcW w:type="dxa" w:w="1728"/>
-            <w:shd w:fill="FFFFFF"/>
-            <w:tcMar>
-              <w:top w:w="100" w:type="dxa"/>
-              <w:bottom w:w="100" w:type="dxa"/>
-              <w:left w:w="120" w:type="dxa"/>
-              <w:right w:w="120" w:type="dxa"/>
-            </w:tcMar>
-            <w:tcBorders>
-              <w:top w:val="single" w:sz="4" w:space="0" w:color="CCCCCC"/>
-              <w:bottom w:val="single" w:sz="4" w:space="0" w:color="CCCCCC"/>
-              <w:left w:val="single" w:sz="4" w:space="0" w:color="CCCCCC"/>
-              <w:right w:val="single" w:sz="4" w:space="0" w:color="CCCCCC"/>
-            </w:tcBorders>
-          </w:tcPr>
-          <w:p>
-            <w:pPr>
-              <w:spacing w:before="60" w:after="60" w:line="252" w:lineRule="auto"/>
-              <w:jc w:val="left"/>
-            </w:pPr>
-            <w:r/>
-            <w:r>
-              <w:rPr>
-                <w:b/>
-              </w:rPr>
-              <w:t>489.75</w:t>
             </w:r>
           </w:p>
         </w:tc>
@@ -21780,7 +21780,7 @@
         <w:t>Giá Chốt Phiên (Close):</w:t>
       </w:r>
       <w:r>
-        <w:t xml:space="preserve"> 672.50 cents | </w:t>
+        <w:t xml:space="preserve"> 676.25 cents | </w:t>
       </w:r>
       <w:r>
         <w:rPr>
@@ -21795,10 +21795,10 @@
         <w:rPr>
           <w:b/>
         </w:rPr>
-        <w:t>`673.70 cents`</w:t>
+        <w:t>`675.48 cents`</w:t>
       </w:r>
       <w:r>
-        <w:t xml:space="preserve"> (+1.20).</w:t>
+        <w:t xml:space="preserve"> (-0.77).</w:t>
       </w:r>
     </w:p>
     <w:p>
@@ -21819,7 +21819,7 @@
         <w:rPr>
           <w:b/>
         </w:rPr>
-        <w:t>`62,637`</w:t>
+        <w:t>`75,174`</w:t>
       </w:r>
       <w:r>
         <w:t xml:space="preserve"> (Chênh lệch: </w:t>
@@ -21828,7 +21828,7 @@
         <w:rPr>
           <w:b/>
         </w:rPr>
-        <w:t>`-94,876`</w:t>
+        <w:t>`-82,339`</w:t>
       </w:r>
       <w:r>
         <w:t xml:space="preserve">) | OI: </w:t>
@@ -22162,7 +22162,7 @@
               <w:rPr>
                 <w:b/>
               </w:rPr>
-              <w:t>87.80</w:t>
+              <w:t>87.71</w:t>
             </w:r>
           </w:p>
         </w:tc>
@@ -22193,7 +22193,7 @@
               <w:rPr>
                 <w:b/>
               </w:rPr>
-              <w:t>+0.84%</w:t>
+              <w:t>+0.73%</w:t>
             </w:r>
           </w:p>
         </w:tc>
@@ -22285,7 +22285,7 @@
               <w:rPr>
                 <w:b/>
               </w:rPr>
-              <w:t>99.54</w:t>
+              <w:t>99.55</w:t>
             </w:r>
           </w:p>
         </w:tc>
@@ -22316,7 +22316,7 @@
               <w:rPr>
                 <w:b/>
               </w:rPr>
-              <w:t>-0.42%</w:t>
+              <w:t>-0.41%</w:t>
             </w:r>
           </w:p>
         </w:tc>
@@ -22920,7 +22920,7 @@
         <w:t xml:space="preserve"> EMA_21 </w:t>
       </w:r>
       <w:r>
-        <w:t xml:space="preserve"> (662.24) &gt; </w:t>
+        <w:t xml:space="preserve"> (664.70) &gt; </w:t>
       </w:r>
       <w:r>
         <w:rPr>
@@ -22931,7 +22931,7 @@
         <w:t xml:space="preserve"> EMA_50 </w:t>
       </w:r>
       <w:r>
-        <w:t xml:space="preserve"> (655.84).</w:t>
+        <w:t xml:space="preserve"> (657.42).</w:t>
       </w:r>
     </w:p>
     <w:p>
@@ -22952,7 +22952,7 @@
         <w:rPr>
           <w:b/>
         </w:rPr>
-        <w:t>`69.79`</w:t>
+        <w:t>`74.43`</w:t>
       </w:r>
       <w:r>
         <w:t xml:space="preserve"> | ATR (14) = </w:t>
@@ -22961,7 +22961,7 @@
         <w:rPr>
           <w:b/>
         </w:rPr>
-        <w:t>`5.23`</w:t>
+        <w:t>`4.62`</w:t>
       </w:r>
       <w:r>
         <w:t xml:space="preserve"> cents | Volatility = </w:t>
@@ -22970,7 +22970,7 @@
         <w:rPr>
           <w:b/>
         </w:rPr>
-        <w:t>`6.50 cents`</w:t>
+        <w:t>`1.75 cents`</w:t>
       </w:r>
       <w:r>
         <w:t>.</w:t>
@@ -22994,7 +22994,7 @@
         <w:rPr>
           <w:b/>
         </w:rPr>
-        <w:t>`669.50`</w:t>
+        <w:t>`673.00`</w:t>
       </w:r>
       <w:r>
         <w:t xml:space="preserve"> | S2: </w:t>
@@ -23012,7 +23012,7 @@
         <w:rPr>
           <w:b/>
         </w:rPr>
-        <w:t>`678.00`</w:t>
+        <w:t>`678.75`</w:t>
       </w:r>
       <w:r>
         <w:t xml:space="preserve"> | R2: </w:t>
@@ -23745,7 +23745,7 @@
           <w:b/>
           <w:color w:val="B91C1C"/>
         </w:rPr>
-        <w:t>`662.24 - 655.84 cents (Canh bán hồi kỹ thuật H1)`</w:t>
+        <w:t>`664.70 - 657.42 cents (Canh bán hồi kỹ thuật H1)`</w:t>
       </w:r>
       <w:r>
         <w:t xml:space="preserve"> | SL: </w:t>
@@ -23754,7 +23754,7 @@
         <w:rPr>
           <w:b/>
         </w:rPr>
-        <w:t>`719.09 cents (Trên kháng cự R2 + 1.5x ATR)`</w:t>
+        <w:t>`718.18 cents (Trên kháng cự R2 + 1.5x ATR)`</w:t>
       </w:r>
       <w:r>
         <w:t xml:space="preserve"> | TP: </w:t>
@@ -23765,7 +23765,7 @@
           <w:color w:val="D97706"/>
           <w:sz w:val="19"/>
         </w:rPr>
-        <w:t xml:space="preserve"> 669.50 cents </w:t>
+        <w:t xml:space="preserve"> 673.00 cents </w:t>
       </w:r>
       <w:r>
         <w:t xml:space="preserve"> / </w:t>
@@ -23816,7 +23816,7 @@
         <w:rPr>
           <w:b/>
         </w:rPr>
-        <w:t>`667.50 - 669.50 cents`</w:t>
+        <w:t>`671.00 - 673.00 cents`</w:t>
       </w:r>
       <w:r>
         <w:t xml:space="preserve"> | SL: </w:t>
@@ -23825,7 +23825,7 @@
         <w:rPr>
           <w:b/>
         </w:rPr>
-        <w:t>`621.52 cents`</w:t>
+        <w:t>`622.13 cents`</w:t>
       </w:r>
       <w:r>
         <w:t xml:space="preserve"> | TP: </w:t>
@@ -23834,7 +23834,7 @@
         <w:rPr>
           <w:b/>
         </w:rPr>
-        <w:t>`678.00 cents (Đón sóng hồi trung hạn ~14.5 giá)`</w:t>
+        <w:t>`678.75 cents (Đón sóng hồi trung hạn ~14.5 giá)`</w:t>
       </w:r>
       <w:r>
         <w:t>.</w:t>
@@ -23862,7 +23862,7 @@
         <w:rPr>
           <w:b/>
         </w:rPr>
-        <w:t>`678.00 - 680.00 cents`</w:t>
+        <w:t>`678.75 - 680.75 cents`</w:t>
       </w:r>
       <w:r>
         <w:t xml:space="preserve"> | SL: </w:t>
@@ -23871,7 +23871,7 @@
         <w:rPr>
           <w:b/>
         </w:rPr>
-        <w:t>`683.23 cents`</w:t>
+        <w:t>`683.37 cents`</w:t>
       </w:r>
       <w:r>
         <w:t xml:space="preserve"> | TP: </w:t>
@@ -23920,7 +23920,7 @@
         <w:rPr>
           <w:b/>
         </w:rPr>
-        <w:t>`624.73 - 644.50 cents`</w:t>
+        <w:t>`626.91 - 644.50 cents`</w:t>
       </w:r>
     </w:p>
     <w:p>
@@ -24327,7 +24327,7 @@
             </w:pPr>
             <w:r/>
             <w:r>
-              <w:t>672.50</w:t>
+              <w:t>676.25</w:t>
             </w:r>
           </w:p>
         </w:tc>
@@ -24355,7 +24355,7 @@
             </w:pPr>
             <w:r/>
             <w:r>
-              <w:t>683.75</w:t>
+              <w:t>687.50</w:t>
             </w:r>
           </w:p>
         </w:tc>
@@ -24383,7 +24383,7 @@
             </w:pPr>
             <w:r/>
             <w:r>
-              <w:t>667.00</w:t>
+              <w:t>670.75</w:t>
             </w:r>
           </w:p>
         </w:tc>
@@ -24414,7 +24414,7 @@
               <w:rPr>
                 <w:b/>
               </w:rPr>
-              <w:t>671.75</w:t>
+              <w:t>675.50</w:t>
             </w:r>
           </w:p>
         </w:tc>
@@ -24562,7 +24562,7 @@
             </w:pPr>
             <w:r/>
             <w:r>
-              <w:t>671.75</w:t>
+              <w:t>675.50</w:t>
             </w:r>
           </w:p>
         </w:tc>
@@ -24590,7 +24590,7 @@
             </w:pPr>
             <w:r/>
             <w:r>
-              <w:t>679.25</w:t>
+              <w:t>683.00</w:t>
             </w:r>
           </w:p>
         </w:tc>
@@ -24618,7 +24618,7 @@
             </w:pPr>
             <w:r/>
             <w:r>
-              <w:t>665.75</w:t>
+              <w:t>669.50</w:t>
             </w:r>
           </w:p>
         </w:tc>
@@ -24649,7 +24649,7 @@
               <w:rPr>
                 <w:b/>
               </w:rPr>
-              <w:t>671.25</w:t>
+              <w:t>675.00</w:t>
             </w:r>
           </w:p>
         </w:tc>
@@ -24797,7 +24797,7 @@
             </w:pPr>
             <w:r/>
             <w:r>
-              <w:t>671.25</w:t>
+              <w:t>675.00</w:t>
             </w:r>
           </w:p>
         </w:tc>
@@ -24825,7 +24825,7 @@
             </w:pPr>
             <w:r/>
             <w:r>
-              <w:t>685.00</w:t>
+              <w:t>688.75</w:t>
             </w:r>
           </w:p>
         </w:tc>
@@ -24853,7 +24853,7 @@
             </w:pPr>
             <w:r/>
             <w:r>
-              <w:t>656.50</w:t>
+              <w:t>660.25</w:t>
             </w:r>
           </w:p>
         </w:tc>
@@ -24884,7 +24884,7 @@
               <w:rPr>
                 <w:b/>
               </w:rPr>
-              <w:t>673.25</w:t>
+              <w:t>677.00</w:t>
             </w:r>
           </w:p>
         </w:tc>
@@ -25032,7 +25032,7 @@
             </w:pPr>
             <w:r/>
             <w:r>
-              <w:t>673.25</w:t>
+              <w:t>677.00</w:t>
             </w:r>
           </w:p>
         </w:tc>
@@ -25060,7 +25060,7 @@
             </w:pPr>
             <w:r/>
             <w:r>
-              <w:t>686.50</w:t>
+              <w:t>690.25</w:t>
             </w:r>
           </w:p>
         </w:tc>
@@ -25088,7 +25088,7 @@
             </w:pPr>
             <w:r/>
             <w:r>
-              <w:t>665.00</w:t>
+              <w:t>668.75</w:t>
             </w:r>
           </w:p>
         </w:tc>
@@ -25119,7 +25119,7 @@
               <w:rPr>
                 <w:b/>
               </w:rPr>
-              <w:t>674.50</w:t>
+              <w:t>678.25</w:t>
             </w:r>
           </w:p>
         </w:tc>
@@ -25267,7 +25267,7 @@
             </w:pPr>
             <w:r/>
             <w:r>
-              <w:t>674.50</w:t>
+              <w:t>678.25</w:t>
             </w:r>
           </w:p>
         </w:tc>
@@ -25295,7 +25295,7 @@
             </w:pPr>
             <w:r/>
             <w:r>
-              <w:t>691.00</w:t>
+              <w:t>694.75</w:t>
             </w:r>
           </w:p>
         </w:tc>
@@ -25323,7 +25323,7 @@
             </w:pPr>
             <w:r/>
             <w:r>
-              <w:t>664.00</w:t>
+              <w:t>667.75</w:t>
             </w:r>
           </w:p>
         </w:tc>
@@ -25354,7 +25354,7 @@
               <w:rPr>
                 <w:b/>
               </w:rPr>
-              <w:t>679.00</w:t>
+              <w:t>682.75</w:t>
             </w:r>
           </w:p>
         </w:tc>
@@ -25502,7 +25502,7 @@
             </w:pPr>
             <w:r/>
             <w:r>
-              <w:t>679.00</w:t>
+              <w:t>682.75</w:t>
             </w:r>
           </w:p>
         </w:tc>
@@ -25530,7 +25530,7 @@
             </w:pPr>
             <w:r/>
             <w:r>
-              <w:t>686.75</w:t>
+              <w:t>690.50</w:t>
             </w:r>
           </w:p>
         </w:tc>
@@ -25558,7 +25558,7 @@
             </w:pPr>
             <w:r/>
             <w:r>
-              <w:t>668.00</w:t>
+              <w:t>671.75</w:t>
             </w:r>
           </w:p>
         </w:tc>
@@ -25589,7 +25589,7 @@
               <w:rPr>
                 <w:b/>
               </w:rPr>
-              <w:t>680.25</w:t>
+              <w:t>684.00</w:t>
             </w:r>
           </w:p>
         </w:tc>
@@ -25737,7 +25737,7 @@
             </w:pPr>
             <w:r/>
             <w:r>
-              <w:t>680.25</w:t>
+              <w:t>684.00</w:t>
             </w:r>
           </w:p>
         </w:tc>
@@ -25765,7 +25765,7 @@
             </w:pPr>
             <w:r/>
             <w:r>
-              <w:t>688.50</w:t>
+              <w:t>692.25</w:t>
             </w:r>
           </w:p>
         </w:tc>
@@ -25793,7 +25793,7 @@
             </w:pPr>
             <w:r/>
             <w:r>
-              <w:t>669.75</w:t>
+              <w:t>673.50</w:t>
             </w:r>
           </w:p>
         </w:tc>
@@ -25824,7 +25824,7 @@
               <w:rPr>
                 <w:b/>
               </w:rPr>
-              <w:t>682.00</w:t>
+              <w:t>685.75</w:t>
             </w:r>
           </w:p>
         </w:tc>
@@ -25972,7 +25972,7 @@
             </w:pPr>
             <w:r/>
             <w:r>
-              <w:t>682.00</w:t>
+              <w:t>685.75</w:t>
             </w:r>
           </w:p>
         </w:tc>
@@ -26000,7 +26000,7 @@
             </w:pPr>
             <w:r/>
             <w:r>
-              <w:t>694.25</w:t>
+              <w:t>698.00</w:t>
             </w:r>
           </w:p>
         </w:tc>
@@ -26028,7 +26028,7 @@
             </w:pPr>
             <w:r/>
             <w:r>
-              <w:t>672.25</w:t>
+              <w:t>676.00</w:t>
             </w:r>
           </w:p>
         </w:tc>
@@ -26059,7 +26059,7 @@
               <w:rPr>
                 <w:b/>
               </w:rPr>
-              <w:t>681.00</w:t>
+              <w:t>684.75</w:t>
             </w:r>
           </w:p>
         </w:tc>
@@ -26207,7 +26207,7 @@
             </w:pPr>
             <w:r/>
             <w:r>
-              <w:t>681.00</w:t>
+              <w:t>684.75</w:t>
             </w:r>
           </w:p>
         </w:tc>
@@ -26235,7 +26235,7 @@
             </w:pPr>
             <w:r/>
             <w:r>
-              <w:t>691.50</w:t>
+              <w:t>695.25</w:t>
             </w:r>
           </w:p>
         </w:tc>
@@ -26263,7 +26263,7 @@
             </w:pPr>
             <w:r/>
             <w:r>
-              <w:t>666.25</w:t>
+              <w:t>670.00</w:t>
             </w:r>
           </w:p>
         </w:tc>
@@ -26294,7 +26294,7 @@
               <w:rPr>
                 <w:b/>
               </w:rPr>
-              <w:t>683.25</w:t>
+              <w:t>687.00</w:t>
             </w:r>
           </w:p>
         </w:tc>
@@ -26442,7 +26442,7 @@
             </w:pPr>
             <w:r/>
             <w:r>
-              <w:t>683.25</w:t>
+              <w:t>687.00</w:t>
             </w:r>
           </w:p>
         </w:tc>
@@ -26470,7 +26470,7 @@
             </w:pPr>
             <w:r/>
             <w:r>
-              <w:t>693.75</w:t>
+              <w:t>697.50</w:t>
             </w:r>
           </w:p>
         </w:tc>
@@ -26498,7 +26498,7 @@
             </w:pPr>
             <w:r/>
             <w:r>
-              <w:t>677.00</w:t>
+              <w:t>680.75</w:t>
             </w:r>
           </w:p>
         </w:tc>
@@ -26529,7 +26529,7 @@
               <w:rPr>
                 <w:b/>
               </w:rPr>
-              <w:t>684.00</w:t>
+              <w:t>687.75</w:t>
             </w:r>
           </w:p>
         </w:tc>
@@ -26677,7 +26677,7 @@
             </w:pPr>
             <w:r/>
             <w:r>
-              <w:t>684.00</w:t>
+              <w:t>687.75</w:t>
             </w:r>
           </w:p>
         </w:tc>
@@ -26705,7 +26705,7 @@
             </w:pPr>
             <w:r/>
             <w:r>
-              <w:t>698.25</w:t>
+              <w:t>702.00</w:t>
             </w:r>
           </w:p>
         </w:tc>
@@ -26733,7 +26733,7 @@
             </w:pPr>
             <w:r/>
             <w:r>
-              <w:t>669.25</w:t>
+              <w:t>673.00</w:t>
             </w:r>
           </w:p>
         </w:tc>
@@ -26764,7 +26764,7 @@
               <w:rPr>
                 <w:b/>
               </w:rPr>
-              <w:t>686.00</w:t>
+              <w:t>689.75</w:t>
             </w:r>
           </w:p>
         </w:tc>
@@ -26912,7 +26912,7 @@
             </w:pPr>
             <w:r/>
             <w:r>
-              <w:t>686.00</w:t>
+              <w:t>689.75</w:t>
             </w:r>
           </w:p>
         </w:tc>
@@ -26940,7 +26940,7 @@
             </w:pPr>
             <w:r/>
             <w:r>
-              <w:t>692.50</w:t>
+              <w:t>696.25</w:t>
             </w:r>
           </w:p>
         </w:tc>
@@ -26968,7 +26968,7 @@
             </w:pPr>
             <w:r/>
             <w:r>
-              <w:t>679.25</w:t>
+              <w:t>683.00</w:t>
             </w:r>
           </w:p>
         </w:tc>
@@ -26999,7 +26999,7 @@
               <w:rPr>
                 <w:b/>
               </w:rPr>
-              <w:t>686.25</w:t>
+              <w:t>690.00</w:t>
             </w:r>
           </w:p>
         </w:tc>
@@ -27147,7 +27147,7 @@
             </w:pPr>
             <w:r/>
             <w:r>
-              <w:t>686.25</w:t>
+              <w:t>690.00</w:t>
             </w:r>
           </w:p>
         </w:tc>
@@ -27175,7 +27175,7 @@
             </w:pPr>
             <w:r/>
             <w:r>
-              <w:t>696.50</w:t>
+              <w:t>700.25</w:t>
             </w:r>
           </w:p>
         </w:tc>
@@ -27203,7 +27203,7 @@
             </w:pPr>
             <w:r/>
             <w:r>
-              <w:t>678.25</w:t>
+              <w:t>682.00</w:t>
             </w:r>
           </w:p>
         </w:tc>
@@ -27234,7 +27234,7 @@
               <w:rPr>
                 <w:b/>
               </w:rPr>
-              <w:t>686.75</w:t>
+              <w:t>690.50</w:t>
             </w:r>
           </w:p>
         </w:tc>
@@ -27382,7 +27382,7 @@
             </w:pPr>
             <w:r/>
             <w:r>
-              <w:t>686.75</w:t>
+              <w:t>690.50</w:t>
             </w:r>
           </w:p>
         </w:tc>
@@ -27410,7 +27410,7 @@
             </w:pPr>
             <w:r/>
             <w:r>
-              <w:t>693.75</w:t>
+              <w:t>697.50</w:t>
             </w:r>
           </w:p>
         </w:tc>
@@ -27438,7 +27438,7 @@
             </w:pPr>
             <w:r/>
             <w:r>
-              <w:t>680.75</w:t>
+              <w:t>684.50</w:t>
             </w:r>
           </w:p>
         </w:tc>
@@ -27469,7 +27469,7 @@
               <w:rPr>
                 <w:b/>
               </w:rPr>
-              <w:t>686.00</w:t>
+              <w:t>689.75</w:t>
             </w:r>
           </w:p>
         </w:tc>
@@ -27617,7 +27617,7 @@
             </w:pPr>
             <w:r/>
             <w:r>
-              <w:t>686.00</w:t>
+              <w:t>689.75</w:t>
             </w:r>
           </w:p>
         </w:tc>
@@ -27645,7 +27645,7 @@
             </w:pPr>
             <w:r/>
             <w:r>
-              <w:t>699.50</w:t>
+              <w:t>703.25</w:t>
             </w:r>
           </w:p>
         </w:tc>
@@ -27673,7 +27673,7 @@
             </w:pPr>
             <w:r/>
             <w:r>
-              <w:t>673.00</w:t>
+              <w:t>676.75</w:t>
             </w:r>
           </w:p>
         </w:tc>
@@ -27704,7 +27704,7 @@
               <w:rPr>
                 <w:b/>
               </w:rPr>
-              <w:t>687.75</w:t>
+              <w:t>691.50</w:t>
             </w:r>
           </w:p>
         </w:tc>
@@ -27852,7 +27852,7 @@
             </w:pPr>
             <w:r/>
             <w:r>
-              <w:t>687.75</w:t>
+              <w:t>691.50</w:t>
             </w:r>
           </w:p>
         </w:tc>
@@ -27880,7 +27880,7 @@
             </w:pPr>
             <w:r/>
             <w:r>
-              <w:t>697.00</w:t>
+              <w:t>700.75</w:t>
             </w:r>
           </w:p>
         </w:tc>
@@ -27908,7 +27908,7 @@
             </w:pPr>
             <w:r/>
             <w:r>
-              <w:t>677.00</w:t>
+              <w:t>680.75</w:t>
             </w:r>
           </w:p>
         </w:tc>
@@ -27939,7 +27939,7 @@
               <w:rPr>
                 <w:b/>
               </w:rPr>
-              <w:t>688.25</w:t>
+              <w:t>692.00</w:t>
             </w:r>
           </w:p>
         </w:tc>
@@ -28087,7 +28087,7 @@
             </w:pPr>
             <w:r/>
             <w:r>
-              <w:t>688.25</w:t>
+              <w:t>692.00</w:t>
             </w:r>
           </w:p>
         </w:tc>
@@ -28115,7 +28115,7 @@
             </w:pPr>
             <w:r/>
             <w:r>
-              <w:t>700.50</w:t>
+              <w:t>704.25</w:t>
             </w:r>
           </w:p>
         </w:tc>
@@ -28143,7 +28143,7 @@
             </w:pPr>
             <w:r/>
             <w:r>
-              <w:t>674.00</w:t>
+              <w:t>677.75</w:t>
             </w:r>
           </w:p>
         </w:tc>
@@ -28174,7 +28174,7 @@
               <w:rPr>
                 <w:b/>
               </w:rPr>
-              <w:t>686.75</w:t>
+              <w:t>690.50</w:t>
             </w:r>
           </w:p>
         </w:tc>
@@ -28322,7 +28322,7 @@
             </w:pPr>
             <w:r/>
             <w:r>
-              <w:t>686.75</w:t>
+              <w:t>690.50</w:t>
             </w:r>
           </w:p>
         </w:tc>
@@ -28350,7 +28350,7 @@
             </w:pPr>
             <w:r/>
             <w:r>
-              <w:t>693.75</w:t>
+              <w:t>697.50</w:t>
             </w:r>
           </w:p>
         </w:tc>
@@ -28378,7 +28378,7 @@
             </w:pPr>
             <w:r/>
             <w:r>
-              <w:t>677.25</w:t>
+              <w:t>681.00</w:t>
             </w:r>
           </w:p>
         </w:tc>
@@ -28409,7 +28409,7 @@
               <w:rPr>
                 <w:b/>
               </w:rPr>
-              <w:t>687.25</w:t>
+              <w:t>691.00</w:t>
             </w:r>
           </w:p>
         </w:tc>
@@ -28557,7 +28557,7 @@
             </w:pPr>
             <w:r/>
             <w:r>
-              <w:t>687.25</w:t>
+              <w:t>691.00</w:t>
             </w:r>
           </w:p>
         </w:tc>
@@ -28585,7 +28585,7 @@
             </w:pPr>
             <w:r/>
             <w:r>
-              <w:t>697.75</w:t>
+              <w:t>701.50</w:t>
             </w:r>
           </w:p>
         </w:tc>
@@ -28613,7 +28613,7 @@
             </w:pPr>
             <w:r/>
             <w:r>
-              <w:t>680.00</w:t>
+              <w:t>683.75</w:t>
             </w:r>
           </w:p>
         </w:tc>
@@ -28644,7 +28644,7 @@
               <w:rPr>
                 <w:b/>
               </w:rPr>
-              <w:t>687.00</w:t>
+              <w:t>690.75</w:t>
             </w:r>
           </w:p>
         </w:tc>
@@ -28792,7 +28792,7 @@
             </w:pPr>
             <w:r/>
             <w:r>
-              <w:t>687.00</w:t>
+              <w:t>690.75</w:t>
             </w:r>
           </w:p>
         </w:tc>
@@ -28820,7 +28820,7 @@
             </w:pPr>
             <w:r/>
             <w:r>
-              <w:t>696.75</w:t>
+              <w:t>700.50</w:t>
             </w:r>
           </w:p>
         </w:tc>
@@ -28848,7 +28848,7 @@
             </w:pPr>
             <w:r/>
             <w:r>
-              <w:t>677.25</w:t>
+              <w:t>681.00</w:t>
             </w:r>
           </w:p>
         </w:tc>
@@ -28879,7 +28879,7 @@
               <w:rPr>
                 <w:b/>
               </w:rPr>
-              <w:t>687.50</w:t>
+              <w:t>691.25</w:t>
             </w:r>
           </w:p>
         </w:tc>
@@ -29027,7 +29027,7 @@
             </w:pPr>
             <w:r/>
             <w:r>
-              <w:t>687.50</w:t>
+              <w:t>691.25</w:t>
             </w:r>
           </w:p>
         </w:tc>
@@ -29055,7 +29055,7 @@
             </w:pPr>
             <w:r/>
             <w:r>
-              <w:t>698.25</w:t>
+              <w:t>702.00</w:t>
             </w:r>
           </w:p>
         </w:tc>
@@ -29083,7 +29083,7 @@
             </w:pPr>
             <w:r/>
             <w:r>
-              <w:t>680.25</w:t>
+              <w:t>684.00</w:t>
             </w:r>
           </w:p>
         </w:tc>
@@ -29114,7 +29114,7 @@
               <w:rPr>
                 <w:b/>
               </w:rPr>
-              <w:t>688.25</w:t>
+              <w:t>692.00</w:t>
             </w:r>
           </w:p>
         </w:tc>
@@ -29262,7 +29262,7 @@
             </w:pPr>
             <w:r/>
             <w:r>
-              <w:t>688.25</w:t>
+              <w:t>692.00</w:t>
             </w:r>
           </w:p>
         </w:tc>
@@ -29290,7 +29290,7 @@
             </w:pPr>
             <w:r/>
             <w:r>
-              <w:t>694.75</w:t>
+              <w:t>698.50</w:t>
             </w:r>
           </w:p>
         </w:tc>
@@ -29318,7 +29318,7 @@
             </w:pPr>
             <w:r/>
             <w:r>
-              <w:t>679.75</w:t>
+              <w:t>683.50</w:t>
             </w:r>
           </w:p>
         </w:tc>
@@ -29349,7 +29349,7 @@
               <w:rPr>
                 <w:b/>
               </w:rPr>
-              <w:t>688.75</w:t>
+              <w:t>692.50</w:t>
             </w:r>
           </w:p>
         </w:tc>
@@ -29497,7 +29497,7 @@
             </w:pPr>
             <w:r/>
             <w:r>
-              <w:t>688.75</w:t>
+              <w:t>692.50</w:t>
             </w:r>
           </w:p>
         </w:tc>
@@ -29525,7 +29525,7 @@
             </w:pPr>
             <w:r/>
             <w:r>
-              <w:t>699.75</w:t>
+              <w:t>703.50</w:t>
             </w:r>
           </w:p>
         </w:tc>
@@ -29553,7 +29553,7 @@
             </w:pPr>
             <w:r/>
             <w:r>
-              <w:t>677.00</w:t>
+              <w:t>680.75</w:t>
             </w:r>
           </w:p>
         </w:tc>
@@ -29584,7 +29584,7 @@
               <w:rPr>
                 <w:b/>
               </w:rPr>
-              <w:t>692.25</w:t>
+              <w:t>696.00</w:t>
             </w:r>
           </w:p>
         </w:tc>
@@ -29732,7 +29732,7 @@
             </w:pPr>
             <w:r/>
             <w:r>
-              <w:t>692.25</w:t>
+              <w:t>696.00</w:t>
             </w:r>
           </w:p>
         </w:tc>
@@ -29760,7 +29760,7 @@
             </w:pPr>
             <w:r/>
             <w:r>
-              <w:t>697.75</w:t>
+              <w:t>701.50</w:t>
             </w:r>
           </w:p>
         </w:tc>
@@ -29788,7 +29788,7 @@
             </w:pPr>
             <w:r/>
             <w:r>
-              <w:t>684.50</w:t>
+              <w:t>688.25</w:t>
             </w:r>
           </w:p>
         </w:tc>
@@ -29819,7 +29819,7 @@
               <w:rPr>
                 <w:b/>
               </w:rPr>
-              <w:t>693.00</w:t>
+              <w:t>696.75</w:t>
             </w:r>
           </w:p>
         </w:tc>
@@ -29967,7 +29967,7 @@
             </w:pPr>
             <w:r/>
             <w:r>
-              <w:t>693.00</w:t>
+              <w:t>696.75</w:t>
             </w:r>
           </w:p>
         </w:tc>
@@ -29995,7 +29995,7 @@
             </w:pPr>
             <w:r/>
             <w:r>
-              <w:t>702.25</w:t>
+              <w:t>706.00</w:t>
             </w:r>
           </w:p>
         </w:tc>
@@ -30023,7 +30023,7 @@
             </w:pPr>
             <w:r/>
             <w:r>
-              <w:t>686.50</w:t>
+              <w:t>690.25</w:t>
             </w:r>
           </w:p>
         </w:tc>
@@ -30054,7 +30054,7 @@
               <w:rPr>
                 <w:b/>
               </w:rPr>
-              <w:t>692.25</w:t>
+              <w:t>696.00</w:t>
             </w:r>
           </w:p>
         </w:tc>
@@ -30202,7 +30202,7 @@
             </w:pPr>
             <w:r/>
             <w:r>
-              <w:t>692.25</w:t>
+              <w:t>696.00</w:t>
             </w:r>
           </w:p>
         </w:tc>
@@ -30230,7 +30230,7 @@
             </w:pPr>
             <w:r/>
             <w:r>
-              <w:t>699.75</w:t>
+              <w:t>703.50</w:t>
             </w:r>
           </w:p>
         </w:tc>
@@ -30258,7 +30258,7 @@
             </w:pPr>
             <w:r/>
             <w:r>
-              <w:t>686.25</w:t>
+              <w:t>690.00</w:t>
             </w:r>
           </w:p>
         </w:tc>
@@ -30289,7 +30289,7 @@
               <w:rPr>
                 <w:b/>
               </w:rPr>
-              <w:t>691.25</w:t>
+              <w:t>695.00</w:t>
             </w:r>
           </w:p>
         </w:tc>
@@ -30437,7 +30437,7 @@
             </w:pPr>
             <w:r/>
             <w:r>
-              <w:t>691.25</w:t>
+              <w:t>695.00</w:t>
             </w:r>
           </w:p>
         </w:tc>
@@ -30465,7 +30465,7 @@
             </w:pPr>
             <w:r/>
             <w:r>
-              <w:t>698.25</w:t>
+              <w:t>702.00</w:t>
             </w:r>
           </w:p>
         </w:tc>
@@ -30493,7 +30493,7 @@
             </w:pPr>
             <w:r/>
             <w:r>
-              <w:t>677.75</w:t>
+              <w:t>681.50</w:t>
             </w:r>
           </w:p>
         </w:tc>
@@ -30524,7 +30524,7 @@
               <w:rPr>
                 <w:b/>
               </w:rPr>
-              <w:t>692.00</w:t>
+              <w:t>695.75</w:t>
             </w:r>
           </w:p>
         </w:tc>
@@ -30672,7 +30672,7 @@
             </w:pPr>
             <w:r/>
             <w:r>
-              <w:t>692.00</w:t>
+              <w:t>695.75</w:t>
             </w:r>
           </w:p>
         </w:tc>
@@ -30700,7 +30700,7 @@
             </w:pPr>
             <w:r/>
             <w:r>
-              <w:t>701.25</w:t>
+              <w:t>705.00</w:t>
             </w:r>
           </w:p>
         </w:tc>
@@ -30728,7 +30728,7 @@
             </w:pPr>
             <w:r/>
             <w:r>
-              <w:t>684.75</w:t>
+              <w:t>688.50</w:t>
             </w:r>
           </w:p>
         </w:tc>
@@ -30759,7 +30759,7 @@
               <w:rPr>
                 <w:b/>
               </w:rPr>
-              <w:t>691.75</w:t>
+              <w:t>695.50</w:t>
             </w:r>
           </w:p>
         </w:tc>
@@ -30907,7 +30907,7 @@
             </w:pPr>
             <w:r/>
             <w:r>
-              <w:t>691.75</w:t>
+              <w:t>695.50</w:t>
             </w:r>
           </w:p>
         </w:tc>
@@ -30935,7 +30935,7 @@
             </w:pPr>
             <w:r/>
             <w:r>
-              <w:t>700.25</w:t>
+              <w:t>704.00</w:t>
             </w:r>
           </w:p>
         </w:tc>
@@ -30963,7 +30963,7 @@
             </w:pPr>
             <w:r/>
             <w:r>
-              <w:t>677.75</w:t>
+              <w:t>681.50</w:t>
             </w:r>
           </w:p>
         </w:tc>
@@ -30994,7 +30994,7 @@
               <w:rPr>
                 <w:b/>
               </w:rPr>
-              <w:t>693.50</w:t>
+              <w:t>697.25</w:t>
             </w:r>
           </w:p>
         </w:tc>
@@ -31142,7 +31142,7 @@
             </w:pPr>
             <w:r/>
             <w:r>
-              <w:t>693.50</w:t>
+              <w:t>697.25</w:t>
             </w:r>
           </w:p>
         </w:tc>
@@ -31170,7 +31170,7 @@
             </w:pPr>
             <w:r/>
             <w:r>
-              <w:t>699.75</w:t>
+              <w:t>703.50</w:t>
             </w:r>
           </w:p>
         </w:tc>
@@ -31198,7 +31198,7 @@
             </w:pPr>
             <w:r/>
             <w:r>
-              <w:t>687.00</w:t>
+              <w:t>690.75</w:t>
             </w:r>
           </w:p>
         </w:tc>
@@ -31229,7 +31229,7 @@
               <w:rPr>
                 <w:b/>
               </w:rPr>
-              <w:t>692.75</w:t>
+              <w:t>696.50</w:t>
             </w:r>
           </w:p>
         </w:tc>
